--- a/Fase 2/Evidencias del Proyecto/SICMA_BDD_v1.0.docx
+++ b/Fase 2/Evidencias del Proyecto/SICMA_BDD_v1.0.docx
@@ -386,10 +386,302 @@
         <w:t>2026-10-17</w:t>
       </w:r>
     </w:p>
+    <w:p>
+      <w:pPr>
+        <w:spacing w:before="360" w:after="160"/>
+      </w:pPr>
+      <w:r>
+        <w:rPr>
+          <w:b/>
+          <w:color w:val="002840"/>
+          <w:sz w:val="32"/>
+        </w:rPr>
+        <w:t>Tabla de contenido</w:t>
+      </w:r>
+    </w:p>
+    <w:p>
+      <w:pPr>
+        <w:pStyle w:val="toc1"/>
+      </w:pPr>
+      <w:r>
+        <w:fldChar w:fldCharType="begin"/>
+      </w:r>
+      <w:r>
+        <w:instrText xml:space="preserve"> TOC \o "2-3" \h \z \u </w:instrText>
+      </w:r>
+      <w:r>
+        <w:fldChar w:fldCharType="separate"/>
+      </w:r>
+      <w:r>
+        <w:t>Control de cambios</w:t>
+      </w:r>
+      <w:r>
+        <w:tab/>
+      </w:r>
+      <w:r>
+        <w:t>3</w:t>
+      </w:r>
+    </w:p>
+    <w:p>
+      <w:pPr>
+        <w:pStyle w:val="toc1"/>
+      </w:pPr>
+      <w:r>
+        <w:t>Resumen y propósito</w:t>
+      </w:r>
+      <w:r>
+        <w:tab/>
+      </w:r>
+      <w:r>
+        <w:t>3</w:t>
+      </w:r>
+    </w:p>
+    <w:p>
+      <w:pPr>
+        <w:pStyle w:val="toc1"/>
+      </w:pPr>
+      <w:r>
+        <w:t>Convenciones</w:t>
+      </w:r>
+      <w:r>
+        <w:tab/>
+      </w:r>
+      <w:r>
+        <w:t>4</w:t>
+      </w:r>
+    </w:p>
+    <w:p>
+      <w:pPr>
+        <w:pStyle w:val="toc1"/>
+      </w:pPr>
+      <w:r>
+        <w:t>Diagrama entidad-relación</w:t>
+      </w:r>
+      <w:r>
+        <w:tab/>
+      </w:r>
+      <w:r>
+        <w:t>5</w:t>
+      </w:r>
+    </w:p>
+    <w:p>
+      <w:pPr>
+        <w:pStyle w:val="toc1"/>
+      </w:pPr>
+      <w:r>
+        <w:t>Diccionario de tablas</w:t>
+      </w:r>
+      <w:r>
+        <w:tab/>
+      </w:r>
+      <w:r>
+        <w:t>5</w:t>
+      </w:r>
+    </w:p>
+    <w:p>
+      <w:pPr>
+        <w:pStyle w:val="toc2"/>
+      </w:pPr>
+      <w:r>
+        <w:t>Área 2. Activos y ubicaciones</w:t>
+      </w:r>
+      <w:r>
+        <w:tab/>
+      </w:r>
+      <w:r>
+        <w:t>5</w:t>
+      </w:r>
+    </w:p>
+    <w:p>
+      <w:pPr>
+        <w:pStyle w:val="toc2"/>
+      </w:pPr>
+      <w:r>
+        <w:t>Área 3. Ambiente y alertas</w:t>
+      </w:r>
+      <w:r>
+        <w:tab/>
+      </w:r>
+      <w:r>
+        <w:t>6</w:t>
+      </w:r>
+    </w:p>
+    <w:p>
+      <w:pPr>
+        <w:pStyle w:val="toc2"/>
+      </w:pPr>
+      <w:r>
+        <w:t>Área 4. Infraestructura y acceso físico</w:t>
+      </w:r>
+      <w:r>
+        <w:tab/>
+      </w:r>
+      <w:r>
+        <w:t>7</w:t>
+      </w:r>
+    </w:p>
+    <w:p>
+      <w:pPr>
+        <w:pStyle w:val="toc2"/>
+      </w:pPr>
+      <w:r>
+        <w:t>Área 5. Intervenciones</w:t>
+      </w:r>
+      <w:r>
+        <w:tab/>
+      </w:r>
+      <w:r>
+        <w:t>7</w:t>
+      </w:r>
+    </w:p>
+    <w:p>
+      <w:pPr>
+        <w:pStyle w:val="toc2"/>
+      </w:pPr>
+      <w:r>
+        <w:t>Área 1. Framework Django</w:t>
+      </w:r>
+      <w:r>
+        <w:tab/>
+      </w:r>
+      <w:r>
+        <w:t>8</w:t>
+      </w:r>
+    </w:p>
+    <w:p>
+      <w:pPr>
+        <w:pStyle w:val="toc1"/>
+      </w:pPr>
+      <w:r>
+        <w:t>Relaciones</w:t>
+      </w:r>
+      <w:r>
+        <w:tab/>
+      </w:r>
+      <w:r>
+        <w:t>8</w:t>
+      </w:r>
+    </w:p>
+    <w:p>
+      <w:pPr>
+        <w:pStyle w:val="toc1"/>
+      </w:pPr>
+      <w:r>
+        <w:t>Restricciones e índices</w:t>
+      </w:r>
+      <w:r>
+        <w:tab/>
+      </w:r>
+      <w:r>
+        <w:t>9</w:t>
+      </w:r>
+    </w:p>
+    <w:p>
+      <w:pPr>
+        <w:pStyle w:val="toc1"/>
+      </w:pPr>
+      <w:r>
+        <w:t>Trazabilidad</w:t>
+      </w:r>
+      <w:r>
+        <w:tab/>
+      </w:r>
+      <w:r>
+        <w:t>10</w:t>
+      </w:r>
+    </w:p>
+    <w:p>
+      <w:pPr>
+        <w:pStyle w:val="toc2"/>
+      </w:pPr>
+      <w:r>
+        <w:t>De clase a tabla</w:t>
+      </w:r>
+      <w:r>
+        <w:tab/>
+      </w:r>
+      <w:r>
+        <w:t>10</w:t>
+      </w:r>
+    </w:p>
+    <w:p>
+      <w:pPr>
+        <w:pStyle w:val="toc2"/>
+      </w:pPr>
+      <w:r>
+        <w:t>De regla de integridad a base de datos</w:t>
+      </w:r>
+      <w:r>
+        <w:tab/>
+      </w:r>
+      <w:r>
+        <w:t>11</w:t>
+      </w:r>
+    </w:p>
+    <w:p>
+      <w:pPr>
+        <w:pStyle w:val="toc2"/>
+      </w:pPr>
+      <w:r>
+        <w:t>De caso de uso a tablas</w:t>
+      </w:r>
+      <w:r>
+        <w:tab/>
+      </w:r>
+      <w:r>
+        <w:t>12</w:t>
+      </w:r>
+    </w:p>
+    <w:p>
+      <w:pPr>
+        <w:pStyle w:val="toc1"/>
+      </w:pPr>
+      <w:r>
+        <w:t>Supuestos y pendientes</w:t>
+      </w:r>
+      <w:r>
+        <w:tab/>
+      </w:r>
+      <w:r>
+        <w:t>13</w:t>
+      </w:r>
+    </w:p>
+    <w:p>
+      <w:pPr>
+        <w:pStyle w:val="toc1"/>
+      </w:pPr>
+      <w:r>
+        <w:t>Glosario y referencias</w:t>
+      </w:r>
+      <w:r>
+        <w:tab/>
+      </w:r>
+      <w:r>
+        <w:t>15</w:t>
+      </w:r>
+    </w:p>
+    <w:p>
+      <w:pPr>
+        <w:pStyle w:val="toc2"/>
+      </w:pPr>
+      <w:r>
+        <w:t>Referencias</w:t>
+      </w:r>
+      <w:r>
+        <w:tab/>
+      </w:r>
+      <w:r>
+        <w:t>15</w:t>
+      </w:r>
+      <w:r>
+        <w:fldChar w:fldCharType="end"/>
+      </w:r>
+    </w:p>
     <w:bookmarkStart w:id="20" w:name="control-de-cambios"/>
     <w:p>
       <w:pPr>
         <w:pStyle w:val="Heading2"/>
+        <w:pageBreakBefore/>
       </w:pPr>
       <w:r>
         <w:t xml:space="preserve">Control de cambios</w:t>
@@ -991,7 +1283,7 @@
               <w:rPr>
                 <w:sz w:val="18"/>
               </w:rPr>
-              <w:t>Pasa de borrador a vigente. Se agrega la portada y se actualizan las referencias a las versiones vigentes de los demás documentos.</w:t>
+              <w:t>Pasa de borrador a vigente. Se agrega la portada y se actualizan las referencias a las versiones vigentes de los demás documentos. Se agrega la tabla de contenido, la numeración de páginas y se completa la lista de referencias.</w:t>
             </w:r>
           </w:p>
         </w:tc>
@@ -13000,140 +13292,170 @@
     </w:tbl>
     <w:p>
       <w:pPr>
-        <w:pStyle w:val="BodyText"/>
+        <w:pStyle w:val="Heading3"/>
       </w:pPr>
       <w:r>
-        <w:rPr>
-          <w:bCs/>
-          <w:b/>
-        </w:rPr>
-        <w:t xml:space="preserve">Referencias</w:t>
+        <w:t>Referencias</w:t>
       </w:r>
     </w:p>
     <w:p>
       <w:pPr>
-        <w:numPr>
-          <w:ilvl w:val="0"/>
-          <w:numId w:val="1001"/>
-        </w:numPr>
-        <w:pStyle w:val="Compact"/>
+        <w:pStyle w:val="BodyText"/>
       </w:pPr>
       <w:r>
-        <w:t xml:space="preserve">Oracle. MySQL 8.4 Reference Manual (InnoDB, restricciones, tipos de datos).</w:t>
+        <w:rPr>
+          <w:b/>
+        </w:rPr>
+        <w:t>Documentos del proyecto</w:t>
       </w:r>
     </w:p>
     <w:p>
       <w:pPr>
-        <w:numPr>
-          <w:ilvl w:val="0"/>
-          <w:numId w:val="1001"/>
-        </w:numPr>
         <w:pStyle w:val="Compact"/>
+        <w:spacing w:after="60"/>
+        <w:ind w:left="510" w:hanging="510"/>
       </w:pPr>
       <w:r>
-        <w:t xml:space="preserve">Django Software Foundation. Django, autenticación y migraciones.</w:t>
+        <w:rPr>
+          <w:b w:val="0"/>
+        </w:rPr>
+        <w:t>[1] Equipo SICMA. Formato Universal de documentos SICMA. 2026.</w:t>
       </w:r>
     </w:p>
     <w:p>
       <w:pPr>
-        <w:numPr>
-          <w:ilvl w:val="0"/>
-          <w:numId w:val="1001"/>
-        </w:numPr>
         <w:pStyle w:val="Compact"/>
+        <w:spacing w:after="60"/>
+        <w:ind w:left="510" w:hanging="510"/>
       </w:pPr>
       <w:r>
-        <w:t xml:space="preserve">Django REST Framework Simple JWT, token blacklist.</w:t>
+        <w:rPr>
+          <w:b w:val="0"/>
+        </w:rPr>
+        <w:t>[2] SICMA-REQ v1.0. Requerimientos. Equipo SICMA, 2026-10-17.</w:t>
       </w:r>
     </w:p>
     <w:p>
       <w:pPr>
-        <w:numPr>
-          <w:ilvl w:val="0"/>
-          <w:numId w:val="1001"/>
-        </w:numPr>
         <w:pStyle w:val="Compact"/>
+        <w:spacing w:after="60"/>
+        <w:ind w:left="510" w:hanging="510"/>
       </w:pPr>
       <w:r>
-        <w:t xml:space="preserve">Volcado de la base</w:t>
-      </w:r>
-      <w:r>
-        <w:t xml:space="preserve"> </w:t>
-      </w:r>
-      <w:r>
         <w:rPr>
-          <w:rStyle w:val="VerbatimChar"/>
+          <w:b w:val="0"/>
         </w:rPr>
-        <w:t xml:space="preserve">sicma</w:t>
-      </w:r>
-      <w:r>
-        <w:t xml:space="preserve">, 2026-10-10 (Dump20261010.sql).</w:t>
+        <w:t>[3] SICMA-CUS v1.0. Casos de Uso. Equipo SICMA, 2026-10-17.</w:t>
       </w:r>
     </w:p>
     <w:p>
       <w:pPr>
-        <w:numPr>
-          <w:ilvl w:val="0"/>
-          <w:numId w:val="1001"/>
-        </w:numPr>
         <w:pStyle w:val="Compact"/>
+        <w:spacing w:after="60"/>
+        <w:ind w:left="510" w:hanging="510"/>
       </w:pPr>
       <w:r>
-        <w:t>SICMA Requerimientos (SICMA-REQ v1.0).</w:t>
+        <w:rPr>
+          <w:b w:val="0"/>
+        </w:rPr>
+        <w:t>[4] SICMA-CLA v1.0. Diagrama de Clases. Equipo SICMA, 2026-10-17.</w:t>
       </w:r>
     </w:p>
     <w:p>
       <w:pPr>
-        <w:numPr>
-          <w:ilvl w:val="0"/>
-          <w:numId w:val="1001"/>
-        </w:numPr>
         <w:pStyle w:val="Compact"/>
+        <w:spacing w:after="60"/>
+        <w:ind w:left="510" w:hanging="510"/>
       </w:pPr>
       <w:r>
-        <w:t>SICMA Casos de Uso (SICMA-CUS v1.0).</w:t>
+        <w:rPr>
+          <w:b w:val="0"/>
+        </w:rPr>
+        <w:t>[5] SICMA-ACT v1.0. Diagramas de Actividad. Equipo SICMA, 2026-10-17.</w:t>
       </w:r>
     </w:p>
     <w:p>
       <w:pPr>
-        <w:numPr>
-          <w:ilvl w:val="0"/>
-          <w:numId w:val="1001"/>
-        </w:numPr>
         <w:pStyle w:val="Compact"/>
+        <w:spacing w:after="60"/>
+        <w:ind w:left="510" w:hanging="510"/>
       </w:pPr>
       <w:r>
-        <w:t>SICMA Diagrama de Clases (SICMA-CLA v1.0).</w:t>
+        <w:rPr>
+          <w:b w:val="0"/>
+        </w:rPr>
+        <w:t>[6] Equipo SICMA. Volcado de la base de datos sicma, 2026-10-10 (Dump20261010.sql).</w:t>
       </w:r>
     </w:p>
     <w:p>
       <w:pPr>
-        <w:numPr>
-          <w:ilvl w:val="0"/>
-          <w:numId w:val="1001"/>
-        </w:numPr>
         <w:pStyle w:val="Compact"/>
+        <w:spacing w:after="60"/>
+        <w:ind w:left="510" w:hanging="510"/>
       </w:pPr>
       <w:r>
-        <w:t>SICMA Diagramas de Actividad (SICMA-ACT v1.0).</w:t>
+        <w:rPr>
+          <w:b w:val="0"/>
+        </w:rPr>
+        <w:t>[7] Equipo SICMA. Repositorio del proyecto, https://github.com/AlvaroGonbri/Capstone (carpetas Software y Fase 2).</w:t>
       </w:r>
     </w:p>
     <w:p>
       <w:pPr>
-        <w:numPr>
-          <w:ilvl w:val="0"/>
-          <w:numId w:val="1001"/>
-        </w:numPr>
+        <w:pStyle w:val="BodyText"/>
+      </w:pPr>
+      <w:r>
+        <w:rPr>
+          <w:b/>
+        </w:rPr>
+        <w:t>Normas y fuentes externas</w:t>
+      </w:r>
+    </w:p>
+    <w:p>
+      <w:pPr>
         <w:pStyle w:val="Compact"/>
+        <w:spacing w:after="60"/>
+        <w:ind w:left="510" w:hanging="510"/>
       </w:pPr>
       <w:r>
-        <w:t xml:space="preserve">SICMA Formato Universal.</w:t>
+        <w:rPr>
+          <w:b w:val="0"/>
+        </w:rPr>
+        <w:t>[8] Oracle. MySQL 8.4 Reference Manual (InnoDB, restricciones y tipos de datos). https://dev.mysql.com/doc/refman/8.4/en/</w:t>
+      </w:r>
+    </w:p>
+    <w:p>
+      <w:pPr>
+        <w:pStyle w:val="Compact"/>
+        <w:spacing w:after="60"/>
+        <w:ind w:left="510" w:hanging="510"/>
+      </w:pPr>
+      <w:r>
+        <w:rPr>
+          <w:b w:val="0"/>
+        </w:rPr>
+        <w:t>[9] Django Software Foundation. Django documentation (autenticación, ORM y migraciones). https://docs.djangoproject.com/</w:t>
+      </w:r>
+    </w:p>
+    <w:p>
+      <w:pPr>
+        <w:pStyle w:val="Compact"/>
+        <w:spacing w:after="60"/>
+        <w:ind w:left="510" w:hanging="510"/>
+      </w:pPr>
+      <w:r>
+        <w:rPr>
+          <w:b w:val="0"/>
+        </w:rPr>
+        <w:t>[10] Django REST framework y djangorestframework-simplejwt. Documentación (serializadores, vistas y token blacklist). https://www.django-rest-framework.org/</w:t>
       </w:r>
     </w:p>
     <w:bookmarkEnd w:id="40"/>
     <w:sectPr>
+      <w:footerReference w:type="default" r:id="rId10"/>
       <w:pgSz w:w="12240" w:h="15840"/>
       <w:pgMar w:left="1247" w:right="1247" w:top="1247" w:bottom="1247"/>
+      <w:titlePg/>
     </w:sectPr>
   </w:body>
 </w:document>
@@ -13141,6 +13463,101 @@
 
 <file path=word/comments.xml><?xml version="1.0" encoding="utf-8"?>
 <w:comments xmlns:w="http://schemas.openxmlformats.org/wordprocessingml/2006/main" xmlns:m="http://schemas.openxmlformats.org/officeDocument/2006/math" xmlns:r="http://schemas.openxmlformats.org/officeDocument/2006/relationships" xmlns:o="urn:schemas-microsoft-com:office:office" xmlns:v="urn:schemas-microsoft-com:vml" xmlns:w10="urn:schemas-microsoft-com:office:word" xmlns:a="http://schemas.openxmlformats.org/drawingml/2006/main" xmlns:pic="http://schemas.openxmlformats.org/drawingml/2006/picture" xmlns:wp="http://schemas.openxmlformats.org/drawingml/2006/wordprocessingDrawing"/>
+</file>
+
+<file path=word/footer1.xml><?xml version="1.0" encoding="utf-8"?>
+<w:ftr xmlns:m="http://schemas.openxmlformats.org/officeDocument/2006/math" xmlns:mc="http://schemas.openxmlformats.org/markup-compatibility/2006" xmlns:mo="http://schemas.microsoft.com/office/mac/office/2008/main" xmlns:mv="urn:schemas-microsoft-com:mac:vml" xmlns:o="urn:schemas-microsoft-com:office:office" xmlns:r="http://schemas.openxmlformats.org/officeDocument/2006/relationships" xmlns:v="urn:schemas-microsoft-com:vml" xmlns:w10="urn:schemas-microsoft-com:office:word" xmlns:w14="http://schemas.microsoft.com/office/word/2010/wordml" xmlns:w="http://schemas.openxmlformats.org/wordprocessingml/2006/main" xmlns:wne="http://schemas.microsoft.com/office/word/2006/wordml" xmlns:wp14="http://schemas.microsoft.com/office/word/2010/wordprocessingDrawing" xmlns:wp="http://schemas.openxmlformats.org/drawingml/2006/wordprocessingDrawing" xmlns:wpc="http://schemas.microsoft.com/office/word/2010/wordprocessingCanvas" xmlns:wpg="http://schemas.microsoft.com/office/word/2010/wordprocessingGroup" xmlns:wpi="http://schemas.microsoft.com/office/word/2010/wordprocessingInk" xmlns:wps="http://schemas.microsoft.com/office/word/2010/wordprocessingShape" mc:Ignorable="w14 wp14">
+  <w:p>
+    <w:pPr>
+      <w:pStyle w:val="Footer"/>
+      <w:jc w:val="right"/>
+    </w:pPr>
+    <w:r>
+      <w:rPr>
+        <w:color w:val="595959"/>
+        <w:sz w:val="17"/>
+      </w:rPr>
+      <w:t xml:space="preserve">SICMA-BDD · Versión 1.0 · Página </w:t>
+    </w:r>
+    <w:r>
+      <w:rPr>
+        <w:color w:val="595959"/>
+        <w:sz w:val="17"/>
+      </w:rPr>
+      <w:fldChar w:fldCharType="begin"/>
+    </w:r>
+    <w:r>
+      <w:rPr>
+        <w:color w:val="595959"/>
+        <w:sz w:val="17"/>
+      </w:rPr>
+      <w:instrText xml:space="preserve"> PAGE </w:instrText>
+    </w:r>
+    <w:r>
+      <w:rPr>
+        <w:color w:val="595959"/>
+        <w:sz w:val="17"/>
+      </w:rPr>
+      <w:fldChar w:fldCharType="separate"/>
+    </w:r>
+    <w:r>
+      <w:rPr>
+        <w:color w:val="595959"/>
+        <w:sz w:val="17"/>
+      </w:rPr>
+      <w:t>1</w:t>
+    </w:r>
+    <w:r>
+      <w:rPr>
+        <w:color w:val="595959"/>
+        <w:sz w:val="17"/>
+      </w:rPr>
+      <w:fldChar w:fldCharType="end"/>
+    </w:r>
+    <w:r>
+      <w:rPr>
+        <w:color w:val="595959"/>
+        <w:sz w:val="17"/>
+      </w:rPr>
+      <w:t xml:space="preserve"> de </w:t>
+    </w:r>
+    <w:r>
+      <w:rPr>
+        <w:color w:val="595959"/>
+        <w:sz w:val="17"/>
+      </w:rPr>
+      <w:fldChar w:fldCharType="begin"/>
+    </w:r>
+    <w:r>
+      <w:rPr>
+        <w:color w:val="595959"/>
+        <w:sz w:val="17"/>
+      </w:rPr>
+      <w:instrText xml:space="preserve"> NUMPAGES </w:instrText>
+    </w:r>
+    <w:r>
+      <w:rPr>
+        <w:color w:val="595959"/>
+        <w:sz w:val="17"/>
+      </w:rPr>
+      <w:fldChar w:fldCharType="separate"/>
+    </w:r>
+    <w:r>
+      <w:rPr>
+        <w:color w:val="595959"/>
+        <w:sz w:val="17"/>
+      </w:rPr>
+      <w:t>1</w:t>
+    </w:r>
+    <w:r>
+      <w:rPr>
+        <w:color w:val="595959"/>
+        <w:sz w:val="17"/>
+      </w:rPr>
+      <w:fldChar w:fldCharType="end"/>
+    </w:r>
+  </w:p>
+</w:ftr>
 </file>
 
 <file path=word/footnotes.xml><?xml version="1.0" encoding="utf-8"?>
@@ -14098,6 +14515,66 @@
     <w:basedOn w:val="VerbatimChar"/>
     <w:rPr/>
   </w:style>
+  <w:style w:type="paragraph" w:customStyle="1" w:styleId="toc1">
+    <w:name w:val="toc 1"/>
+    <w:basedOn w:val="Normal"/>
+    <w:pPr>
+      <w:tabs>
+        <w:tab w:pos="9746" w:val="right" w:leader="dot"/>
+      </w:tabs>
+      <w:spacing w:after="60" w:before="80"/>
+      <w:ind w:left="0"/>
+    </w:pPr>
+    <w:rPr>
+      <w:b/>
+      <w:sz w:val="20"/>
+    </w:rPr>
+  </w:style>
+  <w:style w:type="paragraph" w:customStyle="1" w:styleId="toc2">
+    <w:name w:val="toc 2"/>
+    <w:basedOn w:val="Normal"/>
+    <w:pPr>
+      <w:tabs>
+        <w:tab w:pos="9746" w:val="right" w:leader="dot"/>
+      </w:tabs>
+      <w:spacing w:after="40" w:before="0"/>
+      <w:ind w:left="283"/>
+    </w:pPr>
+    <w:rPr>
+      <w:b w:val="0"/>
+      <w:sz w:val="20"/>
+    </w:rPr>
+  </w:style>
+  <w:style w:type="paragraph" w:customStyle="1" w:styleId="toc3">
+    <w:name w:val="toc 3"/>
+    <w:basedOn w:val="Normal"/>
+    <w:pPr>
+      <w:tabs>
+        <w:tab w:pos="9746" w:val="right" w:leader="dot"/>
+      </w:tabs>
+      <w:spacing w:after="40" w:before="0"/>
+      <w:ind w:left="567"/>
+    </w:pPr>
+    <w:rPr>
+      <w:b w:val="0"/>
+      <w:sz w:val="20"/>
+    </w:rPr>
+  </w:style>
+  <w:style w:type="paragraph" w:customStyle="1" w:styleId="toc4">
+    <w:name w:val="toc 4"/>
+    <w:basedOn w:val="Normal"/>
+    <w:pPr>
+      <w:tabs>
+        <w:tab w:pos="9746" w:val="right" w:leader="dot"/>
+      </w:tabs>
+      <w:spacing w:after="40" w:before="0"/>
+      <w:ind w:left="850"/>
+    </w:pPr>
+    <w:rPr>
+      <w:b w:val="0"/>
+      <w:sz w:val="20"/>
+    </w:rPr>
+  </w:style>
 </w:styles>
 </file>
 

--- a/Fase 2/Evidencias del Proyecto/SICMA_BDD_v1.0.docx
+++ b/Fase 2/Evidencias del Proyecto/SICMA_BDD_v1.0.docx
@@ -102,22 +102,6 @@
         </w:rPr>
         <w:t>SICMA-BDD</w:t>
       </w:r>
-      <w:r>
-        <w:rPr>
-          <w:color w:val="5A6672"/>
-          <w:sz w:val="26"/>
-        </w:rPr>
-        <w:t xml:space="preserve">  ·  </w:t>
-      </w:r>
-      <w:r>
-        <w:rPr>
-          <w:b/>
-          <w:color w:val="FFFFFF"/>
-          <w:sz w:val="21"/>
-          <w:shd w:val="clear" w:color="auto" w:fill="002840"/>
-        </w:rPr>
-        <w:t xml:space="preserve"> VIGENTE </w:t>
-      </w:r>
     </w:p>
     <w:p>
       <w:pPr>
@@ -1283,7 +1267,7 @@
               <w:rPr>
                 <w:sz w:val="18"/>
               </w:rPr>
-              <w:t>Pasa de borrador a vigente. Se agrega la portada y se actualizan las referencias a las versiones vigentes de los demás documentos. Se agrega la tabla de contenido, la numeración de páginas y se completa la lista de referencias.</w:t>
+              <w:t>Pasa de borrador a vigente. Se agrega la portada y se actualizan las referencias a las versiones vigentes de los demás documentos. Se agrega la tabla de contenido, la numeración de páginas y se completa la lista de referencias. Se quita la etiqueta Vigente de la portada.</w:t>
             </w:r>
           </w:p>
         </w:tc>

--- a/Fase 2/Evidencias del Proyecto/SICMA_BDD_v1.0.docx
+++ b/Fase 2/Evidencias del Proyecto/SICMA_BDD_v1.0.docx
@@ -118,13 +118,13 @@
         <w:tblInd w:w="108" w:type="dxa"/>
       </w:tblPr>
       <w:tblGrid>
-        <w:gridCol w:w="4873"/>
-        <w:gridCol w:w="4873"/>
+        <w:gridCol w:w="4365"/>
+        <w:gridCol w:w="4365"/>
       </w:tblGrid>
       <w:tr>
         <w:tc>
           <w:tcPr>
-            <w:tcW w:type="dxa" w:w="4762"/>
+            <w:tcW w:type="dxa" w:w="4265"/>
             <w:tcMar>
               <w:top w:w="160" w:type="dxa"/>
               <w:left w:w="0" w:type="dxa"/>
@@ -204,7 +204,7 @@
         </w:tc>
         <w:tc>
           <w:tcPr>
-            <w:tcW w:type="dxa" w:w="4762"/>
+            <w:tcW w:type="dxa" w:w="4265"/>
             <w:tcMar>
               <w:top w:w="160" w:type="dxa"/>
               <w:left w:w="0" w:type="dxa"/>
@@ -459,7 +459,7 @@
         <w:tab/>
       </w:r>
       <w:r>
-        <w:t>5</w:t>
+        <w:t>6</w:t>
       </w:r>
     </w:p>
     <w:p>
@@ -473,7 +473,7 @@
         <w:tab/>
       </w:r>
       <w:r>
-        <w:t>5</w:t>
+        <w:t>6</w:t>
       </w:r>
     </w:p>
     <w:p>
@@ -515,7 +515,7 @@
         <w:tab/>
       </w:r>
       <w:r>
-        <w:t>7</w:t>
+        <w:t>8</w:t>
       </w:r>
     </w:p>
     <w:p>
@@ -529,7 +529,7 @@
         <w:tab/>
       </w:r>
       <w:r>
-        <w:t>8</w:t>
+        <w:t>9</w:t>
       </w:r>
     </w:p>
     <w:p>
@@ -543,7 +543,7 @@
         <w:tab/>
       </w:r>
       <w:r>
-        <w:t>8</w:t>
+        <w:t>10</w:t>
       </w:r>
     </w:p>
     <w:p>
@@ -557,7 +557,7 @@
         <w:tab/>
       </w:r>
       <w:r>
-        <w:t>9</w:t>
+        <w:t>11</w:t>
       </w:r>
     </w:p>
     <w:p>
@@ -571,7 +571,7 @@
         <w:tab/>
       </w:r>
       <w:r>
-        <w:t>10</w:t>
+        <w:t>12</w:t>
       </w:r>
     </w:p>
     <w:p>
@@ -585,7 +585,7 @@
         <w:tab/>
       </w:r>
       <w:r>
-        <w:t>10</w:t>
+        <w:t>12</w:t>
       </w:r>
     </w:p>
     <w:p>
@@ -599,7 +599,7 @@
         <w:tab/>
       </w:r>
       <w:r>
-        <w:t>11</w:t>
+        <w:t>13</w:t>
       </w:r>
     </w:p>
     <w:p>
@@ -613,7 +613,7 @@
         <w:tab/>
       </w:r>
       <w:r>
-        <w:t>12</w:t>
+        <w:t>14</w:t>
       </w:r>
     </w:p>
     <w:p>
@@ -627,7 +627,7 @@
         <w:tab/>
       </w:r>
       <w:r>
-        <w:t>13</w:t>
+        <w:t>15</w:t>
       </w:r>
     </w:p>
     <w:p>
@@ -641,7 +641,7 @@
         <w:tab/>
       </w:r>
       <w:r>
-        <w:t>15</w:t>
+        <w:t>18</w:t>
       </w:r>
     </w:p>
     <w:p>
@@ -655,7 +655,7 @@
         <w:tab/>
       </w:r>
       <w:r>
-        <w:t>15</w:t>
+        <w:t>18</w:t>
       </w:r>
       <w:r>
         <w:fldChar w:fldCharType="end"/>
@@ -674,8 +674,14 @@
     <w:p>
       <w:pPr>
         <w:pStyle w:val="FirstParagraph"/>
+        <w:spacing w:line="360" w:lineRule="auto" w:before="160" w:after="0"/>
+        <w:ind w:firstLine="709"/>
+        <w:jc w:val="both"/>
       </w:pPr>
       <w:r>
+        <w:rPr>
+          <w:sz w:val="22"/>
+        </w:rPr>
         <w:t>Versión vigente 1.0 del documento SICMA-BDD. Reemplaza al borrador anterior; el detalle de cada versión está en la tabla de versiones.</w:t>
       </w:r>
     </w:p>
@@ -942,10 +948,10 @@
         </w:tblBorders>
       </w:tblPr>
       <w:tblGrid>
-        <w:gridCol w:w="1980"/>
-        <w:gridCol w:w="1980"/>
-        <w:gridCol w:w="1980"/>
-        <w:gridCol w:w="1980"/>
+        <w:gridCol w:w="972"/>
+        <w:gridCol w:w="1237"/>
+        <w:gridCol w:w="1502"/>
+        <w:gridCol w:w="5126"/>
       </w:tblGrid>
       <w:tr>
         <w:trPr>
@@ -953,6 +959,7 @@
         </w:trPr>
         <w:tc>
           <w:tcPr>
+            <w:tcW w:w="972" w:type="dxa"/>
             <w:shd w:val="clear" w:color="auto" w:fill="D9E2F3"/>
           </w:tcPr>
           <w:p>
@@ -971,6 +978,7 @@
         </w:tc>
         <w:tc>
           <w:tcPr>
+            <w:tcW w:w="1237" w:type="dxa"/>
             <w:shd w:val="clear" w:color="auto" w:fill="D9E2F3"/>
           </w:tcPr>
           <w:p>
@@ -989,6 +997,7 @@
         </w:tc>
         <w:tc>
           <w:tcPr>
+            <w:tcW w:w="1502" w:type="dxa"/>
             <w:shd w:val="clear" w:color="auto" w:fill="D9E2F3"/>
           </w:tcPr>
           <w:p>
@@ -1007,6 +1016,7 @@
         </w:tc>
         <w:tc>
           <w:tcPr>
+            <w:tcW w:w="5126" w:type="dxa"/>
             <w:shd w:val="clear" w:color="auto" w:fill="D9E2F3"/>
           </w:tcPr>
           <w:p>
@@ -1026,7 +1036,9 @@
       </w:tr>
       <w:tr>
         <w:tc>
-          <w:tcPr/>
+          <w:tcPr>
+            <w:tcW w:w="972" w:type="dxa"/>
+          </w:tcPr>
           <w:p>
             <w:pPr>
               <w:pStyle w:val="Compact"/>
@@ -1041,7 +1053,9 @@
           </w:p>
         </w:tc>
         <w:tc>
-          <w:tcPr/>
+          <w:tcPr>
+            <w:tcW w:w="1237" w:type="dxa"/>
+          </w:tcPr>
           <w:p>
             <w:pPr>
               <w:pStyle w:val="Compact"/>
@@ -1056,7 +1070,9 @@
           </w:p>
         </w:tc>
         <w:tc>
-          <w:tcPr/>
+          <w:tcPr>
+            <w:tcW w:w="1502" w:type="dxa"/>
+          </w:tcPr>
           <w:p>
             <w:pPr>
               <w:pStyle w:val="Compact"/>
@@ -1071,7 +1087,9 @@
           </w:p>
         </w:tc>
         <w:tc>
-          <w:tcPr/>
+          <w:tcPr>
+            <w:tcW w:w="5126" w:type="dxa"/>
+          </w:tcPr>
           <w:p>
             <w:pPr>
               <w:pStyle w:val="Compact"/>
@@ -1088,7 +1106,9 @@
       </w:tr>
       <w:tr>
         <w:tc>
-          <w:tcPr/>
+          <w:tcPr>
+            <w:tcW w:w="972" w:type="dxa"/>
+          </w:tcPr>
           <w:p>
             <w:pPr>
               <w:pStyle w:val="Compact"/>
@@ -1103,7 +1123,9 @@
           </w:p>
         </w:tc>
         <w:tc>
-          <w:tcPr/>
+          <w:tcPr>
+            <w:tcW w:w="1237" w:type="dxa"/>
+          </w:tcPr>
           <w:p>
             <w:pPr>
               <w:pStyle w:val="Compact"/>
@@ -1118,7 +1140,9 @@
           </w:p>
         </w:tc>
         <w:tc>
-          <w:tcPr/>
+          <w:tcPr>
+            <w:tcW w:w="1502" w:type="dxa"/>
+          </w:tcPr>
           <w:p>
             <w:pPr>
               <w:pStyle w:val="Compact"/>
@@ -1133,7 +1157,9 @@
           </w:p>
         </w:tc>
         <w:tc>
-          <w:tcPr/>
+          <w:tcPr>
+            <w:tcW w:w="5126" w:type="dxa"/>
+          </w:tcPr>
           <w:p>
             <w:pPr>
               <w:pStyle w:val="Compact"/>
@@ -1150,7 +1176,9 @@
       </w:tr>
       <w:tr>
         <w:tc>
-          <w:tcPr/>
+          <w:tcPr>
+            <w:tcW w:w="972" w:type="dxa"/>
+          </w:tcPr>
           <w:p>
             <w:pPr>
               <w:pStyle w:val="Compact"/>
@@ -1165,7 +1193,9 @@
           </w:p>
         </w:tc>
         <w:tc>
-          <w:tcPr/>
+          <w:tcPr>
+            <w:tcW w:w="1237" w:type="dxa"/>
+          </w:tcPr>
           <w:p>
             <w:pPr>
               <w:pStyle w:val="Compact"/>
@@ -1180,7 +1210,9 @@
           </w:p>
         </w:tc>
         <w:tc>
-          <w:tcPr/>
+          <w:tcPr>
+            <w:tcW w:w="1502" w:type="dxa"/>
+          </w:tcPr>
           <w:p>
             <w:pPr>
               <w:pStyle w:val="Compact"/>
@@ -1195,7 +1227,9 @@
           </w:p>
         </w:tc>
         <w:tc>
-          <w:tcPr/>
+          <w:tcPr>
+            <w:tcW w:w="5126" w:type="dxa"/>
+          </w:tcPr>
           <w:p>
             <w:pPr>
               <w:pStyle w:val="Compact"/>
@@ -1212,7 +1246,9 @@
       </w:tr>
       <w:tr>
         <w:tc>
-          <w:tcPr/>
+          <w:tcPr>
+            <w:tcW w:w="972" w:type="dxa"/>
+          </w:tcPr>
           <w:p>
             <w:pPr>
               <w:pStyle w:val="Compact"/>
@@ -1227,7 +1263,9 @@
           </w:p>
         </w:tc>
         <w:tc>
-          <w:tcPr/>
+          <w:tcPr>
+            <w:tcW w:w="1237" w:type="dxa"/>
+          </w:tcPr>
           <w:p>
             <w:pPr>
               <w:pStyle w:val="Compact"/>
@@ -1242,7 +1280,9 @@
           </w:p>
         </w:tc>
         <w:tc>
-          <w:tcPr/>
+          <w:tcPr>
+            <w:tcW w:w="1502" w:type="dxa"/>
+          </w:tcPr>
           <w:p>
             <w:pPr>
               <w:pStyle w:val="Compact"/>
@@ -1257,17 +1297,19 @@
           </w:p>
         </w:tc>
         <w:tc>
-          <w:tcPr/>
-          <w:p>
-            <w:pPr>
-              <w:pStyle w:val="Compact"/>
-              <w:jc w:val="left"/>
-            </w:pPr>
-            <w:r>
-              <w:rPr>
-                <w:sz w:val="18"/>
-              </w:rPr>
-              <w:t>Pasa de borrador a vigente. Se agrega la portada y se actualizan las referencias a las versiones vigentes de los demás documentos. Se agrega la tabla de contenido, la numeración de páginas y se completa la lista de referencias. Se quita la etiqueta Vigente de la portada.</w:t>
+          <w:tcPr>
+            <w:tcW w:w="5126" w:type="dxa"/>
+          </w:tcPr>
+          <w:p>
+            <w:pPr>
+              <w:pStyle w:val="Compact"/>
+              <w:jc w:val="left"/>
+            </w:pPr>
+            <w:r>
+              <w:rPr>
+                <w:sz w:val="18"/>
+              </w:rPr>
+              <w:t>Pasa de borrador a vigente. Se agrega la portada y se actualizan las referencias a las versiones vigentes de los demás documentos. Se agrega la tabla de contenido, la numeración de páginas y se completa la lista de referencias. Se quita la etiqueta Vigente de la portada. Se aplica el formato de entrega (márgenes de 3 cm, interlineado 1,5, sangría y texto justificado).</w:t>
             </w:r>
           </w:p>
         </w:tc>
@@ -1286,31 +1328,53 @@
     <w:p>
       <w:pPr>
         <w:pStyle w:val="FirstParagraph"/>
+        <w:spacing w:line="360" w:lineRule="auto" w:before="160" w:after="0"/>
+        <w:ind w:firstLine="709"/>
+        <w:jc w:val="both"/>
       </w:pPr>
       <w:r>
+        <w:rPr>
+          <w:sz w:val="22"/>
+        </w:rPr>
         <w:t xml:space="preserve">La base de datos</w:t>
       </w:r>
       <w:r>
+        <w:rPr>
+          <w:sz w:val="22"/>
+        </w:rPr>
         <w:t xml:space="preserve"> </w:t>
       </w:r>
       <w:r>
         <w:rPr>
           <w:rStyle w:val="VerbatimChar"/>
+          <w:sz w:val="22"/>
         </w:rPr>
         <w:t xml:space="preserve">sicma</w:t>
       </w:r>
       <w:r>
+        <w:rPr>
+          <w:sz w:val="22"/>
+        </w:rPr>
         <w:t xml:space="preserve"> </w:t>
       </w:r>
       <w:r>
+        <w:rPr>
+          <w:sz w:val="22"/>
+        </w:rPr>
         <w:t xml:space="preserve">tiene 38 tablas: 25 son de dominio de SICMA y 13 son del framework Django (cuentas, roles, sesiones y migraciones).</w:t>
       </w:r>
     </w:p>
     <w:p>
       <w:pPr>
         <w:pStyle w:val="BodyText"/>
+        <w:spacing w:line="360" w:lineRule="auto" w:before="160" w:after="0"/>
+        <w:ind w:firstLine="709"/>
+        <w:jc w:val="both"/>
       </w:pPr>
       <w:r>
+        <w:rPr>
+          <w:sz w:val="22"/>
+        </w:rPr>
         <w:t xml:space="preserve">Este documento describe la base tal como está en MySQL: tablas, columnas, claves, índices y reglas. Es la traducción del diagrama de clases (SICMA-CLA) y sirve de base para el backend en Django y los casos de prueba. La base ya cubre ambiente, activos, accesos físicos e intervenciones, pero tiene diferencias con SICMA-CLA y SICMA-CUS. Están en Trazabilidad y en Supuestos y pendientes; la más importante son los estados de una intervención.</w:t>
       </w:r>
     </w:p>
@@ -1632,16 +1696,28 @@
     <w:p>
       <w:pPr>
         <w:pStyle w:val="BodyText"/>
+        <w:spacing w:line="360" w:lineRule="auto" w:before="160" w:after="0"/>
+        <w:ind w:firstLine="709"/>
+        <w:jc w:val="both"/>
       </w:pPr>
       <w:r>
+        <w:rPr>
+          <w:sz w:val="22"/>
+        </w:rPr>
         <w:t xml:space="preserve">Los dashboards de Power BI y la app móvil (CU-24 y CU-25) no tienen tablas propias: leen estas mismas tablas en solo lectura.</w:t>
       </w:r>
     </w:p>
     <w:p>
       <w:pPr>
         <w:pStyle w:val="BodyText"/>
+        <w:spacing w:line="360" w:lineRule="auto" w:before="160" w:after="0"/>
+        <w:ind w:firstLine="709"/>
+        <w:jc w:val="both"/>
       </w:pPr>
       <w:r>
+        <w:rPr>
+          <w:sz w:val="22"/>
+        </w:rPr>
         <w:t xml:space="preserve">El volcado tiene datos de prueba: 6 usuarios, 6 grupos, 1 sensor, 1 ubicación y más de 1.100 mediciones reales entre el 2026-09-24 y el 2026-10-09. Las demás tablas de dominio están vacías.</w:t>
       </w:r>
     </w:p>
@@ -1658,8 +1734,14 @@
     <w:p>
       <w:pPr>
         <w:pStyle w:val="FirstParagraph"/>
+        <w:spacing w:line="360" w:lineRule="auto" w:before="160" w:after="0"/>
+        <w:ind w:firstLine="709"/>
+        <w:jc w:val="both"/>
       </w:pPr>
       <w:r>
+        <w:rPr>
+          <w:sz w:val="22"/>
+        </w:rPr>
         <w:t xml:space="preserve">La base corre en MySQL 8.4 con InnoDB (clúster de 3 nodos detrás de MySQL Router), juego de caracteres utf8mb4 y fechas en UTC (RNF-INT-02). Todas las tablas de dominio siguen las mismas reglas.</w:t>
       </w:r>
     </w:p>
@@ -2366,23 +2448,39 @@
     <w:p>
       <w:pPr>
         <w:pStyle w:val="FirstParagraph"/>
+        <w:spacing w:line="360" w:lineRule="auto" w:before="160" w:after="0"/>
+        <w:ind w:firstLine="709"/>
+        <w:jc w:val="both"/>
       </w:pPr>
       <w:r>
+        <w:rPr>
+          <w:sz w:val="22"/>
+        </w:rPr>
         <w:t xml:space="preserve">El diagrama muestra las 38 tablas de la base</w:t>
       </w:r>
       <w:r>
+        <w:rPr>
+          <w:sz w:val="22"/>
+        </w:rPr>
         <w:t xml:space="preserve"> </w:t>
       </w:r>
       <w:r>
         <w:rPr>
           <w:rStyle w:val="VerbatimChar"/>
+          <w:sz w:val="22"/>
         </w:rPr>
         <w:t xml:space="preserve">sicma</w:t>
       </w:r>
       <w:r>
+        <w:rPr>
+          <w:sz w:val="22"/>
+        </w:rPr>
         <w:t xml:space="preserve"> </w:t>
       </w:r>
       <w:r>
+        <w:rPr>
+          <w:sz w:val="22"/>
+        </w:rPr>
         <w:t xml:space="preserve">tal como las genera MySQL Workbench a partir del volcado. Cada rectángulo es una tabla con sus columnas y cada línea es una clave foránea; la lista completa está en Relaciones.</w:t>
       </w:r>
     </w:p>
@@ -2444,116 +2542,190 @@
     <w:p>
       <w:pPr>
         <w:pStyle w:val="BodyText"/>
+        <w:spacing w:line="360" w:lineRule="auto" w:before="160" w:after="0"/>
+        <w:ind w:firstLine="709"/>
+        <w:jc w:val="both"/>
       </w:pPr>
       <w:r>
+        <w:rPr>
+          <w:sz w:val="22"/>
+        </w:rPr>
         <w:t xml:space="preserve">Las tablas de</w:t>
       </w:r>
       <w:r>
+        <w:rPr>
+          <w:sz w:val="22"/>
+        </w:rPr>
         <w:t xml:space="preserve"> </w:t>
       </w:r>
       <w:r>
         <w:rPr>
           <w:rStyle w:val="VerbatimChar"/>
+          <w:sz w:val="22"/>
         </w:rPr>
         <w:t xml:space="preserve">auth_</w:t>
       </w:r>
       <w:r>
+        <w:rPr>
+          <w:sz w:val="22"/>
+        </w:rPr>
         <w:t xml:space="preserve"> </w:t>
       </w:r>
       <w:r>
+        <w:rPr>
+          <w:sz w:val="22"/>
+        </w:rPr>
         <w:t xml:space="preserve">y</w:t>
       </w:r>
       <w:r>
+        <w:rPr>
+          <w:sz w:val="22"/>
+        </w:rPr>
         <w:t xml:space="preserve"> </w:t>
       </w:r>
       <w:r>
         <w:rPr>
           <w:rStyle w:val="VerbatimChar"/>
+          <w:sz w:val="22"/>
         </w:rPr>
         <w:t xml:space="preserve">django_</w:t>
       </w:r>
       <w:r>
+        <w:rPr>
+          <w:sz w:val="22"/>
+        </w:rPr>
         <w:t xml:space="preserve"> </w:t>
       </w:r>
       <w:r>
+        <w:rPr>
+          <w:sz w:val="22"/>
+        </w:rPr>
         <w:t xml:space="preserve">forman el núcleo del framework. Las de dominio cuelgan de</w:t>
       </w:r>
       <w:r>
+        <w:rPr>
+          <w:sz w:val="22"/>
+        </w:rPr>
         <w:t xml:space="preserve"> </w:t>
       </w:r>
       <w:r>
         <w:rPr>
           <w:rStyle w:val="VerbatimChar"/>
+          <w:sz w:val="22"/>
         </w:rPr>
         <w:t xml:space="preserve">ubicacion</w:t>
       </w:r>
       <w:r>
+        <w:rPr>
+          <w:sz w:val="22"/>
+        </w:rPr>
         <w:t xml:space="preserve">,</w:t>
       </w:r>
       <w:r>
+        <w:rPr>
+          <w:sz w:val="22"/>
+        </w:rPr>
         <w:t xml:space="preserve"> </w:t>
       </w:r>
       <w:r>
         <w:rPr>
           <w:rStyle w:val="VerbatimChar"/>
+          <w:sz w:val="22"/>
         </w:rPr>
         <w:t xml:space="preserve">activo</w:t>
       </w:r>
       <w:r>
+        <w:rPr>
+          <w:sz w:val="22"/>
+        </w:rPr>
         <w:t xml:space="preserve">,</w:t>
       </w:r>
       <w:r>
+        <w:rPr>
+          <w:sz w:val="22"/>
+        </w:rPr>
         <w:t xml:space="preserve"> </w:t>
       </w:r>
       <w:r>
         <w:rPr>
           <w:rStyle w:val="VerbatimChar"/>
+          <w:sz w:val="22"/>
         </w:rPr>
         <w:t xml:space="preserve">intervencion</w:t>
       </w:r>
       <w:r>
+        <w:rPr>
+          <w:sz w:val="22"/>
+        </w:rPr>
         <w:t xml:space="preserve">,</w:t>
       </w:r>
       <w:r>
+        <w:rPr>
+          <w:sz w:val="22"/>
+        </w:rPr>
         <w:t xml:space="preserve"> </w:t>
       </w:r>
       <w:r>
         <w:rPr>
           <w:rStyle w:val="VerbatimChar"/>
+          <w:sz w:val="22"/>
         </w:rPr>
         <w:t xml:space="preserve">alerta</w:t>
       </w:r>
       <w:r>
+        <w:rPr>
+          <w:sz w:val="22"/>
+        </w:rPr>
         <w:t xml:space="preserve"> </w:t>
       </w:r>
       <w:r>
+        <w:rPr>
+          <w:sz w:val="22"/>
+        </w:rPr>
         <w:t xml:space="preserve">y</w:t>
       </w:r>
       <w:r>
+        <w:rPr>
+          <w:sz w:val="22"/>
+        </w:rPr>
         <w:t xml:space="preserve"> </w:t>
       </w:r>
       <w:r>
         <w:rPr>
           <w:rStyle w:val="VerbatimChar"/>
+          <w:sz w:val="22"/>
         </w:rPr>
         <w:t xml:space="preserve">punto_acceso</w:t>
       </w:r>
       <w:r>
+        <w:rPr>
+          <w:sz w:val="22"/>
+        </w:rPr>
         <w:t xml:space="preserve">, que son las más referenciadas, y de</w:t>
       </w:r>
       <w:r>
+        <w:rPr>
+          <w:sz w:val="22"/>
+        </w:rPr>
         <w:t xml:space="preserve"> </w:t>
       </w:r>
       <w:r>
         <w:rPr>
           <w:rStyle w:val="VerbatimChar"/>
+          <w:sz w:val="22"/>
         </w:rPr>
         <w:t xml:space="preserve">auth_user</w:t>
       </w:r>
       <w:r>
+        <w:rPr>
+          <w:sz w:val="22"/>
+        </w:rPr>
         <w:t xml:space="preserve"> </w:t>
       </w:r>
       <w:r>
+        <w:rPr>
+          <w:sz w:val="22"/>
+        </w:rPr>
         <w:t xml:space="preserve">para saber quién hizo cada cambio.</w:t>
       </w:r>
     </w:p>
@@ -2570,53 +2742,89 @@
     <w:p>
       <w:pPr>
         <w:pStyle w:val="FirstParagraph"/>
+        <w:spacing w:line="360" w:lineRule="auto" w:before="160" w:after="0"/>
+        <w:ind w:firstLine="709"/>
+        <w:jc w:val="both"/>
       </w:pPr>
       <w:r>
+        <w:rPr>
+          <w:sz w:val="22"/>
+        </w:rPr>
         <w:t xml:space="preserve">Cada tabla tiene un propósito y sus columnas con tipo. La clave primaria</w:t>
       </w:r>
       <w:r>
+        <w:rPr>
+          <w:sz w:val="22"/>
+        </w:rPr>
         <w:t xml:space="preserve"> </w:t>
       </w:r>
       <w:r>
         <w:rPr>
           <w:rStyle w:val="VerbatimChar"/>
+          <w:sz w:val="22"/>
         </w:rPr>
         <w:t xml:space="preserve">id</w:t>
       </w:r>
       <w:r>
+        <w:rPr>
+          <w:sz w:val="22"/>
+        </w:rPr>
         <w:t xml:space="preserve"> </w:t>
       </w:r>
       <w:r>
+        <w:rPr>
+          <w:sz w:val="22"/>
+        </w:rPr>
         <w:t xml:space="preserve">no se repite. Los tipos son los de MySQL;</w:t>
       </w:r>
       <w:r>
+        <w:rPr>
+          <w:sz w:val="22"/>
+        </w:rPr>
         <w:t xml:space="preserve"> </w:t>
       </w:r>
       <w:r>
         <w:rPr>
           <w:rStyle w:val="VerbatimChar"/>
+          <w:sz w:val="22"/>
         </w:rPr>
         <w:t xml:space="preserve">→ tabla</w:t>
       </w:r>
       <w:r>
+        <w:rPr>
+          <w:sz w:val="22"/>
+        </w:rPr>
         <w:t xml:space="preserve"> </w:t>
       </w:r>
       <w:r>
+        <w:rPr>
+          <w:sz w:val="22"/>
+        </w:rPr>
         <w:t xml:space="preserve">es una clave foránea y</w:t>
       </w:r>
       <w:r>
+        <w:rPr>
+          <w:sz w:val="22"/>
+        </w:rPr>
         <w:t xml:space="preserve"> </w:t>
       </w:r>
       <w:r>
         <w:rPr>
           <w:rStyle w:val="VerbatimChar"/>
+          <w:sz w:val="22"/>
         </w:rPr>
         <w:t xml:space="preserve">?</w:t>
       </w:r>
       <w:r>
+        <w:rPr>
+          <w:sz w:val="22"/>
+        </w:rPr>
         <w:t xml:space="preserve"> </w:t>
       </w:r>
       <w:r>
+        <w:rPr>
+          <w:sz w:val="22"/>
+        </w:rPr>
         <w:t xml:space="preserve">una columna opcional. Las 13 tablas del framework van al final.</w:t>
       </w:r>
     </w:p>
@@ -4167,8 +4375,14 @@
     <w:p>
       <w:pPr>
         <w:pStyle w:val="FirstParagraph"/>
+        <w:spacing w:line="360" w:lineRule="auto" w:before="160" w:after="0"/>
+        <w:ind w:firstLine="709"/>
+        <w:jc w:val="both"/>
       </w:pPr>
       <w:r>
+        <w:rPr>
+          <w:sz w:val="22"/>
+        </w:rPr>
         <w:t xml:space="preserve">Estas 13 tablas las crea Django. SICMA las usa tal cual para cuentas, roles y sesiones.</w:t>
       </w:r>
     </w:p>
@@ -4471,8 +4685,14 @@
     <w:p>
       <w:pPr>
         <w:pStyle w:val="FirstParagraph"/>
+        <w:spacing w:line="360" w:lineRule="auto" w:before="160" w:after="0"/>
+        <w:ind w:firstLine="709"/>
+        <w:jc w:val="both"/>
       </w:pPr>
       <w:r>
+        <w:rPr>
+          <w:sz w:val="22"/>
+        </w:rPr>
         <w:t xml:space="preserve">Las tablas de dominio tienen 35 claves foráneas. 24 son RESTRICT (no se puede borrar el registro padre si tiene hijos), 10 son SET NULL y 1 es CASCADE. Todas se leen de la tabla hija (muchos) a la tabla padre (uno).</w:t>
       </w:r>
     </w:p>
@@ -7292,122 +7512,197 @@
     <w:p>
       <w:pPr>
         <w:pStyle w:val="BodyText"/>
+        <w:spacing w:line="360" w:lineRule="auto" w:before="160" w:after="0"/>
+        <w:ind w:firstLine="709"/>
+        <w:jc w:val="both"/>
       </w:pPr>
       <w:r>
+        <w:rPr>
+          <w:sz w:val="22"/>
+        </w:rPr>
         <w:t xml:space="preserve">Las columnas</w:t>
       </w:r>
       <w:r>
+        <w:rPr>
+          <w:sz w:val="22"/>
+        </w:rPr>
         <w:t xml:space="preserve"> </w:t>
       </w:r>
       <w:r>
         <w:rPr>
           <w:rStyle w:val="VerbatimChar"/>
+          <w:sz w:val="22"/>
         </w:rPr>
         <w:t xml:space="preserve">usuario_id</w:t>
       </w:r>
       <w:r>
+        <w:rPr>
+          <w:sz w:val="22"/>
+        </w:rPr>
         <w:t xml:space="preserve">,</w:t>
       </w:r>
       <w:r>
+        <w:rPr>
+          <w:sz w:val="22"/>
+        </w:rPr>
         <w:t xml:space="preserve"> </w:t>
       </w:r>
       <w:r>
         <w:rPr>
           <w:rStyle w:val="VerbatimChar"/>
+          <w:sz w:val="22"/>
         </w:rPr>
         <w:t xml:space="preserve">decisor_id</w:t>
       </w:r>
       <w:r>
+        <w:rPr>
+          <w:sz w:val="22"/>
+        </w:rPr>
         <w:t xml:space="preserve">,</w:t>
       </w:r>
       <w:r>
+        <w:rPr>
+          <w:sz w:val="22"/>
+        </w:rPr>
         <w:t xml:space="preserve"> </w:t>
       </w:r>
       <w:r>
         <w:rPr>
           <w:rStyle w:val="VerbatimChar"/>
+          <w:sz w:val="22"/>
         </w:rPr>
         <w:t xml:space="preserve">autor_id</w:t>
       </w:r>
       <w:r>
+        <w:rPr>
+          <w:sz w:val="22"/>
+        </w:rPr>
         <w:t xml:space="preserve"> </w:t>
       </w:r>
       <w:r>
+        <w:rPr>
+          <w:sz w:val="22"/>
+        </w:rPr>
         <w:t xml:space="preserve">y</w:t>
       </w:r>
       <w:r>
+        <w:rPr>
+          <w:sz w:val="22"/>
+        </w:rPr>
         <w:t xml:space="preserve"> </w:t>
       </w:r>
       <w:r>
         <w:rPr>
           <w:rStyle w:val="VerbatimChar"/>
+          <w:sz w:val="22"/>
         </w:rPr>
         <w:t xml:space="preserve">responsable_id</w:t>
       </w:r>
       <w:r>
+        <w:rPr>
+          <w:sz w:val="22"/>
+        </w:rPr>
         <w:t xml:space="preserve"> </w:t>
       </w:r>
       <w:r>
+        <w:rPr>
+          <w:sz w:val="22"/>
+        </w:rPr>
         <w:t xml:space="preserve">apuntan a</w:t>
       </w:r>
       <w:r>
+        <w:rPr>
+          <w:sz w:val="22"/>
+        </w:rPr>
         <w:t xml:space="preserve"> </w:t>
       </w:r>
       <w:r>
         <w:rPr>
           <w:rStyle w:val="VerbatimChar"/>
+          <w:sz w:val="22"/>
         </w:rPr>
         <w:t xml:space="preserve">auth_user</w:t>
       </w:r>
       <w:r>
+        <w:rPr>
+          <w:sz w:val="22"/>
+        </w:rPr>
         <w:t xml:space="preserve">. Una alerta tiene como máximo uno de los tres orígenes (</w:t>
       </w:r>
       <w:r>
         <w:rPr>
           <w:rStyle w:val="VerbatimChar"/>
+          <w:sz w:val="22"/>
         </w:rPr>
         <w:t xml:space="preserve">sensor_id</w:t>
       </w:r>
       <w:r>
+        <w:rPr>
+          <w:sz w:val="22"/>
+        </w:rPr>
         <w:t xml:space="preserve">,</w:t>
       </w:r>
       <w:r>
+        <w:rPr>
+          <w:sz w:val="22"/>
+        </w:rPr>
         <w:t xml:space="preserve"> </w:t>
       </w:r>
       <w:r>
         <w:rPr>
           <w:rStyle w:val="VerbatimChar"/>
+          <w:sz w:val="22"/>
         </w:rPr>
         <w:t xml:space="preserve">host_problema_zabbix_id</w:t>
       </w:r>
       <w:r>
+        <w:rPr>
+          <w:sz w:val="22"/>
+        </w:rPr>
         <w:t xml:space="preserve"> </w:t>
       </w:r>
       <w:r>
+        <w:rPr>
+          <w:sz w:val="22"/>
+        </w:rPr>
         <w:t xml:space="preserve">o</w:t>
       </w:r>
       <w:r>
+        <w:rPr>
+          <w:sz w:val="22"/>
+        </w:rPr>
         <w:t xml:space="preserve"> </w:t>
       </w:r>
       <w:r>
         <w:rPr>
           <w:rStyle w:val="VerbatimChar"/>
+          <w:sz w:val="22"/>
         </w:rPr>
         <w:t xml:space="preserve">punto_acceso_id</w:t>
       </w:r>
       <w:r>
+        <w:rPr>
+          <w:sz w:val="22"/>
+        </w:rPr>
         <w:t xml:space="preserve">) según su campo</w:t>
       </w:r>
       <w:r>
+        <w:rPr>
+          <w:sz w:val="22"/>
+        </w:rPr>
         <w:t xml:space="preserve"> </w:t>
       </w:r>
       <w:r>
         <w:rPr>
           <w:rStyle w:val="VerbatimChar"/>
+          <w:sz w:val="22"/>
         </w:rPr>
         <w:t xml:space="preserve">origen</w:t>
       </w:r>
       <w:r>
+        <w:rPr>
+          <w:sz w:val="22"/>
+        </w:rPr>
         <w:t xml:space="preserve">; la base no lo exige.</w:t>
       </w:r>
     </w:p>
@@ -7424,8 +7719,14 @@
     <w:p>
       <w:pPr>
         <w:pStyle w:val="FirstParagraph"/>
+        <w:spacing w:line="360" w:lineRule="auto" w:before="160" w:after="0"/>
+        <w:ind w:firstLine="709"/>
+        <w:jc w:val="both"/>
       </w:pPr>
       <w:r>
+        <w:rPr>
+          <w:sz w:val="22"/>
+        </w:rPr>
         <w:t xml:space="preserve">Los únicos impiden repetir datos y los índices compuestos aceleran las consultas más frecuentes de las pantallas y los dashboards. Además de los de esta tabla, cada clave foránea tiene su propio índice.</w:t>
       </w:r>
     </w:p>
@@ -8046,8 +8347,14 @@
     <w:p>
       <w:pPr>
         <w:pStyle w:val="BodyText"/>
+        <w:spacing w:line="360" w:lineRule="auto" w:before="160" w:after="0"/>
+        <w:ind w:firstLine="709"/>
+        <w:jc w:val="both"/>
       </w:pPr>
       <w:r>
+        <w:rPr>
+          <w:sz w:val="22"/>
+        </w:rPr>
         <w:t xml:space="preserve">Las tablas de dominio no tienen restricciones CHECK. Las validaciones de rangos (mínimo menor que máximo, fecha de término posterior a la de inicio) y los solapamientos de reservas se resuelven en la aplicación (ver D-32).</w:t>
       </w:r>
     </w:p>
@@ -8064,8 +8371,14 @@
     <w:p>
       <w:pPr>
         <w:pStyle w:val="FirstParagraph"/>
+        <w:spacing w:line="360" w:lineRule="auto" w:before="160" w:after="0"/>
+        <w:ind w:firstLine="709"/>
+        <w:jc w:val="both"/>
       </w:pPr>
       <w:r>
+        <w:rPr>
+          <w:sz w:val="22"/>
+        </w:rPr>
         <w:t xml:space="preserve">De las 26 clases de SICMA-CLA, 19 tienen tabla propia (2 de ellas solo en parte), 4 viven como columna de otra tabla y 3 no tienen tabla. Esta sección cruza las clases, las reglas de integridad y los casos de uso con la base.</w:t>
       </w:r>
     </w:p>
@@ -9383,134 +9696,216 @@
     <w:p>
       <w:pPr>
         <w:pStyle w:val="BodyText"/>
+        <w:spacing w:line="360" w:lineRule="auto" w:before="160" w:after="0"/>
+        <w:ind w:firstLine="709"/>
+        <w:jc w:val="both"/>
       </w:pPr>
       <w:r>
+        <w:rPr>
+          <w:sz w:val="22"/>
+        </w:rPr>
         <w:t xml:space="preserve">Tablas de la base que no vienen de SICMA-CLA:</w:t>
       </w:r>
       <w:r>
+        <w:rPr>
+          <w:sz w:val="22"/>
+        </w:rPr>
         <w:t xml:space="preserve"> </w:t>
       </w:r>
       <w:r>
         <w:rPr>
           <w:rStyle w:val="VerbatimChar"/>
+          <w:sz w:val="22"/>
         </w:rPr>
         <w:t xml:space="preserve">archivo_adjunto</w:t>
       </w:r>
       <w:r>
+        <w:rPr>
+          <w:sz w:val="22"/>
+        </w:rPr>
         <w:t xml:space="preserve">,</w:t>
       </w:r>
       <w:r>
+        <w:rPr>
+          <w:sz w:val="22"/>
+        </w:rPr>
         <w:t xml:space="preserve"> </w:t>
       </w:r>
       <w:r>
         <w:rPr>
           <w:rStyle w:val="VerbatimChar"/>
+          <w:sz w:val="22"/>
         </w:rPr>
         <w:t xml:space="preserve">regla_alerta</w:t>
       </w:r>
       <w:r>
+        <w:rPr>
+          <w:sz w:val="22"/>
+        </w:rPr>
         <w:t xml:space="preserve">,</w:t>
       </w:r>
       <w:r>
+        <w:rPr>
+          <w:sz w:val="22"/>
+        </w:rPr>
         <w:t xml:space="preserve"> </w:t>
       </w:r>
       <w:r>
         <w:rPr>
           <w:rStyle w:val="VerbatimChar"/>
+          <w:sz w:val="22"/>
         </w:rPr>
         <w:t xml:space="preserve">evidencia_alerta</w:t>
       </w:r>
       <w:r>
+        <w:rPr>
+          <w:sz w:val="22"/>
+        </w:rPr>
         <w:t xml:space="preserve">,</w:t>
       </w:r>
       <w:r>
+        <w:rPr>
+          <w:sz w:val="22"/>
+        </w:rPr>
         <w:t xml:space="preserve"> </w:t>
       </w:r>
       <w:r>
         <w:rPr>
           <w:rStyle w:val="VerbatimChar"/>
+          <w:sz w:val="22"/>
         </w:rPr>
         <w:t xml:space="preserve">evento_tecnico_ingesta</w:t>
       </w:r>
       <w:r>
+        <w:rPr>
+          <w:sz w:val="22"/>
+        </w:rPr>
         <w:t xml:space="preserve">,</w:t>
       </w:r>
       <w:r>
+        <w:rPr>
+          <w:sz w:val="22"/>
+        </w:rPr>
         <w:t xml:space="preserve"> </w:t>
       </w:r>
       <w:r>
         <w:rPr>
           <w:rStyle w:val="VerbatimChar"/>
+          <w:sz w:val="22"/>
         </w:rPr>
         <w:t xml:space="preserve">reserva_recurso</w:t>
       </w:r>
       <w:r>
+        <w:rPr>
+          <w:sz w:val="22"/>
+        </w:rPr>
         <w:t xml:space="preserve">,</w:t>
       </w:r>
       <w:r>
+        <w:rPr>
+          <w:sz w:val="22"/>
+        </w:rPr>
         <w:t xml:space="preserve"> </w:t>
       </w:r>
       <w:r>
         <w:rPr>
           <w:rStyle w:val="VerbatimChar"/>
+          <w:sz w:val="22"/>
         </w:rPr>
         <w:t xml:space="preserve">permiso_acceso</w:t>
       </w:r>
       <w:r>
+        <w:rPr>
+          <w:sz w:val="22"/>
+        </w:rPr>
         <w:t xml:space="preserve">,</w:t>
       </w:r>
       <w:r>
+        <w:rPr>
+          <w:sz w:val="22"/>
+        </w:rPr>
         <w:t xml:space="preserve"> </w:t>
       </w:r>
       <w:r>
         <w:rPr>
           <w:rStyle w:val="VerbatimChar"/>
+          <w:sz w:val="22"/>
         </w:rPr>
         <w:t xml:space="preserve">permiso_dia</w:t>
       </w:r>
       <w:r>
+        <w:rPr>
+          <w:sz w:val="22"/>
+        </w:rPr>
         <w:t xml:space="preserve">,</w:t>
       </w:r>
       <w:r>
+        <w:rPr>
+          <w:sz w:val="22"/>
+        </w:rPr>
         <w:t xml:space="preserve"> </w:t>
       </w:r>
       <w:r>
         <w:rPr>
           <w:rStyle w:val="VerbatimChar"/>
+          <w:sz w:val="22"/>
         </w:rPr>
         <w:t xml:space="preserve">entrada_bitacora</w:t>
       </w:r>
       <w:r>
+        <w:rPr>
+          <w:sz w:val="22"/>
+        </w:rPr>
         <w:t xml:space="preserve"> </w:t>
       </w:r>
       <w:r>
+        <w:rPr>
+          <w:sz w:val="22"/>
+        </w:rPr>
         <w:t xml:space="preserve">y</w:t>
       </w:r>
       <w:r>
+        <w:rPr>
+          <w:sz w:val="22"/>
+        </w:rPr>
         <w:t xml:space="preserve"> </w:t>
       </w:r>
       <w:r>
         <w:rPr>
           <w:rStyle w:val="VerbatimChar"/>
+          <w:sz w:val="22"/>
         </w:rPr>
         <w:t xml:space="preserve">bitacora_activo</w:t>
       </w:r>
       <w:r>
+        <w:rPr>
+          <w:sz w:val="22"/>
+        </w:rPr>
         <w:t xml:space="preserve">, más</w:t>
       </w:r>
       <w:r>
+        <w:rPr>
+          <w:sz w:val="22"/>
+        </w:rPr>
         <w:t xml:space="preserve"> </w:t>
       </w:r>
       <w:r>
         <w:rPr>
           <w:rStyle w:val="VerbatimChar"/>
+          <w:sz w:val="22"/>
         </w:rPr>
         <w:t xml:space="preserve">login_usersessionsettings</w:t>
       </w:r>
       <w:r>
+        <w:rPr>
+          <w:sz w:val="22"/>
+        </w:rPr>
         <w:t xml:space="preserve"> </w:t>
       </w:r>
       <w:r>
+        <w:rPr>
+          <w:sz w:val="22"/>
+        </w:rPr>
         <w:t xml:space="preserve">y las dos tablas de tokens del framework. Conviene incorporarlas a una próxima versión de SICMA-CLA.</w:t>
       </w:r>
     </w:p>
@@ -9527,8 +9922,14 @@
     <w:p>
       <w:pPr>
         <w:pStyle w:val="FirstParagraph"/>
+        <w:spacing w:line="360" w:lineRule="auto" w:before="160" w:after="0"/>
+        <w:ind w:firstLine="709"/>
+        <w:jc w:val="both"/>
       </w:pPr>
       <w:r>
+        <w:rPr>
+          <w:sz w:val="22"/>
+        </w:rPr>
         <w:t xml:space="preserve">Las reglas de integridad son las de SICMA-CLA. Cumple significa que la base la exige por sí sola; Aplicación significa que la tabla existe pero la regla la hace cumplir el backend; Por construir significa que esa parte aún no está implementada y la base tiene solo un modelo tentativo. No cubierta significa que la base deja guardar datos que rompen la regla.</w:t>
       </w:r>
     </w:p>
@@ -10533,8 +10934,14 @@
     <w:p>
       <w:pPr>
         <w:pStyle w:val="BodyText"/>
+        <w:spacing w:line="360" w:lineRule="auto" w:before="160" w:after="0"/>
+        <w:ind w:firstLine="709"/>
+        <w:jc w:val="both"/>
       </w:pPr>
       <w:r>
+        <w:rPr>
+          <w:sz w:val="22"/>
+        </w:rPr>
         <w:t xml:space="preserve">La base cumple 7 reglas por sí sola y el backend hace cumplir otras 8 (RI-09 entre ellas). Cuatro reglas están por construir (RI-11, RI-16, RI-17 y RI-18) y ninguna queda sin cubrir. Las reglas del backend se verifican con pruebas (SICMA-CPR), porque la estructura de la tabla no las asegura.</w:t>
       </w:r>
     </w:p>
@@ -11412,8 +11819,14 @@
     <w:p>
       <w:pPr>
         <w:pStyle w:val="BodyText"/>
+        <w:spacing w:line="360" w:lineRule="auto" w:before="160" w:after="0"/>
+        <w:ind w:firstLine="709"/>
+        <w:jc w:val="both"/>
       </w:pPr>
       <w:r>
+        <w:rPr>
+          <w:sz w:val="22"/>
+        </w:rPr>
         <w:t xml:space="preserve">La columna de casos de prueba se completa cuando exista SICMA-CPR.</w:t>
       </w:r>
     </w:p>
@@ -11431,8 +11844,14 @@
     <w:p>
       <w:pPr>
         <w:pStyle w:val="FirstParagraph"/>
+        <w:spacing w:line="360" w:lineRule="auto" w:before="160" w:after="0"/>
+        <w:ind w:firstLine="709"/>
+        <w:jc w:val="both"/>
       </w:pPr>
       <w:r>
+        <w:rPr>
+          <w:sz w:val="22"/>
+        </w:rPr>
         <w:t xml:space="preserve">Los pendientes siguen la numeración de los otros documentos. D-22 a D-33 son nuevos y salen de comparar la base con SICMA-CLA y SICMA-CUS. Mientras no se decida, SICMA-BDD describe la base tal como está.</w:t>
       </w:r>
     </w:p>
@@ -12821,8 +13240,14 @@
     <w:p>
       <w:pPr>
         <w:pStyle w:val="BodyText"/>
+        <w:spacing w:line="360" w:lineRule="auto" w:before="160" w:after="0"/>
+        <w:ind w:firstLine="709"/>
+        <w:jc w:val="both"/>
       </w:pPr>
       <w:r>
+        <w:rPr>
+          <w:sz w:val="22"/>
+        </w:rPr>
         <w:t xml:space="preserve">Las partes de intervenciones y de destinatarios de alerta aún no están construidas y la base tiene solo un modelo tentativo. Por eso D-22, D-23, D-24 y D-28 se resuelven al construirlas. D-25 y D-26 los maneja el backend (RI-01, RI-03 y RI-04).</w:t>
       </w:r>
     </w:p>
@@ -13285,10 +13710,15 @@
     <w:p>
       <w:pPr>
         <w:pStyle w:val="BodyText"/>
+        <w:keepNext/>
+        <w:spacing w:line="360" w:lineRule="auto" w:before="160" w:after="0"/>
+        <w:ind w:firstLine="709"/>
+        <w:jc w:val="both"/>
       </w:pPr>
       <w:r>
         <w:rPr>
           <w:b/>
+          <w:sz w:val="22"/>
         </w:rPr>
         <w:t>Documentos del proyecto</w:t>
       </w:r>
@@ -13387,10 +13817,15 @@
     <w:p>
       <w:pPr>
         <w:pStyle w:val="BodyText"/>
+        <w:keepNext/>
+        <w:spacing w:line="360" w:lineRule="auto" w:before="160" w:after="0"/>
+        <w:ind w:firstLine="709"/>
+        <w:jc w:val="both"/>
       </w:pPr>
       <w:r>
         <w:rPr>
           <w:b/>
+          <w:sz w:val="22"/>
         </w:rPr>
         <w:t>Normas y fuentes externas</w:t>
       </w:r>
@@ -13438,7 +13873,7 @@
     <w:sectPr>
       <w:footerReference w:type="default" r:id="rId10"/>
       <w:pgSz w:w="12240" w:h="15840"/>
-      <w:pgMar w:left="1247" w:right="1247" w:top="1247" w:bottom="1247"/>
+      <w:pgMar w:left="1701" w:right="1701" w:top="1701" w:bottom="1701" w:header="850" w:footer="964"/>
       <w:titlePg/>
     </w:sectPr>
   </w:body>
@@ -14504,7 +14939,7 @@
     <w:basedOn w:val="Normal"/>
     <w:pPr>
       <w:tabs>
-        <w:tab w:pos="9746" w:val="right" w:leader="dot"/>
+        <w:tab w:pos="8838" w:val="right" w:leader="dot"/>
       </w:tabs>
       <w:spacing w:after="60" w:before="80"/>
       <w:ind w:left="0"/>
@@ -14519,7 +14954,7 @@
     <w:basedOn w:val="Normal"/>
     <w:pPr>
       <w:tabs>
-        <w:tab w:pos="9746" w:val="right" w:leader="dot"/>
+        <w:tab w:pos="8838" w:val="right" w:leader="dot"/>
       </w:tabs>
       <w:spacing w:after="40" w:before="0"/>
       <w:ind w:left="283"/>
@@ -14534,7 +14969,7 @@
     <w:basedOn w:val="Normal"/>
     <w:pPr>
       <w:tabs>
-        <w:tab w:pos="9746" w:val="right" w:leader="dot"/>
+        <w:tab w:pos="8838" w:val="right" w:leader="dot"/>
       </w:tabs>
       <w:spacing w:after="40" w:before="0"/>
       <w:ind w:left="567"/>
@@ -14549,7 +14984,7 @@
     <w:basedOn w:val="Normal"/>
     <w:pPr>
       <w:tabs>
-        <w:tab w:pos="9746" w:val="right" w:leader="dot"/>
+        <w:tab w:pos="8838" w:val="right" w:leader="dot"/>
       </w:tabs>
       <w:spacing w:after="40" w:before="0"/>
       <w:ind w:left="850"/>

--- a/Fase 2/Evidencias del Proyecto/SICMA_BDD_v1.0.docx
+++ b/Fase 2/Evidencias del Proyecto/SICMA_BDD_v1.0.docx
@@ -459,7 +459,7 @@
         <w:tab/>
       </w:r>
       <w:r>
-        <w:t>6</w:t>
+        <w:t>5</w:t>
       </w:r>
     </w:p>
     <w:p>
@@ -529,7 +529,7 @@
         <w:tab/>
       </w:r>
       <w:r>
-        <w:t>9</w:t>
+        <w:t>8</w:t>
       </w:r>
     </w:p>
     <w:p>
@@ -543,7 +543,7 @@
         <w:tab/>
       </w:r>
       <w:r>
-        <w:t>10</w:t>
+        <w:t>9</w:t>
       </w:r>
     </w:p>
     <w:p>
@@ -557,7 +557,7 @@
         <w:tab/>
       </w:r>
       <w:r>
-        <w:t>11</w:t>
+        <w:t>10</w:t>
       </w:r>
     </w:p>
     <w:p>
@@ -571,7 +571,7 @@
         <w:tab/>
       </w:r>
       <w:r>
-        <w:t>12</w:t>
+        <w:t>11</w:t>
       </w:r>
     </w:p>
     <w:p>
@@ -585,7 +585,7 @@
         <w:tab/>
       </w:r>
       <w:r>
-        <w:t>12</w:t>
+        <w:t>11</w:t>
       </w:r>
     </w:p>
     <w:p>
@@ -599,7 +599,7 @@
         <w:tab/>
       </w:r>
       <w:r>
-        <w:t>13</w:t>
+        <w:t>12</w:t>
       </w:r>
     </w:p>
     <w:p>
@@ -613,7 +613,7 @@
         <w:tab/>
       </w:r>
       <w:r>
-        <w:t>14</w:t>
+        <w:t>13</w:t>
       </w:r>
     </w:p>
     <w:p>
@@ -627,7 +627,7 @@
         <w:tab/>
       </w:r>
       <w:r>
-        <w:t>15</w:t>
+        <w:t>14</w:t>
       </w:r>
     </w:p>
     <w:p>
@@ -641,7 +641,7 @@
         <w:tab/>
       </w:r>
       <w:r>
-        <w:t>18</w:t>
+        <w:t>16</w:t>
       </w:r>
     </w:p>
     <w:p>
@@ -655,7 +655,7 @@
         <w:tab/>
       </w:r>
       <w:r>
-        <w:t>18</w:t>
+        <w:t>16</w:t>
       </w:r>
       <w:r>
         <w:fldChar w:fldCharType="end"/>
@@ -701,8 +701,8 @@
         </w:tblBorders>
       </w:tblPr>
       <w:tblGrid>
-        <w:gridCol w:w="3960"/>
-        <w:gridCol w:w="3960"/>
+        <w:gridCol w:w="3393"/>
+        <w:gridCol w:w="4524"/>
       </w:tblGrid>
       <w:tr>
         <w:trPr>
@@ -710,6 +710,7 @@
         </w:trPr>
         <w:tc>
           <w:tcPr>
+            <w:tcW w:w="3393" w:type="dxa"/>
             <w:shd w:val="clear" w:color="auto" w:fill="D9E2F3"/>
           </w:tcPr>
           <w:p>
@@ -728,6 +729,7 @@
         </w:tc>
         <w:tc>
           <w:tcPr>
+            <w:tcW w:w="4524" w:type="dxa"/>
             <w:shd w:val="clear" w:color="auto" w:fill="D9E2F3"/>
           </w:tcPr>
           <w:p>
@@ -747,7 +749,9 @@
       </w:tr>
       <w:tr>
         <w:tc>
-          <w:tcPr/>
+          <w:tcPr>
+            <w:tcW w:w="3393" w:type="dxa"/>
+          </w:tcPr>
           <w:p>
             <w:pPr>
               <w:pStyle w:val="Compact"/>
@@ -762,7 +766,9 @@
           </w:p>
         </w:tc>
         <w:tc>
-          <w:tcPr/>
+          <w:tcPr>
+            <w:tcW w:w="4524" w:type="dxa"/>
+          </w:tcPr>
           <w:p>
             <w:pPr>
               <w:pStyle w:val="Compact"/>
@@ -779,7 +785,9 @@
       </w:tr>
       <w:tr>
         <w:tc>
-          <w:tcPr/>
+          <w:tcPr>
+            <w:tcW w:w="3393" w:type="dxa"/>
+          </w:tcPr>
           <w:p>
             <w:pPr>
               <w:pStyle w:val="Compact"/>
@@ -794,7 +802,9 @@
           </w:p>
         </w:tc>
         <w:tc>
-          <w:tcPr/>
+          <w:tcPr>
+            <w:tcW w:w="4524" w:type="dxa"/>
+          </w:tcPr>
           <w:p>
             <w:pPr>
               <w:pStyle w:val="Compact"/>
@@ -811,7 +821,9 @@
       </w:tr>
       <w:tr>
         <w:tc>
-          <w:tcPr/>
+          <w:tcPr>
+            <w:tcW w:w="3393" w:type="dxa"/>
+          </w:tcPr>
           <w:p>
             <w:pPr>
               <w:pStyle w:val="Compact"/>
@@ -826,7 +838,9 @@
           </w:p>
         </w:tc>
         <w:tc>
-          <w:tcPr/>
+          <w:tcPr>
+            <w:tcW w:w="4524" w:type="dxa"/>
+          </w:tcPr>
           <w:p>
             <w:pPr>
               <w:pStyle w:val="Compact"/>
@@ -843,7 +857,9 @@
       </w:tr>
       <w:tr>
         <w:tc>
-          <w:tcPr/>
+          <w:tcPr>
+            <w:tcW w:w="3393" w:type="dxa"/>
+          </w:tcPr>
           <w:p>
             <w:pPr>
               <w:pStyle w:val="Compact"/>
@@ -858,7 +874,9 @@
           </w:p>
         </w:tc>
         <w:tc>
-          <w:tcPr/>
+          <w:tcPr>
+            <w:tcW w:w="4524" w:type="dxa"/>
+          </w:tcPr>
           <w:p>
             <w:pPr>
               <w:pStyle w:val="Compact"/>
@@ -875,7 +893,9 @@
       </w:tr>
       <w:tr>
         <w:tc>
-          <w:tcPr/>
+          <w:tcPr>
+            <w:tcW w:w="3393" w:type="dxa"/>
+          </w:tcPr>
           <w:p>
             <w:pPr>
               <w:pStyle w:val="Compact"/>
@@ -890,7 +910,9 @@
           </w:p>
         </w:tc>
         <w:tc>
-          <w:tcPr/>
+          <w:tcPr>
+            <w:tcW w:w="4524" w:type="dxa"/>
+          </w:tcPr>
           <w:p>
             <w:pPr>
               <w:pStyle w:val="Compact"/>
@@ -1309,7 +1331,7 @@
               <w:rPr>
                 <w:sz w:val="18"/>
               </w:rPr>
-              <w:t>Pasa de borrador a vigente. Se agrega la portada y se actualizan las referencias a las versiones vigentes de los demás documentos. Se agrega la tabla de contenido, la numeración de páginas y se completa la lista de referencias. Se quita la etiqueta Vigente de la portada. Se aplica el formato de entrega (márgenes de 3 cm, interlineado 1,5, sangría y texto justificado).</w:t>
+              <w:t>Pasa de borrador a vigente. Se agrega la portada y se actualizan las referencias a las versiones vigentes de los demás documentos. Se agrega la tabla de contenido, la numeración de páginas y se completa la lista de referencias. Se quita la etiqueta Vigente de la portada. Se aplica el formato de entrega (márgenes de 3 cm, interlineado 1,5, sangría y texto justificado). Se ajusta el ancho de las columnas de las tablas.</w:t>
             </w:r>
           </w:p>
         </w:tc>
@@ -1394,9 +1416,9 @@
         </w:tblBorders>
       </w:tblPr>
       <w:tblGrid>
-        <w:gridCol w:w="2640"/>
-        <w:gridCol w:w="2640"/>
-        <w:gridCol w:w="2640"/>
+        <w:gridCol w:w="2426"/>
+        <w:gridCol w:w="3555"/>
+        <w:gridCol w:w="1934"/>
       </w:tblGrid>
       <w:tr>
         <w:trPr>
@@ -1404,6 +1426,7 @@
         </w:trPr>
         <w:tc>
           <w:tcPr>
+            <w:tcW w:w="2426" w:type="dxa"/>
             <w:shd w:val="clear" w:color="auto" w:fill="D9E2F3"/>
           </w:tcPr>
           <w:p>
@@ -1422,6 +1445,7 @@
         </w:tc>
         <w:tc>
           <w:tcPr>
+            <w:tcW w:w="3555" w:type="dxa"/>
             <w:shd w:val="clear" w:color="auto" w:fill="D9E2F3"/>
           </w:tcPr>
           <w:p>
@@ -1440,6 +1464,7 @@
         </w:tc>
         <w:tc>
           <w:tcPr>
+            <w:tcW w:w="1934" w:type="dxa"/>
             <w:shd w:val="clear" w:color="auto" w:fill="D9E2F3"/>
           </w:tcPr>
           <w:p>
@@ -1459,7 +1484,9 @@
       </w:tr>
       <w:tr>
         <w:tc>
-          <w:tcPr/>
+          <w:tcPr>
+            <w:tcW w:w="2426" w:type="dxa"/>
+          </w:tcPr>
           <w:p>
             <w:pPr>
               <w:pStyle w:val="Compact"/>
@@ -1474,7 +1501,9 @@
           </w:p>
         </w:tc>
         <w:tc>
-          <w:tcPr/>
+          <w:tcPr>
+            <w:tcW w:w="3555" w:type="dxa"/>
+          </w:tcPr>
           <w:p>
             <w:pPr>
               <w:pStyle w:val="Compact"/>
@@ -1489,7 +1518,9 @@
           </w:p>
         </w:tc>
         <w:tc>
-          <w:tcPr/>
+          <w:tcPr>
+            <w:tcW w:w="1934" w:type="dxa"/>
+          </w:tcPr>
           <w:p>
             <w:pPr>
               <w:pStyle w:val="Compact"/>
@@ -1506,7 +1537,9 @@
       </w:tr>
       <w:tr>
         <w:tc>
-          <w:tcPr/>
+          <w:tcPr>
+            <w:tcW w:w="2426" w:type="dxa"/>
+          </w:tcPr>
           <w:p>
             <w:pPr>
               <w:pStyle w:val="Compact"/>
@@ -1521,7 +1554,9 @@
           </w:p>
         </w:tc>
         <w:tc>
-          <w:tcPr/>
+          <w:tcPr>
+            <w:tcW w:w="3555" w:type="dxa"/>
+          </w:tcPr>
           <w:p>
             <w:pPr>
               <w:pStyle w:val="Compact"/>
@@ -1536,7 +1571,9 @@
           </w:p>
         </w:tc>
         <w:tc>
-          <w:tcPr/>
+          <w:tcPr>
+            <w:tcW w:w="1934" w:type="dxa"/>
+          </w:tcPr>
           <w:p>
             <w:pPr>
               <w:pStyle w:val="Compact"/>
@@ -1553,7 +1590,9 @@
       </w:tr>
       <w:tr>
         <w:tc>
-          <w:tcPr/>
+          <w:tcPr>
+            <w:tcW w:w="2426" w:type="dxa"/>
+          </w:tcPr>
           <w:p>
             <w:pPr>
               <w:pStyle w:val="Compact"/>
@@ -1568,7 +1607,9 @@
           </w:p>
         </w:tc>
         <w:tc>
-          <w:tcPr/>
+          <w:tcPr>
+            <w:tcW w:w="3555" w:type="dxa"/>
+          </w:tcPr>
           <w:p>
             <w:pPr>
               <w:pStyle w:val="Compact"/>
@@ -1583,7 +1624,9 @@
           </w:p>
         </w:tc>
         <w:tc>
-          <w:tcPr/>
+          <w:tcPr>
+            <w:tcW w:w="1934" w:type="dxa"/>
+          </w:tcPr>
           <w:p>
             <w:pPr>
               <w:pStyle w:val="Compact"/>
@@ -1600,7 +1643,9 @@
       </w:tr>
       <w:tr>
         <w:tc>
-          <w:tcPr/>
+          <w:tcPr>
+            <w:tcW w:w="2426" w:type="dxa"/>
+          </w:tcPr>
           <w:p>
             <w:pPr>
               <w:pStyle w:val="Compact"/>
@@ -1615,7 +1660,9 @@
           </w:p>
         </w:tc>
         <w:tc>
-          <w:tcPr/>
+          <w:tcPr>
+            <w:tcW w:w="3555" w:type="dxa"/>
+          </w:tcPr>
           <w:p>
             <w:pPr>
               <w:pStyle w:val="Compact"/>
@@ -1630,7 +1677,9 @@
           </w:p>
         </w:tc>
         <w:tc>
-          <w:tcPr/>
+          <w:tcPr>
+            <w:tcW w:w="1934" w:type="dxa"/>
+          </w:tcPr>
           <w:p>
             <w:pPr>
               <w:pStyle w:val="Compact"/>
@@ -1647,7 +1696,9 @@
       </w:tr>
       <w:tr>
         <w:tc>
-          <w:tcPr/>
+          <w:tcPr>
+            <w:tcW w:w="2426" w:type="dxa"/>
+          </w:tcPr>
           <w:p>
             <w:pPr>
               <w:pStyle w:val="Compact"/>
@@ -1662,7 +1713,9 @@
           </w:p>
         </w:tc>
         <w:tc>
-          <w:tcPr/>
+          <w:tcPr>
+            <w:tcW w:w="3555" w:type="dxa"/>
+          </w:tcPr>
           <w:p>
             <w:pPr>
               <w:pStyle w:val="Compact"/>
@@ -1677,7 +1730,9 @@
           </w:p>
         </w:tc>
         <w:tc>
-          <w:tcPr/>
+          <w:tcPr>
+            <w:tcW w:w="1934" w:type="dxa"/>
+          </w:tcPr>
           <w:p>
             <w:pPr>
               <w:pStyle w:val="Compact"/>
@@ -1761,8 +1816,8 @@
         </w:tblBorders>
       </w:tblPr>
       <w:tblGrid>
-        <w:gridCol w:w="3960"/>
-        <w:gridCol w:w="3960"/>
+        <w:gridCol w:w="2598"/>
+        <w:gridCol w:w="5319"/>
       </w:tblGrid>
       <w:tr>
         <w:trPr>
@@ -1770,6 +1825,7 @@
         </w:trPr>
         <w:tc>
           <w:tcPr>
+            <w:tcW w:w="2598" w:type="dxa"/>
             <w:shd w:val="clear" w:color="auto" w:fill="D9E2F3"/>
           </w:tcPr>
           <w:p>
@@ -1788,6 +1844,7 @@
         </w:tc>
         <w:tc>
           <w:tcPr>
+            <w:tcW w:w="5319" w:type="dxa"/>
             <w:shd w:val="clear" w:color="auto" w:fill="D9E2F3"/>
           </w:tcPr>
           <w:p>
@@ -1807,7 +1864,9 @@
       </w:tr>
       <w:tr>
         <w:tc>
-          <w:tcPr/>
+          <w:tcPr>
+            <w:tcW w:w="2598" w:type="dxa"/>
+          </w:tcPr>
           <w:p>
             <w:pPr>
               <w:pStyle w:val="Compact"/>
@@ -1822,7 +1881,9 @@
           </w:p>
         </w:tc>
         <w:tc>
-          <w:tcPr/>
+          <w:tcPr>
+            <w:tcW w:w="5319" w:type="dxa"/>
+          </w:tcPr>
           <w:p>
             <w:pPr>
               <w:pStyle w:val="Compact"/>
@@ -1839,7 +1900,9 @@
       </w:tr>
       <w:tr>
         <w:tc>
-          <w:tcPr/>
+          <w:tcPr>
+            <w:tcW w:w="2598" w:type="dxa"/>
+          </w:tcPr>
           <w:p>
             <w:pPr>
               <w:pStyle w:val="Compact"/>
@@ -1854,7 +1917,9 @@
           </w:p>
         </w:tc>
         <w:tc>
-          <w:tcPr/>
+          <w:tcPr>
+            <w:tcW w:w="5319" w:type="dxa"/>
+          </w:tcPr>
           <w:p>
             <w:pPr>
               <w:pStyle w:val="Compact"/>
@@ -1909,7 +1974,9 @@
       </w:tr>
       <w:tr>
         <w:tc>
-          <w:tcPr/>
+          <w:tcPr>
+            <w:tcW w:w="2598" w:type="dxa"/>
+          </w:tcPr>
           <w:p>
             <w:pPr>
               <w:pStyle w:val="Compact"/>
@@ -1924,7 +1991,9 @@
           </w:p>
         </w:tc>
         <w:tc>
-          <w:tcPr/>
+          <w:tcPr>
+            <w:tcW w:w="5319" w:type="dxa"/>
+          </w:tcPr>
           <w:p>
             <w:pPr>
               <w:pStyle w:val="Compact"/>
@@ -2004,7 +2073,9 @@
       </w:tr>
       <w:tr>
         <w:tc>
-          <w:tcPr/>
+          <w:tcPr>
+            <w:tcW w:w="2598" w:type="dxa"/>
+          </w:tcPr>
           <w:p>
             <w:pPr>
               <w:pStyle w:val="Compact"/>
@@ -2019,7 +2090,9 @@
           </w:p>
         </w:tc>
         <w:tc>
-          <w:tcPr/>
+          <w:tcPr>
+            <w:tcW w:w="5319" w:type="dxa"/>
+          </w:tcPr>
           <w:p>
             <w:pPr>
               <w:pStyle w:val="Compact"/>
@@ -2099,7 +2172,9 @@
       </w:tr>
       <w:tr>
         <w:tc>
-          <w:tcPr/>
+          <w:tcPr>
+            <w:tcW w:w="2598" w:type="dxa"/>
+          </w:tcPr>
           <w:p>
             <w:pPr>
               <w:pStyle w:val="Compact"/>
@@ -2114,7 +2189,9 @@
           </w:p>
         </w:tc>
         <w:tc>
-          <w:tcPr/>
+          <w:tcPr>
+            <w:tcW w:w="5319" w:type="dxa"/>
+          </w:tcPr>
           <w:p>
             <w:pPr>
               <w:pStyle w:val="Compact"/>
@@ -2169,7 +2246,9 @@
       </w:tr>
       <w:tr>
         <w:tc>
-          <w:tcPr/>
+          <w:tcPr>
+            <w:tcW w:w="2598" w:type="dxa"/>
+          </w:tcPr>
           <w:p>
             <w:pPr>
               <w:pStyle w:val="Compact"/>
@@ -2184,7 +2263,9 @@
           </w:p>
         </w:tc>
         <w:tc>
-          <w:tcPr/>
+          <w:tcPr>
+            <w:tcW w:w="5319" w:type="dxa"/>
+          </w:tcPr>
           <w:p>
             <w:pPr>
               <w:pStyle w:val="Compact"/>
@@ -2239,7 +2320,9 @@
       </w:tr>
       <w:tr>
         <w:tc>
-          <w:tcPr/>
+          <w:tcPr>
+            <w:tcW w:w="2598" w:type="dxa"/>
+          </w:tcPr>
           <w:p>
             <w:pPr>
               <w:pStyle w:val="Compact"/>
@@ -2254,7 +2337,9 @@
           </w:p>
         </w:tc>
         <w:tc>
-          <w:tcPr/>
+          <w:tcPr>
+            <w:tcW w:w="5319" w:type="dxa"/>
+          </w:tcPr>
           <w:p>
             <w:pPr>
               <w:pStyle w:val="Compact"/>
@@ -2347,7 +2432,9 @@
       </w:tr>
       <w:tr>
         <w:tc>
-          <w:tcPr/>
+          <w:tcPr>
+            <w:tcW w:w="2598" w:type="dxa"/>
+          </w:tcPr>
           <w:p>
             <w:pPr>
               <w:pStyle w:val="Compact"/>
@@ -2362,7 +2449,9 @@
           </w:p>
         </w:tc>
         <w:tc>
-          <w:tcPr/>
+          <w:tcPr>
+            <w:tcW w:w="5319" w:type="dxa"/>
+          </w:tcPr>
           <w:p>
             <w:pPr>
               <w:pStyle w:val="Compact"/>
@@ -2379,7 +2468,9 @@
       </w:tr>
       <w:tr>
         <w:tc>
-          <w:tcPr/>
+          <w:tcPr>
+            <w:tcW w:w="2598" w:type="dxa"/>
+          </w:tcPr>
           <w:p>
             <w:pPr>
               <w:pStyle w:val="Compact"/>
@@ -2394,7 +2485,9 @@
           </w:p>
         </w:tc>
         <w:tc>
-          <w:tcPr/>
+          <w:tcPr>
+            <w:tcW w:w="5319" w:type="dxa"/>
+          </w:tcPr>
           <w:p>
             <w:pPr>
               <w:pStyle w:val="Compact"/>
@@ -2853,9 +2946,9 @@
         </w:tblBorders>
       </w:tblPr>
       <w:tblGrid>
-        <w:gridCol w:w="2640"/>
-        <w:gridCol w:w="2640"/>
-        <w:gridCol w:w="2640"/>
+        <w:gridCol w:w="1637"/>
+        <w:gridCol w:w="2869"/>
+        <w:gridCol w:w="3410"/>
       </w:tblGrid>
       <w:tr>
         <w:trPr>
@@ -2863,6 +2956,7 @@
         </w:trPr>
         <w:tc>
           <w:tcPr>
+            <w:tcW w:w="1637" w:type="dxa"/>
             <w:shd w:val="clear" w:color="auto" w:fill="D9E2F3"/>
           </w:tcPr>
           <w:p>
@@ -2881,6 +2975,7 @@
         </w:tc>
         <w:tc>
           <w:tcPr>
+            <w:tcW w:w="2869" w:type="dxa"/>
             <w:shd w:val="clear" w:color="auto" w:fill="D9E2F3"/>
           </w:tcPr>
           <w:p>
@@ -2899,6 +2994,7 @@
         </w:tc>
         <w:tc>
           <w:tcPr>
+            <w:tcW w:w="3410" w:type="dxa"/>
             <w:shd w:val="clear" w:color="auto" w:fill="D9E2F3"/>
           </w:tcPr>
           <w:p>
@@ -2918,7 +3014,9 @@
       </w:tr>
       <w:tr>
         <w:tc>
-          <w:tcPr/>
+          <w:tcPr>
+            <w:tcW w:w="1637" w:type="dxa"/>
+          </w:tcPr>
           <w:p>
             <w:pPr>
               <w:pStyle w:val="Compact"/>
@@ -2933,7 +3031,9 @@
           </w:p>
         </w:tc>
         <w:tc>
-          <w:tcPr/>
+          <w:tcPr>
+            <w:tcW w:w="2869" w:type="dxa"/>
+          </w:tcPr>
           <w:p>
             <w:pPr>
               <w:pStyle w:val="Compact"/>
@@ -2948,7 +3048,9 @@
           </w:p>
         </w:tc>
         <w:tc>
-          <w:tcPr/>
+          <w:tcPr>
+            <w:tcW w:w="3410" w:type="dxa"/>
+          </w:tcPr>
           <w:p>
             <w:pPr>
               <w:pStyle w:val="Compact"/>
@@ -2965,7 +3067,9 @@
       </w:tr>
       <w:tr>
         <w:tc>
-          <w:tcPr/>
+          <w:tcPr>
+            <w:tcW w:w="1637" w:type="dxa"/>
+          </w:tcPr>
           <w:p>
             <w:pPr>
               <w:pStyle w:val="Compact"/>
@@ -2980,7 +3084,9 @@
           </w:p>
         </w:tc>
         <w:tc>
-          <w:tcPr/>
+          <w:tcPr>
+            <w:tcW w:w="2869" w:type="dxa"/>
+          </w:tcPr>
           <w:p>
             <w:pPr>
               <w:pStyle w:val="Compact"/>
@@ -2995,7 +3101,9 @@
           </w:p>
         </w:tc>
         <w:tc>
-          <w:tcPr/>
+          <w:tcPr>
+            <w:tcW w:w="3410" w:type="dxa"/>
+          </w:tcPr>
           <w:p>
             <w:pPr>
               <w:pStyle w:val="Compact"/>
@@ -3012,7 +3120,9 @@
       </w:tr>
       <w:tr>
         <w:tc>
-          <w:tcPr/>
+          <w:tcPr>
+            <w:tcW w:w="1637" w:type="dxa"/>
+          </w:tcPr>
           <w:p>
             <w:pPr>
               <w:pStyle w:val="Compact"/>
@@ -3027,7 +3137,9 @@
           </w:p>
         </w:tc>
         <w:tc>
-          <w:tcPr/>
+          <w:tcPr>
+            <w:tcW w:w="2869" w:type="dxa"/>
+          </w:tcPr>
           <w:p>
             <w:pPr>
               <w:pStyle w:val="Compact"/>
@@ -3042,7 +3154,9 @@
           </w:p>
         </w:tc>
         <w:tc>
-          <w:tcPr/>
+          <w:tcPr>
+            <w:tcW w:w="3410" w:type="dxa"/>
+          </w:tcPr>
           <w:p>
             <w:pPr>
               <w:pStyle w:val="Compact"/>
@@ -3059,7 +3173,9 @@
       </w:tr>
       <w:tr>
         <w:tc>
-          <w:tcPr/>
+          <w:tcPr>
+            <w:tcW w:w="1637" w:type="dxa"/>
+          </w:tcPr>
           <w:p>
             <w:pPr>
               <w:pStyle w:val="Compact"/>
@@ -3074,7 +3190,9 @@
           </w:p>
         </w:tc>
         <w:tc>
-          <w:tcPr/>
+          <w:tcPr>
+            <w:tcW w:w="2869" w:type="dxa"/>
+          </w:tcPr>
           <w:p>
             <w:pPr>
               <w:pStyle w:val="Compact"/>
@@ -3089,7 +3207,9 @@
           </w:p>
         </w:tc>
         <w:tc>
-          <w:tcPr/>
+          <w:tcPr>
+            <w:tcW w:w="3410" w:type="dxa"/>
+          </w:tcPr>
           <w:p>
             <w:pPr>
               <w:pStyle w:val="Compact"/>
@@ -3131,9 +3251,9 @@
         </w:tblBorders>
       </w:tblPr>
       <w:tblGrid>
-        <w:gridCol w:w="2640"/>
-        <w:gridCol w:w="2640"/>
-        <w:gridCol w:w="2640"/>
+        <w:gridCol w:w="1597"/>
+        <w:gridCol w:w="2987"/>
+        <w:gridCol w:w="3331"/>
       </w:tblGrid>
       <w:tr>
         <w:trPr>
@@ -3141,6 +3261,7 @@
         </w:trPr>
         <w:tc>
           <w:tcPr>
+            <w:tcW w:w="1597" w:type="dxa"/>
             <w:shd w:val="clear" w:color="auto" w:fill="D9E2F3"/>
           </w:tcPr>
           <w:p>
@@ -3159,6 +3280,7 @@
         </w:tc>
         <w:tc>
           <w:tcPr>
+            <w:tcW w:w="2987" w:type="dxa"/>
             <w:shd w:val="clear" w:color="auto" w:fill="D9E2F3"/>
           </w:tcPr>
           <w:p>
@@ -3177,6 +3299,7 @@
         </w:tc>
         <w:tc>
           <w:tcPr>
+            <w:tcW w:w="3331" w:type="dxa"/>
             <w:shd w:val="clear" w:color="auto" w:fill="D9E2F3"/>
           </w:tcPr>
           <w:p>
@@ -3196,7 +3319,9 @@
       </w:tr>
       <w:tr>
         <w:tc>
-          <w:tcPr/>
+          <w:tcPr>
+            <w:tcW w:w="1597" w:type="dxa"/>
+          </w:tcPr>
           <w:p>
             <w:pPr>
               <w:pStyle w:val="Compact"/>
@@ -3211,7 +3336,9 @@
           </w:p>
         </w:tc>
         <w:tc>
-          <w:tcPr/>
+          <w:tcPr>
+            <w:tcW w:w="2987" w:type="dxa"/>
+          </w:tcPr>
           <w:p>
             <w:pPr>
               <w:pStyle w:val="Compact"/>
@@ -3226,7 +3353,9 @@
           </w:p>
         </w:tc>
         <w:tc>
-          <w:tcPr/>
+          <w:tcPr>
+            <w:tcW w:w="3331" w:type="dxa"/>
+          </w:tcPr>
           <w:p>
             <w:pPr>
               <w:pStyle w:val="Compact"/>
@@ -3243,7 +3372,9 @@
       </w:tr>
       <w:tr>
         <w:tc>
-          <w:tcPr/>
+          <w:tcPr>
+            <w:tcW w:w="1597" w:type="dxa"/>
+          </w:tcPr>
           <w:p>
             <w:pPr>
               <w:pStyle w:val="Compact"/>
@@ -3258,7 +3389,9 @@
           </w:p>
         </w:tc>
         <w:tc>
-          <w:tcPr/>
+          <w:tcPr>
+            <w:tcW w:w="2987" w:type="dxa"/>
+          </w:tcPr>
           <w:p>
             <w:pPr>
               <w:pStyle w:val="Compact"/>
@@ -3273,7 +3406,9 @@
           </w:p>
         </w:tc>
         <w:tc>
-          <w:tcPr/>
+          <w:tcPr>
+            <w:tcW w:w="3331" w:type="dxa"/>
+          </w:tcPr>
           <w:p>
             <w:pPr>
               <w:pStyle w:val="Compact"/>
@@ -3290,7 +3425,9 @@
       </w:tr>
       <w:tr>
         <w:tc>
-          <w:tcPr/>
+          <w:tcPr>
+            <w:tcW w:w="1597" w:type="dxa"/>
+          </w:tcPr>
           <w:p>
             <w:pPr>
               <w:pStyle w:val="Compact"/>
@@ -3305,7 +3442,9 @@
           </w:p>
         </w:tc>
         <w:tc>
-          <w:tcPr/>
+          <w:tcPr>
+            <w:tcW w:w="2987" w:type="dxa"/>
+          </w:tcPr>
           <w:p>
             <w:pPr>
               <w:pStyle w:val="Compact"/>
@@ -3320,7 +3459,9 @@
           </w:p>
         </w:tc>
         <w:tc>
-          <w:tcPr/>
+          <w:tcPr>
+            <w:tcW w:w="3331" w:type="dxa"/>
+          </w:tcPr>
           <w:p>
             <w:pPr>
               <w:pStyle w:val="Compact"/>
@@ -3337,7 +3478,9 @@
       </w:tr>
       <w:tr>
         <w:tc>
-          <w:tcPr/>
+          <w:tcPr>
+            <w:tcW w:w="1597" w:type="dxa"/>
+          </w:tcPr>
           <w:p>
             <w:pPr>
               <w:pStyle w:val="Compact"/>
@@ -3352,7 +3495,9 @@
           </w:p>
         </w:tc>
         <w:tc>
-          <w:tcPr/>
+          <w:tcPr>
+            <w:tcW w:w="2987" w:type="dxa"/>
+          </w:tcPr>
           <w:p>
             <w:pPr>
               <w:pStyle w:val="Compact"/>
@@ -3367,7 +3512,9 @@
           </w:p>
         </w:tc>
         <w:tc>
-          <w:tcPr/>
+          <w:tcPr>
+            <w:tcW w:w="3331" w:type="dxa"/>
+          </w:tcPr>
           <w:p>
             <w:pPr>
               <w:pStyle w:val="Compact"/>
@@ -3384,7 +3531,9 @@
       </w:tr>
       <w:tr>
         <w:tc>
-          <w:tcPr/>
+          <w:tcPr>
+            <w:tcW w:w="1597" w:type="dxa"/>
+          </w:tcPr>
           <w:p>
             <w:pPr>
               <w:pStyle w:val="Compact"/>
@@ -3399,7 +3548,9 @@
           </w:p>
         </w:tc>
         <w:tc>
-          <w:tcPr/>
+          <w:tcPr>
+            <w:tcW w:w="2987" w:type="dxa"/>
+          </w:tcPr>
           <w:p>
             <w:pPr>
               <w:pStyle w:val="Compact"/>
@@ -3414,7 +3565,9 @@
           </w:p>
         </w:tc>
         <w:tc>
-          <w:tcPr/>
+          <w:tcPr>
+            <w:tcW w:w="3331" w:type="dxa"/>
+          </w:tcPr>
           <w:p>
             <w:pPr>
               <w:pStyle w:val="Compact"/>
@@ -3431,7 +3584,9 @@
       </w:tr>
       <w:tr>
         <w:tc>
-          <w:tcPr/>
+          <w:tcPr>
+            <w:tcW w:w="1597" w:type="dxa"/>
+          </w:tcPr>
           <w:p>
             <w:pPr>
               <w:pStyle w:val="Compact"/>
@@ -3446,7 +3601,9 @@
           </w:p>
         </w:tc>
         <w:tc>
-          <w:tcPr/>
+          <w:tcPr>
+            <w:tcW w:w="2987" w:type="dxa"/>
+          </w:tcPr>
           <w:p>
             <w:pPr>
               <w:pStyle w:val="Compact"/>
@@ -3461,7 +3618,9 @@
           </w:p>
         </w:tc>
         <w:tc>
-          <w:tcPr/>
+          <w:tcPr>
+            <w:tcW w:w="3331" w:type="dxa"/>
+          </w:tcPr>
           <w:p>
             <w:pPr>
               <w:pStyle w:val="Compact"/>
@@ -3478,7 +3637,9 @@
       </w:tr>
       <w:tr>
         <w:tc>
-          <w:tcPr/>
+          <w:tcPr>
+            <w:tcW w:w="1597" w:type="dxa"/>
+          </w:tcPr>
           <w:p>
             <w:pPr>
               <w:pStyle w:val="Compact"/>
@@ -3493,7 +3654,9 @@
           </w:p>
         </w:tc>
         <w:tc>
-          <w:tcPr/>
+          <w:tcPr>
+            <w:tcW w:w="2987" w:type="dxa"/>
+          </w:tcPr>
           <w:p>
             <w:pPr>
               <w:pStyle w:val="Compact"/>
@@ -3508,7 +3671,9 @@
           </w:p>
         </w:tc>
         <w:tc>
-          <w:tcPr/>
+          <w:tcPr>
+            <w:tcW w:w="3331" w:type="dxa"/>
+          </w:tcPr>
           <w:p>
             <w:pPr>
               <w:pStyle w:val="Compact"/>
@@ -3525,7 +3690,9 @@
       </w:tr>
       <w:tr>
         <w:tc>
-          <w:tcPr/>
+          <w:tcPr>
+            <w:tcW w:w="1597" w:type="dxa"/>
+          </w:tcPr>
           <w:p>
             <w:pPr>
               <w:pStyle w:val="Compact"/>
@@ -3540,7 +3707,9 @@
           </w:p>
         </w:tc>
         <w:tc>
-          <w:tcPr/>
+          <w:tcPr>
+            <w:tcW w:w="2987" w:type="dxa"/>
+          </w:tcPr>
           <w:p>
             <w:pPr>
               <w:pStyle w:val="Compact"/>
@@ -3555,7 +3724,9 @@
           </w:p>
         </w:tc>
         <w:tc>
-          <w:tcPr/>
+          <w:tcPr>
+            <w:tcW w:w="3331" w:type="dxa"/>
+          </w:tcPr>
           <w:p>
             <w:pPr>
               <w:pStyle w:val="Compact"/>
@@ -3597,9 +3768,9 @@
         </w:tblBorders>
       </w:tblPr>
       <w:tblGrid>
-        <w:gridCol w:w="2640"/>
-        <w:gridCol w:w="2640"/>
-        <w:gridCol w:w="2640"/>
+        <w:gridCol w:w="1793"/>
+        <w:gridCol w:w="2827"/>
+        <w:gridCol w:w="3295"/>
       </w:tblGrid>
       <w:tr>
         <w:trPr>
@@ -3607,6 +3778,7 @@
         </w:trPr>
         <w:tc>
           <w:tcPr>
+            <w:tcW w:w="1793" w:type="dxa"/>
             <w:shd w:val="clear" w:color="auto" w:fill="D9E2F3"/>
           </w:tcPr>
           <w:p>
@@ -3625,6 +3797,7 @@
         </w:tc>
         <w:tc>
           <w:tcPr>
+            <w:tcW w:w="2827" w:type="dxa"/>
             <w:shd w:val="clear" w:color="auto" w:fill="D9E2F3"/>
           </w:tcPr>
           <w:p>
@@ -3643,6 +3816,7 @@
         </w:tc>
         <w:tc>
           <w:tcPr>
+            <w:tcW w:w="3295" w:type="dxa"/>
             <w:shd w:val="clear" w:color="auto" w:fill="D9E2F3"/>
           </w:tcPr>
           <w:p>
@@ -3662,7 +3836,9 @@
       </w:tr>
       <w:tr>
         <w:tc>
-          <w:tcPr/>
+          <w:tcPr>
+            <w:tcW w:w="1793" w:type="dxa"/>
+          </w:tcPr>
           <w:p>
             <w:pPr>
               <w:pStyle w:val="Compact"/>
@@ -3677,7 +3853,9 @@
           </w:p>
         </w:tc>
         <w:tc>
-          <w:tcPr/>
+          <w:tcPr>
+            <w:tcW w:w="2827" w:type="dxa"/>
+          </w:tcPr>
           <w:p>
             <w:pPr>
               <w:pStyle w:val="Compact"/>
@@ -3692,7 +3870,9 @@
           </w:p>
         </w:tc>
         <w:tc>
-          <w:tcPr/>
+          <w:tcPr>
+            <w:tcW w:w="3295" w:type="dxa"/>
+          </w:tcPr>
           <w:p>
             <w:pPr>
               <w:pStyle w:val="Compact"/>
@@ -3709,7 +3889,9 @@
       </w:tr>
       <w:tr>
         <w:tc>
-          <w:tcPr/>
+          <w:tcPr>
+            <w:tcW w:w="1793" w:type="dxa"/>
+          </w:tcPr>
           <w:p>
             <w:pPr>
               <w:pStyle w:val="Compact"/>
@@ -3724,7 +3906,9 @@
           </w:p>
         </w:tc>
         <w:tc>
-          <w:tcPr/>
+          <w:tcPr>
+            <w:tcW w:w="2827" w:type="dxa"/>
+          </w:tcPr>
           <w:p>
             <w:pPr>
               <w:pStyle w:val="Compact"/>
@@ -3739,7 +3923,9 @@
           </w:p>
         </w:tc>
         <w:tc>
-          <w:tcPr/>
+          <w:tcPr>
+            <w:tcW w:w="3295" w:type="dxa"/>
+          </w:tcPr>
           <w:p>
             <w:pPr>
               <w:pStyle w:val="Compact"/>
@@ -3756,7 +3942,9 @@
       </w:tr>
       <w:tr>
         <w:tc>
-          <w:tcPr/>
+          <w:tcPr>
+            <w:tcW w:w="1793" w:type="dxa"/>
+          </w:tcPr>
           <w:p>
             <w:pPr>
               <w:pStyle w:val="Compact"/>
@@ -3771,7 +3959,9 @@
           </w:p>
         </w:tc>
         <w:tc>
-          <w:tcPr/>
+          <w:tcPr>
+            <w:tcW w:w="2827" w:type="dxa"/>
+          </w:tcPr>
           <w:p>
             <w:pPr>
               <w:pStyle w:val="Compact"/>
@@ -3786,7 +3976,9 @@
           </w:p>
         </w:tc>
         <w:tc>
-          <w:tcPr/>
+          <w:tcPr>
+            <w:tcW w:w="3295" w:type="dxa"/>
+          </w:tcPr>
           <w:p>
             <w:pPr>
               <w:pStyle w:val="Compact"/>
@@ -3803,7 +3995,9 @@
       </w:tr>
       <w:tr>
         <w:tc>
-          <w:tcPr/>
+          <w:tcPr>
+            <w:tcW w:w="1793" w:type="dxa"/>
+          </w:tcPr>
           <w:p>
             <w:pPr>
               <w:pStyle w:val="Compact"/>
@@ -3818,7 +4012,9 @@
           </w:p>
         </w:tc>
         <w:tc>
-          <w:tcPr/>
+          <w:tcPr>
+            <w:tcW w:w="2827" w:type="dxa"/>
+          </w:tcPr>
           <w:p>
             <w:pPr>
               <w:pStyle w:val="Compact"/>
@@ -3833,7 +4029,9 @@
           </w:p>
         </w:tc>
         <w:tc>
-          <w:tcPr/>
+          <w:tcPr>
+            <w:tcW w:w="3295" w:type="dxa"/>
+          </w:tcPr>
           <w:p>
             <w:pPr>
               <w:pStyle w:val="Compact"/>
@@ -3850,7 +4048,9 @@
       </w:tr>
       <w:tr>
         <w:tc>
-          <w:tcPr/>
+          <w:tcPr>
+            <w:tcW w:w="1793" w:type="dxa"/>
+          </w:tcPr>
           <w:p>
             <w:pPr>
               <w:pStyle w:val="Compact"/>
@@ -3865,7 +4065,9 @@
           </w:p>
         </w:tc>
         <w:tc>
-          <w:tcPr/>
+          <w:tcPr>
+            <w:tcW w:w="2827" w:type="dxa"/>
+          </w:tcPr>
           <w:p>
             <w:pPr>
               <w:pStyle w:val="Compact"/>
@@ -3880,7 +4082,9 @@
           </w:p>
         </w:tc>
         <w:tc>
-          <w:tcPr/>
+          <w:tcPr>
+            <w:tcW w:w="3295" w:type="dxa"/>
+          </w:tcPr>
           <w:p>
             <w:pPr>
               <w:pStyle w:val="Compact"/>
@@ -3897,7 +4101,9 @@
       </w:tr>
       <w:tr>
         <w:tc>
-          <w:tcPr/>
+          <w:tcPr>
+            <w:tcW w:w="1793" w:type="dxa"/>
+          </w:tcPr>
           <w:p>
             <w:pPr>
               <w:pStyle w:val="Compact"/>
@@ -3912,7 +4118,9 @@
           </w:p>
         </w:tc>
         <w:tc>
-          <w:tcPr/>
+          <w:tcPr>
+            <w:tcW w:w="2827" w:type="dxa"/>
+          </w:tcPr>
           <w:p>
             <w:pPr>
               <w:pStyle w:val="Compact"/>
@@ -3927,7 +4135,9 @@
           </w:p>
         </w:tc>
         <w:tc>
-          <w:tcPr/>
+          <w:tcPr>
+            <w:tcW w:w="3295" w:type="dxa"/>
+          </w:tcPr>
           <w:p>
             <w:pPr>
               <w:pStyle w:val="Compact"/>
@@ -3944,7 +4154,9 @@
       </w:tr>
       <w:tr>
         <w:tc>
-          <w:tcPr/>
+          <w:tcPr>
+            <w:tcW w:w="1793" w:type="dxa"/>
+          </w:tcPr>
           <w:p>
             <w:pPr>
               <w:pStyle w:val="Compact"/>
@@ -3959,7 +4171,9 @@
           </w:p>
         </w:tc>
         <w:tc>
-          <w:tcPr/>
+          <w:tcPr>
+            <w:tcW w:w="2827" w:type="dxa"/>
+          </w:tcPr>
           <w:p>
             <w:pPr>
               <w:pStyle w:val="Compact"/>
@@ -3974,7 +4188,9 @@
           </w:p>
         </w:tc>
         <w:tc>
-          <w:tcPr/>
+          <w:tcPr>
+            <w:tcW w:w="3295" w:type="dxa"/>
+          </w:tcPr>
           <w:p>
             <w:pPr>
               <w:pStyle w:val="Compact"/>
@@ -4016,9 +4232,9 @@
         </w:tblBorders>
       </w:tblPr>
       <w:tblGrid>
-        <w:gridCol w:w="2640"/>
-        <w:gridCol w:w="2640"/>
-        <w:gridCol w:w="2640"/>
+        <w:gridCol w:w="1721"/>
+        <w:gridCol w:w="2984"/>
+        <w:gridCol w:w="3211"/>
       </w:tblGrid>
       <w:tr>
         <w:trPr>
@@ -4026,6 +4242,7 @@
         </w:trPr>
         <w:tc>
           <w:tcPr>
+            <w:tcW w:w="1721" w:type="dxa"/>
             <w:shd w:val="clear" w:color="auto" w:fill="D9E2F3"/>
           </w:tcPr>
           <w:p>
@@ -4044,6 +4261,7 @@
         </w:tc>
         <w:tc>
           <w:tcPr>
+            <w:tcW w:w="2984" w:type="dxa"/>
             <w:shd w:val="clear" w:color="auto" w:fill="D9E2F3"/>
           </w:tcPr>
           <w:p>
@@ -4062,6 +4280,7 @@
         </w:tc>
         <w:tc>
           <w:tcPr>
+            <w:tcW w:w="3211" w:type="dxa"/>
             <w:shd w:val="clear" w:color="auto" w:fill="D9E2F3"/>
           </w:tcPr>
           <w:p>
@@ -4081,7 +4300,9 @@
       </w:tr>
       <w:tr>
         <w:tc>
-          <w:tcPr/>
+          <w:tcPr>
+            <w:tcW w:w="1721" w:type="dxa"/>
+          </w:tcPr>
           <w:p>
             <w:pPr>
               <w:pStyle w:val="Compact"/>
@@ -4096,7 +4317,9 @@
           </w:p>
         </w:tc>
         <w:tc>
-          <w:tcPr/>
+          <w:tcPr>
+            <w:tcW w:w="2984" w:type="dxa"/>
+          </w:tcPr>
           <w:p>
             <w:pPr>
               <w:pStyle w:val="Compact"/>
@@ -4111,7 +4334,9 @@
           </w:p>
         </w:tc>
         <w:tc>
-          <w:tcPr/>
+          <w:tcPr>
+            <w:tcW w:w="3211" w:type="dxa"/>
+          </w:tcPr>
           <w:p>
             <w:pPr>
               <w:pStyle w:val="Compact"/>
@@ -4128,7 +4353,9 @@
       </w:tr>
       <w:tr>
         <w:tc>
-          <w:tcPr/>
+          <w:tcPr>
+            <w:tcW w:w="1721" w:type="dxa"/>
+          </w:tcPr>
           <w:p>
             <w:pPr>
               <w:pStyle w:val="Compact"/>
@@ -4143,7 +4370,9 @@
           </w:p>
         </w:tc>
         <w:tc>
-          <w:tcPr/>
+          <w:tcPr>
+            <w:tcW w:w="2984" w:type="dxa"/>
+          </w:tcPr>
           <w:p>
             <w:pPr>
               <w:pStyle w:val="Compact"/>
@@ -4158,7 +4387,9 @@
           </w:p>
         </w:tc>
         <w:tc>
-          <w:tcPr/>
+          <w:tcPr>
+            <w:tcW w:w="3211" w:type="dxa"/>
+          </w:tcPr>
           <w:p>
             <w:pPr>
               <w:pStyle w:val="Compact"/>
@@ -4175,7 +4406,9 @@
       </w:tr>
       <w:tr>
         <w:tc>
-          <w:tcPr/>
+          <w:tcPr>
+            <w:tcW w:w="1721" w:type="dxa"/>
+          </w:tcPr>
           <w:p>
             <w:pPr>
               <w:pStyle w:val="Compact"/>
@@ -4190,7 +4423,9 @@
           </w:p>
         </w:tc>
         <w:tc>
-          <w:tcPr/>
+          <w:tcPr>
+            <w:tcW w:w="2984" w:type="dxa"/>
+          </w:tcPr>
           <w:p>
             <w:pPr>
               <w:pStyle w:val="Compact"/>
@@ -4205,7 +4440,9 @@
           </w:p>
         </w:tc>
         <w:tc>
-          <w:tcPr/>
+          <w:tcPr>
+            <w:tcW w:w="3211" w:type="dxa"/>
+          </w:tcPr>
           <w:p>
             <w:pPr>
               <w:pStyle w:val="Compact"/>
@@ -4222,7 +4459,9 @@
       </w:tr>
       <w:tr>
         <w:tc>
-          <w:tcPr/>
+          <w:tcPr>
+            <w:tcW w:w="1721" w:type="dxa"/>
+          </w:tcPr>
           <w:p>
             <w:pPr>
               <w:pStyle w:val="Compact"/>
@@ -4237,7 +4476,9 @@
           </w:p>
         </w:tc>
         <w:tc>
-          <w:tcPr/>
+          <w:tcPr>
+            <w:tcW w:w="2984" w:type="dxa"/>
+          </w:tcPr>
           <w:p>
             <w:pPr>
               <w:pStyle w:val="Compact"/>
@@ -4252,7 +4493,9 @@
           </w:p>
         </w:tc>
         <w:tc>
-          <w:tcPr/>
+          <w:tcPr>
+            <w:tcW w:w="3211" w:type="dxa"/>
+          </w:tcPr>
           <w:p>
             <w:pPr>
               <w:pStyle w:val="Compact"/>
@@ -4269,7 +4512,9 @@
       </w:tr>
       <w:tr>
         <w:tc>
-          <w:tcPr/>
+          <w:tcPr>
+            <w:tcW w:w="1721" w:type="dxa"/>
+          </w:tcPr>
           <w:p>
             <w:pPr>
               <w:pStyle w:val="Compact"/>
@@ -4284,7 +4529,9 @@
           </w:p>
         </w:tc>
         <w:tc>
-          <w:tcPr/>
+          <w:tcPr>
+            <w:tcW w:w="2984" w:type="dxa"/>
+          </w:tcPr>
           <w:p>
             <w:pPr>
               <w:pStyle w:val="Compact"/>
@@ -4299,7 +4546,9 @@
           </w:p>
         </w:tc>
         <w:tc>
-          <w:tcPr/>
+          <w:tcPr>
+            <w:tcW w:w="3211" w:type="dxa"/>
+          </w:tcPr>
           <w:p>
             <w:pPr>
               <w:pStyle w:val="Compact"/>
@@ -4316,7 +4565,9 @@
       </w:tr>
       <w:tr>
         <w:tc>
-          <w:tcPr/>
+          <w:tcPr>
+            <w:tcW w:w="1721" w:type="dxa"/>
+          </w:tcPr>
           <w:p>
             <w:pPr>
               <w:pStyle w:val="Compact"/>
@@ -4331,7 +4582,9 @@
           </w:p>
         </w:tc>
         <w:tc>
-          <w:tcPr/>
+          <w:tcPr>
+            <w:tcW w:w="2984" w:type="dxa"/>
+          </w:tcPr>
           <w:p>
             <w:pPr>
               <w:pStyle w:val="Compact"/>
@@ -4346,7 +4599,9 @@
           </w:p>
         </w:tc>
         <w:tc>
-          <w:tcPr/>
+          <w:tcPr>
+            <w:tcW w:w="3211" w:type="dxa"/>
+          </w:tcPr>
           <w:p>
             <w:pPr>
               <w:pStyle w:val="Compact"/>
@@ -4402,8 +4657,8 @@
         </w:tblBorders>
       </w:tblPr>
       <w:tblGrid>
-        <w:gridCol w:w="3960"/>
-        <w:gridCol w:w="3960"/>
+        <w:gridCol w:w="3463"/>
+        <w:gridCol w:w="4454"/>
       </w:tblGrid>
       <w:tr>
         <w:trPr>
@@ -4411,6 +4666,7 @@
         </w:trPr>
         <w:tc>
           <w:tcPr>
+            <w:tcW w:w="3463" w:type="dxa"/>
             <w:shd w:val="clear" w:color="auto" w:fill="D9E2F3"/>
           </w:tcPr>
           <w:p>
@@ -4429,6 +4685,7 @@
         </w:tc>
         <w:tc>
           <w:tcPr>
+            <w:tcW w:w="4454" w:type="dxa"/>
             <w:shd w:val="clear" w:color="auto" w:fill="D9E2F3"/>
           </w:tcPr>
           <w:p>
@@ -4448,7 +4705,9 @@
       </w:tr>
       <w:tr>
         <w:tc>
-          <w:tcPr/>
+          <w:tcPr>
+            <w:tcW w:w="3463" w:type="dxa"/>
+          </w:tcPr>
           <w:p>
             <w:pPr>
               <w:pStyle w:val="Compact"/>
@@ -4463,7 +4722,9 @@
           </w:p>
         </w:tc>
         <w:tc>
-          <w:tcPr/>
+          <w:tcPr>
+            <w:tcW w:w="4454" w:type="dxa"/>
+          </w:tcPr>
           <w:p>
             <w:pPr>
               <w:pStyle w:val="Compact"/>
@@ -4480,7 +4741,9 @@
       </w:tr>
       <w:tr>
         <w:tc>
-          <w:tcPr/>
+          <w:tcPr>
+            <w:tcW w:w="3463" w:type="dxa"/>
+          </w:tcPr>
           <w:p>
             <w:pPr>
               <w:pStyle w:val="Compact"/>
@@ -4495,7 +4758,9 @@
           </w:p>
         </w:tc>
         <w:tc>
-          <w:tcPr/>
+          <w:tcPr>
+            <w:tcW w:w="4454" w:type="dxa"/>
+          </w:tcPr>
           <w:p>
             <w:pPr>
               <w:pStyle w:val="Compact"/>
@@ -4512,7 +4777,9 @@
       </w:tr>
       <w:tr>
         <w:tc>
-          <w:tcPr/>
+          <w:tcPr>
+            <w:tcW w:w="3463" w:type="dxa"/>
+          </w:tcPr>
           <w:p>
             <w:pPr>
               <w:pStyle w:val="Compact"/>
@@ -4527,7 +4794,9 @@
           </w:p>
         </w:tc>
         <w:tc>
-          <w:tcPr/>
+          <w:tcPr>
+            <w:tcW w:w="4454" w:type="dxa"/>
+          </w:tcPr>
           <w:p>
             <w:pPr>
               <w:pStyle w:val="Compact"/>
@@ -4544,7 +4813,9 @@
       </w:tr>
       <w:tr>
         <w:tc>
-          <w:tcPr/>
+          <w:tcPr>
+            <w:tcW w:w="3463" w:type="dxa"/>
+          </w:tcPr>
           <w:p>
             <w:pPr>
               <w:pStyle w:val="Compact"/>
@@ -4559,7 +4830,9 @@
           </w:p>
         </w:tc>
         <w:tc>
-          <w:tcPr/>
+          <w:tcPr>
+            <w:tcW w:w="4454" w:type="dxa"/>
+          </w:tcPr>
           <w:p>
             <w:pPr>
               <w:pStyle w:val="Compact"/>
@@ -4576,7 +4849,9 @@
       </w:tr>
       <w:tr>
         <w:tc>
-          <w:tcPr/>
+          <w:tcPr>
+            <w:tcW w:w="3463" w:type="dxa"/>
+          </w:tcPr>
           <w:p>
             <w:pPr>
               <w:pStyle w:val="Compact"/>
@@ -4591,7 +4866,9 @@
           </w:p>
         </w:tc>
         <w:tc>
-          <w:tcPr/>
+          <w:tcPr>
+            <w:tcW w:w="4454" w:type="dxa"/>
+          </w:tcPr>
           <w:p>
             <w:pPr>
               <w:pStyle w:val="Compact"/>
@@ -4608,7 +4885,9 @@
       </w:tr>
       <w:tr>
         <w:tc>
-          <w:tcPr/>
+          <w:tcPr>
+            <w:tcW w:w="3463" w:type="dxa"/>
+          </w:tcPr>
           <w:p>
             <w:pPr>
               <w:pStyle w:val="Compact"/>
@@ -4623,7 +4902,9 @@
           </w:p>
         </w:tc>
         <w:tc>
-          <w:tcPr/>
+          <w:tcPr>
+            <w:tcW w:w="4454" w:type="dxa"/>
+          </w:tcPr>
           <w:p>
             <w:pPr>
               <w:pStyle w:val="Compact"/>
@@ -4640,7 +4921,9 @@
       </w:tr>
       <w:tr>
         <w:tc>
-          <w:tcPr/>
+          <w:tcPr>
+            <w:tcW w:w="3463" w:type="dxa"/>
+          </w:tcPr>
           <w:p>
             <w:pPr>
               <w:pStyle w:val="Compact"/>
@@ -4655,7 +4938,9 @@
           </w:p>
         </w:tc>
         <w:tc>
-          <w:tcPr/>
+          <w:tcPr>
+            <w:tcW w:w="4454" w:type="dxa"/>
+          </w:tcPr>
           <w:p>
             <w:pPr>
               <w:pStyle w:val="Compact"/>
@@ -4712,11 +4997,11 @@
         </w:tblBorders>
       </w:tblPr>
       <w:tblGrid>
-        <w:gridCol w:w="1584"/>
-        <w:gridCol w:w="1584"/>
-        <w:gridCol w:w="1584"/>
-        <w:gridCol w:w="1584"/>
-        <w:gridCol w:w="1584"/>
+        <w:gridCol w:w="1815"/>
+        <w:gridCol w:w="1735"/>
+        <w:gridCol w:w="1619"/>
+        <w:gridCol w:w="1224"/>
+        <w:gridCol w:w="1513"/>
       </w:tblGrid>
       <w:tr>
         <w:trPr>
@@ -4724,6 +5009,7 @@
         </w:trPr>
         <w:tc>
           <w:tcPr>
+            <w:tcW w:w="1815" w:type="dxa"/>
             <w:shd w:val="clear" w:color="auto" w:fill="D9E2F3"/>
           </w:tcPr>
           <w:p>
@@ -4742,6 +5028,7 @@
         </w:tc>
         <w:tc>
           <w:tcPr>
+            <w:tcW w:w="1735" w:type="dxa"/>
             <w:shd w:val="clear" w:color="auto" w:fill="D9E2F3"/>
           </w:tcPr>
           <w:p>
@@ -4760,6 +5047,7 @@
         </w:tc>
         <w:tc>
           <w:tcPr>
+            <w:tcW w:w="1619" w:type="dxa"/>
             <w:shd w:val="clear" w:color="auto" w:fill="D9E2F3"/>
           </w:tcPr>
           <w:p>
@@ -4778,6 +5066,7 @@
         </w:tc>
         <w:tc>
           <w:tcPr>
+            <w:tcW w:w="1224" w:type="dxa"/>
             <w:shd w:val="clear" w:color="auto" w:fill="D9E2F3"/>
           </w:tcPr>
           <w:p>
@@ -4796,6 +5085,7 @@
         </w:tc>
         <w:tc>
           <w:tcPr>
+            <w:tcW w:w="1513" w:type="dxa"/>
             <w:shd w:val="clear" w:color="auto" w:fill="D9E2F3"/>
           </w:tcPr>
           <w:p>
@@ -4815,7 +5105,9 @@
       </w:tr>
       <w:tr>
         <w:tc>
-          <w:tcPr/>
+          <w:tcPr>
+            <w:tcW w:w="1815" w:type="dxa"/>
+          </w:tcPr>
           <w:p>
             <w:pPr>
               <w:pStyle w:val="Compact"/>
@@ -4830,7 +5122,9 @@
           </w:p>
         </w:tc>
         <w:tc>
-          <w:tcPr/>
+          <w:tcPr>
+            <w:tcW w:w="1735" w:type="dxa"/>
+          </w:tcPr>
           <w:p>
             <w:pPr>
               <w:pStyle w:val="Compact"/>
@@ -4845,7 +5139,9 @@
           </w:p>
         </w:tc>
         <w:tc>
-          <w:tcPr/>
+          <w:tcPr>
+            <w:tcW w:w="1619" w:type="dxa"/>
+          </w:tcPr>
           <w:p>
             <w:pPr>
               <w:pStyle w:val="Compact"/>
@@ -4860,7 +5156,9 @@
           </w:p>
         </w:tc>
         <w:tc>
-          <w:tcPr/>
+          <w:tcPr>
+            <w:tcW w:w="1224" w:type="dxa"/>
+          </w:tcPr>
           <w:p>
             <w:pPr>
               <w:pStyle w:val="Compact"/>
@@ -4875,7 +5173,9 @@
           </w:p>
         </w:tc>
         <w:tc>
-          <w:tcPr/>
+          <w:tcPr>
+            <w:tcW w:w="1513" w:type="dxa"/>
+          </w:tcPr>
           <w:p>
             <w:pPr>
               <w:pStyle w:val="Compact"/>
@@ -4892,7 +5192,9 @@
       </w:tr>
       <w:tr>
         <w:tc>
-          <w:tcPr/>
+          <w:tcPr>
+            <w:tcW w:w="1815" w:type="dxa"/>
+          </w:tcPr>
           <w:p>
             <w:pPr>
               <w:pStyle w:val="Compact"/>
@@ -4907,7 +5209,9 @@
           </w:p>
         </w:tc>
         <w:tc>
-          <w:tcPr/>
+          <w:tcPr>
+            <w:tcW w:w="1735" w:type="dxa"/>
+          </w:tcPr>
           <w:p>
             <w:pPr>
               <w:pStyle w:val="Compact"/>
@@ -4922,7 +5226,9 @@
           </w:p>
         </w:tc>
         <w:tc>
-          <w:tcPr/>
+          <w:tcPr>
+            <w:tcW w:w="1619" w:type="dxa"/>
+          </w:tcPr>
           <w:p>
             <w:pPr>
               <w:pStyle w:val="Compact"/>
@@ -4937,7 +5243,9 @@
           </w:p>
         </w:tc>
         <w:tc>
-          <w:tcPr/>
+          <w:tcPr>
+            <w:tcW w:w="1224" w:type="dxa"/>
+          </w:tcPr>
           <w:p>
             <w:pPr>
               <w:pStyle w:val="Compact"/>
@@ -4952,7 +5260,9 @@
           </w:p>
         </w:tc>
         <w:tc>
-          <w:tcPr/>
+          <w:tcPr>
+            <w:tcW w:w="1513" w:type="dxa"/>
+          </w:tcPr>
           <w:p>
             <w:pPr>
               <w:pStyle w:val="Compact"/>
@@ -4969,7 +5279,9 @@
       </w:tr>
       <w:tr>
         <w:tc>
-          <w:tcPr/>
+          <w:tcPr>
+            <w:tcW w:w="1815" w:type="dxa"/>
+          </w:tcPr>
           <w:p>
             <w:pPr>
               <w:pStyle w:val="Compact"/>
@@ -4984,7 +5296,9 @@
           </w:p>
         </w:tc>
         <w:tc>
-          <w:tcPr/>
+          <w:tcPr>
+            <w:tcW w:w="1735" w:type="dxa"/>
+          </w:tcPr>
           <w:p>
             <w:pPr>
               <w:pStyle w:val="Compact"/>
@@ -4999,7 +5313,9 @@
           </w:p>
         </w:tc>
         <w:tc>
-          <w:tcPr/>
+          <w:tcPr>
+            <w:tcW w:w="1619" w:type="dxa"/>
+          </w:tcPr>
           <w:p>
             <w:pPr>
               <w:pStyle w:val="Compact"/>
@@ -5014,7 +5330,9 @@
           </w:p>
         </w:tc>
         <w:tc>
-          <w:tcPr/>
+          <w:tcPr>
+            <w:tcW w:w="1224" w:type="dxa"/>
+          </w:tcPr>
           <w:p>
             <w:pPr>
               <w:pStyle w:val="Compact"/>
@@ -5029,7 +5347,9 @@
           </w:p>
         </w:tc>
         <w:tc>
-          <w:tcPr/>
+          <w:tcPr>
+            <w:tcW w:w="1513" w:type="dxa"/>
+          </w:tcPr>
           <w:p>
             <w:pPr>
               <w:pStyle w:val="Compact"/>
@@ -5046,7 +5366,9 @@
       </w:tr>
       <w:tr>
         <w:tc>
-          <w:tcPr/>
+          <w:tcPr>
+            <w:tcW w:w="1815" w:type="dxa"/>
+          </w:tcPr>
           <w:p>
             <w:pPr>
               <w:pStyle w:val="Compact"/>
@@ -5061,7 +5383,9 @@
           </w:p>
         </w:tc>
         <w:tc>
-          <w:tcPr/>
+          <w:tcPr>
+            <w:tcW w:w="1735" w:type="dxa"/>
+          </w:tcPr>
           <w:p>
             <w:pPr>
               <w:pStyle w:val="Compact"/>
@@ -5076,7 +5400,9 @@
           </w:p>
         </w:tc>
         <w:tc>
-          <w:tcPr/>
+          <w:tcPr>
+            <w:tcW w:w="1619" w:type="dxa"/>
+          </w:tcPr>
           <w:p>
             <w:pPr>
               <w:pStyle w:val="Compact"/>
@@ -5091,7 +5417,9 @@
           </w:p>
         </w:tc>
         <w:tc>
-          <w:tcPr/>
+          <w:tcPr>
+            <w:tcW w:w="1224" w:type="dxa"/>
+          </w:tcPr>
           <w:p>
             <w:pPr>
               <w:pStyle w:val="Compact"/>
@@ -5106,7 +5434,9 @@
           </w:p>
         </w:tc>
         <w:tc>
-          <w:tcPr/>
+          <w:tcPr>
+            <w:tcW w:w="1513" w:type="dxa"/>
+          </w:tcPr>
           <w:p>
             <w:pPr>
               <w:pStyle w:val="Compact"/>
@@ -5123,7 +5453,9 @@
       </w:tr>
       <w:tr>
         <w:tc>
-          <w:tcPr/>
+          <w:tcPr>
+            <w:tcW w:w="1815" w:type="dxa"/>
+          </w:tcPr>
           <w:p>
             <w:pPr>
               <w:pStyle w:val="Compact"/>
@@ -5138,7 +5470,9 @@
           </w:p>
         </w:tc>
         <w:tc>
-          <w:tcPr/>
+          <w:tcPr>
+            <w:tcW w:w="1735" w:type="dxa"/>
+          </w:tcPr>
           <w:p>
             <w:pPr>
               <w:pStyle w:val="Compact"/>
@@ -5153,7 +5487,9 @@
           </w:p>
         </w:tc>
         <w:tc>
-          <w:tcPr/>
+          <w:tcPr>
+            <w:tcW w:w="1619" w:type="dxa"/>
+          </w:tcPr>
           <w:p>
             <w:pPr>
               <w:pStyle w:val="Compact"/>
@@ -5168,7 +5504,9 @@
           </w:p>
         </w:tc>
         <w:tc>
-          <w:tcPr/>
+          <w:tcPr>
+            <w:tcW w:w="1224" w:type="dxa"/>
+          </w:tcPr>
           <w:p>
             <w:pPr>
               <w:pStyle w:val="Compact"/>
@@ -5183,7 +5521,9 @@
           </w:p>
         </w:tc>
         <w:tc>
-          <w:tcPr/>
+          <w:tcPr>
+            <w:tcW w:w="1513" w:type="dxa"/>
+          </w:tcPr>
           <w:p>
             <w:pPr>
               <w:pStyle w:val="Compact"/>
@@ -5200,7 +5540,9 @@
       </w:tr>
       <w:tr>
         <w:tc>
-          <w:tcPr/>
+          <w:tcPr>
+            <w:tcW w:w="1815" w:type="dxa"/>
+          </w:tcPr>
           <w:p>
             <w:pPr>
               <w:pStyle w:val="Compact"/>
@@ -5215,7 +5557,9 @@
           </w:p>
         </w:tc>
         <w:tc>
-          <w:tcPr/>
+          <w:tcPr>
+            <w:tcW w:w="1735" w:type="dxa"/>
+          </w:tcPr>
           <w:p>
             <w:pPr>
               <w:pStyle w:val="Compact"/>
@@ -5230,7 +5574,9 @@
           </w:p>
         </w:tc>
         <w:tc>
-          <w:tcPr/>
+          <w:tcPr>
+            <w:tcW w:w="1619" w:type="dxa"/>
+          </w:tcPr>
           <w:p>
             <w:pPr>
               <w:pStyle w:val="Compact"/>
@@ -5245,7 +5591,9 @@
           </w:p>
         </w:tc>
         <w:tc>
-          <w:tcPr/>
+          <w:tcPr>
+            <w:tcW w:w="1224" w:type="dxa"/>
+          </w:tcPr>
           <w:p>
             <w:pPr>
               <w:pStyle w:val="Compact"/>
@@ -5260,7 +5608,9 @@
           </w:p>
         </w:tc>
         <w:tc>
-          <w:tcPr/>
+          <w:tcPr>
+            <w:tcW w:w="1513" w:type="dxa"/>
+          </w:tcPr>
           <w:p>
             <w:pPr>
               <w:pStyle w:val="Compact"/>
@@ -5277,7 +5627,9 @@
       </w:tr>
       <w:tr>
         <w:tc>
-          <w:tcPr/>
+          <w:tcPr>
+            <w:tcW w:w="1815" w:type="dxa"/>
+          </w:tcPr>
           <w:p>
             <w:pPr>
               <w:pStyle w:val="Compact"/>
@@ -5292,7 +5644,9 @@
           </w:p>
         </w:tc>
         <w:tc>
-          <w:tcPr/>
+          <w:tcPr>
+            <w:tcW w:w="1735" w:type="dxa"/>
+          </w:tcPr>
           <w:p>
             <w:pPr>
               <w:pStyle w:val="Compact"/>
@@ -5307,7 +5661,9 @@
           </w:p>
         </w:tc>
         <w:tc>
-          <w:tcPr/>
+          <w:tcPr>
+            <w:tcW w:w="1619" w:type="dxa"/>
+          </w:tcPr>
           <w:p>
             <w:pPr>
               <w:pStyle w:val="Compact"/>
@@ -5322,7 +5678,9 @@
           </w:p>
         </w:tc>
         <w:tc>
-          <w:tcPr/>
+          <w:tcPr>
+            <w:tcW w:w="1224" w:type="dxa"/>
+          </w:tcPr>
           <w:p>
             <w:pPr>
               <w:pStyle w:val="Compact"/>
@@ -5337,7 +5695,9 @@
           </w:p>
         </w:tc>
         <w:tc>
-          <w:tcPr/>
+          <w:tcPr>
+            <w:tcW w:w="1513" w:type="dxa"/>
+          </w:tcPr>
           <w:p>
             <w:pPr>
               <w:pStyle w:val="Compact"/>
@@ -5354,7 +5714,9 @@
       </w:tr>
       <w:tr>
         <w:tc>
-          <w:tcPr/>
+          <w:tcPr>
+            <w:tcW w:w="1815" w:type="dxa"/>
+          </w:tcPr>
           <w:p>
             <w:pPr>
               <w:pStyle w:val="Compact"/>
@@ -5369,7 +5731,9 @@
           </w:p>
         </w:tc>
         <w:tc>
-          <w:tcPr/>
+          <w:tcPr>
+            <w:tcW w:w="1735" w:type="dxa"/>
+          </w:tcPr>
           <w:p>
             <w:pPr>
               <w:pStyle w:val="Compact"/>
@@ -5384,7 +5748,9 @@
           </w:p>
         </w:tc>
         <w:tc>
-          <w:tcPr/>
+          <w:tcPr>
+            <w:tcW w:w="1619" w:type="dxa"/>
+          </w:tcPr>
           <w:p>
             <w:pPr>
               <w:pStyle w:val="Compact"/>
@@ -5399,7 +5765,9 @@
           </w:p>
         </w:tc>
         <w:tc>
-          <w:tcPr/>
+          <w:tcPr>
+            <w:tcW w:w="1224" w:type="dxa"/>
+          </w:tcPr>
           <w:p>
             <w:pPr>
               <w:pStyle w:val="Compact"/>
@@ -5414,7 +5782,9 @@
           </w:p>
         </w:tc>
         <w:tc>
-          <w:tcPr/>
+          <w:tcPr>
+            <w:tcW w:w="1513" w:type="dxa"/>
+          </w:tcPr>
           <w:p>
             <w:pPr>
               <w:pStyle w:val="Compact"/>
@@ -5431,7 +5801,9 @@
       </w:tr>
       <w:tr>
         <w:tc>
-          <w:tcPr/>
+          <w:tcPr>
+            <w:tcW w:w="1815" w:type="dxa"/>
+          </w:tcPr>
           <w:p>
             <w:pPr>
               <w:pStyle w:val="Compact"/>
@@ -5446,7 +5818,9 @@
           </w:p>
         </w:tc>
         <w:tc>
-          <w:tcPr/>
+          <w:tcPr>
+            <w:tcW w:w="1735" w:type="dxa"/>
+          </w:tcPr>
           <w:p>
             <w:pPr>
               <w:pStyle w:val="Compact"/>
@@ -5461,7 +5835,9 @@
           </w:p>
         </w:tc>
         <w:tc>
-          <w:tcPr/>
+          <w:tcPr>
+            <w:tcW w:w="1619" w:type="dxa"/>
+          </w:tcPr>
           <w:p>
             <w:pPr>
               <w:pStyle w:val="Compact"/>
@@ -5476,7 +5852,9 @@
           </w:p>
         </w:tc>
         <w:tc>
-          <w:tcPr/>
+          <w:tcPr>
+            <w:tcW w:w="1224" w:type="dxa"/>
+          </w:tcPr>
           <w:p>
             <w:pPr>
               <w:pStyle w:val="Compact"/>
@@ -5491,7 +5869,9 @@
           </w:p>
         </w:tc>
         <w:tc>
-          <w:tcPr/>
+          <w:tcPr>
+            <w:tcW w:w="1513" w:type="dxa"/>
+          </w:tcPr>
           <w:p>
             <w:pPr>
               <w:pStyle w:val="Compact"/>
@@ -5508,7 +5888,9 @@
       </w:tr>
       <w:tr>
         <w:tc>
-          <w:tcPr/>
+          <w:tcPr>
+            <w:tcW w:w="1815" w:type="dxa"/>
+          </w:tcPr>
           <w:p>
             <w:pPr>
               <w:pStyle w:val="Compact"/>
@@ -5523,7 +5905,9 @@
           </w:p>
         </w:tc>
         <w:tc>
-          <w:tcPr/>
+          <w:tcPr>
+            <w:tcW w:w="1735" w:type="dxa"/>
+          </w:tcPr>
           <w:p>
             <w:pPr>
               <w:pStyle w:val="Compact"/>
@@ -5538,7 +5922,9 @@
           </w:p>
         </w:tc>
         <w:tc>
-          <w:tcPr/>
+          <w:tcPr>
+            <w:tcW w:w="1619" w:type="dxa"/>
+          </w:tcPr>
           <w:p>
             <w:pPr>
               <w:pStyle w:val="Compact"/>
@@ -5553,7 +5939,9 @@
           </w:p>
         </w:tc>
         <w:tc>
-          <w:tcPr/>
+          <w:tcPr>
+            <w:tcW w:w="1224" w:type="dxa"/>
+          </w:tcPr>
           <w:p>
             <w:pPr>
               <w:pStyle w:val="Compact"/>
@@ -5568,7 +5956,9 @@
           </w:p>
         </w:tc>
         <w:tc>
-          <w:tcPr/>
+          <w:tcPr>
+            <w:tcW w:w="1513" w:type="dxa"/>
+          </w:tcPr>
           <w:p>
             <w:pPr>
               <w:pStyle w:val="Compact"/>
@@ -5585,7 +5975,9 @@
       </w:tr>
       <w:tr>
         <w:tc>
-          <w:tcPr/>
+          <w:tcPr>
+            <w:tcW w:w="1815" w:type="dxa"/>
+          </w:tcPr>
           <w:p>
             <w:pPr>
               <w:pStyle w:val="Compact"/>
@@ -5600,7 +5992,9 @@
           </w:p>
         </w:tc>
         <w:tc>
-          <w:tcPr/>
+          <w:tcPr>
+            <w:tcW w:w="1735" w:type="dxa"/>
+          </w:tcPr>
           <w:p>
             <w:pPr>
               <w:pStyle w:val="Compact"/>
@@ -5615,7 +6009,9 @@
           </w:p>
         </w:tc>
         <w:tc>
-          <w:tcPr/>
+          <w:tcPr>
+            <w:tcW w:w="1619" w:type="dxa"/>
+          </w:tcPr>
           <w:p>
             <w:pPr>
               <w:pStyle w:val="Compact"/>
@@ -5630,7 +6026,9 @@
           </w:p>
         </w:tc>
         <w:tc>
-          <w:tcPr/>
+          <w:tcPr>
+            <w:tcW w:w="1224" w:type="dxa"/>
+          </w:tcPr>
           <w:p>
             <w:pPr>
               <w:pStyle w:val="Compact"/>
@@ -5645,7 +6043,9 @@
           </w:p>
         </w:tc>
         <w:tc>
-          <w:tcPr/>
+          <w:tcPr>
+            <w:tcW w:w="1513" w:type="dxa"/>
+          </w:tcPr>
           <w:p>
             <w:pPr>
               <w:pStyle w:val="Compact"/>
@@ -5662,7 +6062,9 @@
       </w:tr>
       <w:tr>
         <w:tc>
-          <w:tcPr/>
+          <w:tcPr>
+            <w:tcW w:w="1815" w:type="dxa"/>
+          </w:tcPr>
           <w:p>
             <w:pPr>
               <w:pStyle w:val="Compact"/>
@@ -5677,7 +6079,9 @@
           </w:p>
         </w:tc>
         <w:tc>
-          <w:tcPr/>
+          <w:tcPr>
+            <w:tcW w:w="1735" w:type="dxa"/>
+          </w:tcPr>
           <w:p>
             <w:pPr>
               <w:pStyle w:val="Compact"/>
@@ -5692,7 +6096,9 @@
           </w:p>
         </w:tc>
         <w:tc>
-          <w:tcPr/>
+          <w:tcPr>
+            <w:tcW w:w="1619" w:type="dxa"/>
+          </w:tcPr>
           <w:p>
             <w:pPr>
               <w:pStyle w:val="Compact"/>
@@ -5707,7 +6113,9 @@
           </w:p>
         </w:tc>
         <w:tc>
-          <w:tcPr/>
+          <w:tcPr>
+            <w:tcW w:w="1224" w:type="dxa"/>
+          </w:tcPr>
           <w:p>
             <w:pPr>
               <w:pStyle w:val="Compact"/>
@@ -5722,7 +6130,9 @@
           </w:p>
         </w:tc>
         <w:tc>
-          <w:tcPr/>
+          <w:tcPr>
+            <w:tcW w:w="1513" w:type="dxa"/>
+          </w:tcPr>
           <w:p>
             <w:pPr>
               <w:pStyle w:val="Compact"/>
@@ -5739,7 +6149,9 @@
       </w:tr>
       <w:tr>
         <w:tc>
-          <w:tcPr/>
+          <w:tcPr>
+            <w:tcW w:w="1815" w:type="dxa"/>
+          </w:tcPr>
           <w:p>
             <w:pPr>
               <w:pStyle w:val="Compact"/>
@@ -5754,7 +6166,9 @@
           </w:p>
         </w:tc>
         <w:tc>
-          <w:tcPr/>
+          <w:tcPr>
+            <w:tcW w:w="1735" w:type="dxa"/>
+          </w:tcPr>
           <w:p>
             <w:pPr>
               <w:pStyle w:val="Compact"/>
@@ -5769,7 +6183,9 @@
           </w:p>
         </w:tc>
         <w:tc>
-          <w:tcPr/>
+          <w:tcPr>
+            <w:tcW w:w="1619" w:type="dxa"/>
+          </w:tcPr>
           <w:p>
             <w:pPr>
               <w:pStyle w:val="Compact"/>
@@ -5784,7 +6200,9 @@
           </w:p>
         </w:tc>
         <w:tc>
-          <w:tcPr/>
+          <w:tcPr>
+            <w:tcW w:w="1224" w:type="dxa"/>
+          </w:tcPr>
           <w:p>
             <w:pPr>
               <w:pStyle w:val="Compact"/>
@@ -5799,7 +6217,9 @@
           </w:p>
         </w:tc>
         <w:tc>
-          <w:tcPr/>
+          <w:tcPr>
+            <w:tcW w:w="1513" w:type="dxa"/>
+          </w:tcPr>
           <w:p>
             <w:pPr>
               <w:pStyle w:val="Compact"/>
@@ -5816,7 +6236,9 @@
       </w:tr>
       <w:tr>
         <w:tc>
-          <w:tcPr/>
+          <w:tcPr>
+            <w:tcW w:w="1815" w:type="dxa"/>
+          </w:tcPr>
           <w:p>
             <w:pPr>
               <w:pStyle w:val="Compact"/>
@@ -5831,7 +6253,9 @@
           </w:p>
         </w:tc>
         <w:tc>
-          <w:tcPr/>
+          <w:tcPr>
+            <w:tcW w:w="1735" w:type="dxa"/>
+          </w:tcPr>
           <w:p>
             <w:pPr>
               <w:pStyle w:val="Compact"/>
@@ -5846,7 +6270,9 @@
           </w:p>
         </w:tc>
         <w:tc>
-          <w:tcPr/>
+          <w:tcPr>
+            <w:tcW w:w="1619" w:type="dxa"/>
+          </w:tcPr>
           <w:p>
             <w:pPr>
               <w:pStyle w:val="Compact"/>
@@ -5861,7 +6287,9 @@
           </w:p>
         </w:tc>
         <w:tc>
-          <w:tcPr/>
+          <w:tcPr>
+            <w:tcW w:w="1224" w:type="dxa"/>
+          </w:tcPr>
           <w:p>
             <w:pPr>
               <w:pStyle w:val="Compact"/>
@@ -5876,7 +6304,9 @@
           </w:p>
         </w:tc>
         <w:tc>
-          <w:tcPr/>
+          <w:tcPr>
+            <w:tcW w:w="1513" w:type="dxa"/>
+          </w:tcPr>
           <w:p>
             <w:pPr>
               <w:pStyle w:val="Compact"/>
@@ -5893,7 +6323,9 @@
       </w:tr>
       <w:tr>
         <w:tc>
-          <w:tcPr/>
+          <w:tcPr>
+            <w:tcW w:w="1815" w:type="dxa"/>
+          </w:tcPr>
           <w:p>
             <w:pPr>
               <w:pStyle w:val="Compact"/>
@@ -5908,7 +6340,9 @@
           </w:p>
         </w:tc>
         <w:tc>
-          <w:tcPr/>
+          <w:tcPr>
+            <w:tcW w:w="1735" w:type="dxa"/>
+          </w:tcPr>
           <w:p>
             <w:pPr>
               <w:pStyle w:val="Compact"/>
@@ -5923,7 +6357,9 @@
           </w:p>
         </w:tc>
         <w:tc>
-          <w:tcPr/>
+          <w:tcPr>
+            <w:tcW w:w="1619" w:type="dxa"/>
+          </w:tcPr>
           <w:p>
             <w:pPr>
               <w:pStyle w:val="Compact"/>
@@ -5938,7 +6374,9 @@
           </w:p>
         </w:tc>
         <w:tc>
-          <w:tcPr/>
+          <w:tcPr>
+            <w:tcW w:w="1224" w:type="dxa"/>
+          </w:tcPr>
           <w:p>
             <w:pPr>
               <w:pStyle w:val="Compact"/>
@@ -5953,7 +6391,9 @@
           </w:p>
         </w:tc>
         <w:tc>
-          <w:tcPr/>
+          <w:tcPr>
+            <w:tcW w:w="1513" w:type="dxa"/>
+          </w:tcPr>
           <w:p>
             <w:pPr>
               <w:pStyle w:val="Compact"/>
@@ -5970,7 +6410,9 @@
       </w:tr>
       <w:tr>
         <w:tc>
-          <w:tcPr/>
+          <w:tcPr>
+            <w:tcW w:w="1815" w:type="dxa"/>
+          </w:tcPr>
           <w:p>
             <w:pPr>
               <w:pStyle w:val="Compact"/>
@@ -5985,7 +6427,9 @@
           </w:p>
         </w:tc>
         <w:tc>
-          <w:tcPr/>
+          <w:tcPr>
+            <w:tcW w:w="1735" w:type="dxa"/>
+          </w:tcPr>
           <w:p>
             <w:pPr>
               <w:pStyle w:val="Compact"/>
@@ -6000,7 +6444,9 @@
           </w:p>
         </w:tc>
         <w:tc>
-          <w:tcPr/>
+          <w:tcPr>
+            <w:tcW w:w="1619" w:type="dxa"/>
+          </w:tcPr>
           <w:p>
             <w:pPr>
               <w:pStyle w:val="Compact"/>
@@ -6015,7 +6461,9 @@
           </w:p>
         </w:tc>
         <w:tc>
-          <w:tcPr/>
+          <w:tcPr>
+            <w:tcW w:w="1224" w:type="dxa"/>
+          </w:tcPr>
           <w:p>
             <w:pPr>
               <w:pStyle w:val="Compact"/>
@@ -6030,7 +6478,9 @@
           </w:p>
         </w:tc>
         <w:tc>
-          <w:tcPr/>
+          <w:tcPr>
+            <w:tcW w:w="1513" w:type="dxa"/>
+          </w:tcPr>
           <w:p>
             <w:pPr>
               <w:pStyle w:val="Compact"/>
@@ -6047,7 +6497,9 @@
       </w:tr>
       <w:tr>
         <w:tc>
-          <w:tcPr/>
+          <w:tcPr>
+            <w:tcW w:w="1815" w:type="dxa"/>
+          </w:tcPr>
           <w:p>
             <w:pPr>
               <w:pStyle w:val="Compact"/>
@@ -6062,7 +6514,9 @@
           </w:p>
         </w:tc>
         <w:tc>
-          <w:tcPr/>
+          <w:tcPr>
+            <w:tcW w:w="1735" w:type="dxa"/>
+          </w:tcPr>
           <w:p>
             <w:pPr>
               <w:pStyle w:val="Compact"/>
@@ -6077,7 +6531,9 @@
           </w:p>
         </w:tc>
         <w:tc>
-          <w:tcPr/>
+          <w:tcPr>
+            <w:tcW w:w="1619" w:type="dxa"/>
+          </w:tcPr>
           <w:p>
             <w:pPr>
               <w:pStyle w:val="Compact"/>
@@ -6092,7 +6548,9 @@
           </w:p>
         </w:tc>
         <w:tc>
-          <w:tcPr/>
+          <w:tcPr>
+            <w:tcW w:w="1224" w:type="dxa"/>
+          </w:tcPr>
           <w:p>
             <w:pPr>
               <w:pStyle w:val="Compact"/>
@@ -6107,7 +6565,9 @@
           </w:p>
         </w:tc>
         <w:tc>
-          <w:tcPr/>
+          <w:tcPr>
+            <w:tcW w:w="1513" w:type="dxa"/>
+          </w:tcPr>
           <w:p>
             <w:pPr>
               <w:pStyle w:val="Compact"/>
@@ -6124,7 +6584,9 @@
       </w:tr>
       <w:tr>
         <w:tc>
-          <w:tcPr/>
+          <w:tcPr>
+            <w:tcW w:w="1815" w:type="dxa"/>
+          </w:tcPr>
           <w:p>
             <w:pPr>
               <w:pStyle w:val="Compact"/>
@@ -6139,7 +6601,9 @@
           </w:p>
         </w:tc>
         <w:tc>
-          <w:tcPr/>
+          <w:tcPr>
+            <w:tcW w:w="1735" w:type="dxa"/>
+          </w:tcPr>
           <w:p>
             <w:pPr>
               <w:pStyle w:val="Compact"/>
@@ -6154,7 +6618,9 @@
           </w:p>
         </w:tc>
         <w:tc>
-          <w:tcPr/>
+          <w:tcPr>
+            <w:tcW w:w="1619" w:type="dxa"/>
+          </w:tcPr>
           <w:p>
             <w:pPr>
               <w:pStyle w:val="Compact"/>
@@ -6169,7 +6635,9 @@
           </w:p>
         </w:tc>
         <w:tc>
-          <w:tcPr/>
+          <w:tcPr>
+            <w:tcW w:w="1224" w:type="dxa"/>
+          </w:tcPr>
           <w:p>
             <w:pPr>
               <w:pStyle w:val="Compact"/>
@@ -6184,7 +6652,9 @@
           </w:p>
         </w:tc>
         <w:tc>
-          <w:tcPr/>
+          <w:tcPr>
+            <w:tcW w:w="1513" w:type="dxa"/>
+          </w:tcPr>
           <w:p>
             <w:pPr>
               <w:pStyle w:val="Compact"/>
@@ -6201,7 +6671,9 @@
       </w:tr>
       <w:tr>
         <w:tc>
-          <w:tcPr/>
+          <w:tcPr>
+            <w:tcW w:w="1815" w:type="dxa"/>
+          </w:tcPr>
           <w:p>
             <w:pPr>
               <w:pStyle w:val="Compact"/>
@@ -6216,7 +6688,9 @@
           </w:p>
         </w:tc>
         <w:tc>
-          <w:tcPr/>
+          <w:tcPr>
+            <w:tcW w:w="1735" w:type="dxa"/>
+          </w:tcPr>
           <w:p>
             <w:pPr>
               <w:pStyle w:val="Compact"/>
@@ -6231,7 +6705,9 @@
           </w:p>
         </w:tc>
         <w:tc>
-          <w:tcPr/>
+          <w:tcPr>
+            <w:tcW w:w="1619" w:type="dxa"/>
+          </w:tcPr>
           <w:p>
             <w:pPr>
               <w:pStyle w:val="Compact"/>
@@ -6246,7 +6722,9 @@
           </w:p>
         </w:tc>
         <w:tc>
-          <w:tcPr/>
+          <w:tcPr>
+            <w:tcW w:w="1224" w:type="dxa"/>
+          </w:tcPr>
           <w:p>
             <w:pPr>
               <w:pStyle w:val="Compact"/>
@@ -6261,7 +6739,9 @@
           </w:p>
         </w:tc>
         <w:tc>
-          <w:tcPr/>
+          <w:tcPr>
+            <w:tcW w:w="1513" w:type="dxa"/>
+          </w:tcPr>
           <w:p>
             <w:pPr>
               <w:pStyle w:val="Compact"/>
@@ -6278,7 +6758,9 @@
       </w:tr>
       <w:tr>
         <w:tc>
-          <w:tcPr/>
+          <w:tcPr>
+            <w:tcW w:w="1815" w:type="dxa"/>
+          </w:tcPr>
           <w:p>
             <w:pPr>
               <w:pStyle w:val="Compact"/>
@@ -6293,7 +6775,9 @@
           </w:p>
         </w:tc>
         <w:tc>
-          <w:tcPr/>
+          <w:tcPr>
+            <w:tcW w:w="1735" w:type="dxa"/>
+          </w:tcPr>
           <w:p>
             <w:pPr>
               <w:pStyle w:val="Compact"/>
@@ -6308,7 +6792,9 @@
           </w:p>
         </w:tc>
         <w:tc>
-          <w:tcPr/>
+          <w:tcPr>
+            <w:tcW w:w="1619" w:type="dxa"/>
+          </w:tcPr>
           <w:p>
             <w:pPr>
               <w:pStyle w:val="Compact"/>
@@ -6323,7 +6809,9 @@
           </w:p>
         </w:tc>
         <w:tc>
-          <w:tcPr/>
+          <w:tcPr>
+            <w:tcW w:w="1224" w:type="dxa"/>
+          </w:tcPr>
           <w:p>
             <w:pPr>
               <w:pStyle w:val="Compact"/>
@@ -6338,7 +6826,9 @@
           </w:p>
         </w:tc>
         <w:tc>
-          <w:tcPr/>
+          <w:tcPr>
+            <w:tcW w:w="1513" w:type="dxa"/>
+          </w:tcPr>
           <w:p>
             <w:pPr>
               <w:pStyle w:val="Compact"/>
@@ -6355,7 +6845,9 @@
       </w:tr>
       <w:tr>
         <w:tc>
-          <w:tcPr/>
+          <w:tcPr>
+            <w:tcW w:w="1815" w:type="dxa"/>
+          </w:tcPr>
           <w:p>
             <w:pPr>
               <w:pStyle w:val="Compact"/>
@@ -6370,7 +6862,9 @@
           </w:p>
         </w:tc>
         <w:tc>
-          <w:tcPr/>
+          <w:tcPr>
+            <w:tcW w:w="1735" w:type="dxa"/>
+          </w:tcPr>
           <w:p>
             <w:pPr>
               <w:pStyle w:val="Compact"/>
@@ -6385,7 +6879,9 @@
           </w:p>
         </w:tc>
         <w:tc>
-          <w:tcPr/>
+          <w:tcPr>
+            <w:tcW w:w="1619" w:type="dxa"/>
+          </w:tcPr>
           <w:p>
             <w:pPr>
               <w:pStyle w:val="Compact"/>
@@ -6400,7 +6896,9 @@
           </w:p>
         </w:tc>
         <w:tc>
-          <w:tcPr/>
+          <w:tcPr>
+            <w:tcW w:w="1224" w:type="dxa"/>
+          </w:tcPr>
           <w:p>
             <w:pPr>
               <w:pStyle w:val="Compact"/>
@@ -6415,7 +6913,9 @@
           </w:p>
         </w:tc>
         <w:tc>
-          <w:tcPr/>
+          <w:tcPr>
+            <w:tcW w:w="1513" w:type="dxa"/>
+          </w:tcPr>
           <w:p>
             <w:pPr>
               <w:pStyle w:val="Compact"/>
@@ -6432,7 +6932,9 @@
       </w:tr>
       <w:tr>
         <w:tc>
-          <w:tcPr/>
+          <w:tcPr>
+            <w:tcW w:w="1815" w:type="dxa"/>
+          </w:tcPr>
           <w:p>
             <w:pPr>
               <w:pStyle w:val="Compact"/>
@@ -6447,7 +6949,9 @@
           </w:p>
         </w:tc>
         <w:tc>
-          <w:tcPr/>
+          <w:tcPr>
+            <w:tcW w:w="1735" w:type="dxa"/>
+          </w:tcPr>
           <w:p>
             <w:pPr>
               <w:pStyle w:val="Compact"/>
@@ -6462,7 +6966,9 @@
           </w:p>
         </w:tc>
         <w:tc>
-          <w:tcPr/>
+          <w:tcPr>
+            <w:tcW w:w="1619" w:type="dxa"/>
+          </w:tcPr>
           <w:p>
             <w:pPr>
               <w:pStyle w:val="Compact"/>
@@ -6477,7 +6983,9 @@
           </w:p>
         </w:tc>
         <w:tc>
-          <w:tcPr/>
+          <w:tcPr>
+            <w:tcW w:w="1224" w:type="dxa"/>
+          </w:tcPr>
           <w:p>
             <w:pPr>
               <w:pStyle w:val="Compact"/>
@@ -6492,7 +7000,9 @@
           </w:p>
         </w:tc>
         <w:tc>
-          <w:tcPr/>
+          <w:tcPr>
+            <w:tcW w:w="1513" w:type="dxa"/>
+          </w:tcPr>
           <w:p>
             <w:pPr>
               <w:pStyle w:val="Compact"/>
@@ -6509,7 +7019,9 @@
       </w:tr>
       <w:tr>
         <w:tc>
-          <w:tcPr/>
+          <w:tcPr>
+            <w:tcW w:w="1815" w:type="dxa"/>
+          </w:tcPr>
           <w:p>
             <w:pPr>
               <w:pStyle w:val="Compact"/>
@@ -6524,7 +7036,9 @@
           </w:p>
         </w:tc>
         <w:tc>
-          <w:tcPr/>
+          <w:tcPr>
+            <w:tcW w:w="1735" w:type="dxa"/>
+          </w:tcPr>
           <w:p>
             <w:pPr>
               <w:pStyle w:val="Compact"/>
@@ -6539,7 +7053,9 @@
           </w:p>
         </w:tc>
         <w:tc>
-          <w:tcPr/>
+          <w:tcPr>
+            <w:tcW w:w="1619" w:type="dxa"/>
+          </w:tcPr>
           <w:p>
             <w:pPr>
               <w:pStyle w:val="Compact"/>
@@ -6554,7 +7070,9 @@
           </w:p>
         </w:tc>
         <w:tc>
-          <w:tcPr/>
+          <w:tcPr>
+            <w:tcW w:w="1224" w:type="dxa"/>
+          </w:tcPr>
           <w:p>
             <w:pPr>
               <w:pStyle w:val="Compact"/>
@@ -6569,7 +7087,9 @@
           </w:p>
         </w:tc>
         <w:tc>
-          <w:tcPr/>
+          <w:tcPr>
+            <w:tcW w:w="1513" w:type="dxa"/>
+          </w:tcPr>
           <w:p>
             <w:pPr>
               <w:pStyle w:val="Compact"/>
@@ -6586,7 +7106,9 @@
       </w:tr>
       <w:tr>
         <w:tc>
-          <w:tcPr/>
+          <w:tcPr>
+            <w:tcW w:w="1815" w:type="dxa"/>
+          </w:tcPr>
           <w:p>
             <w:pPr>
               <w:pStyle w:val="Compact"/>
@@ -6601,7 +7123,9 @@
           </w:p>
         </w:tc>
         <w:tc>
-          <w:tcPr/>
+          <w:tcPr>
+            <w:tcW w:w="1735" w:type="dxa"/>
+          </w:tcPr>
           <w:p>
             <w:pPr>
               <w:pStyle w:val="Compact"/>
@@ -6616,7 +7140,9 @@
           </w:p>
         </w:tc>
         <w:tc>
-          <w:tcPr/>
+          <w:tcPr>
+            <w:tcW w:w="1619" w:type="dxa"/>
+          </w:tcPr>
           <w:p>
             <w:pPr>
               <w:pStyle w:val="Compact"/>
@@ -6631,7 +7157,9 @@
           </w:p>
         </w:tc>
         <w:tc>
-          <w:tcPr/>
+          <w:tcPr>
+            <w:tcW w:w="1224" w:type="dxa"/>
+          </w:tcPr>
           <w:p>
             <w:pPr>
               <w:pStyle w:val="Compact"/>
@@ -6646,7 +7174,9 @@
           </w:p>
         </w:tc>
         <w:tc>
-          <w:tcPr/>
+          <w:tcPr>
+            <w:tcW w:w="1513" w:type="dxa"/>
+          </w:tcPr>
           <w:p>
             <w:pPr>
               <w:pStyle w:val="Compact"/>
@@ -6663,7 +7193,9 @@
       </w:tr>
       <w:tr>
         <w:tc>
-          <w:tcPr/>
+          <w:tcPr>
+            <w:tcW w:w="1815" w:type="dxa"/>
+          </w:tcPr>
           <w:p>
             <w:pPr>
               <w:pStyle w:val="Compact"/>
@@ -6678,7 +7210,9 @@
           </w:p>
         </w:tc>
         <w:tc>
-          <w:tcPr/>
+          <w:tcPr>
+            <w:tcW w:w="1735" w:type="dxa"/>
+          </w:tcPr>
           <w:p>
             <w:pPr>
               <w:pStyle w:val="Compact"/>
@@ -6693,7 +7227,9 @@
           </w:p>
         </w:tc>
         <w:tc>
-          <w:tcPr/>
+          <w:tcPr>
+            <w:tcW w:w="1619" w:type="dxa"/>
+          </w:tcPr>
           <w:p>
             <w:pPr>
               <w:pStyle w:val="Compact"/>
@@ -6708,7 +7244,9 @@
           </w:p>
         </w:tc>
         <w:tc>
-          <w:tcPr/>
+          <w:tcPr>
+            <w:tcW w:w="1224" w:type="dxa"/>
+          </w:tcPr>
           <w:p>
             <w:pPr>
               <w:pStyle w:val="Compact"/>
@@ -6723,7 +7261,9 @@
           </w:p>
         </w:tc>
         <w:tc>
-          <w:tcPr/>
+          <w:tcPr>
+            <w:tcW w:w="1513" w:type="dxa"/>
+          </w:tcPr>
           <w:p>
             <w:pPr>
               <w:pStyle w:val="Compact"/>
@@ -6740,7 +7280,9 @@
       </w:tr>
       <w:tr>
         <w:tc>
-          <w:tcPr/>
+          <w:tcPr>
+            <w:tcW w:w="1815" w:type="dxa"/>
+          </w:tcPr>
           <w:p>
             <w:pPr>
               <w:pStyle w:val="Compact"/>
@@ -6755,7 +7297,9 @@
           </w:p>
         </w:tc>
         <w:tc>
-          <w:tcPr/>
+          <w:tcPr>
+            <w:tcW w:w="1735" w:type="dxa"/>
+          </w:tcPr>
           <w:p>
             <w:pPr>
               <w:pStyle w:val="Compact"/>
@@ -6770,7 +7314,9 @@
           </w:p>
         </w:tc>
         <w:tc>
-          <w:tcPr/>
+          <w:tcPr>
+            <w:tcW w:w="1619" w:type="dxa"/>
+          </w:tcPr>
           <w:p>
             <w:pPr>
               <w:pStyle w:val="Compact"/>
@@ -6785,7 +7331,9 @@
           </w:p>
         </w:tc>
         <w:tc>
-          <w:tcPr/>
+          <w:tcPr>
+            <w:tcW w:w="1224" w:type="dxa"/>
+          </w:tcPr>
           <w:p>
             <w:pPr>
               <w:pStyle w:val="Compact"/>
@@ -6800,7 +7348,9 @@
           </w:p>
         </w:tc>
         <w:tc>
-          <w:tcPr/>
+          <w:tcPr>
+            <w:tcW w:w="1513" w:type="dxa"/>
+          </w:tcPr>
           <w:p>
             <w:pPr>
               <w:pStyle w:val="Compact"/>
@@ -6817,7 +7367,9 @@
       </w:tr>
       <w:tr>
         <w:tc>
-          <w:tcPr/>
+          <w:tcPr>
+            <w:tcW w:w="1815" w:type="dxa"/>
+          </w:tcPr>
           <w:p>
             <w:pPr>
               <w:pStyle w:val="Compact"/>
@@ -6832,7 +7384,9 @@
           </w:p>
         </w:tc>
         <w:tc>
-          <w:tcPr/>
+          <w:tcPr>
+            <w:tcW w:w="1735" w:type="dxa"/>
+          </w:tcPr>
           <w:p>
             <w:pPr>
               <w:pStyle w:val="Compact"/>
@@ -6847,7 +7401,9 @@
           </w:p>
         </w:tc>
         <w:tc>
-          <w:tcPr/>
+          <w:tcPr>
+            <w:tcW w:w="1619" w:type="dxa"/>
+          </w:tcPr>
           <w:p>
             <w:pPr>
               <w:pStyle w:val="Compact"/>
@@ -6862,7 +7418,9 @@
           </w:p>
         </w:tc>
         <w:tc>
-          <w:tcPr/>
+          <w:tcPr>
+            <w:tcW w:w="1224" w:type="dxa"/>
+          </w:tcPr>
           <w:p>
             <w:pPr>
               <w:pStyle w:val="Compact"/>
@@ -6877,7 +7435,9 @@
           </w:p>
         </w:tc>
         <w:tc>
-          <w:tcPr/>
+          <w:tcPr>
+            <w:tcW w:w="1513" w:type="dxa"/>
+          </w:tcPr>
           <w:p>
             <w:pPr>
               <w:pStyle w:val="Compact"/>
@@ -6894,7 +7454,9 @@
       </w:tr>
       <w:tr>
         <w:tc>
-          <w:tcPr/>
+          <w:tcPr>
+            <w:tcW w:w="1815" w:type="dxa"/>
+          </w:tcPr>
           <w:p>
             <w:pPr>
               <w:pStyle w:val="Compact"/>
@@ -6909,7 +7471,9 @@
           </w:p>
         </w:tc>
         <w:tc>
-          <w:tcPr/>
+          <w:tcPr>
+            <w:tcW w:w="1735" w:type="dxa"/>
+          </w:tcPr>
           <w:p>
             <w:pPr>
               <w:pStyle w:val="Compact"/>
@@ -6924,7 +7488,9 @@
           </w:p>
         </w:tc>
         <w:tc>
-          <w:tcPr/>
+          <w:tcPr>
+            <w:tcW w:w="1619" w:type="dxa"/>
+          </w:tcPr>
           <w:p>
             <w:pPr>
               <w:pStyle w:val="Compact"/>
@@ -6939,7 +7505,9 @@
           </w:p>
         </w:tc>
         <w:tc>
-          <w:tcPr/>
+          <w:tcPr>
+            <w:tcW w:w="1224" w:type="dxa"/>
+          </w:tcPr>
           <w:p>
             <w:pPr>
               <w:pStyle w:val="Compact"/>
@@ -6954,7 +7522,9 @@
           </w:p>
         </w:tc>
         <w:tc>
-          <w:tcPr/>
+          <w:tcPr>
+            <w:tcW w:w="1513" w:type="dxa"/>
+          </w:tcPr>
           <w:p>
             <w:pPr>
               <w:pStyle w:val="Compact"/>
@@ -6971,7 +7541,9 @@
       </w:tr>
       <w:tr>
         <w:tc>
-          <w:tcPr/>
+          <w:tcPr>
+            <w:tcW w:w="1815" w:type="dxa"/>
+          </w:tcPr>
           <w:p>
             <w:pPr>
               <w:pStyle w:val="Compact"/>
@@ -6986,7 +7558,9 @@
           </w:p>
         </w:tc>
         <w:tc>
-          <w:tcPr/>
+          <w:tcPr>
+            <w:tcW w:w="1735" w:type="dxa"/>
+          </w:tcPr>
           <w:p>
             <w:pPr>
               <w:pStyle w:val="Compact"/>
@@ -7001,7 +7575,9 @@
           </w:p>
         </w:tc>
         <w:tc>
-          <w:tcPr/>
+          <w:tcPr>
+            <w:tcW w:w="1619" w:type="dxa"/>
+          </w:tcPr>
           <w:p>
             <w:pPr>
               <w:pStyle w:val="Compact"/>
@@ -7016,7 +7592,9 @@
           </w:p>
         </w:tc>
         <w:tc>
-          <w:tcPr/>
+          <w:tcPr>
+            <w:tcW w:w="1224" w:type="dxa"/>
+          </w:tcPr>
           <w:p>
             <w:pPr>
               <w:pStyle w:val="Compact"/>
@@ -7031,7 +7609,9 @@
           </w:p>
         </w:tc>
         <w:tc>
-          <w:tcPr/>
+          <w:tcPr>
+            <w:tcW w:w="1513" w:type="dxa"/>
+          </w:tcPr>
           <w:p>
             <w:pPr>
               <w:pStyle w:val="Compact"/>
@@ -7048,7 +7628,9 @@
       </w:tr>
       <w:tr>
         <w:tc>
-          <w:tcPr/>
+          <w:tcPr>
+            <w:tcW w:w="1815" w:type="dxa"/>
+          </w:tcPr>
           <w:p>
             <w:pPr>
               <w:pStyle w:val="Compact"/>
@@ -7063,7 +7645,9 @@
           </w:p>
         </w:tc>
         <w:tc>
-          <w:tcPr/>
+          <w:tcPr>
+            <w:tcW w:w="1735" w:type="dxa"/>
+          </w:tcPr>
           <w:p>
             <w:pPr>
               <w:pStyle w:val="Compact"/>
@@ -7078,7 +7662,9 @@
           </w:p>
         </w:tc>
         <w:tc>
-          <w:tcPr/>
+          <w:tcPr>
+            <w:tcW w:w="1619" w:type="dxa"/>
+          </w:tcPr>
           <w:p>
             <w:pPr>
               <w:pStyle w:val="Compact"/>
@@ -7093,7 +7679,9 @@
           </w:p>
         </w:tc>
         <w:tc>
-          <w:tcPr/>
+          <w:tcPr>
+            <w:tcW w:w="1224" w:type="dxa"/>
+          </w:tcPr>
           <w:p>
             <w:pPr>
               <w:pStyle w:val="Compact"/>
@@ -7108,7 +7696,9 @@
           </w:p>
         </w:tc>
         <w:tc>
-          <w:tcPr/>
+          <w:tcPr>
+            <w:tcW w:w="1513" w:type="dxa"/>
+          </w:tcPr>
           <w:p>
             <w:pPr>
               <w:pStyle w:val="Compact"/>
@@ -7125,7 +7715,9 @@
       </w:tr>
       <w:tr>
         <w:tc>
-          <w:tcPr/>
+          <w:tcPr>
+            <w:tcW w:w="1815" w:type="dxa"/>
+          </w:tcPr>
           <w:p>
             <w:pPr>
               <w:pStyle w:val="Compact"/>
@@ -7140,7 +7732,9 @@
           </w:p>
         </w:tc>
         <w:tc>
-          <w:tcPr/>
+          <w:tcPr>
+            <w:tcW w:w="1735" w:type="dxa"/>
+          </w:tcPr>
           <w:p>
             <w:pPr>
               <w:pStyle w:val="Compact"/>
@@ -7155,7 +7749,9 @@
           </w:p>
         </w:tc>
         <w:tc>
-          <w:tcPr/>
+          <w:tcPr>
+            <w:tcW w:w="1619" w:type="dxa"/>
+          </w:tcPr>
           <w:p>
             <w:pPr>
               <w:pStyle w:val="Compact"/>
@@ -7170,7 +7766,9 @@
           </w:p>
         </w:tc>
         <w:tc>
-          <w:tcPr/>
+          <w:tcPr>
+            <w:tcW w:w="1224" w:type="dxa"/>
+          </w:tcPr>
           <w:p>
             <w:pPr>
               <w:pStyle w:val="Compact"/>
@@ -7185,7 +7783,9 @@
           </w:p>
         </w:tc>
         <w:tc>
-          <w:tcPr/>
+          <w:tcPr>
+            <w:tcW w:w="1513" w:type="dxa"/>
+          </w:tcPr>
           <w:p>
             <w:pPr>
               <w:pStyle w:val="Compact"/>
@@ -7202,7 +7802,9 @@
       </w:tr>
       <w:tr>
         <w:tc>
-          <w:tcPr/>
+          <w:tcPr>
+            <w:tcW w:w="1815" w:type="dxa"/>
+          </w:tcPr>
           <w:p>
             <w:pPr>
               <w:pStyle w:val="Compact"/>
@@ -7217,7 +7819,9 @@
           </w:p>
         </w:tc>
         <w:tc>
-          <w:tcPr/>
+          <w:tcPr>
+            <w:tcW w:w="1735" w:type="dxa"/>
+          </w:tcPr>
           <w:p>
             <w:pPr>
               <w:pStyle w:val="Compact"/>
@@ -7232,7 +7836,9 @@
           </w:p>
         </w:tc>
         <w:tc>
-          <w:tcPr/>
+          <w:tcPr>
+            <w:tcW w:w="1619" w:type="dxa"/>
+          </w:tcPr>
           <w:p>
             <w:pPr>
               <w:pStyle w:val="Compact"/>
@@ -7247,7 +7853,9 @@
           </w:p>
         </w:tc>
         <w:tc>
-          <w:tcPr/>
+          <w:tcPr>
+            <w:tcW w:w="1224" w:type="dxa"/>
+          </w:tcPr>
           <w:p>
             <w:pPr>
               <w:pStyle w:val="Compact"/>
@@ -7262,7 +7870,9 @@
           </w:p>
         </w:tc>
         <w:tc>
-          <w:tcPr/>
+          <w:tcPr>
+            <w:tcW w:w="1513" w:type="dxa"/>
+          </w:tcPr>
           <w:p>
             <w:pPr>
               <w:pStyle w:val="Compact"/>
@@ -7279,7 +7889,9 @@
       </w:tr>
       <w:tr>
         <w:tc>
-          <w:tcPr/>
+          <w:tcPr>
+            <w:tcW w:w="1815" w:type="dxa"/>
+          </w:tcPr>
           <w:p>
             <w:pPr>
               <w:pStyle w:val="Compact"/>
@@ -7294,7 +7906,9 @@
           </w:p>
         </w:tc>
         <w:tc>
-          <w:tcPr/>
+          <w:tcPr>
+            <w:tcW w:w="1735" w:type="dxa"/>
+          </w:tcPr>
           <w:p>
             <w:pPr>
               <w:pStyle w:val="Compact"/>
@@ -7309,7 +7923,9 @@
           </w:p>
         </w:tc>
         <w:tc>
-          <w:tcPr/>
+          <w:tcPr>
+            <w:tcW w:w="1619" w:type="dxa"/>
+          </w:tcPr>
           <w:p>
             <w:pPr>
               <w:pStyle w:val="Compact"/>
@@ -7324,7 +7940,9 @@
           </w:p>
         </w:tc>
         <w:tc>
-          <w:tcPr/>
+          <w:tcPr>
+            <w:tcW w:w="1224" w:type="dxa"/>
+          </w:tcPr>
           <w:p>
             <w:pPr>
               <w:pStyle w:val="Compact"/>
@@ -7339,7 +7957,9 @@
           </w:p>
         </w:tc>
         <w:tc>
-          <w:tcPr/>
+          <w:tcPr>
+            <w:tcW w:w="1513" w:type="dxa"/>
+          </w:tcPr>
           <w:p>
             <w:pPr>
               <w:pStyle w:val="Compact"/>
@@ -7356,7 +7976,9 @@
       </w:tr>
       <w:tr>
         <w:tc>
-          <w:tcPr/>
+          <w:tcPr>
+            <w:tcW w:w="1815" w:type="dxa"/>
+          </w:tcPr>
           <w:p>
             <w:pPr>
               <w:pStyle w:val="Compact"/>
@@ -7371,7 +7993,9 @@
           </w:p>
         </w:tc>
         <w:tc>
-          <w:tcPr/>
+          <w:tcPr>
+            <w:tcW w:w="1735" w:type="dxa"/>
+          </w:tcPr>
           <w:p>
             <w:pPr>
               <w:pStyle w:val="Compact"/>
@@ -7386,7 +8010,9 @@
           </w:p>
         </w:tc>
         <w:tc>
-          <w:tcPr/>
+          <w:tcPr>
+            <w:tcW w:w="1619" w:type="dxa"/>
+          </w:tcPr>
           <w:p>
             <w:pPr>
               <w:pStyle w:val="Compact"/>
@@ -7401,7 +8027,9 @@
           </w:p>
         </w:tc>
         <w:tc>
-          <w:tcPr/>
+          <w:tcPr>
+            <w:tcW w:w="1224" w:type="dxa"/>
+          </w:tcPr>
           <w:p>
             <w:pPr>
               <w:pStyle w:val="Compact"/>
@@ -7416,7 +8044,9 @@
           </w:p>
         </w:tc>
         <w:tc>
-          <w:tcPr/>
+          <w:tcPr>
+            <w:tcW w:w="1513" w:type="dxa"/>
+          </w:tcPr>
           <w:p>
             <w:pPr>
               <w:pStyle w:val="Compact"/>
@@ -7433,7 +8063,9 @@
       </w:tr>
       <w:tr>
         <w:tc>
-          <w:tcPr/>
+          <w:tcPr>
+            <w:tcW w:w="1815" w:type="dxa"/>
+          </w:tcPr>
           <w:p>
             <w:pPr>
               <w:pStyle w:val="Compact"/>
@@ -7448,7 +8080,9 @@
           </w:p>
         </w:tc>
         <w:tc>
-          <w:tcPr/>
+          <w:tcPr>
+            <w:tcW w:w="1735" w:type="dxa"/>
+          </w:tcPr>
           <w:p>
             <w:pPr>
               <w:pStyle w:val="Compact"/>
@@ -7463,7 +8097,9 @@
           </w:p>
         </w:tc>
         <w:tc>
-          <w:tcPr/>
+          <w:tcPr>
+            <w:tcW w:w="1619" w:type="dxa"/>
+          </w:tcPr>
           <w:p>
             <w:pPr>
               <w:pStyle w:val="Compact"/>
@@ -7478,7 +8114,9 @@
           </w:p>
         </w:tc>
         <w:tc>
-          <w:tcPr/>
+          <w:tcPr>
+            <w:tcW w:w="1224" w:type="dxa"/>
+          </w:tcPr>
           <w:p>
             <w:pPr>
               <w:pStyle w:val="Compact"/>
@@ -7493,7 +8131,9 @@
           </w:p>
         </w:tc>
         <w:tc>
-          <w:tcPr/>
+          <w:tcPr>
+            <w:tcW w:w="1513" w:type="dxa"/>
+          </w:tcPr>
           <w:p>
             <w:pPr>
               <w:pStyle w:val="Compact"/>
@@ -7746,9 +8386,9 @@
         </w:tblBorders>
       </w:tblPr>
       <w:tblGrid>
-        <w:gridCol w:w="2640"/>
-        <w:gridCol w:w="2640"/>
-        <w:gridCol w:w="2640"/>
+        <w:gridCol w:w="2469"/>
+        <w:gridCol w:w="2310"/>
+        <w:gridCol w:w="3136"/>
       </w:tblGrid>
       <w:tr>
         <w:trPr>
@@ -7756,6 +8396,7 @@
         </w:trPr>
         <w:tc>
           <w:tcPr>
+            <w:tcW w:w="2469" w:type="dxa"/>
             <w:shd w:val="clear" w:color="auto" w:fill="D9E2F3"/>
           </w:tcPr>
           <w:p>
@@ -7774,6 +8415,7 @@
         </w:tc>
         <w:tc>
           <w:tcPr>
+            <w:tcW w:w="2310" w:type="dxa"/>
             <w:shd w:val="clear" w:color="auto" w:fill="D9E2F3"/>
           </w:tcPr>
           <w:p>
@@ -7792,6 +8434,7 @@
         </w:tc>
         <w:tc>
           <w:tcPr>
+            <w:tcW w:w="3136" w:type="dxa"/>
             <w:shd w:val="clear" w:color="auto" w:fill="D9E2F3"/>
           </w:tcPr>
           <w:p>
@@ -7811,7 +8454,9 @@
       </w:tr>
       <w:tr>
         <w:tc>
-          <w:tcPr/>
+          <w:tcPr>
+            <w:tcW w:w="2469" w:type="dxa"/>
+          </w:tcPr>
           <w:p>
             <w:pPr>
               <w:pStyle w:val="Compact"/>
@@ -7826,7 +8471,9 @@
           </w:p>
         </w:tc>
         <w:tc>
-          <w:tcPr/>
+          <w:tcPr>
+            <w:tcW w:w="2310" w:type="dxa"/>
+          </w:tcPr>
           <w:p>
             <w:pPr>
               <w:pStyle w:val="Compact"/>
@@ -7841,7 +8488,9 @@
           </w:p>
         </w:tc>
         <w:tc>
-          <w:tcPr/>
+          <w:tcPr>
+            <w:tcW w:w="3136" w:type="dxa"/>
+          </w:tcPr>
           <w:p>
             <w:pPr>
               <w:pStyle w:val="Compact"/>
@@ -7858,7 +8507,9 @@
       </w:tr>
       <w:tr>
         <w:tc>
-          <w:tcPr/>
+          <w:tcPr>
+            <w:tcW w:w="2469" w:type="dxa"/>
+          </w:tcPr>
           <w:p>
             <w:pPr>
               <w:pStyle w:val="Compact"/>
@@ -7873,15 +8524,19 @@
           </w:p>
         </w:tc>
         <w:tc>
-          <w:tcPr/>
-          <w:p>
-            <w:pPr>
-              <w:pStyle w:val="Compact"/>
-            </w:pPr>
-          </w:p>
-        </w:tc>
-        <w:tc>
-          <w:tcPr/>
+          <w:tcPr>
+            <w:tcW w:w="2310" w:type="dxa"/>
+          </w:tcPr>
+          <w:p>
+            <w:pPr>
+              <w:pStyle w:val="Compact"/>
+            </w:pPr>
+          </w:p>
+        </w:tc>
+        <w:tc>
+          <w:tcPr>
+            <w:tcW w:w="3136" w:type="dxa"/>
+          </w:tcPr>
           <w:p>
             <w:pPr>
               <w:pStyle w:val="Compact"/>
@@ -7898,7 +8553,9 @@
       </w:tr>
       <w:tr>
         <w:tc>
-          <w:tcPr/>
+          <w:tcPr>
+            <w:tcW w:w="2469" w:type="dxa"/>
+          </w:tcPr>
           <w:p>
             <w:pPr>
               <w:pStyle w:val="Compact"/>
@@ -7913,15 +8570,19 @@
           </w:p>
         </w:tc>
         <w:tc>
-          <w:tcPr/>
-          <w:p>
-            <w:pPr>
-              <w:pStyle w:val="Compact"/>
-            </w:pPr>
-          </w:p>
-        </w:tc>
-        <w:tc>
-          <w:tcPr/>
+          <w:tcPr>
+            <w:tcW w:w="2310" w:type="dxa"/>
+          </w:tcPr>
+          <w:p>
+            <w:pPr>
+              <w:pStyle w:val="Compact"/>
+            </w:pPr>
+          </w:p>
+        </w:tc>
+        <w:tc>
+          <w:tcPr>
+            <w:tcW w:w="3136" w:type="dxa"/>
+          </w:tcPr>
           <w:p>
             <w:pPr>
               <w:pStyle w:val="Compact"/>
@@ -7938,7 +8599,9 @@
       </w:tr>
       <w:tr>
         <w:tc>
-          <w:tcPr/>
+          <w:tcPr>
+            <w:tcW w:w="2469" w:type="dxa"/>
+          </w:tcPr>
           <w:p>
             <w:pPr>
               <w:pStyle w:val="Compact"/>
@@ -7953,7 +8616,9 @@
           </w:p>
         </w:tc>
         <w:tc>
-          <w:tcPr/>
+          <w:tcPr>
+            <w:tcW w:w="2310" w:type="dxa"/>
+          </w:tcPr>
           <w:p>
             <w:pPr>
               <w:pStyle w:val="Compact"/>
@@ -7968,7 +8633,9 @@
           </w:p>
         </w:tc>
         <w:tc>
-          <w:tcPr/>
+          <w:tcPr>
+            <w:tcW w:w="3136" w:type="dxa"/>
+          </w:tcPr>
           <w:p>
             <w:pPr>
               <w:pStyle w:val="Compact"/>
@@ -7985,7 +8652,9 @@
       </w:tr>
       <w:tr>
         <w:tc>
-          <w:tcPr/>
+          <w:tcPr>
+            <w:tcW w:w="2469" w:type="dxa"/>
+          </w:tcPr>
           <w:p>
             <w:pPr>
               <w:pStyle w:val="Compact"/>
@@ -8000,15 +8669,19 @@
           </w:p>
         </w:tc>
         <w:tc>
-          <w:tcPr/>
-          <w:p>
-            <w:pPr>
-              <w:pStyle w:val="Compact"/>
-            </w:pPr>
-          </w:p>
-        </w:tc>
-        <w:tc>
-          <w:tcPr/>
+          <w:tcPr>
+            <w:tcW w:w="2310" w:type="dxa"/>
+          </w:tcPr>
+          <w:p>
+            <w:pPr>
+              <w:pStyle w:val="Compact"/>
+            </w:pPr>
+          </w:p>
+        </w:tc>
+        <w:tc>
+          <w:tcPr>
+            <w:tcW w:w="3136" w:type="dxa"/>
+          </w:tcPr>
           <w:p>
             <w:pPr>
               <w:pStyle w:val="Compact"/>
@@ -8025,7 +8698,9 @@
       </w:tr>
       <w:tr>
         <w:tc>
-          <w:tcPr/>
+          <w:tcPr>
+            <w:tcW w:w="2469" w:type="dxa"/>
+          </w:tcPr>
           <w:p>
             <w:pPr>
               <w:pStyle w:val="Compact"/>
@@ -8040,15 +8715,19 @@
           </w:p>
         </w:tc>
         <w:tc>
-          <w:tcPr/>
-          <w:p>
-            <w:pPr>
-              <w:pStyle w:val="Compact"/>
-            </w:pPr>
-          </w:p>
-        </w:tc>
-        <w:tc>
-          <w:tcPr/>
+          <w:tcPr>
+            <w:tcW w:w="2310" w:type="dxa"/>
+          </w:tcPr>
+          <w:p>
+            <w:pPr>
+              <w:pStyle w:val="Compact"/>
+            </w:pPr>
+          </w:p>
+        </w:tc>
+        <w:tc>
+          <w:tcPr>
+            <w:tcW w:w="3136" w:type="dxa"/>
+          </w:tcPr>
           <w:p>
             <w:pPr>
               <w:pStyle w:val="Compact"/>
@@ -8065,7 +8744,9 @@
       </w:tr>
       <w:tr>
         <w:tc>
-          <w:tcPr/>
+          <w:tcPr>
+            <w:tcW w:w="2469" w:type="dxa"/>
+          </w:tcPr>
           <w:p>
             <w:pPr>
               <w:pStyle w:val="Compact"/>
@@ -8080,15 +8761,19 @@
           </w:p>
         </w:tc>
         <w:tc>
-          <w:tcPr/>
-          <w:p>
-            <w:pPr>
-              <w:pStyle w:val="Compact"/>
-            </w:pPr>
-          </w:p>
-        </w:tc>
-        <w:tc>
-          <w:tcPr/>
+          <w:tcPr>
+            <w:tcW w:w="2310" w:type="dxa"/>
+          </w:tcPr>
+          <w:p>
+            <w:pPr>
+              <w:pStyle w:val="Compact"/>
+            </w:pPr>
+          </w:p>
+        </w:tc>
+        <w:tc>
+          <w:tcPr>
+            <w:tcW w:w="3136" w:type="dxa"/>
+          </w:tcPr>
           <w:p>
             <w:pPr>
               <w:pStyle w:val="Compact"/>
@@ -8105,7 +8790,9 @@
       </w:tr>
       <w:tr>
         <w:tc>
-          <w:tcPr/>
+          <w:tcPr>
+            <w:tcW w:w="2469" w:type="dxa"/>
+          </w:tcPr>
           <w:p>
             <w:pPr>
               <w:pStyle w:val="Compact"/>
@@ -8120,7 +8807,9 @@
           </w:p>
         </w:tc>
         <w:tc>
-          <w:tcPr/>
+          <w:tcPr>
+            <w:tcW w:w="2310" w:type="dxa"/>
+          </w:tcPr>
           <w:p>
             <w:pPr>
               <w:pStyle w:val="Compact"/>
@@ -8135,17 +8824,21 @@
           </w:p>
         </w:tc>
         <w:tc>
-          <w:tcPr/>
-          <w:p>
-            <w:pPr>
-              <w:pStyle w:val="Compact"/>
-            </w:pPr>
-          </w:p>
-        </w:tc>
-      </w:tr>
-      <w:tr>
-        <w:tc>
-          <w:tcPr/>
+          <w:tcPr>
+            <w:tcW w:w="3136" w:type="dxa"/>
+          </w:tcPr>
+          <w:p>
+            <w:pPr>
+              <w:pStyle w:val="Compact"/>
+            </w:pPr>
+          </w:p>
+        </w:tc>
+      </w:tr>
+      <w:tr>
+        <w:tc>
+          <w:tcPr>
+            <w:tcW w:w="2469" w:type="dxa"/>
+          </w:tcPr>
           <w:p>
             <w:pPr>
               <w:pStyle w:val="Compact"/>
@@ -8160,15 +8853,19 @@
           </w:p>
         </w:tc>
         <w:tc>
-          <w:tcPr/>
-          <w:p>
-            <w:pPr>
-              <w:pStyle w:val="Compact"/>
-            </w:pPr>
-          </w:p>
-        </w:tc>
-        <w:tc>
-          <w:tcPr/>
+          <w:tcPr>
+            <w:tcW w:w="2310" w:type="dxa"/>
+          </w:tcPr>
+          <w:p>
+            <w:pPr>
+              <w:pStyle w:val="Compact"/>
+            </w:pPr>
+          </w:p>
+        </w:tc>
+        <w:tc>
+          <w:tcPr>
+            <w:tcW w:w="3136" w:type="dxa"/>
+          </w:tcPr>
           <w:p>
             <w:pPr>
               <w:pStyle w:val="Compact"/>
@@ -8185,7 +8882,9 @@
       </w:tr>
       <w:tr>
         <w:tc>
-          <w:tcPr/>
+          <w:tcPr>
+            <w:tcW w:w="2469" w:type="dxa"/>
+          </w:tcPr>
           <w:p>
             <w:pPr>
               <w:pStyle w:val="Compact"/>
@@ -8200,7 +8899,9 @@
           </w:p>
         </w:tc>
         <w:tc>
-          <w:tcPr/>
+          <w:tcPr>
+            <w:tcW w:w="2310" w:type="dxa"/>
+          </w:tcPr>
           <w:p>
             <w:pPr>
               <w:pStyle w:val="Compact"/>
@@ -8215,17 +8916,21 @@
           </w:p>
         </w:tc>
         <w:tc>
-          <w:tcPr/>
-          <w:p>
-            <w:pPr>
-              <w:pStyle w:val="Compact"/>
-            </w:pPr>
-          </w:p>
-        </w:tc>
-      </w:tr>
-      <w:tr>
-        <w:tc>
-          <w:tcPr/>
+          <w:tcPr>
+            <w:tcW w:w="3136" w:type="dxa"/>
+          </w:tcPr>
+          <w:p>
+            <w:pPr>
+              <w:pStyle w:val="Compact"/>
+            </w:pPr>
+          </w:p>
+        </w:tc>
+      </w:tr>
+      <w:tr>
+        <w:tc>
+          <w:tcPr>
+            <w:tcW w:w="2469" w:type="dxa"/>
+          </w:tcPr>
           <w:p>
             <w:pPr>
               <w:pStyle w:val="Compact"/>
@@ -8240,7 +8945,9 @@
           </w:p>
         </w:tc>
         <w:tc>
-          <w:tcPr/>
+          <w:tcPr>
+            <w:tcW w:w="2310" w:type="dxa"/>
+          </w:tcPr>
           <w:p>
             <w:pPr>
               <w:pStyle w:val="Compact"/>
@@ -8255,17 +8962,21 @@
           </w:p>
         </w:tc>
         <w:tc>
-          <w:tcPr/>
-          <w:p>
-            <w:pPr>
-              <w:pStyle w:val="Compact"/>
-            </w:pPr>
-          </w:p>
-        </w:tc>
-      </w:tr>
-      <w:tr>
-        <w:tc>
-          <w:tcPr/>
+          <w:tcPr>
+            <w:tcW w:w="3136" w:type="dxa"/>
+          </w:tcPr>
+          <w:p>
+            <w:pPr>
+              <w:pStyle w:val="Compact"/>
+            </w:pPr>
+          </w:p>
+        </w:tc>
+      </w:tr>
+      <w:tr>
+        <w:tc>
+          <w:tcPr>
+            <w:tcW w:w="2469" w:type="dxa"/>
+          </w:tcPr>
           <w:p>
             <w:pPr>
               <w:pStyle w:val="Compact"/>
@@ -8280,7 +8991,9 @@
           </w:p>
         </w:tc>
         <w:tc>
-          <w:tcPr/>
+          <w:tcPr>
+            <w:tcW w:w="2310" w:type="dxa"/>
+          </w:tcPr>
           <w:p>
             <w:pPr>
               <w:pStyle w:val="Compact"/>
@@ -8295,17 +9008,21 @@
           </w:p>
         </w:tc>
         <w:tc>
-          <w:tcPr/>
-          <w:p>
-            <w:pPr>
-              <w:pStyle w:val="Compact"/>
-            </w:pPr>
-          </w:p>
-        </w:tc>
-      </w:tr>
-      <w:tr>
-        <w:tc>
-          <w:tcPr/>
+          <w:tcPr>
+            <w:tcW w:w="3136" w:type="dxa"/>
+          </w:tcPr>
+          <w:p>
+            <w:pPr>
+              <w:pStyle w:val="Compact"/>
+            </w:pPr>
+          </w:p>
+        </w:tc>
+      </w:tr>
+      <w:tr>
+        <w:tc>
+          <w:tcPr>
+            <w:tcW w:w="2469" w:type="dxa"/>
+          </w:tcPr>
           <w:p>
             <w:pPr>
               <w:pStyle w:val="Compact"/>
@@ -8320,7 +9037,9 @@
           </w:p>
         </w:tc>
         <w:tc>
-          <w:tcPr/>
+          <w:tcPr>
+            <w:tcW w:w="2310" w:type="dxa"/>
+          </w:tcPr>
           <w:p>
             <w:pPr>
               <w:pStyle w:val="Compact"/>
@@ -8335,7 +9054,9 @@
           </w:p>
         </w:tc>
         <w:tc>
-          <w:tcPr/>
+          <w:tcPr>
+            <w:tcW w:w="3136" w:type="dxa"/>
+          </w:tcPr>
           <w:p>
             <w:pPr>
               <w:pStyle w:val="Compact"/>
@@ -8407,9 +9128,9 @@
         </w:tblBorders>
       </w:tblPr>
       <w:tblGrid>
-        <w:gridCol w:w="2640"/>
-        <w:gridCol w:w="2640"/>
-        <w:gridCol w:w="2640"/>
+        <w:gridCol w:w="2092"/>
+        <w:gridCol w:w="2577"/>
+        <w:gridCol w:w="3246"/>
       </w:tblGrid>
       <w:tr>
         <w:trPr>
@@ -8417,6 +9138,7 @@
         </w:trPr>
         <w:tc>
           <w:tcPr>
+            <w:tcW w:w="2092" w:type="dxa"/>
             <w:shd w:val="clear" w:color="auto" w:fill="D9E2F3"/>
           </w:tcPr>
           <w:p>
@@ -8435,6 +9157,7 @@
         </w:tc>
         <w:tc>
           <w:tcPr>
+            <w:tcW w:w="2577" w:type="dxa"/>
             <w:shd w:val="clear" w:color="auto" w:fill="D9E2F3"/>
           </w:tcPr>
           <w:p>
@@ -8453,6 +9176,7 @@
         </w:tc>
         <w:tc>
           <w:tcPr>
+            <w:tcW w:w="3246" w:type="dxa"/>
             <w:shd w:val="clear" w:color="auto" w:fill="D9E2F3"/>
           </w:tcPr>
           <w:p>
@@ -8472,7 +9196,9 @@
       </w:tr>
       <w:tr>
         <w:tc>
-          <w:tcPr/>
+          <w:tcPr>
+            <w:tcW w:w="2092" w:type="dxa"/>
+          </w:tcPr>
           <w:p>
             <w:pPr>
               <w:pStyle w:val="Compact"/>
@@ -8487,7 +9213,9 @@
           </w:p>
         </w:tc>
         <w:tc>
-          <w:tcPr/>
+          <w:tcPr>
+            <w:tcW w:w="2577" w:type="dxa"/>
+          </w:tcPr>
           <w:p>
             <w:pPr>
               <w:pStyle w:val="Compact"/>
@@ -8502,7 +9230,9 @@
           </w:p>
         </w:tc>
         <w:tc>
-          <w:tcPr/>
+          <w:tcPr>
+            <w:tcW w:w="3246" w:type="dxa"/>
+          </w:tcPr>
           <w:p>
             <w:pPr>
               <w:pStyle w:val="Compact"/>
@@ -8519,7 +9249,9 @@
       </w:tr>
       <w:tr>
         <w:tc>
-          <w:tcPr/>
+          <w:tcPr>
+            <w:tcW w:w="2092" w:type="dxa"/>
+          </w:tcPr>
           <w:p>
             <w:pPr>
               <w:pStyle w:val="Compact"/>
@@ -8534,7 +9266,9 @@
           </w:p>
         </w:tc>
         <w:tc>
-          <w:tcPr/>
+          <w:tcPr>
+            <w:tcW w:w="2577" w:type="dxa"/>
+          </w:tcPr>
           <w:p>
             <w:pPr>
               <w:pStyle w:val="Compact"/>
@@ -8549,7 +9283,9 @@
           </w:p>
         </w:tc>
         <w:tc>
-          <w:tcPr/>
+          <w:tcPr>
+            <w:tcW w:w="3246" w:type="dxa"/>
+          </w:tcPr>
           <w:p>
             <w:pPr>
               <w:pStyle w:val="Compact"/>
@@ -8566,7 +9302,9 @@
       </w:tr>
       <w:tr>
         <w:tc>
-          <w:tcPr/>
+          <w:tcPr>
+            <w:tcW w:w="2092" w:type="dxa"/>
+          </w:tcPr>
           <w:p>
             <w:pPr>
               <w:pStyle w:val="Compact"/>
@@ -8581,7 +9319,9 @@
           </w:p>
         </w:tc>
         <w:tc>
-          <w:tcPr/>
+          <w:tcPr>
+            <w:tcW w:w="2577" w:type="dxa"/>
+          </w:tcPr>
           <w:p>
             <w:pPr>
               <w:pStyle w:val="Compact"/>
@@ -8596,7 +9336,9 @@
           </w:p>
         </w:tc>
         <w:tc>
-          <w:tcPr/>
+          <w:tcPr>
+            <w:tcW w:w="3246" w:type="dxa"/>
+          </w:tcPr>
           <w:p>
             <w:pPr>
               <w:pStyle w:val="Compact"/>
@@ -8613,7 +9355,9 @@
       </w:tr>
       <w:tr>
         <w:tc>
-          <w:tcPr/>
+          <w:tcPr>
+            <w:tcW w:w="2092" w:type="dxa"/>
+          </w:tcPr>
           <w:p>
             <w:pPr>
               <w:pStyle w:val="Compact"/>
@@ -8628,7 +9372,9 @@
           </w:p>
         </w:tc>
         <w:tc>
-          <w:tcPr/>
+          <w:tcPr>
+            <w:tcW w:w="2577" w:type="dxa"/>
+          </w:tcPr>
           <w:p>
             <w:pPr>
               <w:pStyle w:val="Compact"/>
@@ -8643,7 +9389,9 @@
           </w:p>
         </w:tc>
         <w:tc>
-          <w:tcPr/>
+          <w:tcPr>
+            <w:tcW w:w="3246" w:type="dxa"/>
+          </w:tcPr>
           <w:p>
             <w:pPr>
               <w:pStyle w:val="Compact"/>
@@ -8660,7 +9408,9 @@
       </w:tr>
       <w:tr>
         <w:tc>
-          <w:tcPr/>
+          <w:tcPr>
+            <w:tcW w:w="2092" w:type="dxa"/>
+          </w:tcPr>
           <w:p>
             <w:pPr>
               <w:pStyle w:val="Compact"/>
@@ -8675,7 +9425,9 @@
           </w:p>
         </w:tc>
         <w:tc>
-          <w:tcPr/>
+          <w:tcPr>
+            <w:tcW w:w="2577" w:type="dxa"/>
+          </w:tcPr>
           <w:p>
             <w:pPr>
               <w:pStyle w:val="Compact"/>
@@ -8690,7 +9442,9 @@
           </w:p>
         </w:tc>
         <w:tc>
-          <w:tcPr/>
+          <w:tcPr>
+            <w:tcW w:w="3246" w:type="dxa"/>
+          </w:tcPr>
           <w:p>
             <w:pPr>
               <w:pStyle w:val="Compact"/>
@@ -8707,7 +9461,9 @@
       </w:tr>
       <w:tr>
         <w:tc>
-          <w:tcPr/>
+          <w:tcPr>
+            <w:tcW w:w="2092" w:type="dxa"/>
+          </w:tcPr>
           <w:p>
             <w:pPr>
               <w:pStyle w:val="Compact"/>
@@ -8722,7 +9478,9 @@
           </w:p>
         </w:tc>
         <w:tc>
-          <w:tcPr/>
+          <w:tcPr>
+            <w:tcW w:w="2577" w:type="dxa"/>
+          </w:tcPr>
           <w:p>
             <w:pPr>
               <w:pStyle w:val="Compact"/>
@@ -8737,7 +9495,9 @@
           </w:p>
         </w:tc>
         <w:tc>
-          <w:tcPr/>
+          <w:tcPr>
+            <w:tcW w:w="3246" w:type="dxa"/>
+          </w:tcPr>
           <w:p>
             <w:pPr>
               <w:pStyle w:val="Compact"/>
@@ -8754,7 +9514,9 @@
       </w:tr>
       <w:tr>
         <w:tc>
-          <w:tcPr/>
+          <w:tcPr>
+            <w:tcW w:w="2092" w:type="dxa"/>
+          </w:tcPr>
           <w:p>
             <w:pPr>
               <w:pStyle w:val="Compact"/>
@@ -8769,7 +9531,9 @@
           </w:p>
         </w:tc>
         <w:tc>
-          <w:tcPr/>
+          <w:tcPr>
+            <w:tcW w:w="2577" w:type="dxa"/>
+          </w:tcPr>
           <w:p>
             <w:pPr>
               <w:pStyle w:val="Compact"/>
@@ -8784,7 +9548,9 @@
           </w:p>
         </w:tc>
         <w:tc>
-          <w:tcPr/>
+          <w:tcPr>
+            <w:tcW w:w="3246" w:type="dxa"/>
+          </w:tcPr>
           <w:p>
             <w:pPr>
               <w:pStyle w:val="Compact"/>
@@ -8801,7 +9567,9 @@
       </w:tr>
       <w:tr>
         <w:tc>
-          <w:tcPr/>
+          <w:tcPr>
+            <w:tcW w:w="2092" w:type="dxa"/>
+          </w:tcPr>
           <w:p>
             <w:pPr>
               <w:pStyle w:val="Compact"/>
@@ -8816,7 +9584,9 @@
           </w:p>
         </w:tc>
         <w:tc>
-          <w:tcPr/>
+          <w:tcPr>
+            <w:tcW w:w="2577" w:type="dxa"/>
+          </w:tcPr>
           <w:p>
             <w:pPr>
               <w:pStyle w:val="Compact"/>
@@ -8831,7 +9601,9 @@
           </w:p>
         </w:tc>
         <w:tc>
-          <w:tcPr/>
+          <w:tcPr>
+            <w:tcW w:w="3246" w:type="dxa"/>
+          </w:tcPr>
           <w:p>
             <w:pPr>
               <w:pStyle w:val="Compact"/>
@@ -8848,7 +9620,9 @@
       </w:tr>
       <w:tr>
         <w:tc>
-          <w:tcPr/>
+          <w:tcPr>
+            <w:tcW w:w="2092" w:type="dxa"/>
+          </w:tcPr>
           <w:p>
             <w:pPr>
               <w:pStyle w:val="Compact"/>
@@ -8863,7 +9637,9 @@
           </w:p>
         </w:tc>
         <w:tc>
-          <w:tcPr/>
+          <w:tcPr>
+            <w:tcW w:w="2577" w:type="dxa"/>
+          </w:tcPr>
           <w:p>
             <w:pPr>
               <w:pStyle w:val="Compact"/>
@@ -8878,7 +9654,9 @@
           </w:p>
         </w:tc>
         <w:tc>
-          <w:tcPr/>
+          <w:tcPr>
+            <w:tcW w:w="3246" w:type="dxa"/>
+          </w:tcPr>
           <w:p>
             <w:pPr>
               <w:pStyle w:val="Compact"/>
@@ -8895,7 +9673,9 @@
       </w:tr>
       <w:tr>
         <w:tc>
-          <w:tcPr/>
+          <w:tcPr>
+            <w:tcW w:w="2092" w:type="dxa"/>
+          </w:tcPr>
           <w:p>
             <w:pPr>
               <w:pStyle w:val="Compact"/>
@@ -8910,7 +9690,9 @@
           </w:p>
         </w:tc>
         <w:tc>
-          <w:tcPr/>
+          <w:tcPr>
+            <w:tcW w:w="2577" w:type="dxa"/>
+          </w:tcPr>
           <w:p>
             <w:pPr>
               <w:pStyle w:val="Compact"/>
@@ -8925,7 +9707,9 @@
           </w:p>
         </w:tc>
         <w:tc>
-          <w:tcPr/>
+          <w:tcPr>
+            <w:tcW w:w="3246" w:type="dxa"/>
+          </w:tcPr>
           <w:p>
             <w:pPr>
               <w:pStyle w:val="Compact"/>
@@ -8942,7 +9726,9 @@
       </w:tr>
       <w:tr>
         <w:tc>
-          <w:tcPr/>
+          <w:tcPr>
+            <w:tcW w:w="2092" w:type="dxa"/>
+          </w:tcPr>
           <w:p>
             <w:pPr>
               <w:pStyle w:val="Compact"/>
@@ -8957,7 +9743,9 @@
           </w:p>
         </w:tc>
         <w:tc>
-          <w:tcPr/>
+          <w:tcPr>
+            <w:tcW w:w="2577" w:type="dxa"/>
+          </w:tcPr>
           <w:p>
             <w:pPr>
               <w:pStyle w:val="Compact"/>
@@ -8972,7 +9760,9 @@
           </w:p>
         </w:tc>
         <w:tc>
-          <w:tcPr/>
+          <w:tcPr>
+            <w:tcW w:w="3246" w:type="dxa"/>
+          </w:tcPr>
           <w:p>
             <w:pPr>
               <w:pStyle w:val="Compact"/>
@@ -8989,7 +9779,9 @@
       </w:tr>
       <w:tr>
         <w:tc>
-          <w:tcPr/>
+          <w:tcPr>
+            <w:tcW w:w="2092" w:type="dxa"/>
+          </w:tcPr>
           <w:p>
             <w:pPr>
               <w:pStyle w:val="Compact"/>
@@ -9004,7 +9796,9 @@
           </w:p>
         </w:tc>
         <w:tc>
-          <w:tcPr/>
+          <w:tcPr>
+            <w:tcW w:w="2577" w:type="dxa"/>
+          </w:tcPr>
           <w:p>
             <w:pPr>
               <w:pStyle w:val="Compact"/>
@@ -9019,7 +9813,9 @@
           </w:p>
         </w:tc>
         <w:tc>
-          <w:tcPr/>
+          <w:tcPr>
+            <w:tcW w:w="3246" w:type="dxa"/>
+          </w:tcPr>
           <w:p>
             <w:pPr>
               <w:pStyle w:val="Compact"/>
@@ -9036,7 +9832,9 @@
       </w:tr>
       <w:tr>
         <w:tc>
-          <w:tcPr/>
+          <w:tcPr>
+            <w:tcW w:w="2092" w:type="dxa"/>
+          </w:tcPr>
           <w:p>
             <w:pPr>
               <w:pStyle w:val="Compact"/>
@@ -9051,7 +9849,9 @@
           </w:p>
         </w:tc>
         <w:tc>
-          <w:tcPr/>
+          <w:tcPr>
+            <w:tcW w:w="2577" w:type="dxa"/>
+          </w:tcPr>
           <w:p>
             <w:pPr>
               <w:pStyle w:val="Compact"/>
@@ -9066,7 +9866,9 @@
           </w:p>
         </w:tc>
         <w:tc>
-          <w:tcPr/>
+          <w:tcPr>
+            <w:tcW w:w="3246" w:type="dxa"/>
+          </w:tcPr>
           <w:p>
             <w:pPr>
               <w:pStyle w:val="Compact"/>
@@ -9083,7 +9885,9 @@
       </w:tr>
       <w:tr>
         <w:tc>
-          <w:tcPr/>
+          <w:tcPr>
+            <w:tcW w:w="2092" w:type="dxa"/>
+          </w:tcPr>
           <w:p>
             <w:pPr>
               <w:pStyle w:val="Compact"/>
@@ -9098,7 +9902,9 @@
           </w:p>
         </w:tc>
         <w:tc>
-          <w:tcPr/>
+          <w:tcPr>
+            <w:tcW w:w="2577" w:type="dxa"/>
+          </w:tcPr>
           <w:p>
             <w:pPr>
               <w:pStyle w:val="Compact"/>
@@ -9113,7 +9919,9 @@
           </w:p>
         </w:tc>
         <w:tc>
-          <w:tcPr/>
+          <w:tcPr>
+            <w:tcW w:w="3246" w:type="dxa"/>
+          </w:tcPr>
           <w:p>
             <w:pPr>
               <w:pStyle w:val="Compact"/>
@@ -9130,7 +9938,9 @@
       </w:tr>
       <w:tr>
         <w:tc>
-          <w:tcPr/>
+          <w:tcPr>
+            <w:tcW w:w="2092" w:type="dxa"/>
+          </w:tcPr>
           <w:p>
             <w:pPr>
               <w:pStyle w:val="Compact"/>
@@ -9145,7 +9955,9 @@
           </w:p>
         </w:tc>
         <w:tc>
-          <w:tcPr/>
+          <w:tcPr>
+            <w:tcW w:w="2577" w:type="dxa"/>
+          </w:tcPr>
           <w:p>
             <w:pPr>
               <w:pStyle w:val="Compact"/>
@@ -9160,7 +9972,9 @@
           </w:p>
         </w:tc>
         <w:tc>
-          <w:tcPr/>
+          <w:tcPr>
+            <w:tcW w:w="3246" w:type="dxa"/>
+          </w:tcPr>
           <w:p>
             <w:pPr>
               <w:pStyle w:val="Compact"/>
@@ -9177,7 +9991,9 @@
       </w:tr>
       <w:tr>
         <w:tc>
-          <w:tcPr/>
+          <w:tcPr>
+            <w:tcW w:w="2092" w:type="dxa"/>
+          </w:tcPr>
           <w:p>
             <w:pPr>
               <w:pStyle w:val="Compact"/>
@@ -9192,7 +10008,9 @@
           </w:p>
         </w:tc>
         <w:tc>
-          <w:tcPr/>
+          <w:tcPr>
+            <w:tcW w:w="2577" w:type="dxa"/>
+          </w:tcPr>
           <w:p>
             <w:pPr>
               <w:pStyle w:val="Compact"/>
@@ -9207,7 +10025,9 @@
           </w:p>
         </w:tc>
         <w:tc>
-          <w:tcPr/>
+          <w:tcPr>
+            <w:tcW w:w="3246" w:type="dxa"/>
+          </w:tcPr>
           <w:p>
             <w:pPr>
               <w:pStyle w:val="Compact"/>
@@ -9224,7 +10044,9 @@
       </w:tr>
       <w:tr>
         <w:tc>
-          <w:tcPr/>
+          <w:tcPr>
+            <w:tcW w:w="2092" w:type="dxa"/>
+          </w:tcPr>
           <w:p>
             <w:pPr>
               <w:pStyle w:val="Compact"/>
@@ -9239,7 +10061,9 @@
           </w:p>
         </w:tc>
         <w:tc>
-          <w:tcPr/>
+          <w:tcPr>
+            <w:tcW w:w="2577" w:type="dxa"/>
+          </w:tcPr>
           <w:p>
             <w:pPr>
               <w:pStyle w:val="Compact"/>
@@ -9254,7 +10078,9 @@
           </w:p>
         </w:tc>
         <w:tc>
-          <w:tcPr/>
+          <w:tcPr>
+            <w:tcW w:w="3246" w:type="dxa"/>
+          </w:tcPr>
           <w:p>
             <w:pPr>
               <w:pStyle w:val="Compact"/>
@@ -9271,7 +10097,9 @@
       </w:tr>
       <w:tr>
         <w:tc>
-          <w:tcPr/>
+          <w:tcPr>
+            <w:tcW w:w="2092" w:type="dxa"/>
+          </w:tcPr>
           <w:p>
             <w:pPr>
               <w:pStyle w:val="Compact"/>
@@ -9286,7 +10114,9 @@
           </w:p>
         </w:tc>
         <w:tc>
-          <w:tcPr/>
+          <w:tcPr>
+            <w:tcW w:w="2577" w:type="dxa"/>
+          </w:tcPr>
           <w:p>
             <w:pPr>
               <w:pStyle w:val="Compact"/>
@@ -9301,7 +10131,9 @@
           </w:p>
         </w:tc>
         <w:tc>
-          <w:tcPr/>
+          <w:tcPr>
+            <w:tcW w:w="3246" w:type="dxa"/>
+          </w:tcPr>
           <w:p>
             <w:pPr>
               <w:pStyle w:val="Compact"/>
@@ -9318,7 +10150,9 @@
       </w:tr>
       <w:tr>
         <w:tc>
-          <w:tcPr/>
+          <w:tcPr>
+            <w:tcW w:w="2092" w:type="dxa"/>
+          </w:tcPr>
           <w:p>
             <w:pPr>
               <w:pStyle w:val="Compact"/>
@@ -9333,7 +10167,9 @@
           </w:p>
         </w:tc>
         <w:tc>
-          <w:tcPr/>
+          <w:tcPr>
+            <w:tcW w:w="2577" w:type="dxa"/>
+          </w:tcPr>
           <w:p>
             <w:pPr>
               <w:pStyle w:val="Compact"/>
@@ -9348,7 +10184,9 @@
           </w:p>
         </w:tc>
         <w:tc>
-          <w:tcPr/>
+          <w:tcPr>
+            <w:tcW w:w="3246" w:type="dxa"/>
+          </w:tcPr>
           <w:p>
             <w:pPr>
               <w:pStyle w:val="Compact"/>
@@ -9365,7 +10203,9 @@
       </w:tr>
       <w:tr>
         <w:tc>
-          <w:tcPr/>
+          <w:tcPr>
+            <w:tcW w:w="2092" w:type="dxa"/>
+          </w:tcPr>
           <w:p>
             <w:pPr>
               <w:pStyle w:val="Compact"/>
@@ -9380,7 +10220,9 @@
           </w:p>
         </w:tc>
         <w:tc>
-          <w:tcPr/>
+          <w:tcPr>
+            <w:tcW w:w="2577" w:type="dxa"/>
+          </w:tcPr>
           <w:p>
             <w:pPr>
               <w:pStyle w:val="Compact"/>
@@ -9395,7 +10237,9 @@
           </w:p>
         </w:tc>
         <w:tc>
-          <w:tcPr/>
+          <w:tcPr>
+            <w:tcW w:w="3246" w:type="dxa"/>
+          </w:tcPr>
           <w:p>
             <w:pPr>
               <w:pStyle w:val="Compact"/>
@@ -9412,7 +10256,9 @@
       </w:tr>
       <w:tr>
         <w:tc>
-          <w:tcPr/>
+          <w:tcPr>
+            <w:tcW w:w="2092" w:type="dxa"/>
+          </w:tcPr>
           <w:p>
             <w:pPr>
               <w:pStyle w:val="Compact"/>
@@ -9427,7 +10273,9 @@
           </w:p>
         </w:tc>
         <w:tc>
-          <w:tcPr/>
+          <w:tcPr>
+            <w:tcW w:w="2577" w:type="dxa"/>
+          </w:tcPr>
           <w:p>
             <w:pPr>
               <w:pStyle w:val="Compact"/>
@@ -9442,7 +10290,9 @@
           </w:p>
         </w:tc>
         <w:tc>
-          <w:tcPr/>
+          <w:tcPr>
+            <w:tcW w:w="3246" w:type="dxa"/>
+          </w:tcPr>
           <w:p>
             <w:pPr>
               <w:pStyle w:val="Compact"/>
@@ -9459,7 +10309,9 @@
       </w:tr>
       <w:tr>
         <w:tc>
-          <w:tcPr/>
+          <w:tcPr>
+            <w:tcW w:w="2092" w:type="dxa"/>
+          </w:tcPr>
           <w:p>
             <w:pPr>
               <w:pStyle w:val="Compact"/>
@@ -9474,7 +10326,9 @@
           </w:p>
         </w:tc>
         <w:tc>
-          <w:tcPr/>
+          <w:tcPr>
+            <w:tcW w:w="2577" w:type="dxa"/>
+          </w:tcPr>
           <w:p>
             <w:pPr>
               <w:pStyle w:val="Compact"/>
@@ -9489,7 +10343,9 @@
           </w:p>
         </w:tc>
         <w:tc>
-          <w:tcPr/>
+          <w:tcPr>
+            <w:tcW w:w="3246" w:type="dxa"/>
+          </w:tcPr>
           <w:p>
             <w:pPr>
               <w:pStyle w:val="Compact"/>
@@ -9506,7 +10362,9 @@
       </w:tr>
       <w:tr>
         <w:tc>
-          <w:tcPr/>
+          <w:tcPr>
+            <w:tcW w:w="2092" w:type="dxa"/>
+          </w:tcPr>
           <w:p>
             <w:pPr>
               <w:pStyle w:val="Compact"/>
@@ -9521,7 +10379,9 @@
           </w:p>
         </w:tc>
         <w:tc>
-          <w:tcPr/>
+          <w:tcPr>
+            <w:tcW w:w="2577" w:type="dxa"/>
+          </w:tcPr>
           <w:p>
             <w:pPr>
               <w:pStyle w:val="Compact"/>
@@ -9536,7 +10396,9 @@
           </w:p>
         </w:tc>
         <w:tc>
-          <w:tcPr/>
+          <w:tcPr>
+            <w:tcW w:w="3246" w:type="dxa"/>
+          </w:tcPr>
           <w:p>
             <w:pPr>
               <w:pStyle w:val="Compact"/>
@@ -9553,7 +10415,9 @@
       </w:tr>
       <w:tr>
         <w:tc>
-          <w:tcPr/>
+          <w:tcPr>
+            <w:tcW w:w="2092" w:type="dxa"/>
+          </w:tcPr>
           <w:p>
             <w:pPr>
               <w:pStyle w:val="Compact"/>
@@ -9568,7 +10432,9 @@
           </w:p>
         </w:tc>
         <w:tc>
-          <w:tcPr/>
+          <w:tcPr>
+            <w:tcW w:w="2577" w:type="dxa"/>
+          </w:tcPr>
           <w:p>
             <w:pPr>
               <w:pStyle w:val="Compact"/>
@@ -9583,7 +10449,9 @@
           </w:p>
         </w:tc>
         <w:tc>
-          <w:tcPr/>
+          <w:tcPr>
+            <w:tcW w:w="3246" w:type="dxa"/>
+          </w:tcPr>
           <w:p>
             <w:pPr>
               <w:pStyle w:val="Compact"/>
@@ -9600,7 +10468,9 @@
       </w:tr>
       <w:tr>
         <w:tc>
-          <w:tcPr/>
+          <w:tcPr>
+            <w:tcW w:w="2092" w:type="dxa"/>
+          </w:tcPr>
           <w:p>
             <w:pPr>
               <w:pStyle w:val="Compact"/>
@@ -9615,7 +10485,9 @@
           </w:p>
         </w:tc>
         <w:tc>
-          <w:tcPr/>
+          <w:tcPr>
+            <w:tcW w:w="2577" w:type="dxa"/>
+          </w:tcPr>
           <w:p>
             <w:pPr>
               <w:pStyle w:val="Compact"/>
@@ -9630,7 +10502,9 @@
           </w:p>
         </w:tc>
         <w:tc>
-          <w:tcPr/>
+          <w:tcPr>
+            <w:tcW w:w="3246" w:type="dxa"/>
+          </w:tcPr>
           <w:p>
             <w:pPr>
               <w:pStyle w:val="Compact"/>
@@ -9647,7 +10521,9 @@
       </w:tr>
       <w:tr>
         <w:tc>
-          <w:tcPr/>
+          <w:tcPr>
+            <w:tcW w:w="2092" w:type="dxa"/>
+          </w:tcPr>
           <w:p>
             <w:pPr>
               <w:pStyle w:val="Compact"/>
@@ -9662,7 +10538,9 @@
           </w:p>
         </w:tc>
         <w:tc>
-          <w:tcPr/>
+          <w:tcPr>
+            <w:tcW w:w="2577" w:type="dxa"/>
+          </w:tcPr>
           <w:p>
             <w:pPr>
               <w:pStyle w:val="Compact"/>
@@ -9677,7 +10555,9 @@
           </w:p>
         </w:tc>
         <w:tc>
-          <w:tcPr/>
+          <w:tcPr>
+            <w:tcW w:w="3246" w:type="dxa"/>
+          </w:tcPr>
           <w:p>
             <w:pPr>
               <w:pStyle w:val="Compact"/>
@@ -9949,9 +10829,9 @@
         </w:tblBorders>
       </w:tblPr>
       <w:tblGrid>
-        <w:gridCol w:w="2640"/>
-        <w:gridCol w:w="2640"/>
-        <w:gridCol w:w="2640"/>
+        <w:gridCol w:w="2783"/>
+        <w:gridCol w:w="3488"/>
+        <w:gridCol w:w="1645"/>
       </w:tblGrid>
       <w:tr>
         <w:trPr>
@@ -9959,6 +10839,7 @@
         </w:trPr>
         <w:tc>
           <w:tcPr>
+            <w:tcW w:w="2783" w:type="dxa"/>
             <w:shd w:val="clear" w:color="auto" w:fill="D9E2F3"/>
           </w:tcPr>
           <w:p>
@@ -9977,6 +10858,7 @@
         </w:tc>
         <w:tc>
           <w:tcPr>
+            <w:tcW w:w="3488" w:type="dxa"/>
             <w:shd w:val="clear" w:color="auto" w:fill="D9E2F3"/>
           </w:tcPr>
           <w:p>
@@ -9995,6 +10877,7 @@
         </w:tc>
         <w:tc>
           <w:tcPr>
+            <w:tcW w:w="1645" w:type="dxa"/>
             <w:shd w:val="clear" w:color="auto" w:fill="D9E2F3"/>
           </w:tcPr>
           <w:p>
@@ -10014,7 +10897,9 @@
       </w:tr>
       <w:tr>
         <w:tc>
-          <w:tcPr/>
+          <w:tcPr>
+            <w:tcW w:w="2783" w:type="dxa"/>
+          </w:tcPr>
           <w:p>
             <w:pPr>
               <w:pStyle w:val="Compact"/>
@@ -10029,7 +10914,9 @@
           </w:p>
         </w:tc>
         <w:tc>
-          <w:tcPr/>
+          <w:tcPr>
+            <w:tcW w:w="3488" w:type="dxa"/>
+          </w:tcPr>
           <w:p>
             <w:pPr>
               <w:pStyle w:val="Compact"/>
@@ -10069,7 +10956,9 @@
           </w:p>
         </w:tc>
         <w:tc>
-          <w:tcPr/>
+          <w:tcPr>
+            <w:tcW w:w="1645" w:type="dxa"/>
+          </w:tcPr>
           <w:p>
             <w:pPr>
               <w:pStyle w:val="Compact"/>
@@ -10086,7 +10975,9 @@
       </w:tr>
       <w:tr>
         <w:tc>
-          <w:tcPr/>
+          <w:tcPr>
+            <w:tcW w:w="2783" w:type="dxa"/>
+          </w:tcPr>
           <w:p>
             <w:pPr>
               <w:pStyle w:val="Compact"/>
@@ -10101,7 +10992,9 @@
           </w:p>
         </w:tc>
         <w:tc>
-          <w:tcPr/>
+          <w:tcPr>
+            <w:tcW w:w="3488" w:type="dxa"/>
+          </w:tcPr>
           <w:p>
             <w:pPr>
               <w:pStyle w:val="Compact"/>
@@ -10116,7 +11009,9 @@
           </w:p>
         </w:tc>
         <w:tc>
-          <w:tcPr/>
+          <w:tcPr>
+            <w:tcW w:w="1645" w:type="dxa"/>
+          </w:tcPr>
           <w:p>
             <w:pPr>
               <w:pStyle w:val="Compact"/>
@@ -10133,7 +11028,9 @@
       </w:tr>
       <w:tr>
         <w:tc>
-          <w:tcPr/>
+          <w:tcPr>
+            <w:tcW w:w="2783" w:type="dxa"/>
+          </w:tcPr>
           <w:p>
             <w:pPr>
               <w:pStyle w:val="Compact"/>
@@ -10148,7 +11045,9 @@
           </w:p>
         </w:tc>
         <w:tc>
-          <w:tcPr/>
+          <w:tcPr>
+            <w:tcW w:w="3488" w:type="dxa"/>
+          </w:tcPr>
           <w:p>
             <w:pPr>
               <w:pStyle w:val="Compact"/>
@@ -10163,7 +11062,9 @@
           </w:p>
         </w:tc>
         <w:tc>
-          <w:tcPr/>
+          <w:tcPr>
+            <w:tcW w:w="1645" w:type="dxa"/>
+          </w:tcPr>
           <w:p>
             <w:pPr>
               <w:pStyle w:val="Compact"/>
@@ -10180,7 +11081,9 @@
       </w:tr>
       <w:tr>
         <w:tc>
-          <w:tcPr/>
+          <w:tcPr>
+            <w:tcW w:w="2783" w:type="dxa"/>
+          </w:tcPr>
           <w:p>
             <w:pPr>
               <w:pStyle w:val="Compact"/>
@@ -10195,7 +11098,9 @@
           </w:p>
         </w:tc>
         <w:tc>
-          <w:tcPr/>
+          <w:tcPr>
+            <w:tcW w:w="3488" w:type="dxa"/>
+          </w:tcPr>
           <w:p>
             <w:pPr>
               <w:pStyle w:val="Compact"/>
@@ -10210,7 +11115,9 @@
           </w:p>
         </w:tc>
         <w:tc>
-          <w:tcPr/>
+          <w:tcPr>
+            <w:tcW w:w="1645" w:type="dxa"/>
+          </w:tcPr>
           <w:p>
             <w:pPr>
               <w:pStyle w:val="Compact"/>
@@ -10227,7 +11134,9 @@
       </w:tr>
       <w:tr>
         <w:tc>
-          <w:tcPr/>
+          <w:tcPr>
+            <w:tcW w:w="2783" w:type="dxa"/>
+          </w:tcPr>
           <w:p>
             <w:pPr>
               <w:pStyle w:val="Compact"/>
@@ -10242,7 +11151,9 @@
           </w:p>
         </w:tc>
         <w:tc>
-          <w:tcPr/>
+          <w:tcPr>
+            <w:tcW w:w="3488" w:type="dxa"/>
+          </w:tcPr>
           <w:p>
             <w:pPr>
               <w:pStyle w:val="Compact"/>
@@ -10257,7 +11168,9 @@
           </w:p>
         </w:tc>
         <w:tc>
-          <w:tcPr/>
+          <w:tcPr>
+            <w:tcW w:w="1645" w:type="dxa"/>
+          </w:tcPr>
           <w:p>
             <w:pPr>
               <w:pStyle w:val="Compact"/>
@@ -10274,7 +11187,9 @@
       </w:tr>
       <w:tr>
         <w:tc>
-          <w:tcPr/>
+          <w:tcPr>
+            <w:tcW w:w="2783" w:type="dxa"/>
+          </w:tcPr>
           <w:p>
             <w:pPr>
               <w:pStyle w:val="Compact"/>
@@ -10289,7 +11204,9 @@
           </w:p>
         </w:tc>
         <w:tc>
-          <w:tcPr/>
+          <w:tcPr>
+            <w:tcW w:w="3488" w:type="dxa"/>
+          </w:tcPr>
           <w:p>
             <w:pPr>
               <w:pStyle w:val="Compact"/>
@@ -10304,7 +11221,9 @@
           </w:p>
         </w:tc>
         <w:tc>
-          <w:tcPr/>
+          <w:tcPr>
+            <w:tcW w:w="1645" w:type="dxa"/>
+          </w:tcPr>
           <w:p>
             <w:pPr>
               <w:pStyle w:val="Compact"/>
@@ -10321,7 +11240,9 @@
       </w:tr>
       <w:tr>
         <w:tc>
-          <w:tcPr/>
+          <w:tcPr>
+            <w:tcW w:w="2783" w:type="dxa"/>
+          </w:tcPr>
           <w:p>
             <w:pPr>
               <w:pStyle w:val="Compact"/>
@@ -10336,7 +11257,9 @@
           </w:p>
         </w:tc>
         <w:tc>
-          <w:tcPr/>
+          <w:tcPr>
+            <w:tcW w:w="3488" w:type="dxa"/>
+          </w:tcPr>
           <w:p>
             <w:pPr>
               <w:pStyle w:val="Compact"/>
@@ -10351,7 +11274,9 @@
           </w:p>
         </w:tc>
         <w:tc>
-          <w:tcPr/>
+          <w:tcPr>
+            <w:tcW w:w="1645" w:type="dxa"/>
+          </w:tcPr>
           <w:p>
             <w:pPr>
               <w:pStyle w:val="Compact"/>
@@ -10368,7 +11293,9 @@
       </w:tr>
       <w:tr>
         <w:tc>
-          <w:tcPr/>
+          <w:tcPr>
+            <w:tcW w:w="2783" w:type="dxa"/>
+          </w:tcPr>
           <w:p>
             <w:pPr>
               <w:pStyle w:val="Compact"/>
@@ -10383,7 +11310,9 @@
           </w:p>
         </w:tc>
         <w:tc>
-          <w:tcPr/>
+          <w:tcPr>
+            <w:tcW w:w="3488" w:type="dxa"/>
+          </w:tcPr>
           <w:p>
             <w:pPr>
               <w:pStyle w:val="Compact"/>
@@ -10398,7 +11327,9 @@
           </w:p>
         </w:tc>
         <w:tc>
-          <w:tcPr/>
+          <w:tcPr>
+            <w:tcW w:w="1645" w:type="dxa"/>
+          </w:tcPr>
           <w:p>
             <w:pPr>
               <w:pStyle w:val="Compact"/>
@@ -10415,7 +11346,9 @@
       </w:tr>
       <w:tr>
         <w:tc>
-          <w:tcPr/>
+          <w:tcPr>
+            <w:tcW w:w="2783" w:type="dxa"/>
+          </w:tcPr>
           <w:p>
             <w:pPr>
               <w:pStyle w:val="Compact"/>
@@ -10430,7 +11363,9 @@
           </w:p>
         </w:tc>
         <w:tc>
-          <w:tcPr/>
+          <w:tcPr>
+            <w:tcW w:w="3488" w:type="dxa"/>
+          </w:tcPr>
           <w:p>
             <w:pPr>
               <w:pStyle w:val="Compact"/>
@@ -10445,7 +11380,9 @@
           </w:p>
         </w:tc>
         <w:tc>
-          <w:tcPr/>
+          <w:tcPr>
+            <w:tcW w:w="1645" w:type="dxa"/>
+          </w:tcPr>
           <w:p>
             <w:pPr>
               <w:pStyle w:val="Compact"/>
@@ -10462,7 +11399,9 @@
       </w:tr>
       <w:tr>
         <w:tc>
-          <w:tcPr/>
+          <w:tcPr>
+            <w:tcW w:w="2783" w:type="dxa"/>
+          </w:tcPr>
           <w:p>
             <w:pPr>
               <w:pStyle w:val="Compact"/>
@@ -10477,7 +11416,9 @@
           </w:p>
         </w:tc>
         <w:tc>
-          <w:tcPr/>
+          <w:tcPr>
+            <w:tcW w:w="3488" w:type="dxa"/>
+          </w:tcPr>
           <w:p>
             <w:pPr>
               <w:pStyle w:val="Compact"/>
@@ -10492,7 +11433,9 @@
           </w:p>
         </w:tc>
         <w:tc>
-          <w:tcPr/>
+          <w:tcPr>
+            <w:tcW w:w="1645" w:type="dxa"/>
+          </w:tcPr>
           <w:p>
             <w:pPr>
               <w:pStyle w:val="Compact"/>
@@ -10509,7 +11452,9 @@
       </w:tr>
       <w:tr>
         <w:tc>
-          <w:tcPr/>
+          <w:tcPr>
+            <w:tcW w:w="2783" w:type="dxa"/>
+          </w:tcPr>
           <w:p>
             <w:pPr>
               <w:pStyle w:val="Compact"/>
@@ -10524,7 +11469,9 @@
           </w:p>
         </w:tc>
         <w:tc>
-          <w:tcPr/>
+          <w:tcPr>
+            <w:tcW w:w="3488" w:type="dxa"/>
+          </w:tcPr>
           <w:p>
             <w:pPr>
               <w:pStyle w:val="Compact"/>
@@ -10539,7 +11486,9 @@
           </w:p>
         </w:tc>
         <w:tc>
-          <w:tcPr/>
+          <w:tcPr>
+            <w:tcW w:w="1645" w:type="dxa"/>
+          </w:tcPr>
           <w:p>
             <w:pPr>
               <w:pStyle w:val="Compact"/>
@@ -10556,7 +11505,9 @@
       </w:tr>
       <w:tr>
         <w:tc>
-          <w:tcPr/>
+          <w:tcPr>
+            <w:tcW w:w="2783" w:type="dxa"/>
+          </w:tcPr>
           <w:p>
             <w:pPr>
               <w:pStyle w:val="Compact"/>
@@ -10571,7 +11522,9 @@
           </w:p>
         </w:tc>
         <w:tc>
-          <w:tcPr/>
+          <w:tcPr>
+            <w:tcW w:w="3488" w:type="dxa"/>
+          </w:tcPr>
           <w:p>
             <w:pPr>
               <w:pStyle w:val="Compact"/>
@@ -10586,7 +11539,9 @@
           </w:p>
         </w:tc>
         <w:tc>
-          <w:tcPr/>
+          <w:tcPr>
+            <w:tcW w:w="1645" w:type="dxa"/>
+          </w:tcPr>
           <w:p>
             <w:pPr>
               <w:pStyle w:val="Compact"/>
@@ -10603,7 +11558,9 @@
       </w:tr>
       <w:tr>
         <w:tc>
-          <w:tcPr/>
+          <w:tcPr>
+            <w:tcW w:w="2783" w:type="dxa"/>
+          </w:tcPr>
           <w:p>
             <w:pPr>
               <w:pStyle w:val="Compact"/>
@@ -10618,7 +11575,9 @@
           </w:p>
         </w:tc>
         <w:tc>
-          <w:tcPr/>
+          <w:tcPr>
+            <w:tcW w:w="3488" w:type="dxa"/>
+          </w:tcPr>
           <w:p>
             <w:pPr>
               <w:pStyle w:val="Compact"/>
@@ -10633,7 +11592,9 @@
           </w:p>
         </w:tc>
         <w:tc>
-          <w:tcPr/>
+          <w:tcPr>
+            <w:tcW w:w="1645" w:type="dxa"/>
+          </w:tcPr>
           <w:p>
             <w:pPr>
               <w:pStyle w:val="Compact"/>
@@ -10650,7 +11611,9 @@
       </w:tr>
       <w:tr>
         <w:tc>
-          <w:tcPr/>
+          <w:tcPr>
+            <w:tcW w:w="2783" w:type="dxa"/>
+          </w:tcPr>
           <w:p>
             <w:pPr>
               <w:pStyle w:val="Compact"/>
@@ -10665,7 +11628,9 @@
           </w:p>
         </w:tc>
         <w:tc>
-          <w:tcPr/>
+          <w:tcPr>
+            <w:tcW w:w="3488" w:type="dxa"/>
+          </w:tcPr>
           <w:p>
             <w:pPr>
               <w:pStyle w:val="Compact"/>
@@ -10680,7 +11645,9 @@
           </w:p>
         </w:tc>
         <w:tc>
-          <w:tcPr/>
+          <w:tcPr>
+            <w:tcW w:w="1645" w:type="dxa"/>
+          </w:tcPr>
           <w:p>
             <w:pPr>
               <w:pStyle w:val="Compact"/>
@@ -10697,7 +11664,9 @@
       </w:tr>
       <w:tr>
         <w:tc>
-          <w:tcPr/>
+          <w:tcPr>
+            <w:tcW w:w="2783" w:type="dxa"/>
+          </w:tcPr>
           <w:p>
             <w:pPr>
               <w:pStyle w:val="Compact"/>
@@ -10712,7 +11681,9 @@
           </w:p>
         </w:tc>
         <w:tc>
-          <w:tcPr/>
+          <w:tcPr>
+            <w:tcW w:w="3488" w:type="dxa"/>
+          </w:tcPr>
           <w:p>
             <w:pPr>
               <w:pStyle w:val="Compact"/>
@@ -10727,7 +11698,9 @@
           </w:p>
         </w:tc>
         <w:tc>
-          <w:tcPr/>
+          <w:tcPr>
+            <w:tcW w:w="1645" w:type="dxa"/>
+          </w:tcPr>
           <w:p>
             <w:pPr>
               <w:pStyle w:val="Compact"/>
@@ -10744,7 +11717,9 @@
       </w:tr>
       <w:tr>
         <w:tc>
-          <w:tcPr/>
+          <w:tcPr>
+            <w:tcW w:w="2783" w:type="dxa"/>
+          </w:tcPr>
           <w:p>
             <w:pPr>
               <w:pStyle w:val="Compact"/>
@@ -10759,7 +11734,9 @@
           </w:p>
         </w:tc>
         <w:tc>
-          <w:tcPr/>
+          <w:tcPr>
+            <w:tcW w:w="3488" w:type="dxa"/>
+          </w:tcPr>
           <w:p>
             <w:pPr>
               <w:pStyle w:val="Compact"/>
@@ -10774,7 +11751,9 @@
           </w:p>
         </w:tc>
         <w:tc>
-          <w:tcPr/>
+          <w:tcPr>
+            <w:tcW w:w="1645" w:type="dxa"/>
+          </w:tcPr>
           <w:p>
             <w:pPr>
               <w:pStyle w:val="Compact"/>
@@ -10791,7 +11770,9 @@
       </w:tr>
       <w:tr>
         <w:tc>
-          <w:tcPr/>
+          <w:tcPr>
+            <w:tcW w:w="2783" w:type="dxa"/>
+          </w:tcPr>
           <w:p>
             <w:pPr>
               <w:pStyle w:val="Compact"/>
@@ -10806,7 +11787,9 @@
           </w:p>
         </w:tc>
         <w:tc>
-          <w:tcPr/>
+          <w:tcPr>
+            <w:tcW w:w="3488" w:type="dxa"/>
+          </w:tcPr>
           <w:p>
             <w:pPr>
               <w:pStyle w:val="Compact"/>
@@ -10821,7 +11804,9 @@
           </w:p>
         </w:tc>
         <w:tc>
-          <w:tcPr/>
+          <w:tcPr>
+            <w:tcW w:w="1645" w:type="dxa"/>
+          </w:tcPr>
           <w:p>
             <w:pPr>
               <w:pStyle w:val="Compact"/>
@@ -10838,7 +11823,9 @@
       </w:tr>
       <w:tr>
         <w:tc>
-          <w:tcPr/>
+          <w:tcPr>
+            <w:tcW w:w="2783" w:type="dxa"/>
+          </w:tcPr>
           <w:p>
             <w:pPr>
               <w:pStyle w:val="Compact"/>
@@ -10853,7 +11840,9 @@
           </w:p>
         </w:tc>
         <w:tc>
-          <w:tcPr/>
+          <w:tcPr>
+            <w:tcW w:w="3488" w:type="dxa"/>
+          </w:tcPr>
           <w:p>
             <w:pPr>
               <w:pStyle w:val="Compact"/>
@@ -10868,7 +11857,9 @@
           </w:p>
         </w:tc>
         <w:tc>
-          <w:tcPr/>
+          <w:tcPr>
+            <w:tcW w:w="1645" w:type="dxa"/>
+          </w:tcPr>
           <w:p>
             <w:pPr>
               <w:pStyle w:val="Compact"/>
@@ -10885,7 +11876,9 @@
       </w:tr>
       <w:tr>
         <w:tc>
-          <w:tcPr/>
+          <w:tcPr>
+            <w:tcW w:w="2783" w:type="dxa"/>
+          </w:tcPr>
           <w:p>
             <w:pPr>
               <w:pStyle w:val="Compact"/>
@@ -10900,7 +11893,9 @@
           </w:p>
         </w:tc>
         <w:tc>
-          <w:tcPr/>
+          <w:tcPr>
+            <w:tcW w:w="3488" w:type="dxa"/>
+          </w:tcPr>
           <w:p>
             <w:pPr>
               <w:pStyle w:val="Compact"/>
@@ -10915,7 +11910,9 @@
           </w:p>
         </w:tc>
         <w:tc>
-          <w:tcPr/>
+          <w:tcPr>
+            <w:tcW w:w="1645" w:type="dxa"/>
+          </w:tcPr>
           <w:p>
             <w:pPr>
               <w:pStyle w:val="Compact"/>
@@ -10971,8 +11968,8 @@
         </w:tblBorders>
       </w:tblPr>
       <w:tblGrid>
-        <w:gridCol w:w="3960"/>
-        <w:gridCol w:w="3960"/>
+        <w:gridCol w:w="3784"/>
+        <w:gridCol w:w="4133"/>
       </w:tblGrid>
       <w:tr>
         <w:trPr>
@@ -10980,6 +11977,7 @@
         </w:trPr>
         <w:tc>
           <w:tcPr>
+            <w:tcW w:w="3784" w:type="dxa"/>
             <w:shd w:val="clear" w:color="auto" w:fill="D9E2F3"/>
           </w:tcPr>
           <w:p>
@@ -10998,6 +11996,7 @@
         </w:tc>
         <w:tc>
           <w:tcPr>
+            <w:tcW w:w="4133" w:type="dxa"/>
             <w:shd w:val="clear" w:color="auto" w:fill="D9E2F3"/>
           </w:tcPr>
           <w:p>
@@ -11017,7 +12016,9 @@
       </w:tr>
       <w:tr>
         <w:tc>
-          <w:tcPr/>
+          <w:tcPr>
+            <w:tcW w:w="3784" w:type="dxa"/>
+          </w:tcPr>
           <w:p>
             <w:pPr>
               <w:pStyle w:val="Compact"/>
@@ -11032,7 +12033,9 @@
           </w:p>
         </w:tc>
         <w:tc>
-          <w:tcPr/>
+          <w:tcPr>
+            <w:tcW w:w="4133" w:type="dxa"/>
+          </w:tcPr>
           <w:p>
             <w:pPr>
               <w:pStyle w:val="Compact"/>
@@ -11049,7 +12052,9 @@
       </w:tr>
       <w:tr>
         <w:tc>
-          <w:tcPr/>
+          <w:tcPr>
+            <w:tcW w:w="3784" w:type="dxa"/>
+          </w:tcPr>
           <w:p>
             <w:pPr>
               <w:pStyle w:val="Compact"/>
@@ -11064,7 +12069,9 @@
           </w:p>
         </w:tc>
         <w:tc>
-          <w:tcPr/>
+          <w:tcPr>
+            <w:tcW w:w="4133" w:type="dxa"/>
+          </w:tcPr>
           <w:p>
             <w:pPr>
               <w:pStyle w:val="Compact"/>
@@ -11081,7 +12088,9 @@
       </w:tr>
       <w:tr>
         <w:tc>
-          <w:tcPr/>
+          <w:tcPr>
+            <w:tcW w:w="3784" w:type="dxa"/>
+          </w:tcPr>
           <w:p>
             <w:pPr>
               <w:pStyle w:val="Compact"/>
@@ -11096,7 +12105,9 @@
           </w:p>
         </w:tc>
         <w:tc>
-          <w:tcPr/>
+          <w:tcPr>
+            <w:tcW w:w="4133" w:type="dxa"/>
+          </w:tcPr>
           <w:p>
             <w:pPr>
               <w:pStyle w:val="Compact"/>
@@ -11113,7 +12124,9 @@
       </w:tr>
       <w:tr>
         <w:tc>
-          <w:tcPr/>
+          <w:tcPr>
+            <w:tcW w:w="3784" w:type="dxa"/>
+          </w:tcPr>
           <w:p>
             <w:pPr>
               <w:pStyle w:val="Compact"/>
@@ -11128,7 +12141,9 @@
           </w:p>
         </w:tc>
         <w:tc>
-          <w:tcPr/>
+          <w:tcPr>
+            <w:tcW w:w="4133" w:type="dxa"/>
+          </w:tcPr>
           <w:p>
             <w:pPr>
               <w:pStyle w:val="Compact"/>
@@ -11145,7 +12160,9 @@
       </w:tr>
       <w:tr>
         <w:tc>
-          <w:tcPr/>
+          <w:tcPr>
+            <w:tcW w:w="3784" w:type="dxa"/>
+          </w:tcPr>
           <w:p>
             <w:pPr>
               <w:pStyle w:val="Compact"/>
@@ -11160,7 +12177,9 @@
           </w:p>
         </w:tc>
         <w:tc>
-          <w:tcPr/>
+          <w:tcPr>
+            <w:tcW w:w="4133" w:type="dxa"/>
+          </w:tcPr>
           <w:p>
             <w:pPr>
               <w:pStyle w:val="Compact"/>
@@ -11177,7 +12196,9 @@
       </w:tr>
       <w:tr>
         <w:tc>
-          <w:tcPr/>
+          <w:tcPr>
+            <w:tcW w:w="3784" w:type="dxa"/>
+          </w:tcPr>
           <w:p>
             <w:pPr>
               <w:pStyle w:val="Compact"/>
@@ -11192,7 +12213,9 @@
           </w:p>
         </w:tc>
         <w:tc>
-          <w:tcPr/>
+          <w:tcPr>
+            <w:tcW w:w="4133" w:type="dxa"/>
+          </w:tcPr>
           <w:p>
             <w:pPr>
               <w:pStyle w:val="Compact"/>
@@ -11209,7 +12232,9 @@
       </w:tr>
       <w:tr>
         <w:tc>
-          <w:tcPr/>
+          <w:tcPr>
+            <w:tcW w:w="3784" w:type="dxa"/>
+          </w:tcPr>
           <w:p>
             <w:pPr>
               <w:pStyle w:val="Compact"/>
@@ -11224,7 +12249,9 @@
           </w:p>
         </w:tc>
         <w:tc>
-          <w:tcPr/>
+          <w:tcPr>
+            <w:tcW w:w="4133" w:type="dxa"/>
+          </w:tcPr>
           <w:p>
             <w:pPr>
               <w:pStyle w:val="Compact"/>
@@ -11241,7 +12268,9 @@
       </w:tr>
       <w:tr>
         <w:tc>
-          <w:tcPr/>
+          <w:tcPr>
+            <w:tcW w:w="3784" w:type="dxa"/>
+          </w:tcPr>
           <w:p>
             <w:pPr>
               <w:pStyle w:val="Compact"/>
@@ -11256,7 +12285,9 @@
           </w:p>
         </w:tc>
         <w:tc>
-          <w:tcPr/>
+          <w:tcPr>
+            <w:tcW w:w="4133" w:type="dxa"/>
+          </w:tcPr>
           <w:p>
             <w:pPr>
               <w:pStyle w:val="Compact"/>
@@ -11273,7 +12304,9 @@
       </w:tr>
       <w:tr>
         <w:tc>
-          <w:tcPr/>
+          <w:tcPr>
+            <w:tcW w:w="3784" w:type="dxa"/>
+          </w:tcPr>
           <w:p>
             <w:pPr>
               <w:pStyle w:val="Compact"/>
@@ -11288,7 +12321,9 @@
           </w:p>
         </w:tc>
         <w:tc>
-          <w:tcPr/>
+          <w:tcPr>
+            <w:tcW w:w="4133" w:type="dxa"/>
+          </w:tcPr>
           <w:p>
             <w:pPr>
               <w:pStyle w:val="Compact"/>
@@ -11305,7 +12340,9 @@
       </w:tr>
       <w:tr>
         <w:tc>
-          <w:tcPr/>
+          <w:tcPr>
+            <w:tcW w:w="3784" w:type="dxa"/>
+          </w:tcPr>
           <w:p>
             <w:pPr>
               <w:pStyle w:val="Compact"/>
@@ -11320,7 +12357,9 @@
           </w:p>
         </w:tc>
         <w:tc>
-          <w:tcPr/>
+          <w:tcPr>
+            <w:tcW w:w="4133" w:type="dxa"/>
+          </w:tcPr>
           <w:p>
             <w:pPr>
               <w:pStyle w:val="Compact"/>
@@ -11337,7 +12376,9 @@
       </w:tr>
       <w:tr>
         <w:tc>
-          <w:tcPr/>
+          <w:tcPr>
+            <w:tcW w:w="3784" w:type="dxa"/>
+          </w:tcPr>
           <w:p>
             <w:pPr>
               <w:pStyle w:val="Compact"/>
@@ -11352,7 +12393,9 @@
           </w:p>
         </w:tc>
         <w:tc>
-          <w:tcPr/>
+          <w:tcPr>
+            <w:tcW w:w="4133" w:type="dxa"/>
+          </w:tcPr>
           <w:p>
             <w:pPr>
               <w:pStyle w:val="Compact"/>
@@ -11369,7 +12412,9 @@
       </w:tr>
       <w:tr>
         <w:tc>
-          <w:tcPr/>
+          <w:tcPr>
+            <w:tcW w:w="3784" w:type="dxa"/>
+          </w:tcPr>
           <w:p>
             <w:pPr>
               <w:pStyle w:val="Compact"/>
@@ -11384,7 +12429,9 @@
           </w:p>
         </w:tc>
         <w:tc>
-          <w:tcPr/>
+          <w:tcPr>
+            <w:tcW w:w="4133" w:type="dxa"/>
+          </w:tcPr>
           <w:p>
             <w:pPr>
               <w:pStyle w:val="Compact"/>
@@ -11401,7 +12448,9 @@
       </w:tr>
       <w:tr>
         <w:tc>
-          <w:tcPr/>
+          <w:tcPr>
+            <w:tcW w:w="3784" w:type="dxa"/>
+          </w:tcPr>
           <w:p>
             <w:pPr>
               <w:pStyle w:val="Compact"/>
@@ -11416,7 +12465,9 @@
           </w:p>
         </w:tc>
         <w:tc>
-          <w:tcPr/>
+          <w:tcPr>
+            <w:tcW w:w="4133" w:type="dxa"/>
+          </w:tcPr>
           <w:p>
             <w:pPr>
               <w:pStyle w:val="Compact"/>
@@ -11433,7 +12484,9 @@
       </w:tr>
       <w:tr>
         <w:tc>
-          <w:tcPr/>
+          <w:tcPr>
+            <w:tcW w:w="3784" w:type="dxa"/>
+          </w:tcPr>
           <w:p>
             <w:pPr>
               <w:pStyle w:val="Compact"/>
@@ -11448,7 +12501,9 @@
           </w:p>
         </w:tc>
         <w:tc>
-          <w:tcPr/>
+          <w:tcPr>
+            <w:tcW w:w="4133" w:type="dxa"/>
+          </w:tcPr>
           <w:p>
             <w:pPr>
               <w:pStyle w:val="Compact"/>
@@ -11465,7 +12520,9 @@
       </w:tr>
       <w:tr>
         <w:tc>
-          <w:tcPr/>
+          <w:tcPr>
+            <w:tcW w:w="3784" w:type="dxa"/>
+          </w:tcPr>
           <w:p>
             <w:pPr>
               <w:pStyle w:val="Compact"/>
@@ -11480,7 +12537,9 @@
           </w:p>
         </w:tc>
         <w:tc>
-          <w:tcPr/>
+          <w:tcPr>
+            <w:tcW w:w="4133" w:type="dxa"/>
+          </w:tcPr>
           <w:p>
             <w:pPr>
               <w:pStyle w:val="Compact"/>
@@ -11497,7 +12556,9 @@
       </w:tr>
       <w:tr>
         <w:tc>
-          <w:tcPr/>
+          <w:tcPr>
+            <w:tcW w:w="3784" w:type="dxa"/>
+          </w:tcPr>
           <w:p>
             <w:pPr>
               <w:pStyle w:val="Compact"/>
@@ -11512,7 +12573,9 @@
           </w:p>
         </w:tc>
         <w:tc>
-          <w:tcPr/>
+          <w:tcPr>
+            <w:tcW w:w="4133" w:type="dxa"/>
+          </w:tcPr>
           <w:p>
             <w:pPr>
               <w:pStyle w:val="Compact"/>
@@ -11529,7 +12592,9 @@
       </w:tr>
       <w:tr>
         <w:tc>
-          <w:tcPr/>
+          <w:tcPr>
+            <w:tcW w:w="3784" w:type="dxa"/>
+          </w:tcPr>
           <w:p>
             <w:pPr>
               <w:pStyle w:val="Compact"/>
@@ -11544,7 +12609,9 @@
           </w:p>
         </w:tc>
         <w:tc>
-          <w:tcPr/>
+          <w:tcPr>
+            <w:tcW w:w="4133" w:type="dxa"/>
+          </w:tcPr>
           <w:p>
             <w:pPr>
               <w:pStyle w:val="Compact"/>
@@ -11561,7 +12628,9 @@
       </w:tr>
       <w:tr>
         <w:tc>
-          <w:tcPr/>
+          <w:tcPr>
+            <w:tcW w:w="3784" w:type="dxa"/>
+          </w:tcPr>
           <w:p>
             <w:pPr>
               <w:pStyle w:val="Compact"/>
@@ -11576,7 +12645,9 @@
           </w:p>
         </w:tc>
         <w:tc>
-          <w:tcPr/>
+          <w:tcPr>
+            <w:tcW w:w="4133" w:type="dxa"/>
+          </w:tcPr>
           <w:p>
             <w:pPr>
               <w:pStyle w:val="Compact"/>
@@ -11593,7 +12664,9 @@
       </w:tr>
       <w:tr>
         <w:tc>
-          <w:tcPr/>
+          <w:tcPr>
+            <w:tcW w:w="3784" w:type="dxa"/>
+          </w:tcPr>
           <w:p>
             <w:pPr>
               <w:pStyle w:val="Compact"/>
@@ -11608,7 +12681,9 @@
           </w:p>
         </w:tc>
         <w:tc>
-          <w:tcPr/>
+          <w:tcPr>
+            <w:tcW w:w="4133" w:type="dxa"/>
+          </w:tcPr>
           <w:p>
             <w:pPr>
               <w:pStyle w:val="Compact"/>
@@ -11625,7 +12700,9 @@
       </w:tr>
       <w:tr>
         <w:tc>
-          <w:tcPr/>
+          <w:tcPr>
+            <w:tcW w:w="3784" w:type="dxa"/>
+          </w:tcPr>
           <w:p>
             <w:pPr>
               <w:pStyle w:val="Compact"/>
@@ -11640,7 +12717,9 @@
           </w:p>
         </w:tc>
         <w:tc>
-          <w:tcPr/>
+          <w:tcPr>
+            <w:tcW w:w="4133" w:type="dxa"/>
+          </w:tcPr>
           <w:p>
             <w:pPr>
               <w:pStyle w:val="Compact"/>
@@ -11657,7 +12736,9 @@
       </w:tr>
       <w:tr>
         <w:tc>
-          <w:tcPr/>
+          <w:tcPr>
+            <w:tcW w:w="3784" w:type="dxa"/>
+          </w:tcPr>
           <w:p>
             <w:pPr>
               <w:pStyle w:val="Compact"/>
@@ -11672,7 +12753,9 @@
           </w:p>
         </w:tc>
         <w:tc>
-          <w:tcPr/>
+          <w:tcPr>
+            <w:tcW w:w="4133" w:type="dxa"/>
+          </w:tcPr>
           <w:p>
             <w:pPr>
               <w:pStyle w:val="Compact"/>
@@ -11689,7 +12772,9 @@
       </w:tr>
       <w:tr>
         <w:tc>
-          <w:tcPr/>
+          <w:tcPr>
+            <w:tcW w:w="3784" w:type="dxa"/>
+          </w:tcPr>
           <w:p>
             <w:pPr>
               <w:pStyle w:val="Compact"/>
@@ -11704,7 +12789,9 @@
           </w:p>
         </w:tc>
         <w:tc>
-          <w:tcPr/>
+          <w:tcPr>
+            <w:tcW w:w="4133" w:type="dxa"/>
+          </w:tcPr>
           <w:p>
             <w:pPr>
               <w:pStyle w:val="Compact"/>
@@ -11721,7 +12808,9 @@
       </w:tr>
       <w:tr>
         <w:tc>
-          <w:tcPr/>
+          <w:tcPr>
+            <w:tcW w:w="3784" w:type="dxa"/>
+          </w:tcPr>
           <w:p>
             <w:pPr>
               <w:pStyle w:val="Compact"/>
@@ -11736,7 +12825,9 @@
           </w:p>
         </w:tc>
         <w:tc>
-          <w:tcPr/>
+          <w:tcPr>
+            <w:tcW w:w="4133" w:type="dxa"/>
+          </w:tcPr>
           <w:p>
             <w:pPr>
               <w:pStyle w:val="Compact"/>
@@ -11753,7 +12844,9 @@
       </w:tr>
       <w:tr>
         <w:tc>
-          <w:tcPr/>
+          <w:tcPr>
+            <w:tcW w:w="3784" w:type="dxa"/>
+          </w:tcPr>
           <w:p>
             <w:pPr>
               <w:pStyle w:val="Compact"/>
@@ -11768,7 +12861,9 @@
           </w:p>
         </w:tc>
         <w:tc>
-          <w:tcPr/>
+          <w:tcPr>
+            <w:tcW w:w="4133" w:type="dxa"/>
+          </w:tcPr>
           <w:p>
             <w:pPr>
               <w:pStyle w:val="Compact"/>
@@ -11785,7 +12880,9 @@
       </w:tr>
       <w:tr>
         <w:tc>
-          <w:tcPr/>
+          <w:tcPr>
+            <w:tcW w:w="3784" w:type="dxa"/>
+          </w:tcPr>
           <w:p>
             <w:pPr>
               <w:pStyle w:val="Compact"/>
@@ -11800,7 +12897,9 @@
           </w:p>
         </w:tc>
         <w:tc>
-          <w:tcPr/>
+          <w:tcPr>
+            <w:tcW w:w="4133" w:type="dxa"/>
+          </w:tcPr>
           <w:p>
             <w:pPr>
               <w:pStyle w:val="Compact"/>
@@ -11871,11 +12970,11 @@
         </w:tblBorders>
       </w:tblPr>
       <w:tblGrid>
-        <w:gridCol w:w="1584"/>
-        <w:gridCol w:w="1584"/>
-        <w:gridCol w:w="1584"/>
-        <w:gridCol w:w="1584"/>
-        <w:gridCol w:w="1584"/>
+        <w:gridCol w:w="837"/>
+        <w:gridCol w:w="2452"/>
+        <w:gridCol w:w="2330"/>
+        <w:gridCol w:w="1268"/>
+        <w:gridCol w:w="1026"/>
       </w:tblGrid>
       <w:tr>
         <w:trPr>
@@ -11883,6 +12982,7 @@
         </w:trPr>
         <w:tc>
           <w:tcPr>
+            <w:tcW w:w="837" w:type="dxa"/>
             <w:shd w:val="clear" w:color="auto" w:fill="D9E2F3"/>
           </w:tcPr>
           <w:p>
@@ -11901,6 +13001,7 @@
         </w:tc>
         <w:tc>
           <w:tcPr>
+            <w:tcW w:w="2452" w:type="dxa"/>
             <w:shd w:val="clear" w:color="auto" w:fill="D9E2F3"/>
           </w:tcPr>
           <w:p>
@@ -11919,6 +13020,7 @@
         </w:tc>
         <w:tc>
           <w:tcPr>
+            <w:tcW w:w="2330" w:type="dxa"/>
             <w:shd w:val="clear" w:color="auto" w:fill="D9E2F3"/>
           </w:tcPr>
           <w:p>
@@ -11937,6 +13039,7 @@
         </w:tc>
         <w:tc>
           <w:tcPr>
+            <w:tcW w:w="1268" w:type="dxa"/>
             <w:shd w:val="clear" w:color="auto" w:fill="D9E2F3"/>
           </w:tcPr>
           <w:p>
@@ -11955,6 +13058,7 @@
         </w:tc>
         <w:tc>
           <w:tcPr>
+            <w:tcW w:w="1026" w:type="dxa"/>
             <w:shd w:val="clear" w:color="auto" w:fill="D9E2F3"/>
           </w:tcPr>
           <w:p>
@@ -11974,7 +13078,9 @@
       </w:tr>
       <w:tr>
         <w:tc>
-          <w:tcPr/>
+          <w:tcPr>
+            <w:tcW w:w="837" w:type="dxa"/>
+          </w:tcPr>
           <w:p>
             <w:pPr>
               <w:pStyle w:val="Compact"/>
@@ -11989,7 +13095,9 @@
           </w:p>
         </w:tc>
         <w:tc>
-          <w:tcPr/>
+          <w:tcPr>
+            <w:tcW w:w="2452" w:type="dxa"/>
+          </w:tcPr>
           <w:p>
             <w:pPr>
               <w:pStyle w:val="Compact"/>
@@ -12004,7 +13112,9 @@
           </w:p>
         </w:tc>
         <w:tc>
-          <w:tcPr/>
+          <w:tcPr>
+            <w:tcW w:w="2330" w:type="dxa"/>
+          </w:tcPr>
           <w:p>
             <w:pPr>
               <w:pStyle w:val="Compact"/>
@@ -12019,7 +13129,9 @@
           </w:p>
         </w:tc>
         <w:tc>
-          <w:tcPr/>
+          <w:tcPr>
+            <w:tcW w:w="1268" w:type="dxa"/>
+          </w:tcPr>
           <w:p>
             <w:pPr>
               <w:pStyle w:val="Compact"/>
@@ -12034,7 +13146,9 @@
           </w:p>
         </w:tc>
         <w:tc>
-          <w:tcPr/>
+          <w:tcPr>
+            <w:tcW w:w="1026" w:type="dxa"/>
+          </w:tcPr>
           <w:p>
             <w:pPr>
               <w:pStyle w:val="Compact"/>
@@ -12051,7 +13165,9 @@
       </w:tr>
       <w:tr>
         <w:tc>
-          <w:tcPr/>
+          <w:tcPr>
+            <w:tcW w:w="837" w:type="dxa"/>
+          </w:tcPr>
           <w:p>
             <w:pPr>
               <w:pStyle w:val="Compact"/>
@@ -12066,7 +13182,9 @@
           </w:p>
         </w:tc>
         <w:tc>
-          <w:tcPr/>
+          <w:tcPr>
+            <w:tcW w:w="2452" w:type="dxa"/>
+          </w:tcPr>
           <w:p>
             <w:pPr>
               <w:pStyle w:val="Compact"/>
@@ -12100,7 +13218,9 @@
           </w:p>
         </w:tc>
         <w:tc>
-          <w:tcPr/>
+          <w:tcPr>
+            <w:tcW w:w="2330" w:type="dxa"/>
+          </w:tcPr>
           <w:p>
             <w:pPr>
               <w:pStyle w:val="Compact"/>
@@ -12128,7 +13248,9 @@
           </w:p>
         </w:tc>
         <w:tc>
-          <w:tcPr/>
+          <w:tcPr>
+            <w:tcW w:w="1268" w:type="dxa"/>
+          </w:tcPr>
           <w:p>
             <w:pPr>
               <w:pStyle w:val="Compact"/>
@@ -12143,7 +13265,9 @@
           </w:p>
         </w:tc>
         <w:tc>
-          <w:tcPr/>
+          <w:tcPr>
+            <w:tcW w:w="1026" w:type="dxa"/>
+          </w:tcPr>
           <w:p>
             <w:pPr>
               <w:pStyle w:val="Compact"/>
@@ -12160,7 +13284,9 @@
       </w:tr>
       <w:tr>
         <w:tc>
-          <w:tcPr/>
+          <w:tcPr>
+            <w:tcW w:w="837" w:type="dxa"/>
+          </w:tcPr>
           <w:p>
             <w:pPr>
               <w:pStyle w:val="Compact"/>
@@ -12175,7 +13301,9 @@
           </w:p>
         </w:tc>
         <w:tc>
-          <w:tcPr/>
+          <w:tcPr>
+            <w:tcW w:w="2452" w:type="dxa"/>
+          </w:tcPr>
           <w:p>
             <w:pPr>
               <w:pStyle w:val="Compact"/>
@@ -12190,7 +13318,9 @@
           </w:p>
         </w:tc>
         <w:tc>
-          <w:tcPr/>
+          <w:tcPr>
+            <w:tcW w:w="2330" w:type="dxa"/>
+          </w:tcPr>
           <w:p>
             <w:pPr>
               <w:pStyle w:val="Compact"/>
@@ -12205,7 +13335,9 @@
           </w:p>
         </w:tc>
         <w:tc>
-          <w:tcPr/>
+          <w:tcPr>
+            <w:tcW w:w="1268" w:type="dxa"/>
+          </w:tcPr>
           <w:p>
             <w:pPr>
               <w:pStyle w:val="Compact"/>
@@ -12220,7 +13352,9 @@
           </w:p>
         </w:tc>
         <w:tc>
-          <w:tcPr/>
+          <w:tcPr>
+            <w:tcW w:w="1026" w:type="dxa"/>
+          </w:tcPr>
           <w:p>
             <w:pPr>
               <w:pStyle w:val="Compact"/>
@@ -12237,7 +13371,9 @@
       </w:tr>
       <w:tr>
         <w:tc>
-          <w:tcPr/>
+          <w:tcPr>
+            <w:tcW w:w="837" w:type="dxa"/>
+          </w:tcPr>
           <w:p>
             <w:pPr>
               <w:pStyle w:val="Compact"/>
@@ -12252,7 +13388,9 @@
           </w:p>
         </w:tc>
         <w:tc>
-          <w:tcPr/>
+          <w:tcPr>
+            <w:tcW w:w="2452" w:type="dxa"/>
+          </w:tcPr>
           <w:p>
             <w:pPr>
               <w:pStyle w:val="Compact"/>
@@ -12267,7 +13405,9 @@
           </w:p>
         </w:tc>
         <w:tc>
-          <w:tcPr/>
+          <w:tcPr>
+            <w:tcW w:w="2330" w:type="dxa"/>
+          </w:tcPr>
           <w:p>
             <w:pPr>
               <w:pStyle w:val="Compact"/>
@@ -12282,7 +13422,9 @@
           </w:p>
         </w:tc>
         <w:tc>
-          <w:tcPr/>
+          <w:tcPr>
+            <w:tcW w:w="1268" w:type="dxa"/>
+          </w:tcPr>
           <w:p>
             <w:pPr>
               <w:pStyle w:val="Compact"/>
@@ -12297,7 +13439,9 @@
           </w:p>
         </w:tc>
         <w:tc>
-          <w:tcPr/>
+          <w:tcPr>
+            <w:tcW w:w="1026" w:type="dxa"/>
+          </w:tcPr>
           <w:p>
             <w:pPr>
               <w:pStyle w:val="Compact"/>
@@ -12314,7 +13458,9 @@
       </w:tr>
       <w:tr>
         <w:tc>
-          <w:tcPr/>
+          <w:tcPr>
+            <w:tcW w:w="837" w:type="dxa"/>
+          </w:tcPr>
           <w:p>
             <w:pPr>
               <w:pStyle w:val="Compact"/>
@@ -12329,7 +13475,9 @@
           </w:p>
         </w:tc>
         <w:tc>
-          <w:tcPr/>
+          <w:tcPr>
+            <w:tcW w:w="2452" w:type="dxa"/>
+          </w:tcPr>
           <w:p>
             <w:pPr>
               <w:pStyle w:val="Compact"/>
@@ -12344,7 +13492,9 @@
           </w:p>
         </w:tc>
         <w:tc>
-          <w:tcPr/>
+          <w:tcPr>
+            <w:tcW w:w="2330" w:type="dxa"/>
+          </w:tcPr>
           <w:p>
             <w:pPr>
               <w:pStyle w:val="Compact"/>
@@ -12359,7 +13509,9 @@
           </w:p>
         </w:tc>
         <w:tc>
-          <w:tcPr/>
+          <w:tcPr>
+            <w:tcW w:w="1268" w:type="dxa"/>
+          </w:tcPr>
           <w:p>
             <w:pPr>
               <w:pStyle w:val="Compact"/>
@@ -12374,7 +13526,9 @@
           </w:p>
         </w:tc>
         <w:tc>
-          <w:tcPr/>
+          <w:tcPr>
+            <w:tcW w:w="1026" w:type="dxa"/>
+          </w:tcPr>
           <w:p>
             <w:pPr>
               <w:pStyle w:val="Compact"/>
@@ -12391,7 +13545,9 @@
       </w:tr>
       <w:tr>
         <w:tc>
-          <w:tcPr/>
+          <w:tcPr>
+            <w:tcW w:w="837" w:type="dxa"/>
+          </w:tcPr>
           <w:p>
             <w:pPr>
               <w:pStyle w:val="Compact"/>
@@ -12406,7 +13562,9 @@
           </w:p>
         </w:tc>
         <w:tc>
-          <w:tcPr/>
+          <w:tcPr>
+            <w:tcW w:w="2452" w:type="dxa"/>
+          </w:tcPr>
           <w:p>
             <w:pPr>
               <w:pStyle w:val="Compact"/>
@@ -12421,7 +13579,9 @@
           </w:p>
         </w:tc>
         <w:tc>
-          <w:tcPr/>
+          <w:tcPr>
+            <w:tcW w:w="2330" w:type="dxa"/>
+          </w:tcPr>
           <w:p>
             <w:pPr>
               <w:pStyle w:val="Compact"/>
@@ -12436,7 +13596,9 @@
           </w:p>
         </w:tc>
         <w:tc>
-          <w:tcPr/>
+          <w:tcPr>
+            <w:tcW w:w="1268" w:type="dxa"/>
+          </w:tcPr>
           <w:p>
             <w:pPr>
               <w:pStyle w:val="Compact"/>
@@ -12451,7 +13613,9 @@
           </w:p>
         </w:tc>
         <w:tc>
-          <w:tcPr/>
+          <w:tcPr>
+            <w:tcW w:w="1026" w:type="dxa"/>
+          </w:tcPr>
           <w:p>
             <w:pPr>
               <w:pStyle w:val="Compact"/>
@@ -12468,7 +13632,9 @@
       </w:tr>
       <w:tr>
         <w:tc>
-          <w:tcPr/>
+          <w:tcPr>
+            <w:tcW w:w="837" w:type="dxa"/>
+          </w:tcPr>
           <w:p>
             <w:pPr>
               <w:pStyle w:val="Compact"/>
@@ -12483,7 +13649,9 @@
           </w:p>
         </w:tc>
         <w:tc>
-          <w:tcPr/>
+          <w:tcPr>
+            <w:tcW w:w="2452" w:type="dxa"/>
+          </w:tcPr>
           <w:p>
             <w:pPr>
               <w:pStyle w:val="Compact"/>
@@ -12498,7 +13666,9 @@
           </w:p>
         </w:tc>
         <w:tc>
-          <w:tcPr/>
+          <w:tcPr>
+            <w:tcW w:w="2330" w:type="dxa"/>
+          </w:tcPr>
           <w:p>
             <w:pPr>
               <w:pStyle w:val="Compact"/>
@@ -12513,7 +13683,9 @@
           </w:p>
         </w:tc>
         <w:tc>
-          <w:tcPr/>
+          <w:tcPr>
+            <w:tcW w:w="1268" w:type="dxa"/>
+          </w:tcPr>
           <w:p>
             <w:pPr>
               <w:pStyle w:val="Compact"/>
@@ -12528,7 +13700,9 @@
           </w:p>
         </w:tc>
         <w:tc>
-          <w:tcPr/>
+          <w:tcPr>
+            <w:tcW w:w="1026" w:type="dxa"/>
+          </w:tcPr>
           <w:p>
             <w:pPr>
               <w:pStyle w:val="Compact"/>
@@ -12545,7 +13719,9 @@
       </w:tr>
       <w:tr>
         <w:tc>
-          <w:tcPr/>
+          <w:tcPr>
+            <w:tcW w:w="837" w:type="dxa"/>
+          </w:tcPr>
           <w:p>
             <w:pPr>
               <w:pStyle w:val="Compact"/>
@@ -12560,7 +13736,9 @@
           </w:p>
         </w:tc>
         <w:tc>
-          <w:tcPr/>
+          <w:tcPr>
+            <w:tcW w:w="2452" w:type="dxa"/>
+          </w:tcPr>
           <w:p>
             <w:pPr>
               <w:pStyle w:val="Compact"/>
@@ -12575,7 +13753,9 @@
           </w:p>
         </w:tc>
         <w:tc>
-          <w:tcPr/>
+          <w:tcPr>
+            <w:tcW w:w="2330" w:type="dxa"/>
+          </w:tcPr>
           <w:p>
             <w:pPr>
               <w:pStyle w:val="Compact"/>
@@ -12590,7 +13770,9 @@
           </w:p>
         </w:tc>
         <w:tc>
-          <w:tcPr/>
+          <w:tcPr>
+            <w:tcW w:w="1268" w:type="dxa"/>
+          </w:tcPr>
           <w:p>
             <w:pPr>
               <w:pStyle w:val="Compact"/>
@@ -12605,7 +13787,9 @@
           </w:p>
         </w:tc>
         <w:tc>
-          <w:tcPr/>
+          <w:tcPr>
+            <w:tcW w:w="1026" w:type="dxa"/>
+          </w:tcPr>
           <w:p>
             <w:pPr>
               <w:pStyle w:val="Compact"/>
@@ -12622,7 +13806,9 @@
       </w:tr>
       <w:tr>
         <w:tc>
-          <w:tcPr/>
+          <w:tcPr>
+            <w:tcW w:w="837" w:type="dxa"/>
+          </w:tcPr>
           <w:p>
             <w:pPr>
               <w:pStyle w:val="Compact"/>
@@ -12637,7 +13823,9 @@
           </w:p>
         </w:tc>
         <w:tc>
-          <w:tcPr/>
+          <w:tcPr>
+            <w:tcW w:w="2452" w:type="dxa"/>
+          </w:tcPr>
           <w:p>
             <w:pPr>
               <w:pStyle w:val="Compact"/>
@@ -12652,7 +13840,9 @@
           </w:p>
         </w:tc>
         <w:tc>
-          <w:tcPr/>
+          <w:tcPr>
+            <w:tcW w:w="2330" w:type="dxa"/>
+          </w:tcPr>
           <w:p>
             <w:pPr>
               <w:pStyle w:val="Compact"/>
@@ -12667,7 +13857,9 @@
           </w:p>
         </w:tc>
         <w:tc>
-          <w:tcPr/>
+          <w:tcPr>
+            <w:tcW w:w="1268" w:type="dxa"/>
+          </w:tcPr>
           <w:p>
             <w:pPr>
               <w:pStyle w:val="Compact"/>
@@ -12682,7 +13874,9 @@
           </w:p>
         </w:tc>
         <w:tc>
-          <w:tcPr/>
+          <w:tcPr>
+            <w:tcW w:w="1026" w:type="dxa"/>
+          </w:tcPr>
           <w:p>
             <w:pPr>
               <w:pStyle w:val="Compact"/>
@@ -12699,7 +13893,9 @@
       </w:tr>
       <w:tr>
         <w:tc>
-          <w:tcPr/>
+          <w:tcPr>
+            <w:tcW w:w="837" w:type="dxa"/>
+          </w:tcPr>
           <w:p>
             <w:pPr>
               <w:pStyle w:val="Compact"/>
@@ -12714,7 +13910,9 @@
           </w:p>
         </w:tc>
         <w:tc>
-          <w:tcPr/>
+          <w:tcPr>
+            <w:tcW w:w="2452" w:type="dxa"/>
+          </w:tcPr>
           <w:p>
             <w:pPr>
               <w:pStyle w:val="Compact"/>
@@ -12729,7 +13927,9 @@
           </w:p>
         </w:tc>
         <w:tc>
-          <w:tcPr/>
+          <w:tcPr>
+            <w:tcW w:w="2330" w:type="dxa"/>
+          </w:tcPr>
           <w:p>
             <w:pPr>
               <w:pStyle w:val="Compact"/>
@@ -12744,7 +13944,9 @@
           </w:p>
         </w:tc>
         <w:tc>
-          <w:tcPr/>
+          <w:tcPr>
+            <w:tcW w:w="1268" w:type="dxa"/>
+          </w:tcPr>
           <w:p>
             <w:pPr>
               <w:pStyle w:val="Compact"/>
@@ -12759,7 +13961,9 @@
           </w:p>
         </w:tc>
         <w:tc>
-          <w:tcPr/>
+          <w:tcPr>
+            <w:tcW w:w="1026" w:type="dxa"/>
+          </w:tcPr>
           <w:p>
             <w:pPr>
               <w:pStyle w:val="Compact"/>
@@ -12776,7 +13980,9 @@
       </w:tr>
       <w:tr>
         <w:tc>
-          <w:tcPr/>
+          <w:tcPr>
+            <w:tcW w:w="837" w:type="dxa"/>
+          </w:tcPr>
           <w:p>
             <w:pPr>
               <w:pStyle w:val="Compact"/>
@@ -12791,7 +13997,9 @@
           </w:p>
         </w:tc>
         <w:tc>
-          <w:tcPr/>
+          <w:tcPr>
+            <w:tcW w:w="2452" w:type="dxa"/>
+          </w:tcPr>
           <w:p>
             <w:pPr>
               <w:pStyle w:val="Compact"/>
@@ -12806,7 +14014,9 @@
           </w:p>
         </w:tc>
         <w:tc>
-          <w:tcPr/>
+          <w:tcPr>
+            <w:tcW w:w="2330" w:type="dxa"/>
+          </w:tcPr>
           <w:p>
             <w:pPr>
               <w:pStyle w:val="Compact"/>
@@ -12821,7 +14031,9 @@
           </w:p>
         </w:tc>
         <w:tc>
-          <w:tcPr/>
+          <w:tcPr>
+            <w:tcW w:w="1268" w:type="dxa"/>
+          </w:tcPr>
           <w:p>
             <w:pPr>
               <w:pStyle w:val="Compact"/>
@@ -12836,7 +14048,9 @@
           </w:p>
         </w:tc>
         <w:tc>
-          <w:tcPr/>
+          <w:tcPr>
+            <w:tcW w:w="1026" w:type="dxa"/>
+          </w:tcPr>
           <w:p>
             <w:pPr>
               <w:pStyle w:val="Compact"/>
@@ -12853,7 +14067,9 @@
       </w:tr>
       <w:tr>
         <w:tc>
-          <w:tcPr/>
+          <w:tcPr>
+            <w:tcW w:w="837" w:type="dxa"/>
+          </w:tcPr>
           <w:p>
             <w:pPr>
               <w:pStyle w:val="Compact"/>
@@ -12868,7 +14084,9 @@
           </w:p>
         </w:tc>
         <w:tc>
-          <w:tcPr/>
+          <w:tcPr>
+            <w:tcW w:w="2452" w:type="dxa"/>
+          </w:tcPr>
           <w:p>
             <w:pPr>
               <w:pStyle w:val="Compact"/>
@@ -12883,7 +14101,9 @@
           </w:p>
         </w:tc>
         <w:tc>
-          <w:tcPr/>
+          <w:tcPr>
+            <w:tcW w:w="2330" w:type="dxa"/>
+          </w:tcPr>
           <w:p>
             <w:pPr>
               <w:pStyle w:val="Compact"/>
@@ -12898,7 +14118,9 @@
           </w:p>
         </w:tc>
         <w:tc>
-          <w:tcPr/>
+          <w:tcPr>
+            <w:tcW w:w="1268" w:type="dxa"/>
+          </w:tcPr>
           <w:p>
             <w:pPr>
               <w:pStyle w:val="Compact"/>
@@ -12913,7 +14135,9 @@
           </w:p>
         </w:tc>
         <w:tc>
-          <w:tcPr/>
+          <w:tcPr>
+            <w:tcW w:w="1026" w:type="dxa"/>
+          </w:tcPr>
           <w:p>
             <w:pPr>
               <w:pStyle w:val="Compact"/>
@@ -12930,7 +14154,9 @@
       </w:tr>
       <w:tr>
         <w:tc>
-          <w:tcPr/>
+          <w:tcPr>
+            <w:tcW w:w="837" w:type="dxa"/>
+          </w:tcPr>
           <w:p>
             <w:pPr>
               <w:pStyle w:val="Compact"/>
@@ -12945,7 +14171,9 @@
           </w:p>
         </w:tc>
         <w:tc>
-          <w:tcPr/>
+          <w:tcPr>
+            <w:tcW w:w="2452" w:type="dxa"/>
+          </w:tcPr>
           <w:p>
             <w:pPr>
               <w:pStyle w:val="Compact"/>
@@ -12960,7 +14188,9 @@
           </w:p>
         </w:tc>
         <w:tc>
-          <w:tcPr/>
+          <w:tcPr>
+            <w:tcW w:w="2330" w:type="dxa"/>
+          </w:tcPr>
           <w:p>
             <w:pPr>
               <w:pStyle w:val="Compact"/>
@@ -12975,7 +14205,9 @@
           </w:p>
         </w:tc>
         <w:tc>
-          <w:tcPr/>
+          <w:tcPr>
+            <w:tcW w:w="1268" w:type="dxa"/>
+          </w:tcPr>
           <w:p>
             <w:pPr>
               <w:pStyle w:val="Compact"/>
@@ -12990,7 +14222,9 @@
           </w:p>
         </w:tc>
         <w:tc>
-          <w:tcPr/>
+          <w:tcPr>
+            <w:tcW w:w="1026" w:type="dxa"/>
+          </w:tcPr>
           <w:p>
             <w:pPr>
               <w:pStyle w:val="Compact"/>
@@ -13007,7 +14241,9 @@
       </w:tr>
       <w:tr>
         <w:tc>
-          <w:tcPr/>
+          <w:tcPr>
+            <w:tcW w:w="837" w:type="dxa"/>
+          </w:tcPr>
           <w:p>
             <w:pPr>
               <w:pStyle w:val="Compact"/>
@@ -13022,7 +14258,9 @@
           </w:p>
         </w:tc>
         <w:tc>
-          <w:tcPr/>
+          <w:tcPr>
+            <w:tcW w:w="2452" w:type="dxa"/>
+          </w:tcPr>
           <w:p>
             <w:pPr>
               <w:pStyle w:val="Compact"/>
@@ -13037,7 +14275,9 @@
           </w:p>
         </w:tc>
         <w:tc>
-          <w:tcPr/>
+          <w:tcPr>
+            <w:tcW w:w="2330" w:type="dxa"/>
+          </w:tcPr>
           <w:p>
             <w:pPr>
               <w:pStyle w:val="Compact"/>
@@ -13052,7 +14292,9 @@
           </w:p>
         </w:tc>
         <w:tc>
-          <w:tcPr/>
+          <w:tcPr>
+            <w:tcW w:w="1268" w:type="dxa"/>
+          </w:tcPr>
           <w:p>
             <w:pPr>
               <w:pStyle w:val="Compact"/>
@@ -13067,7 +14309,9 @@
           </w:p>
         </w:tc>
         <w:tc>
-          <w:tcPr/>
+          <w:tcPr>
+            <w:tcW w:w="1026" w:type="dxa"/>
+          </w:tcPr>
           <w:p>
             <w:pPr>
               <w:pStyle w:val="Compact"/>
@@ -13084,7 +14328,9 @@
       </w:tr>
       <w:tr>
         <w:tc>
-          <w:tcPr/>
+          <w:tcPr>
+            <w:tcW w:w="837" w:type="dxa"/>
+          </w:tcPr>
           <w:p>
             <w:pPr>
               <w:pStyle w:val="Compact"/>
@@ -13099,7 +14345,9 @@
           </w:p>
         </w:tc>
         <w:tc>
-          <w:tcPr/>
+          <w:tcPr>
+            <w:tcW w:w="2452" w:type="dxa"/>
+          </w:tcPr>
           <w:p>
             <w:pPr>
               <w:pStyle w:val="Compact"/>
@@ -13114,7 +14362,9 @@
           </w:p>
         </w:tc>
         <w:tc>
-          <w:tcPr/>
+          <w:tcPr>
+            <w:tcW w:w="2330" w:type="dxa"/>
+          </w:tcPr>
           <w:p>
             <w:pPr>
               <w:pStyle w:val="Compact"/>
@@ -13129,7 +14379,9 @@
           </w:p>
         </w:tc>
         <w:tc>
-          <w:tcPr/>
+          <w:tcPr>
+            <w:tcW w:w="1268" w:type="dxa"/>
+          </w:tcPr>
           <w:p>
             <w:pPr>
               <w:pStyle w:val="Compact"/>
@@ -13144,7 +14396,9 @@
           </w:p>
         </w:tc>
         <w:tc>
-          <w:tcPr/>
+          <w:tcPr>
+            <w:tcW w:w="1026" w:type="dxa"/>
+          </w:tcPr>
           <w:p>
             <w:pPr>
               <w:pStyle w:val="Compact"/>
@@ -13161,7 +14415,9 @@
       </w:tr>
       <w:tr>
         <w:tc>
-          <w:tcPr/>
+          <w:tcPr>
+            <w:tcW w:w="837" w:type="dxa"/>
+          </w:tcPr>
           <w:p>
             <w:pPr>
               <w:pStyle w:val="Compact"/>
@@ -13176,7 +14432,9 @@
           </w:p>
         </w:tc>
         <w:tc>
-          <w:tcPr/>
+          <w:tcPr>
+            <w:tcW w:w="2452" w:type="dxa"/>
+          </w:tcPr>
           <w:p>
             <w:pPr>
               <w:pStyle w:val="Compact"/>
@@ -13191,7 +14449,9 @@
           </w:p>
         </w:tc>
         <w:tc>
-          <w:tcPr/>
+          <w:tcPr>
+            <w:tcW w:w="2330" w:type="dxa"/>
+          </w:tcPr>
           <w:p>
             <w:pPr>
               <w:pStyle w:val="Compact"/>
@@ -13206,7 +14466,9 @@
           </w:p>
         </w:tc>
         <w:tc>
-          <w:tcPr/>
+          <w:tcPr>
+            <w:tcW w:w="1268" w:type="dxa"/>
+          </w:tcPr>
           <w:p>
             <w:pPr>
               <w:pStyle w:val="Compact"/>
@@ -13221,7 +14483,9 @@
           </w:p>
         </w:tc>
         <w:tc>
-          <w:tcPr/>
+          <w:tcPr>
+            <w:tcW w:w="1026" w:type="dxa"/>
+          </w:tcPr>
           <w:p>
             <w:pPr>
               <w:pStyle w:val="Compact"/>
@@ -13277,8 +14541,8 @@
         </w:tblBorders>
       </w:tblPr>
       <w:tblGrid>
-        <w:gridCol w:w="3960"/>
-        <w:gridCol w:w="3960"/>
+        <w:gridCol w:w="2851"/>
+        <w:gridCol w:w="5066"/>
       </w:tblGrid>
       <w:tr>
         <w:trPr>
@@ -13286,6 +14550,7 @@
         </w:trPr>
         <w:tc>
           <w:tcPr>
+            <w:tcW w:w="2851" w:type="dxa"/>
             <w:shd w:val="clear" w:color="auto" w:fill="D9E2F3"/>
           </w:tcPr>
           <w:p>
@@ -13304,6 +14569,7 @@
         </w:tc>
         <w:tc>
           <w:tcPr>
+            <w:tcW w:w="5066" w:type="dxa"/>
             <w:shd w:val="clear" w:color="auto" w:fill="D9E2F3"/>
           </w:tcPr>
           <w:p>
@@ -13323,7 +14589,9 @@
       </w:tr>
       <w:tr>
         <w:tc>
-          <w:tcPr/>
+          <w:tcPr>
+            <w:tcW w:w="2851" w:type="dxa"/>
+          </w:tcPr>
           <w:p>
             <w:pPr>
               <w:pStyle w:val="Compact"/>
@@ -13338,7 +14606,9 @@
           </w:p>
         </w:tc>
         <w:tc>
-          <w:tcPr/>
+          <w:tcPr>
+            <w:tcW w:w="5066" w:type="dxa"/>
+          </w:tcPr>
           <w:p>
             <w:pPr>
               <w:pStyle w:val="Compact"/>
@@ -13355,7 +14625,9 @@
       </w:tr>
       <w:tr>
         <w:tc>
-          <w:tcPr/>
+          <w:tcPr>
+            <w:tcW w:w="2851" w:type="dxa"/>
+          </w:tcPr>
           <w:p>
             <w:pPr>
               <w:pStyle w:val="Compact"/>
@@ -13370,7 +14642,9 @@
           </w:p>
         </w:tc>
         <w:tc>
-          <w:tcPr/>
+          <w:tcPr>
+            <w:tcW w:w="5066" w:type="dxa"/>
+          </w:tcPr>
           <w:p>
             <w:pPr>
               <w:pStyle w:val="Compact"/>
@@ -13387,7 +14661,9 @@
       </w:tr>
       <w:tr>
         <w:tc>
-          <w:tcPr/>
+          <w:tcPr>
+            <w:tcW w:w="2851" w:type="dxa"/>
+          </w:tcPr>
           <w:p>
             <w:pPr>
               <w:pStyle w:val="Compact"/>
@@ -13402,7 +14678,9 @@
           </w:p>
         </w:tc>
         <w:tc>
-          <w:tcPr/>
+          <w:tcPr>
+            <w:tcW w:w="5066" w:type="dxa"/>
+          </w:tcPr>
           <w:p>
             <w:pPr>
               <w:pStyle w:val="Compact"/>
@@ -13444,7 +14722,9 @@
       </w:tr>
       <w:tr>
         <w:tc>
-          <w:tcPr/>
+          <w:tcPr>
+            <w:tcW w:w="2851" w:type="dxa"/>
+          </w:tcPr>
           <w:p>
             <w:pPr>
               <w:pStyle w:val="Compact"/>
@@ -13459,7 +14739,9 @@
           </w:p>
         </w:tc>
         <w:tc>
-          <w:tcPr/>
+          <w:tcPr>
+            <w:tcW w:w="5066" w:type="dxa"/>
+          </w:tcPr>
           <w:p>
             <w:pPr>
               <w:pStyle w:val="Compact"/>
@@ -13476,7 +14758,9 @@
       </w:tr>
       <w:tr>
         <w:tc>
-          <w:tcPr/>
+          <w:tcPr>
+            <w:tcW w:w="2851" w:type="dxa"/>
+          </w:tcPr>
           <w:p>
             <w:pPr>
               <w:pStyle w:val="Compact"/>
@@ -13491,7 +14775,9 @@
           </w:p>
         </w:tc>
         <w:tc>
-          <w:tcPr/>
+          <w:tcPr>
+            <w:tcW w:w="5066" w:type="dxa"/>
+          </w:tcPr>
           <w:p>
             <w:pPr>
               <w:pStyle w:val="Compact"/>
@@ -13508,7 +14794,9 @@
       </w:tr>
       <w:tr>
         <w:tc>
-          <w:tcPr/>
+          <w:tcPr>
+            <w:tcW w:w="2851" w:type="dxa"/>
+          </w:tcPr>
           <w:p>
             <w:pPr>
               <w:pStyle w:val="Compact"/>
@@ -13523,7 +14811,9 @@
           </w:p>
         </w:tc>
         <w:tc>
-          <w:tcPr/>
+          <w:tcPr>
+            <w:tcW w:w="5066" w:type="dxa"/>
+          </w:tcPr>
           <w:p>
             <w:pPr>
               <w:pStyle w:val="Compact"/>
@@ -13540,7 +14830,9 @@
       </w:tr>
       <w:tr>
         <w:tc>
-          <w:tcPr/>
+          <w:tcPr>
+            <w:tcW w:w="2851" w:type="dxa"/>
+          </w:tcPr>
           <w:p>
             <w:pPr>
               <w:pStyle w:val="Compact"/>
@@ -13555,7 +14847,9 @@
           </w:p>
         </w:tc>
         <w:tc>
-          <w:tcPr/>
+          <w:tcPr>
+            <w:tcW w:w="5066" w:type="dxa"/>
+          </w:tcPr>
           <w:p>
             <w:pPr>
               <w:pStyle w:val="Compact"/>
@@ -13572,7 +14866,9 @@
       </w:tr>
       <w:tr>
         <w:tc>
-          <w:tcPr/>
+          <w:tcPr>
+            <w:tcW w:w="2851" w:type="dxa"/>
+          </w:tcPr>
           <w:p>
             <w:pPr>
               <w:pStyle w:val="Compact"/>
@@ -13587,7 +14883,9 @@
           </w:p>
         </w:tc>
         <w:tc>
-          <w:tcPr/>
+          <w:tcPr>
+            <w:tcW w:w="5066" w:type="dxa"/>
+          </w:tcPr>
           <w:p>
             <w:pPr>
               <w:pStyle w:val="Compact"/>
@@ -13604,7 +14902,9 @@
       </w:tr>
       <w:tr>
         <w:tc>
-          <w:tcPr/>
+          <w:tcPr>
+            <w:tcW w:w="2851" w:type="dxa"/>
+          </w:tcPr>
           <w:p>
             <w:pPr>
               <w:pStyle w:val="Compact"/>
@@ -13619,7 +14919,9 @@
           </w:p>
         </w:tc>
         <w:tc>
-          <w:tcPr/>
+          <w:tcPr>
+            <w:tcW w:w="5066" w:type="dxa"/>
+          </w:tcPr>
           <w:p>
             <w:pPr>
               <w:pStyle w:val="Compact"/>
@@ -13636,7 +14938,9 @@
       </w:tr>
       <w:tr>
         <w:tc>
-          <w:tcPr/>
+          <w:tcPr>
+            <w:tcW w:w="2851" w:type="dxa"/>
+          </w:tcPr>
           <w:p>
             <w:pPr>
               <w:pStyle w:val="Compact"/>
@@ -13651,7 +14955,9 @@
           </w:p>
         </w:tc>
         <w:tc>
-          <w:tcPr/>
+          <w:tcPr>
+            <w:tcW w:w="5066" w:type="dxa"/>
+          </w:tcPr>
           <w:p>
             <w:pPr>
               <w:pStyle w:val="Compact"/>
@@ -13668,7 +14974,9 @@
       </w:tr>
       <w:tr>
         <w:tc>
-          <w:tcPr/>
+          <w:tcPr>
+            <w:tcW w:w="2851" w:type="dxa"/>
+          </w:tcPr>
           <w:p>
             <w:pPr>
               <w:pStyle w:val="Compact"/>
@@ -13683,7 +14991,9 @@
           </w:p>
         </w:tc>
         <w:tc>
-          <w:tcPr/>
+          <w:tcPr>
+            <w:tcW w:w="5066" w:type="dxa"/>
+          </w:tcPr>
           <w:p>
             <w:pPr>
               <w:pStyle w:val="Compact"/>

--- a/Fase 2/Evidencias del Proyecto/SICMA_BDD_v1.0.docx
+++ b/Fase 2/Evidencias del Proyecto/SICMA_BDD_v1.0.docx
@@ -655,7 +655,7 @@
         <w:tab/>
       </w:r>
       <w:r>
-        <w:t>16</w:t>
+        <w:t>17</w:t>
       </w:r>
       <w:r>
         <w:fldChar w:fldCharType="end"/>
@@ -1331,7 +1331,7 @@
               <w:rPr>
                 <w:sz w:val="18"/>
               </w:rPr>
-              <w:t>Pasa de borrador a vigente. Se agrega la portada y se actualizan las referencias a las versiones vigentes de los demás documentos. Se agrega la tabla de contenido, la numeración de páginas y se completa la lista de referencias. Se quita la etiqueta Vigente de la portada. Se aplica el formato de entrega (márgenes de 3 cm, interlineado 1,5, sangría y texto justificado). Se ajusta el ancho de las columnas de las tablas.</w:t>
+              <w:t>Pasa de borrador a vigente. Se agrega la portada y se actualizan las referencias a las versiones vigentes de los demás documentos. Se agrega la tabla de contenido, la numeración de páginas y se completa la lista de referencias. Se quita la etiqueta Vigente de la portada. Se aplica el formato de entrega (márgenes de 3 cm, interlineado 1,5, sangría y texto justificado). Se ajusta el ancho de las columnas de las tablas. Las referencias pasan a una hoja aparte.</w:t>
             </w:r>
           </w:p>
         </w:tc>
@@ -1416,9 +1416,9 @@
         </w:tblBorders>
       </w:tblPr>
       <w:tblGrid>
-        <w:gridCol w:w="2426"/>
-        <w:gridCol w:w="3555"/>
-        <w:gridCol w:w="1934"/>
+        <w:gridCol w:w="2425"/>
+        <w:gridCol w:w="3554"/>
+        <w:gridCol w:w="1933"/>
       </w:tblGrid>
       <w:tr>
         <w:trPr>
@@ -1426,7 +1426,7 @@
         </w:trPr>
         <w:tc>
           <w:tcPr>
-            <w:tcW w:w="2426" w:type="dxa"/>
+            <w:tcW w:w="2425" w:type="dxa"/>
             <w:shd w:val="clear" w:color="auto" w:fill="D9E2F3"/>
           </w:tcPr>
           <w:p>
@@ -1445,7 +1445,7 @@
         </w:tc>
         <w:tc>
           <w:tcPr>
-            <w:tcW w:w="3555" w:type="dxa"/>
+            <w:tcW w:w="3554" w:type="dxa"/>
             <w:shd w:val="clear" w:color="auto" w:fill="D9E2F3"/>
           </w:tcPr>
           <w:p>
@@ -1464,7 +1464,7 @@
         </w:tc>
         <w:tc>
           <w:tcPr>
-            <w:tcW w:w="1934" w:type="dxa"/>
+            <w:tcW w:w="1933" w:type="dxa"/>
             <w:shd w:val="clear" w:color="auto" w:fill="D9E2F3"/>
           </w:tcPr>
           <w:p>
@@ -1485,7 +1485,7 @@
       <w:tr>
         <w:tc>
           <w:tcPr>
-            <w:tcW w:w="2426" w:type="dxa"/>
+            <w:tcW w:w="2425" w:type="dxa"/>
           </w:tcPr>
           <w:p>
             <w:pPr>
@@ -1502,7 +1502,7 @@
         </w:tc>
         <w:tc>
           <w:tcPr>
-            <w:tcW w:w="3555" w:type="dxa"/>
+            <w:tcW w:w="3554" w:type="dxa"/>
           </w:tcPr>
           <w:p>
             <w:pPr>
@@ -1519,7 +1519,7 @@
         </w:tc>
         <w:tc>
           <w:tcPr>
-            <w:tcW w:w="1934" w:type="dxa"/>
+            <w:tcW w:w="1933" w:type="dxa"/>
           </w:tcPr>
           <w:p>
             <w:pPr>
@@ -1538,7 +1538,7 @@
       <w:tr>
         <w:tc>
           <w:tcPr>
-            <w:tcW w:w="2426" w:type="dxa"/>
+            <w:tcW w:w="2425" w:type="dxa"/>
           </w:tcPr>
           <w:p>
             <w:pPr>
@@ -1555,7 +1555,7 @@
         </w:tc>
         <w:tc>
           <w:tcPr>
-            <w:tcW w:w="3555" w:type="dxa"/>
+            <w:tcW w:w="3554" w:type="dxa"/>
           </w:tcPr>
           <w:p>
             <w:pPr>
@@ -1572,7 +1572,7 @@
         </w:tc>
         <w:tc>
           <w:tcPr>
-            <w:tcW w:w="1934" w:type="dxa"/>
+            <w:tcW w:w="1933" w:type="dxa"/>
           </w:tcPr>
           <w:p>
             <w:pPr>
@@ -1591,7 +1591,7 @@
       <w:tr>
         <w:tc>
           <w:tcPr>
-            <w:tcW w:w="2426" w:type="dxa"/>
+            <w:tcW w:w="2425" w:type="dxa"/>
           </w:tcPr>
           <w:p>
             <w:pPr>
@@ -1608,7 +1608,7 @@
         </w:tc>
         <w:tc>
           <w:tcPr>
-            <w:tcW w:w="3555" w:type="dxa"/>
+            <w:tcW w:w="3554" w:type="dxa"/>
           </w:tcPr>
           <w:p>
             <w:pPr>
@@ -1625,7 +1625,7 @@
         </w:tc>
         <w:tc>
           <w:tcPr>
-            <w:tcW w:w="1934" w:type="dxa"/>
+            <w:tcW w:w="1933" w:type="dxa"/>
           </w:tcPr>
           <w:p>
             <w:pPr>
@@ -1644,7 +1644,7 @@
       <w:tr>
         <w:tc>
           <w:tcPr>
-            <w:tcW w:w="2426" w:type="dxa"/>
+            <w:tcW w:w="2425" w:type="dxa"/>
           </w:tcPr>
           <w:p>
             <w:pPr>
@@ -1661,7 +1661,7 @@
         </w:tc>
         <w:tc>
           <w:tcPr>
-            <w:tcW w:w="3555" w:type="dxa"/>
+            <w:tcW w:w="3554" w:type="dxa"/>
           </w:tcPr>
           <w:p>
             <w:pPr>
@@ -1678,7 +1678,7 @@
         </w:tc>
         <w:tc>
           <w:tcPr>
-            <w:tcW w:w="1934" w:type="dxa"/>
+            <w:tcW w:w="1933" w:type="dxa"/>
           </w:tcPr>
           <w:p>
             <w:pPr>
@@ -1697,7 +1697,7 @@
       <w:tr>
         <w:tc>
           <w:tcPr>
-            <w:tcW w:w="2426" w:type="dxa"/>
+            <w:tcW w:w="2425" w:type="dxa"/>
           </w:tcPr>
           <w:p>
             <w:pPr>
@@ -1714,7 +1714,7 @@
         </w:tc>
         <w:tc>
           <w:tcPr>
-            <w:tcW w:w="3555" w:type="dxa"/>
+            <w:tcW w:w="3554" w:type="dxa"/>
           </w:tcPr>
           <w:p>
             <w:pPr>
@@ -1731,7 +1731,7 @@
         </w:tc>
         <w:tc>
           <w:tcPr>
-            <w:tcW w:w="1934" w:type="dxa"/>
+            <w:tcW w:w="1933" w:type="dxa"/>
           </w:tcPr>
           <w:p>
             <w:pPr>
@@ -1816,8 +1816,8 @@
         </w:tblBorders>
       </w:tblPr>
       <w:tblGrid>
-        <w:gridCol w:w="2598"/>
-        <w:gridCol w:w="5319"/>
+        <w:gridCol w:w="2597"/>
+        <w:gridCol w:w="5318"/>
       </w:tblGrid>
       <w:tr>
         <w:trPr>
@@ -1825,7 +1825,7 @@
         </w:trPr>
         <w:tc>
           <w:tcPr>
-            <w:tcW w:w="2598" w:type="dxa"/>
+            <w:tcW w:w="2597" w:type="dxa"/>
             <w:shd w:val="clear" w:color="auto" w:fill="D9E2F3"/>
           </w:tcPr>
           <w:p>
@@ -1844,7 +1844,7 @@
         </w:tc>
         <w:tc>
           <w:tcPr>
-            <w:tcW w:w="5319" w:type="dxa"/>
+            <w:tcW w:w="5318" w:type="dxa"/>
             <w:shd w:val="clear" w:color="auto" w:fill="D9E2F3"/>
           </w:tcPr>
           <w:p>
@@ -1865,7 +1865,7 @@
       <w:tr>
         <w:tc>
           <w:tcPr>
-            <w:tcW w:w="2598" w:type="dxa"/>
+            <w:tcW w:w="2597" w:type="dxa"/>
           </w:tcPr>
           <w:p>
             <w:pPr>
@@ -1882,7 +1882,7 @@
         </w:tc>
         <w:tc>
           <w:tcPr>
-            <w:tcW w:w="5319" w:type="dxa"/>
+            <w:tcW w:w="5318" w:type="dxa"/>
           </w:tcPr>
           <w:p>
             <w:pPr>
@@ -1901,7 +1901,7 @@
       <w:tr>
         <w:tc>
           <w:tcPr>
-            <w:tcW w:w="2598" w:type="dxa"/>
+            <w:tcW w:w="2597" w:type="dxa"/>
           </w:tcPr>
           <w:p>
             <w:pPr>
@@ -1918,7 +1918,7 @@
         </w:tc>
         <w:tc>
           <w:tcPr>
-            <w:tcW w:w="5319" w:type="dxa"/>
+            <w:tcW w:w="5318" w:type="dxa"/>
           </w:tcPr>
           <w:p>
             <w:pPr>
@@ -1975,7 +1975,7 @@
       <w:tr>
         <w:tc>
           <w:tcPr>
-            <w:tcW w:w="2598" w:type="dxa"/>
+            <w:tcW w:w="2597" w:type="dxa"/>
           </w:tcPr>
           <w:p>
             <w:pPr>
@@ -1992,7 +1992,7 @@
         </w:tc>
         <w:tc>
           <w:tcPr>
-            <w:tcW w:w="5319" w:type="dxa"/>
+            <w:tcW w:w="5318" w:type="dxa"/>
           </w:tcPr>
           <w:p>
             <w:pPr>
@@ -2074,7 +2074,7 @@
       <w:tr>
         <w:tc>
           <w:tcPr>
-            <w:tcW w:w="2598" w:type="dxa"/>
+            <w:tcW w:w="2597" w:type="dxa"/>
           </w:tcPr>
           <w:p>
             <w:pPr>
@@ -2091,7 +2091,7 @@
         </w:tc>
         <w:tc>
           <w:tcPr>
-            <w:tcW w:w="5319" w:type="dxa"/>
+            <w:tcW w:w="5318" w:type="dxa"/>
           </w:tcPr>
           <w:p>
             <w:pPr>
@@ -2173,7 +2173,7 @@
       <w:tr>
         <w:tc>
           <w:tcPr>
-            <w:tcW w:w="2598" w:type="dxa"/>
+            <w:tcW w:w="2597" w:type="dxa"/>
           </w:tcPr>
           <w:p>
             <w:pPr>
@@ -2190,7 +2190,7 @@
         </w:tc>
         <w:tc>
           <w:tcPr>
-            <w:tcW w:w="5319" w:type="dxa"/>
+            <w:tcW w:w="5318" w:type="dxa"/>
           </w:tcPr>
           <w:p>
             <w:pPr>
@@ -2247,7 +2247,7 @@
       <w:tr>
         <w:tc>
           <w:tcPr>
-            <w:tcW w:w="2598" w:type="dxa"/>
+            <w:tcW w:w="2597" w:type="dxa"/>
           </w:tcPr>
           <w:p>
             <w:pPr>
@@ -2264,7 +2264,7 @@
         </w:tc>
         <w:tc>
           <w:tcPr>
-            <w:tcW w:w="5319" w:type="dxa"/>
+            <w:tcW w:w="5318" w:type="dxa"/>
           </w:tcPr>
           <w:p>
             <w:pPr>
@@ -2321,7 +2321,7 @@
       <w:tr>
         <w:tc>
           <w:tcPr>
-            <w:tcW w:w="2598" w:type="dxa"/>
+            <w:tcW w:w="2597" w:type="dxa"/>
           </w:tcPr>
           <w:p>
             <w:pPr>
@@ -2338,7 +2338,7 @@
         </w:tc>
         <w:tc>
           <w:tcPr>
-            <w:tcW w:w="5319" w:type="dxa"/>
+            <w:tcW w:w="5318" w:type="dxa"/>
           </w:tcPr>
           <w:p>
             <w:pPr>
@@ -2433,7 +2433,7 @@
       <w:tr>
         <w:tc>
           <w:tcPr>
-            <w:tcW w:w="2598" w:type="dxa"/>
+            <w:tcW w:w="2597" w:type="dxa"/>
           </w:tcPr>
           <w:p>
             <w:pPr>
@@ -2450,7 +2450,7 @@
         </w:tc>
         <w:tc>
           <w:tcPr>
-            <w:tcW w:w="5319" w:type="dxa"/>
+            <w:tcW w:w="5318" w:type="dxa"/>
           </w:tcPr>
           <w:p>
             <w:pPr>
@@ -2469,7 +2469,7 @@
       <w:tr>
         <w:tc>
           <w:tcPr>
-            <w:tcW w:w="2598" w:type="dxa"/>
+            <w:tcW w:w="2597" w:type="dxa"/>
           </w:tcPr>
           <w:p>
             <w:pPr>
@@ -2486,7 +2486,7 @@
         </w:tc>
         <w:tc>
           <w:tcPr>
-            <w:tcW w:w="5319" w:type="dxa"/>
+            <w:tcW w:w="5318" w:type="dxa"/>
           </w:tcPr>
           <w:p>
             <w:pPr>
@@ -2946,9 +2946,9 @@
         </w:tblBorders>
       </w:tblPr>
       <w:tblGrid>
-        <w:gridCol w:w="1637"/>
-        <w:gridCol w:w="2869"/>
-        <w:gridCol w:w="3410"/>
+        <w:gridCol w:w="1636"/>
+        <w:gridCol w:w="2868"/>
+        <w:gridCol w:w="3409"/>
       </w:tblGrid>
       <w:tr>
         <w:trPr>
@@ -2956,7 +2956,7 @@
         </w:trPr>
         <w:tc>
           <w:tcPr>
-            <w:tcW w:w="1637" w:type="dxa"/>
+            <w:tcW w:w="1636" w:type="dxa"/>
             <w:shd w:val="clear" w:color="auto" w:fill="D9E2F3"/>
           </w:tcPr>
           <w:p>
@@ -2975,7 +2975,7 @@
         </w:tc>
         <w:tc>
           <w:tcPr>
-            <w:tcW w:w="2869" w:type="dxa"/>
+            <w:tcW w:w="2868" w:type="dxa"/>
             <w:shd w:val="clear" w:color="auto" w:fill="D9E2F3"/>
           </w:tcPr>
           <w:p>
@@ -2994,7 +2994,7 @@
         </w:tc>
         <w:tc>
           <w:tcPr>
-            <w:tcW w:w="3410" w:type="dxa"/>
+            <w:tcW w:w="3409" w:type="dxa"/>
             <w:shd w:val="clear" w:color="auto" w:fill="D9E2F3"/>
           </w:tcPr>
           <w:p>
@@ -3015,7 +3015,7 @@
       <w:tr>
         <w:tc>
           <w:tcPr>
-            <w:tcW w:w="1637" w:type="dxa"/>
+            <w:tcW w:w="1636" w:type="dxa"/>
           </w:tcPr>
           <w:p>
             <w:pPr>
@@ -3032,7 +3032,7 @@
         </w:tc>
         <w:tc>
           <w:tcPr>
-            <w:tcW w:w="2869" w:type="dxa"/>
+            <w:tcW w:w="2868" w:type="dxa"/>
           </w:tcPr>
           <w:p>
             <w:pPr>
@@ -3049,7 +3049,7 @@
         </w:tc>
         <w:tc>
           <w:tcPr>
-            <w:tcW w:w="3410" w:type="dxa"/>
+            <w:tcW w:w="3409" w:type="dxa"/>
           </w:tcPr>
           <w:p>
             <w:pPr>
@@ -3068,7 +3068,7 @@
       <w:tr>
         <w:tc>
           <w:tcPr>
-            <w:tcW w:w="1637" w:type="dxa"/>
+            <w:tcW w:w="1636" w:type="dxa"/>
           </w:tcPr>
           <w:p>
             <w:pPr>
@@ -3085,7 +3085,7 @@
         </w:tc>
         <w:tc>
           <w:tcPr>
-            <w:tcW w:w="2869" w:type="dxa"/>
+            <w:tcW w:w="2868" w:type="dxa"/>
           </w:tcPr>
           <w:p>
             <w:pPr>
@@ -3102,7 +3102,7 @@
         </w:tc>
         <w:tc>
           <w:tcPr>
-            <w:tcW w:w="3410" w:type="dxa"/>
+            <w:tcW w:w="3409" w:type="dxa"/>
           </w:tcPr>
           <w:p>
             <w:pPr>
@@ -3121,7 +3121,7 @@
       <w:tr>
         <w:tc>
           <w:tcPr>
-            <w:tcW w:w="1637" w:type="dxa"/>
+            <w:tcW w:w="1636" w:type="dxa"/>
           </w:tcPr>
           <w:p>
             <w:pPr>
@@ -3138,7 +3138,7 @@
         </w:tc>
         <w:tc>
           <w:tcPr>
-            <w:tcW w:w="2869" w:type="dxa"/>
+            <w:tcW w:w="2868" w:type="dxa"/>
           </w:tcPr>
           <w:p>
             <w:pPr>
@@ -3155,7 +3155,7 @@
         </w:tc>
         <w:tc>
           <w:tcPr>
-            <w:tcW w:w="3410" w:type="dxa"/>
+            <w:tcW w:w="3409" w:type="dxa"/>
           </w:tcPr>
           <w:p>
             <w:pPr>
@@ -3174,7 +3174,7 @@
       <w:tr>
         <w:tc>
           <w:tcPr>
-            <w:tcW w:w="1637" w:type="dxa"/>
+            <w:tcW w:w="1636" w:type="dxa"/>
           </w:tcPr>
           <w:p>
             <w:pPr>
@@ -3191,7 +3191,7 @@
         </w:tc>
         <w:tc>
           <w:tcPr>
-            <w:tcW w:w="2869" w:type="dxa"/>
+            <w:tcW w:w="2868" w:type="dxa"/>
           </w:tcPr>
           <w:p>
             <w:pPr>
@@ -3208,7 +3208,7 @@
         </w:tc>
         <w:tc>
           <w:tcPr>
-            <w:tcW w:w="3410" w:type="dxa"/>
+            <w:tcW w:w="3409" w:type="dxa"/>
           </w:tcPr>
           <w:p>
             <w:pPr>
@@ -3252,8 +3252,8 @@
       </w:tblPr>
       <w:tblGrid>
         <w:gridCol w:w="1597"/>
-        <w:gridCol w:w="2987"/>
-        <w:gridCol w:w="3331"/>
+        <w:gridCol w:w="2986"/>
+        <w:gridCol w:w="3329"/>
       </w:tblGrid>
       <w:tr>
         <w:trPr>
@@ -3280,7 +3280,7 @@
         </w:tc>
         <w:tc>
           <w:tcPr>
-            <w:tcW w:w="2987" w:type="dxa"/>
+            <w:tcW w:w="2986" w:type="dxa"/>
             <w:shd w:val="clear" w:color="auto" w:fill="D9E2F3"/>
           </w:tcPr>
           <w:p>
@@ -3299,7 +3299,7 @@
         </w:tc>
         <w:tc>
           <w:tcPr>
-            <w:tcW w:w="3331" w:type="dxa"/>
+            <w:tcW w:w="3329" w:type="dxa"/>
             <w:shd w:val="clear" w:color="auto" w:fill="D9E2F3"/>
           </w:tcPr>
           <w:p>
@@ -3337,7 +3337,7 @@
         </w:tc>
         <w:tc>
           <w:tcPr>
-            <w:tcW w:w="2987" w:type="dxa"/>
+            <w:tcW w:w="2986" w:type="dxa"/>
           </w:tcPr>
           <w:p>
             <w:pPr>
@@ -3354,7 +3354,7 @@
         </w:tc>
         <w:tc>
           <w:tcPr>
-            <w:tcW w:w="3331" w:type="dxa"/>
+            <w:tcW w:w="3329" w:type="dxa"/>
           </w:tcPr>
           <w:p>
             <w:pPr>
@@ -3390,7 +3390,7 @@
         </w:tc>
         <w:tc>
           <w:tcPr>
-            <w:tcW w:w="2987" w:type="dxa"/>
+            <w:tcW w:w="2986" w:type="dxa"/>
           </w:tcPr>
           <w:p>
             <w:pPr>
@@ -3407,7 +3407,7 @@
         </w:tc>
         <w:tc>
           <w:tcPr>
-            <w:tcW w:w="3331" w:type="dxa"/>
+            <w:tcW w:w="3329" w:type="dxa"/>
           </w:tcPr>
           <w:p>
             <w:pPr>
@@ -3443,7 +3443,7 @@
         </w:tc>
         <w:tc>
           <w:tcPr>
-            <w:tcW w:w="2987" w:type="dxa"/>
+            <w:tcW w:w="2986" w:type="dxa"/>
           </w:tcPr>
           <w:p>
             <w:pPr>
@@ -3460,7 +3460,7 @@
         </w:tc>
         <w:tc>
           <w:tcPr>
-            <w:tcW w:w="3331" w:type="dxa"/>
+            <w:tcW w:w="3329" w:type="dxa"/>
           </w:tcPr>
           <w:p>
             <w:pPr>
@@ -3496,7 +3496,7 @@
         </w:tc>
         <w:tc>
           <w:tcPr>
-            <w:tcW w:w="2987" w:type="dxa"/>
+            <w:tcW w:w="2986" w:type="dxa"/>
           </w:tcPr>
           <w:p>
             <w:pPr>
@@ -3513,7 +3513,7 @@
         </w:tc>
         <w:tc>
           <w:tcPr>
-            <w:tcW w:w="3331" w:type="dxa"/>
+            <w:tcW w:w="3329" w:type="dxa"/>
           </w:tcPr>
           <w:p>
             <w:pPr>
@@ -3549,7 +3549,7 @@
         </w:tc>
         <w:tc>
           <w:tcPr>
-            <w:tcW w:w="2987" w:type="dxa"/>
+            <w:tcW w:w="2986" w:type="dxa"/>
           </w:tcPr>
           <w:p>
             <w:pPr>
@@ -3566,7 +3566,7 @@
         </w:tc>
         <w:tc>
           <w:tcPr>
-            <w:tcW w:w="3331" w:type="dxa"/>
+            <w:tcW w:w="3329" w:type="dxa"/>
           </w:tcPr>
           <w:p>
             <w:pPr>
@@ -3602,7 +3602,7 @@
         </w:tc>
         <w:tc>
           <w:tcPr>
-            <w:tcW w:w="2987" w:type="dxa"/>
+            <w:tcW w:w="2986" w:type="dxa"/>
           </w:tcPr>
           <w:p>
             <w:pPr>
@@ -3619,7 +3619,7 @@
         </w:tc>
         <w:tc>
           <w:tcPr>
-            <w:tcW w:w="3331" w:type="dxa"/>
+            <w:tcW w:w="3329" w:type="dxa"/>
           </w:tcPr>
           <w:p>
             <w:pPr>
@@ -3655,7 +3655,7 @@
         </w:tc>
         <w:tc>
           <w:tcPr>
-            <w:tcW w:w="2987" w:type="dxa"/>
+            <w:tcW w:w="2986" w:type="dxa"/>
           </w:tcPr>
           <w:p>
             <w:pPr>
@@ -3672,7 +3672,7 @@
         </w:tc>
         <w:tc>
           <w:tcPr>
-            <w:tcW w:w="3331" w:type="dxa"/>
+            <w:tcW w:w="3329" w:type="dxa"/>
           </w:tcPr>
           <w:p>
             <w:pPr>
@@ -3708,7 +3708,7 @@
         </w:tc>
         <w:tc>
           <w:tcPr>
-            <w:tcW w:w="2987" w:type="dxa"/>
+            <w:tcW w:w="2986" w:type="dxa"/>
           </w:tcPr>
           <w:p>
             <w:pPr>
@@ -3725,7 +3725,7 @@
         </w:tc>
         <w:tc>
           <w:tcPr>
-            <w:tcW w:w="3331" w:type="dxa"/>
+            <w:tcW w:w="3329" w:type="dxa"/>
           </w:tcPr>
           <w:p>
             <w:pPr>
@@ -3769,8 +3769,8 @@
       </w:tblPr>
       <w:tblGrid>
         <w:gridCol w:w="1793"/>
-        <w:gridCol w:w="2827"/>
-        <w:gridCol w:w="3295"/>
+        <w:gridCol w:w="2826"/>
+        <w:gridCol w:w="3294"/>
       </w:tblGrid>
       <w:tr>
         <w:trPr>
@@ -3797,7 +3797,7 @@
         </w:tc>
         <w:tc>
           <w:tcPr>
-            <w:tcW w:w="2827" w:type="dxa"/>
+            <w:tcW w:w="2826" w:type="dxa"/>
             <w:shd w:val="clear" w:color="auto" w:fill="D9E2F3"/>
           </w:tcPr>
           <w:p>
@@ -3816,7 +3816,7 @@
         </w:tc>
         <w:tc>
           <w:tcPr>
-            <w:tcW w:w="3295" w:type="dxa"/>
+            <w:tcW w:w="3294" w:type="dxa"/>
             <w:shd w:val="clear" w:color="auto" w:fill="D9E2F3"/>
           </w:tcPr>
           <w:p>
@@ -3854,7 +3854,7 @@
         </w:tc>
         <w:tc>
           <w:tcPr>
-            <w:tcW w:w="2827" w:type="dxa"/>
+            <w:tcW w:w="2826" w:type="dxa"/>
           </w:tcPr>
           <w:p>
             <w:pPr>
@@ -3871,7 +3871,7 @@
         </w:tc>
         <w:tc>
           <w:tcPr>
-            <w:tcW w:w="3295" w:type="dxa"/>
+            <w:tcW w:w="3294" w:type="dxa"/>
           </w:tcPr>
           <w:p>
             <w:pPr>
@@ -3907,7 +3907,7 @@
         </w:tc>
         <w:tc>
           <w:tcPr>
-            <w:tcW w:w="2827" w:type="dxa"/>
+            <w:tcW w:w="2826" w:type="dxa"/>
           </w:tcPr>
           <w:p>
             <w:pPr>
@@ -3924,7 +3924,7 @@
         </w:tc>
         <w:tc>
           <w:tcPr>
-            <w:tcW w:w="3295" w:type="dxa"/>
+            <w:tcW w:w="3294" w:type="dxa"/>
           </w:tcPr>
           <w:p>
             <w:pPr>
@@ -3960,7 +3960,7 @@
         </w:tc>
         <w:tc>
           <w:tcPr>
-            <w:tcW w:w="2827" w:type="dxa"/>
+            <w:tcW w:w="2826" w:type="dxa"/>
           </w:tcPr>
           <w:p>
             <w:pPr>
@@ -3977,7 +3977,7 @@
         </w:tc>
         <w:tc>
           <w:tcPr>
-            <w:tcW w:w="3295" w:type="dxa"/>
+            <w:tcW w:w="3294" w:type="dxa"/>
           </w:tcPr>
           <w:p>
             <w:pPr>
@@ -4013,7 +4013,7 @@
         </w:tc>
         <w:tc>
           <w:tcPr>
-            <w:tcW w:w="2827" w:type="dxa"/>
+            <w:tcW w:w="2826" w:type="dxa"/>
           </w:tcPr>
           <w:p>
             <w:pPr>
@@ -4030,7 +4030,7 @@
         </w:tc>
         <w:tc>
           <w:tcPr>
-            <w:tcW w:w="3295" w:type="dxa"/>
+            <w:tcW w:w="3294" w:type="dxa"/>
           </w:tcPr>
           <w:p>
             <w:pPr>
@@ -4066,7 +4066,7 @@
         </w:tc>
         <w:tc>
           <w:tcPr>
-            <w:tcW w:w="2827" w:type="dxa"/>
+            <w:tcW w:w="2826" w:type="dxa"/>
           </w:tcPr>
           <w:p>
             <w:pPr>
@@ -4083,7 +4083,7 @@
         </w:tc>
         <w:tc>
           <w:tcPr>
-            <w:tcW w:w="3295" w:type="dxa"/>
+            <w:tcW w:w="3294" w:type="dxa"/>
           </w:tcPr>
           <w:p>
             <w:pPr>
@@ -4119,7 +4119,7 @@
         </w:tc>
         <w:tc>
           <w:tcPr>
-            <w:tcW w:w="2827" w:type="dxa"/>
+            <w:tcW w:w="2826" w:type="dxa"/>
           </w:tcPr>
           <w:p>
             <w:pPr>
@@ -4136,7 +4136,7 @@
         </w:tc>
         <w:tc>
           <w:tcPr>
-            <w:tcW w:w="3295" w:type="dxa"/>
+            <w:tcW w:w="3294" w:type="dxa"/>
           </w:tcPr>
           <w:p>
             <w:pPr>
@@ -4172,7 +4172,7 @@
         </w:tc>
         <w:tc>
           <w:tcPr>
-            <w:tcW w:w="2827" w:type="dxa"/>
+            <w:tcW w:w="2826" w:type="dxa"/>
           </w:tcPr>
           <w:p>
             <w:pPr>
@@ -4189,7 +4189,7 @@
         </w:tc>
         <w:tc>
           <w:tcPr>
-            <w:tcW w:w="3295" w:type="dxa"/>
+            <w:tcW w:w="3294" w:type="dxa"/>
           </w:tcPr>
           <w:p>
             <w:pPr>
@@ -4232,9 +4232,9 @@
         </w:tblBorders>
       </w:tblPr>
       <w:tblGrid>
-        <w:gridCol w:w="1721"/>
-        <w:gridCol w:w="2984"/>
-        <w:gridCol w:w="3211"/>
+        <w:gridCol w:w="1720"/>
+        <w:gridCol w:w="2983"/>
+        <w:gridCol w:w="3209"/>
       </w:tblGrid>
       <w:tr>
         <w:trPr>
@@ -4242,7 +4242,7 @@
         </w:trPr>
         <w:tc>
           <w:tcPr>
-            <w:tcW w:w="1721" w:type="dxa"/>
+            <w:tcW w:w="1720" w:type="dxa"/>
             <w:shd w:val="clear" w:color="auto" w:fill="D9E2F3"/>
           </w:tcPr>
           <w:p>
@@ -4261,7 +4261,7 @@
         </w:tc>
         <w:tc>
           <w:tcPr>
-            <w:tcW w:w="2984" w:type="dxa"/>
+            <w:tcW w:w="2983" w:type="dxa"/>
             <w:shd w:val="clear" w:color="auto" w:fill="D9E2F3"/>
           </w:tcPr>
           <w:p>
@@ -4280,7 +4280,7 @@
         </w:tc>
         <w:tc>
           <w:tcPr>
-            <w:tcW w:w="3211" w:type="dxa"/>
+            <w:tcW w:w="3209" w:type="dxa"/>
             <w:shd w:val="clear" w:color="auto" w:fill="D9E2F3"/>
           </w:tcPr>
           <w:p>
@@ -4301,7 +4301,7 @@
       <w:tr>
         <w:tc>
           <w:tcPr>
-            <w:tcW w:w="1721" w:type="dxa"/>
+            <w:tcW w:w="1720" w:type="dxa"/>
           </w:tcPr>
           <w:p>
             <w:pPr>
@@ -4318,7 +4318,7 @@
         </w:tc>
         <w:tc>
           <w:tcPr>
-            <w:tcW w:w="2984" w:type="dxa"/>
+            <w:tcW w:w="2983" w:type="dxa"/>
           </w:tcPr>
           <w:p>
             <w:pPr>
@@ -4335,7 +4335,7 @@
         </w:tc>
         <w:tc>
           <w:tcPr>
-            <w:tcW w:w="3211" w:type="dxa"/>
+            <w:tcW w:w="3209" w:type="dxa"/>
           </w:tcPr>
           <w:p>
             <w:pPr>
@@ -4354,7 +4354,7 @@
       <w:tr>
         <w:tc>
           <w:tcPr>
-            <w:tcW w:w="1721" w:type="dxa"/>
+            <w:tcW w:w="1720" w:type="dxa"/>
           </w:tcPr>
           <w:p>
             <w:pPr>
@@ -4371,7 +4371,7 @@
         </w:tc>
         <w:tc>
           <w:tcPr>
-            <w:tcW w:w="2984" w:type="dxa"/>
+            <w:tcW w:w="2983" w:type="dxa"/>
           </w:tcPr>
           <w:p>
             <w:pPr>
@@ -4388,7 +4388,7 @@
         </w:tc>
         <w:tc>
           <w:tcPr>
-            <w:tcW w:w="3211" w:type="dxa"/>
+            <w:tcW w:w="3209" w:type="dxa"/>
           </w:tcPr>
           <w:p>
             <w:pPr>
@@ -4407,7 +4407,7 @@
       <w:tr>
         <w:tc>
           <w:tcPr>
-            <w:tcW w:w="1721" w:type="dxa"/>
+            <w:tcW w:w="1720" w:type="dxa"/>
           </w:tcPr>
           <w:p>
             <w:pPr>
@@ -4424,7 +4424,7 @@
         </w:tc>
         <w:tc>
           <w:tcPr>
-            <w:tcW w:w="2984" w:type="dxa"/>
+            <w:tcW w:w="2983" w:type="dxa"/>
           </w:tcPr>
           <w:p>
             <w:pPr>
@@ -4441,7 +4441,7 @@
         </w:tc>
         <w:tc>
           <w:tcPr>
-            <w:tcW w:w="3211" w:type="dxa"/>
+            <w:tcW w:w="3209" w:type="dxa"/>
           </w:tcPr>
           <w:p>
             <w:pPr>
@@ -4460,7 +4460,7 @@
       <w:tr>
         <w:tc>
           <w:tcPr>
-            <w:tcW w:w="1721" w:type="dxa"/>
+            <w:tcW w:w="1720" w:type="dxa"/>
           </w:tcPr>
           <w:p>
             <w:pPr>
@@ -4477,7 +4477,7 @@
         </w:tc>
         <w:tc>
           <w:tcPr>
-            <w:tcW w:w="2984" w:type="dxa"/>
+            <w:tcW w:w="2983" w:type="dxa"/>
           </w:tcPr>
           <w:p>
             <w:pPr>
@@ -4494,7 +4494,7 @@
         </w:tc>
         <w:tc>
           <w:tcPr>
-            <w:tcW w:w="3211" w:type="dxa"/>
+            <w:tcW w:w="3209" w:type="dxa"/>
           </w:tcPr>
           <w:p>
             <w:pPr>
@@ -4513,7 +4513,7 @@
       <w:tr>
         <w:tc>
           <w:tcPr>
-            <w:tcW w:w="1721" w:type="dxa"/>
+            <w:tcW w:w="1720" w:type="dxa"/>
           </w:tcPr>
           <w:p>
             <w:pPr>
@@ -4530,7 +4530,7 @@
         </w:tc>
         <w:tc>
           <w:tcPr>
-            <w:tcW w:w="2984" w:type="dxa"/>
+            <w:tcW w:w="2983" w:type="dxa"/>
           </w:tcPr>
           <w:p>
             <w:pPr>
@@ -4547,7 +4547,7 @@
         </w:tc>
         <w:tc>
           <w:tcPr>
-            <w:tcW w:w="3211" w:type="dxa"/>
+            <w:tcW w:w="3209" w:type="dxa"/>
           </w:tcPr>
           <w:p>
             <w:pPr>
@@ -4566,7 +4566,7 @@
       <w:tr>
         <w:tc>
           <w:tcPr>
-            <w:tcW w:w="1721" w:type="dxa"/>
+            <w:tcW w:w="1720" w:type="dxa"/>
           </w:tcPr>
           <w:p>
             <w:pPr>
@@ -4583,7 +4583,7 @@
         </w:tc>
         <w:tc>
           <w:tcPr>
-            <w:tcW w:w="2984" w:type="dxa"/>
+            <w:tcW w:w="2983" w:type="dxa"/>
           </w:tcPr>
           <w:p>
             <w:pPr>
@@ -4600,7 +4600,7 @@
         </w:tc>
         <w:tc>
           <w:tcPr>
-            <w:tcW w:w="3211" w:type="dxa"/>
+            <w:tcW w:w="3209" w:type="dxa"/>
           </w:tcPr>
           <w:p>
             <w:pPr>
@@ -4658,7 +4658,7 @@
       </w:tblPr>
       <w:tblGrid>
         <w:gridCol w:w="3463"/>
-        <w:gridCol w:w="4454"/>
+        <w:gridCol w:w="4452"/>
       </w:tblGrid>
       <w:tr>
         <w:trPr>
@@ -4685,7 +4685,7 @@
         </w:tc>
         <w:tc>
           <w:tcPr>
-            <w:tcW w:w="4454" w:type="dxa"/>
+            <w:tcW w:w="4452" w:type="dxa"/>
             <w:shd w:val="clear" w:color="auto" w:fill="D9E2F3"/>
           </w:tcPr>
           <w:p>
@@ -4723,7 +4723,7 @@
         </w:tc>
         <w:tc>
           <w:tcPr>
-            <w:tcW w:w="4454" w:type="dxa"/>
+            <w:tcW w:w="4452" w:type="dxa"/>
           </w:tcPr>
           <w:p>
             <w:pPr>
@@ -4759,7 +4759,7 @@
         </w:tc>
         <w:tc>
           <w:tcPr>
-            <w:tcW w:w="4454" w:type="dxa"/>
+            <w:tcW w:w="4452" w:type="dxa"/>
           </w:tcPr>
           <w:p>
             <w:pPr>
@@ -4795,7 +4795,7 @@
         </w:tc>
         <w:tc>
           <w:tcPr>
-            <w:tcW w:w="4454" w:type="dxa"/>
+            <w:tcW w:w="4452" w:type="dxa"/>
           </w:tcPr>
           <w:p>
             <w:pPr>
@@ -4831,7 +4831,7 @@
         </w:tc>
         <w:tc>
           <w:tcPr>
-            <w:tcW w:w="4454" w:type="dxa"/>
+            <w:tcW w:w="4452" w:type="dxa"/>
           </w:tcPr>
           <w:p>
             <w:pPr>
@@ -4867,7 +4867,7 @@
         </w:tc>
         <w:tc>
           <w:tcPr>
-            <w:tcW w:w="4454" w:type="dxa"/>
+            <w:tcW w:w="4452" w:type="dxa"/>
           </w:tcPr>
           <w:p>
             <w:pPr>
@@ -4903,7 +4903,7 @@
         </w:tc>
         <w:tc>
           <w:tcPr>
-            <w:tcW w:w="4454" w:type="dxa"/>
+            <w:tcW w:w="4452" w:type="dxa"/>
           </w:tcPr>
           <w:p>
             <w:pPr>
@@ -4939,7 +4939,7 @@
         </w:tc>
         <w:tc>
           <w:tcPr>
-            <w:tcW w:w="4454" w:type="dxa"/>
+            <w:tcW w:w="4452" w:type="dxa"/>
           </w:tcPr>
           <w:p>
             <w:pPr>
@@ -4997,11 +4997,11 @@
         </w:tblBorders>
       </w:tblPr>
       <w:tblGrid>
-        <w:gridCol w:w="1815"/>
-        <w:gridCol w:w="1735"/>
-        <w:gridCol w:w="1619"/>
+        <w:gridCol w:w="1813"/>
+        <w:gridCol w:w="1733"/>
+        <w:gridCol w:w="1616"/>
         <w:gridCol w:w="1224"/>
-        <w:gridCol w:w="1513"/>
+        <w:gridCol w:w="1511"/>
       </w:tblGrid>
       <w:tr>
         <w:trPr>
@@ -5009,7 +5009,7 @@
         </w:trPr>
         <w:tc>
           <w:tcPr>
-            <w:tcW w:w="1815" w:type="dxa"/>
+            <w:tcW w:w="1813" w:type="dxa"/>
             <w:shd w:val="clear" w:color="auto" w:fill="D9E2F3"/>
           </w:tcPr>
           <w:p>
@@ -5028,7 +5028,7 @@
         </w:tc>
         <w:tc>
           <w:tcPr>
-            <w:tcW w:w="1735" w:type="dxa"/>
+            <w:tcW w:w="1733" w:type="dxa"/>
             <w:shd w:val="clear" w:color="auto" w:fill="D9E2F3"/>
           </w:tcPr>
           <w:p>
@@ -5047,7 +5047,7 @@
         </w:tc>
         <w:tc>
           <w:tcPr>
-            <w:tcW w:w="1619" w:type="dxa"/>
+            <w:tcW w:w="1616" w:type="dxa"/>
             <w:shd w:val="clear" w:color="auto" w:fill="D9E2F3"/>
           </w:tcPr>
           <w:p>
@@ -5085,7 +5085,7 @@
         </w:tc>
         <w:tc>
           <w:tcPr>
-            <w:tcW w:w="1513" w:type="dxa"/>
+            <w:tcW w:w="1511" w:type="dxa"/>
             <w:shd w:val="clear" w:color="auto" w:fill="D9E2F3"/>
           </w:tcPr>
           <w:p>
@@ -5106,7 +5106,7 @@
       <w:tr>
         <w:tc>
           <w:tcPr>
-            <w:tcW w:w="1815" w:type="dxa"/>
+            <w:tcW w:w="1813" w:type="dxa"/>
           </w:tcPr>
           <w:p>
             <w:pPr>
@@ -5123,7 +5123,7 @@
         </w:tc>
         <w:tc>
           <w:tcPr>
-            <w:tcW w:w="1735" w:type="dxa"/>
+            <w:tcW w:w="1733" w:type="dxa"/>
           </w:tcPr>
           <w:p>
             <w:pPr>
@@ -5140,7 +5140,7 @@
         </w:tc>
         <w:tc>
           <w:tcPr>
-            <w:tcW w:w="1619" w:type="dxa"/>
+            <w:tcW w:w="1616" w:type="dxa"/>
           </w:tcPr>
           <w:p>
             <w:pPr>
@@ -5174,7 +5174,7 @@
         </w:tc>
         <w:tc>
           <w:tcPr>
-            <w:tcW w:w="1513" w:type="dxa"/>
+            <w:tcW w:w="1511" w:type="dxa"/>
           </w:tcPr>
           <w:p>
             <w:pPr>
@@ -5193,7 +5193,7 @@
       <w:tr>
         <w:tc>
           <w:tcPr>
-            <w:tcW w:w="1815" w:type="dxa"/>
+            <w:tcW w:w="1813" w:type="dxa"/>
           </w:tcPr>
           <w:p>
             <w:pPr>
@@ -5210,7 +5210,7 @@
         </w:tc>
         <w:tc>
           <w:tcPr>
-            <w:tcW w:w="1735" w:type="dxa"/>
+            <w:tcW w:w="1733" w:type="dxa"/>
           </w:tcPr>
           <w:p>
             <w:pPr>
@@ -5227,7 +5227,7 @@
         </w:tc>
         <w:tc>
           <w:tcPr>
-            <w:tcW w:w="1619" w:type="dxa"/>
+            <w:tcW w:w="1616" w:type="dxa"/>
           </w:tcPr>
           <w:p>
             <w:pPr>
@@ -5261,7 +5261,7 @@
         </w:tc>
         <w:tc>
           <w:tcPr>
-            <w:tcW w:w="1513" w:type="dxa"/>
+            <w:tcW w:w="1511" w:type="dxa"/>
           </w:tcPr>
           <w:p>
             <w:pPr>
@@ -5280,7 +5280,7 @@
       <w:tr>
         <w:tc>
           <w:tcPr>
-            <w:tcW w:w="1815" w:type="dxa"/>
+            <w:tcW w:w="1813" w:type="dxa"/>
           </w:tcPr>
           <w:p>
             <w:pPr>
@@ -5297,7 +5297,7 @@
         </w:tc>
         <w:tc>
           <w:tcPr>
-            <w:tcW w:w="1735" w:type="dxa"/>
+            <w:tcW w:w="1733" w:type="dxa"/>
           </w:tcPr>
           <w:p>
             <w:pPr>
@@ -5314,7 +5314,7 @@
         </w:tc>
         <w:tc>
           <w:tcPr>
-            <w:tcW w:w="1619" w:type="dxa"/>
+            <w:tcW w:w="1616" w:type="dxa"/>
           </w:tcPr>
           <w:p>
             <w:pPr>
@@ -5348,7 +5348,7 @@
         </w:tc>
         <w:tc>
           <w:tcPr>
-            <w:tcW w:w="1513" w:type="dxa"/>
+            <w:tcW w:w="1511" w:type="dxa"/>
           </w:tcPr>
           <w:p>
             <w:pPr>
@@ -5367,7 +5367,7 @@
       <w:tr>
         <w:tc>
           <w:tcPr>
-            <w:tcW w:w="1815" w:type="dxa"/>
+            <w:tcW w:w="1813" w:type="dxa"/>
           </w:tcPr>
           <w:p>
             <w:pPr>
@@ -5384,7 +5384,7 @@
         </w:tc>
         <w:tc>
           <w:tcPr>
-            <w:tcW w:w="1735" w:type="dxa"/>
+            <w:tcW w:w="1733" w:type="dxa"/>
           </w:tcPr>
           <w:p>
             <w:pPr>
@@ -5401,7 +5401,7 @@
         </w:tc>
         <w:tc>
           <w:tcPr>
-            <w:tcW w:w="1619" w:type="dxa"/>
+            <w:tcW w:w="1616" w:type="dxa"/>
           </w:tcPr>
           <w:p>
             <w:pPr>
@@ -5435,7 +5435,7 @@
         </w:tc>
         <w:tc>
           <w:tcPr>
-            <w:tcW w:w="1513" w:type="dxa"/>
+            <w:tcW w:w="1511" w:type="dxa"/>
           </w:tcPr>
           <w:p>
             <w:pPr>
@@ -5454,7 +5454,7 @@
       <w:tr>
         <w:tc>
           <w:tcPr>
-            <w:tcW w:w="1815" w:type="dxa"/>
+            <w:tcW w:w="1813" w:type="dxa"/>
           </w:tcPr>
           <w:p>
             <w:pPr>
@@ -5471,7 +5471,7 @@
         </w:tc>
         <w:tc>
           <w:tcPr>
-            <w:tcW w:w="1735" w:type="dxa"/>
+            <w:tcW w:w="1733" w:type="dxa"/>
           </w:tcPr>
           <w:p>
             <w:pPr>
@@ -5488,7 +5488,7 @@
         </w:tc>
         <w:tc>
           <w:tcPr>
-            <w:tcW w:w="1619" w:type="dxa"/>
+            <w:tcW w:w="1616" w:type="dxa"/>
           </w:tcPr>
           <w:p>
             <w:pPr>
@@ -5522,7 +5522,7 @@
         </w:tc>
         <w:tc>
           <w:tcPr>
-            <w:tcW w:w="1513" w:type="dxa"/>
+            <w:tcW w:w="1511" w:type="dxa"/>
           </w:tcPr>
           <w:p>
             <w:pPr>
@@ -5541,7 +5541,7 @@
       <w:tr>
         <w:tc>
           <w:tcPr>
-            <w:tcW w:w="1815" w:type="dxa"/>
+            <w:tcW w:w="1813" w:type="dxa"/>
           </w:tcPr>
           <w:p>
             <w:pPr>
@@ -5558,7 +5558,7 @@
         </w:tc>
         <w:tc>
           <w:tcPr>
-            <w:tcW w:w="1735" w:type="dxa"/>
+            <w:tcW w:w="1733" w:type="dxa"/>
           </w:tcPr>
           <w:p>
             <w:pPr>
@@ -5575,7 +5575,7 @@
         </w:tc>
         <w:tc>
           <w:tcPr>
-            <w:tcW w:w="1619" w:type="dxa"/>
+            <w:tcW w:w="1616" w:type="dxa"/>
           </w:tcPr>
           <w:p>
             <w:pPr>
@@ -5609,7 +5609,7 @@
         </w:tc>
         <w:tc>
           <w:tcPr>
-            <w:tcW w:w="1513" w:type="dxa"/>
+            <w:tcW w:w="1511" w:type="dxa"/>
           </w:tcPr>
           <w:p>
             <w:pPr>
@@ -5628,7 +5628,7 @@
       <w:tr>
         <w:tc>
           <w:tcPr>
-            <w:tcW w:w="1815" w:type="dxa"/>
+            <w:tcW w:w="1813" w:type="dxa"/>
           </w:tcPr>
           <w:p>
             <w:pPr>
@@ -5645,7 +5645,7 @@
         </w:tc>
         <w:tc>
           <w:tcPr>
-            <w:tcW w:w="1735" w:type="dxa"/>
+            <w:tcW w:w="1733" w:type="dxa"/>
           </w:tcPr>
           <w:p>
             <w:pPr>
@@ -5662,7 +5662,7 @@
         </w:tc>
         <w:tc>
           <w:tcPr>
-            <w:tcW w:w="1619" w:type="dxa"/>
+            <w:tcW w:w="1616" w:type="dxa"/>
           </w:tcPr>
           <w:p>
             <w:pPr>
@@ -5696,7 +5696,7 @@
         </w:tc>
         <w:tc>
           <w:tcPr>
-            <w:tcW w:w="1513" w:type="dxa"/>
+            <w:tcW w:w="1511" w:type="dxa"/>
           </w:tcPr>
           <w:p>
             <w:pPr>
@@ -5715,7 +5715,7 @@
       <w:tr>
         <w:tc>
           <w:tcPr>
-            <w:tcW w:w="1815" w:type="dxa"/>
+            <w:tcW w:w="1813" w:type="dxa"/>
           </w:tcPr>
           <w:p>
             <w:pPr>
@@ -5732,7 +5732,7 @@
         </w:tc>
         <w:tc>
           <w:tcPr>
-            <w:tcW w:w="1735" w:type="dxa"/>
+            <w:tcW w:w="1733" w:type="dxa"/>
           </w:tcPr>
           <w:p>
             <w:pPr>
@@ -5749,7 +5749,7 @@
         </w:tc>
         <w:tc>
           <w:tcPr>
-            <w:tcW w:w="1619" w:type="dxa"/>
+            <w:tcW w:w="1616" w:type="dxa"/>
           </w:tcPr>
           <w:p>
             <w:pPr>
@@ -5783,7 +5783,7 @@
         </w:tc>
         <w:tc>
           <w:tcPr>
-            <w:tcW w:w="1513" w:type="dxa"/>
+            <w:tcW w:w="1511" w:type="dxa"/>
           </w:tcPr>
           <w:p>
             <w:pPr>
@@ -5802,7 +5802,7 @@
       <w:tr>
         <w:tc>
           <w:tcPr>
-            <w:tcW w:w="1815" w:type="dxa"/>
+            <w:tcW w:w="1813" w:type="dxa"/>
           </w:tcPr>
           <w:p>
             <w:pPr>
@@ -5819,7 +5819,7 @@
         </w:tc>
         <w:tc>
           <w:tcPr>
-            <w:tcW w:w="1735" w:type="dxa"/>
+            <w:tcW w:w="1733" w:type="dxa"/>
           </w:tcPr>
           <w:p>
             <w:pPr>
@@ -5836,7 +5836,7 @@
         </w:tc>
         <w:tc>
           <w:tcPr>
-            <w:tcW w:w="1619" w:type="dxa"/>
+            <w:tcW w:w="1616" w:type="dxa"/>
           </w:tcPr>
           <w:p>
             <w:pPr>
@@ -5870,7 +5870,7 @@
         </w:tc>
         <w:tc>
           <w:tcPr>
-            <w:tcW w:w="1513" w:type="dxa"/>
+            <w:tcW w:w="1511" w:type="dxa"/>
           </w:tcPr>
           <w:p>
             <w:pPr>
@@ -5889,7 +5889,7 @@
       <w:tr>
         <w:tc>
           <w:tcPr>
-            <w:tcW w:w="1815" w:type="dxa"/>
+            <w:tcW w:w="1813" w:type="dxa"/>
           </w:tcPr>
           <w:p>
             <w:pPr>
@@ -5906,7 +5906,7 @@
         </w:tc>
         <w:tc>
           <w:tcPr>
-            <w:tcW w:w="1735" w:type="dxa"/>
+            <w:tcW w:w="1733" w:type="dxa"/>
           </w:tcPr>
           <w:p>
             <w:pPr>
@@ -5923,7 +5923,7 @@
         </w:tc>
         <w:tc>
           <w:tcPr>
-            <w:tcW w:w="1619" w:type="dxa"/>
+            <w:tcW w:w="1616" w:type="dxa"/>
           </w:tcPr>
           <w:p>
             <w:pPr>
@@ -5957,7 +5957,7 @@
         </w:tc>
         <w:tc>
           <w:tcPr>
-            <w:tcW w:w="1513" w:type="dxa"/>
+            <w:tcW w:w="1511" w:type="dxa"/>
           </w:tcPr>
           <w:p>
             <w:pPr>
@@ -5976,7 +5976,7 @@
       <w:tr>
         <w:tc>
           <w:tcPr>
-            <w:tcW w:w="1815" w:type="dxa"/>
+            <w:tcW w:w="1813" w:type="dxa"/>
           </w:tcPr>
           <w:p>
             <w:pPr>
@@ -5993,7 +5993,7 @@
         </w:tc>
         <w:tc>
           <w:tcPr>
-            <w:tcW w:w="1735" w:type="dxa"/>
+            <w:tcW w:w="1733" w:type="dxa"/>
           </w:tcPr>
           <w:p>
             <w:pPr>
@@ -6010,7 +6010,7 @@
         </w:tc>
         <w:tc>
           <w:tcPr>
-            <w:tcW w:w="1619" w:type="dxa"/>
+            <w:tcW w:w="1616" w:type="dxa"/>
           </w:tcPr>
           <w:p>
             <w:pPr>
@@ -6044,7 +6044,7 @@
         </w:tc>
         <w:tc>
           <w:tcPr>
-            <w:tcW w:w="1513" w:type="dxa"/>
+            <w:tcW w:w="1511" w:type="dxa"/>
           </w:tcPr>
           <w:p>
             <w:pPr>
@@ -6063,7 +6063,7 @@
       <w:tr>
         <w:tc>
           <w:tcPr>
-            <w:tcW w:w="1815" w:type="dxa"/>
+            <w:tcW w:w="1813" w:type="dxa"/>
           </w:tcPr>
           <w:p>
             <w:pPr>
@@ -6080,7 +6080,7 @@
         </w:tc>
         <w:tc>
           <w:tcPr>
-            <w:tcW w:w="1735" w:type="dxa"/>
+            <w:tcW w:w="1733" w:type="dxa"/>
           </w:tcPr>
           <w:p>
             <w:pPr>
@@ -6097,7 +6097,7 @@
         </w:tc>
         <w:tc>
           <w:tcPr>
-            <w:tcW w:w="1619" w:type="dxa"/>
+            <w:tcW w:w="1616" w:type="dxa"/>
           </w:tcPr>
           <w:p>
             <w:pPr>
@@ -6131,7 +6131,7 @@
         </w:tc>
         <w:tc>
           <w:tcPr>
-            <w:tcW w:w="1513" w:type="dxa"/>
+            <w:tcW w:w="1511" w:type="dxa"/>
           </w:tcPr>
           <w:p>
             <w:pPr>
@@ -6150,7 +6150,7 @@
       <w:tr>
         <w:tc>
           <w:tcPr>
-            <w:tcW w:w="1815" w:type="dxa"/>
+            <w:tcW w:w="1813" w:type="dxa"/>
           </w:tcPr>
           <w:p>
             <w:pPr>
@@ -6167,7 +6167,7 @@
         </w:tc>
         <w:tc>
           <w:tcPr>
-            <w:tcW w:w="1735" w:type="dxa"/>
+            <w:tcW w:w="1733" w:type="dxa"/>
           </w:tcPr>
           <w:p>
             <w:pPr>
@@ -6184,7 +6184,7 @@
         </w:tc>
         <w:tc>
           <w:tcPr>
-            <w:tcW w:w="1619" w:type="dxa"/>
+            <w:tcW w:w="1616" w:type="dxa"/>
           </w:tcPr>
           <w:p>
             <w:pPr>
@@ -6218,7 +6218,7 @@
         </w:tc>
         <w:tc>
           <w:tcPr>
-            <w:tcW w:w="1513" w:type="dxa"/>
+            <w:tcW w:w="1511" w:type="dxa"/>
           </w:tcPr>
           <w:p>
             <w:pPr>
@@ -6237,7 +6237,7 @@
       <w:tr>
         <w:tc>
           <w:tcPr>
-            <w:tcW w:w="1815" w:type="dxa"/>
+            <w:tcW w:w="1813" w:type="dxa"/>
           </w:tcPr>
           <w:p>
             <w:pPr>
@@ -6254,7 +6254,7 @@
         </w:tc>
         <w:tc>
           <w:tcPr>
-            <w:tcW w:w="1735" w:type="dxa"/>
+            <w:tcW w:w="1733" w:type="dxa"/>
           </w:tcPr>
           <w:p>
             <w:pPr>
@@ -6271,7 +6271,7 @@
         </w:tc>
         <w:tc>
           <w:tcPr>
-            <w:tcW w:w="1619" w:type="dxa"/>
+            <w:tcW w:w="1616" w:type="dxa"/>
           </w:tcPr>
           <w:p>
             <w:pPr>
@@ -6305,7 +6305,7 @@
         </w:tc>
         <w:tc>
           <w:tcPr>
-            <w:tcW w:w="1513" w:type="dxa"/>
+            <w:tcW w:w="1511" w:type="dxa"/>
           </w:tcPr>
           <w:p>
             <w:pPr>
@@ -6324,7 +6324,7 @@
       <w:tr>
         <w:tc>
           <w:tcPr>
-            <w:tcW w:w="1815" w:type="dxa"/>
+            <w:tcW w:w="1813" w:type="dxa"/>
           </w:tcPr>
           <w:p>
             <w:pPr>
@@ -6341,7 +6341,7 @@
         </w:tc>
         <w:tc>
           <w:tcPr>
-            <w:tcW w:w="1735" w:type="dxa"/>
+            <w:tcW w:w="1733" w:type="dxa"/>
           </w:tcPr>
           <w:p>
             <w:pPr>
@@ -6358,7 +6358,7 @@
         </w:tc>
         <w:tc>
           <w:tcPr>
-            <w:tcW w:w="1619" w:type="dxa"/>
+            <w:tcW w:w="1616" w:type="dxa"/>
           </w:tcPr>
           <w:p>
             <w:pPr>
@@ -6392,7 +6392,7 @@
         </w:tc>
         <w:tc>
           <w:tcPr>
-            <w:tcW w:w="1513" w:type="dxa"/>
+            <w:tcW w:w="1511" w:type="dxa"/>
           </w:tcPr>
           <w:p>
             <w:pPr>
@@ -6411,7 +6411,7 @@
       <w:tr>
         <w:tc>
           <w:tcPr>
-            <w:tcW w:w="1815" w:type="dxa"/>
+            <w:tcW w:w="1813" w:type="dxa"/>
           </w:tcPr>
           <w:p>
             <w:pPr>
@@ -6428,7 +6428,7 @@
         </w:tc>
         <w:tc>
           <w:tcPr>
-            <w:tcW w:w="1735" w:type="dxa"/>
+            <w:tcW w:w="1733" w:type="dxa"/>
           </w:tcPr>
           <w:p>
             <w:pPr>
@@ -6445,7 +6445,7 @@
         </w:tc>
         <w:tc>
           <w:tcPr>
-            <w:tcW w:w="1619" w:type="dxa"/>
+            <w:tcW w:w="1616" w:type="dxa"/>
           </w:tcPr>
           <w:p>
             <w:pPr>
@@ -6479,7 +6479,7 @@
         </w:tc>
         <w:tc>
           <w:tcPr>
-            <w:tcW w:w="1513" w:type="dxa"/>
+            <w:tcW w:w="1511" w:type="dxa"/>
           </w:tcPr>
           <w:p>
             <w:pPr>
@@ -6498,7 +6498,7 @@
       <w:tr>
         <w:tc>
           <w:tcPr>
-            <w:tcW w:w="1815" w:type="dxa"/>
+            <w:tcW w:w="1813" w:type="dxa"/>
           </w:tcPr>
           <w:p>
             <w:pPr>
@@ -6515,7 +6515,7 @@
         </w:tc>
         <w:tc>
           <w:tcPr>
-            <w:tcW w:w="1735" w:type="dxa"/>
+            <w:tcW w:w="1733" w:type="dxa"/>
           </w:tcPr>
           <w:p>
             <w:pPr>
@@ -6532,7 +6532,7 @@
         </w:tc>
         <w:tc>
           <w:tcPr>
-            <w:tcW w:w="1619" w:type="dxa"/>
+            <w:tcW w:w="1616" w:type="dxa"/>
           </w:tcPr>
           <w:p>
             <w:pPr>
@@ -6566,7 +6566,7 @@
         </w:tc>
         <w:tc>
           <w:tcPr>
-            <w:tcW w:w="1513" w:type="dxa"/>
+            <w:tcW w:w="1511" w:type="dxa"/>
           </w:tcPr>
           <w:p>
             <w:pPr>
@@ -6585,7 +6585,7 @@
       <w:tr>
         <w:tc>
           <w:tcPr>
-            <w:tcW w:w="1815" w:type="dxa"/>
+            <w:tcW w:w="1813" w:type="dxa"/>
           </w:tcPr>
           <w:p>
             <w:pPr>
@@ -6602,7 +6602,7 @@
         </w:tc>
         <w:tc>
           <w:tcPr>
-            <w:tcW w:w="1735" w:type="dxa"/>
+            <w:tcW w:w="1733" w:type="dxa"/>
           </w:tcPr>
           <w:p>
             <w:pPr>
@@ -6619,7 +6619,7 @@
         </w:tc>
         <w:tc>
           <w:tcPr>
-            <w:tcW w:w="1619" w:type="dxa"/>
+            <w:tcW w:w="1616" w:type="dxa"/>
           </w:tcPr>
           <w:p>
             <w:pPr>
@@ -6653,7 +6653,7 @@
         </w:tc>
         <w:tc>
           <w:tcPr>
-            <w:tcW w:w="1513" w:type="dxa"/>
+            <w:tcW w:w="1511" w:type="dxa"/>
           </w:tcPr>
           <w:p>
             <w:pPr>
@@ -6672,7 +6672,7 @@
       <w:tr>
         <w:tc>
           <w:tcPr>
-            <w:tcW w:w="1815" w:type="dxa"/>
+            <w:tcW w:w="1813" w:type="dxa"/>
           </w:tcPr>
           <w:p>
             <w:pPr>
@@ -6689,7 +6689,7 @@
         </w:tc>
         <w:tc>
           <w:tcPr>
-            <w:tcW w:w="1735" w:type="dxa"/>
+            <w:tcW w:w="1733" w:type="dxa"/>
           </w:tcPr>
           <w:p>
             <w:pPr>
@@ -6706,7 +6706,7 @@
         </w:tc>
         <w:tc>
           <w:tcPr>
-            <w:tcW w:w="1619" w:type="dxa"/>
+            <w:tcW w:w="1616" w:type="dxa"/>
           </w:tcPr>
           <w:p>
             <w:pPr>
@@ -6740,7 +6740,7 @@
         </w:tc>
         <w:tc>
           <w:tcPr>
-            <w:tcW w:w="1513" w:type="dxa"/>
+            <w:tcW w:w="1511" w:type="dxa"/>
           </w:tcPr>
           <w:p>
             <w:pPr>
@@ -6759,7 +6759,7 @@
       <w:tr>
         <w:tc>
           <w:tcPr>
-            <w:tcW w:w="1815" w:type="dxa"/>
+            <w:tcW w:w="1813" w:type="dxa"/>
           </w:tcPr>
           <w:p>
             <w:pPr>
@@ -6776,7 +6776,7 @@
         </w:tc>
         <w:tc>
           <w:tcPr>
-            <w:tcW w:w="1735" w:type="dxa"/>
+            <w:tcW w:w="1733" w:type="dxa"/>
           </w:tcPr>
           <w:p>
             <w:pPr>
@@ -6793,7 +6793,7 @@
         </w:tc>
         <w:tc>
           <w:tcPr>
-            <w:tcW w:w="1619" w:type="dxa"/>
+            <w:tcW w:w="1616" w:type="dxa"/>
           </w:tcPr>
           <w:p>
             <w:pPr>
@@ -6827,7 +6827,7 @@
         </w:tc>
         <w:tc>
           <w:tcPr>
-            <w:tcW w:w="1513" w:type="dxa"/>
+            <w:tcW w:w="1511" w:type="dxa"/>
           </w:tcPr>
           <w:p>
             <w:pPr>
@@ -6846,7 +6846,7 @@
       <w:tr>
         <w:tc>
           <w:tcPr>
-            <w:tcW w:w="1815" w:type="dxa"/>
+            <w:tcW w:w="1813" w:type="dxa"/>
           </w:tcPr>
           <w:p>
             <w:pPr>
@@ -6863,7 +6863,7 @@
         </w:tc>
         <w:tc>
           <w:tcPr>
-            <w:tcW w:w="1735" w:type="dxa"/>
+            <w:tcW w:w="1733" w:type="dxa"/>
           </w:tcPr>
           <w:p>
             <w:pPr>
@@ -6880,7 +6880,7 @@
         </w:tc>
         <w:tc>
           <w:tcPr>
-            <w:tcW w:w="1619" w:type="dxa"/>
+            <w:tcW w:w="1616" w:type="dxa"/>
           </w:tcPr>
           <w:p>
             <w:pPr>
@@ -6914,7 +6914,7 @@
         </w:tc>
         <w:tc>
           <w:tcPr>
-            <w:tcW w:w="1513" w:type="dxa"/>
+            <w:tcW w:w="1511" w:type="dxa"/>
           </w:tcPr>
           <w:p>
             <w:pPr>
@@ -6933,7 +6933,7 @@
       <w:tr>
         <w:tc>
           <w:tcPr>
-            <w:tcW w:w="1815" w:type="dxa"/>
+            <w:tcW w:w="1813" w:type="dxa"/>
           </w:tcPr>
           <w:p>
             <w:pPr>
@@ -6950,7 +6950,7 @@
         </w:tc>
         <w:tc>
           <w:tcPr>
-            <w:tcW w:w="1735" w:type="dxa"/>
+            <w:tcW w:w="1733" w:type="dxa"/>
           </w:tcPr>
           <w:p>
             <w:pPr>
@@ -6967,7 +6967,7 @@
         </w:tc>
         <w:tc>
           <w:tcPr>
-            <w:tcW w:w="1619" w:type="dxa"/>
+            <w:tcW w:w="1616" w:type="dxa"/>
           </w:tcPr>
           <w:p>
             <w:pPr>
@@ -7001,7 +7001,7 @@
         </w:tc>
         <w:tc>
           <w:tcPr>
-            <w:tcW w:w="1513" w:type="dxa"/>
+            <w:tcW w:w="1511" w:type="dxa"/>
           </w:tcPr>
           <w:p>
             <w:pPr>
@@ -7020,7 +7020,7 @@
       <w:tr>
         <w:tc>
           <w:tcPr>
-            <w:tcW w:w="1815" w:type="dxa"/>
+            <w:tcW w:w="1813" w:type="dxa"/>
           </w:tcPr>
           <w:p>
             <w:pPr>
@@ -7037,7 +7037,7 @@
         </w:tc>
         <w:tc>
           <w:tcPr>
-            <w:tcW w:w="1735" w:type="dxa"/>
+            <w:tcW w:w="1733" w:type="dxa"/>
           </w:tcPr>
           <w:p>
             <w:pPr>
@@ -7054,7 +7054,7 @@
         </w:tc>
         <w:tc>
           <w:tcPr>
-            <w:tcW w:w="1619" w:type="dxa"/>
+            <w:tcW w:w="1616" w:type="dxa"/>
           </w:tcPr>
           <w:p>
             <w:pPr>
@@ -7088,7 +7088,7 @@
         </w:tc>
         <w:tc>
           <w:tcPr>
-            <w:tcW w:w="1513" w:type="dxa"/>
+            <w:tcW w:w="1511" w:type="dxa"/>
           </w:tcPr>
           <w:p>
             <w:pPr>
@@ -7107,7 +7107,7 @@
       <w:tr>
         <w:tc>
           <w:tcPr>
-            <w:tcW w:w="1815" w:type="dxa"/>
+            <w:tcW w:w="1813" w:type="dxa"/>
           </w:tcPr>
           <w:p>
             <w:pPr>
@@ -7124,7 +7124,7 @@
         </w:tc>
         <w:tc>
           <w:tcPr>
-            <w:tcW w:w="1735" w:type="dxa"/>
+            <w:tcW w:w="1733" w:type="dxa"/>
           </w:tcPr>
           <w:p>
             <w:pPr>
@@ -7141,7 +7141,7 @@
         </w:tc>
         <w:tc>
           <w:tcPr>
-            <w:tcW w:w="1619" w:type="dxa"/>
+            <w:tcW w:w="1616" w:type="dxa"/>
           </w:tcPr>
           <w:p>
             <w:pPr>
@@ -7175,7 +7175,7 @@
         </w:tc>
         <w:tc>
           <w:tcPr>
-            <w:tcW w:w="1513" w:type="dxa"/>
+            <w:tcW w:w="1511" w:type="dxa"/>
           </w:tcPr>
           <w:p>
             <w:pPr>
@@ -7194,7 +7194,7 @@
       <w:tr>
         <w:tc>
           <w:tcPr>
-            <w:tcW w:w="1815" w:type="dxa"/>
+            <w:tcW w:w="1813" w:type="dxa"/>
           </w:tcPr>
           <w:p>
             <w:pPr>
@@ -7211,7 +7211,7 @@
         </w:tc>
         <w:tc>
           <w:tcPr>
-            <w:tcW w:w="1735" w:type="dxa"/>
+            <w:tcW w:w="1733" w:type="dxa"/>
           </w:tcPr>
           <w:p>
             <w:pPr>
@@ -7228,7 +7228,7 @@
         </w:tc>
         <w:tc>
           <w:tcPr>
-            <w:tcW w:w="1619" w:type="dxa"/>
+            <w:tcW w:w="1616" w:type="dxa"/>
           </w:tcPr>
           <w:p>
             <w:pPr>
@@ -7262,7 +7262,7 @@
         </w:tc>
         <w:tc>
           <w:tcPr>
-            <w:tcW w:w="1513" w:type="dxa"/>
+            <w:tcW w:w="1511" w:type="dxa"/>
           </w:tcPr>
           <w:p>
             <w:pPr>
@@ -7281,7 +7281,7 @@
       <w:tr>
         <w:tc>
           <w:tcPr>
-            <w:tcW w:w="1815" w:type="dxa"/>
+            <w:tcW w:w="1813" w:type="dxa"/>
           </w:tcPr>
           <w:p>
             <w:pPr>
@@ -7298,7 +7298,7 @@
         </w:tc>
         <w:tc>
           <w:tcPr>
-            <w:tcW w:w="1735" w:type="dxa"/>
+            <w:tcW w:w="1733" w:type="dxa"/>
           </w:tcPr>
           <w:p>
             <w:pPr>
@@ -7315,7 +7315,7 @@
         </w:tc>
         <w:tc>
           <w:tcPr>
-            <w:tcW w:w="1619" w:type="dxa"/>
+            <w:tcW w:w="1616" w:type="dxa"/>
           </w:tcPr>
           <w:p>
             <w:pPr>
@@ -7349,7 +7349,7 @@
         </w:tc>
         <w:tc>
           <w:tcPr>
-            <w:tcW w:w="1513" w:type="dxa"/>
+            <w:tcW w:w="1511" w:type="dxa"/>
           </w:tcPr>
           <w:p>
             <w:pPr>
@@ -7368,7 +7368,7 @@
       <w:tr>
         <w:tc>
           <w:tcPr>
-            <w:tcW w:w="1815" w:type="dxa"/>
+            <w:tcW w:w="1813" w:type="dxa"/>
           </w:tcPr>
           <w:p>
             <w:pPr>
@@ -7385,7 +7385,7 @@
         </w:tc>
         <w:tc>
           <w:tcPr>
-            <w:tcW w:w="1735" w:type="dxa"/>
+            <w:tcW w:w="1733" w:type="dxa"/>
           </w:tcPr>
           <w:p>
             <w:pPr>
@@ -7402,7 +7402,7 @@
         </w:tc>
         <w:tc>
           <w:tcPr>
-            <w:tcW w:w="1619" w:type="dxa"/>
+            <w:tcW w:w="1616" w:type="dxa"/>
           </w:tcPr>
           <w:p>
             <w:pPr>
@@ -7436,7 +7436,7 @@
         </w:tc>
         <w:tc>
           <w:tcPr>
-            <w:tcW w:w="1513" w:type="dxa"/>
+            <w:tcW w:w="1511" w:type="dxa"/>
           </w:tcPr>
           <w:p>
             <w:pPr>
@@ -7455,7 +7455,7 @@
       <w:tr>
         <w:tc>
           <w:tcPr>
-            <w:tcW w:w="1815" w:type="dxa"/>
+            <w:tcW w:w="1813" w:type="dxa"/>
           </w:tcPr>
           <w:p>
             <w:pPr>
@@ -7472,7 +7472,7 @@
         </w:tc>
         <w:tc>
           <w:tcPr>
-            <w:tcW w:w="1735" w:type="dxa"/>
+            <w:tcW w:w="1733" w:type="dxa"/>
           </w:tcPr>
           <w:p>
             <w:pPr>
@@ -7489,7 +7489,7 @@
         </w:tc>
         <w:tc>
           <w:tcPr>
-            <w:tcW w:w="1619" w:type="dxa"/>
+            <w:tcW w:w="1616" w:type="dxa"/>
           </w:tcPr>
           <w:p>
             <w:pPr>
@@ -7523,7 +7523,7 @@
         </w:tc>
         <w:tc>
           <w:tcPr>
-            <w:tcW w:w="1513" w:type="dxa"/>
+            <w:tcW w:w="1511" w:type="dxa"/>
           </w:tcPr>
           <w:p>
             <w:pPr>
@@ -7542,7 +7542,7 @@
       <w:tr>
         <w:tc>
           <w:tcPr>
-            <w:tcW w:w="1815" w:type="dxa"/>
+            <w:tcW w:w="1813" w:type="dxa"/>
           </w:tcPr>
           <w:p>
             <w:pPr>
@@ -7559,7 +7559,7 @@
         </w:tc>
         <w:tc>
           <w:tcPr>
-            <w:tcW w:w="1735" w:type="dxa"/>
+            <w:tcW w:w="1733" w:type="dxa"/>
           </w:tcPr>
           <w:p>
             <w:pPr>
@@ -7576,7 +7576,7 @@
         </w:tc>
         <w:tc>
           <w:tcPr>
-            <w:tcW w:w="1619" w:type="dxa"/>
+            <w:tcW w:w="1616" w:type="dxa"/>
           </w:tcPr>
           <w:p>
             <w:pPr>
@@ -7610,7 +7610,7 @@
         </w:tc>
         <w:tc>
           <w:tcPr>
-            <w:tcW w:w="1513" w:type="dxa"/>
+            <w:tcW w:w="1511" w:type="dxa"/>
           </w:tcPr>
           <w:p>
             <w:pPr>
@@ -7629,7 +7629,7 @@
       <w:tr>
         <w:tc>
           <w:tcPr>
-            <w:tcW w:w="1815" w:type="dxa"/>
+            <w:tcW w:w="1813" w:type="dxa"/>
           </w:tcPr>
           <w:p>
             <w:pPr>
@@ -7646,7 +7646,7 @@
         </w:tc>
         <w:tc>
           <w:tcPr>
-            <w:tcW w:w="1735" w:type="dxa"/>
+            <w:tcW w:w="1733" w:type="dxa"/>
           </w:tcPr>
           <w:p>
             <w:pPr>
@@ -7663,7 +7663,7 @@
         </w:tc>
         <w:tc>
           <w:tcPr>
-            <w:tcW w:w="1619" w:type="dxa"/>
+            <w:tcW w:w="1616" w:type="dxa"/>
           </w:tcPr>
           <w:p>
             <w:pPr>
@@ -7697,7 +7697,7 @@
         </w:tc>
         <w:tc>
           <w:tcPr>
-            <w:tcW w:w="1513" w:type="dxa"/>
+            <w:tcW w:w="1511" w:type="dxa"/>
           </w:tcPr>
           <w:p>
             <w:pPr>
@@ -7716,7 +7716,7 @@
       <w:tr>
         <w:tc>
           <w:tcPr>
-            <w:tcW w:w="1815" w:type="dxa"/>
+            <w:tcW w:w="1813" w:type="dxa"/>
           </w:tcPr>
           <w:p>
             <w:pPr>
@@ -7733,7 +7733,7 @@
         </w:tc>
         <w:tc>
           <w:tcPr>
-            <w:tcW w:w="1735" w:type="dxa"/>
+            <w:tcW w:w="1733" w:type="dxa"/>
           </w:tcPr>
           <w:p>
             <w:pPr>
@@ -7750,7 +7750,7 @@
         </w:tc>
         <w:tc>
           <w:tcPr>
-            <w:tcW w:w="1619" w:type="dxa"/>
+            <w:tcW w:w="1616" w:type="dxa"/>
           </w:tcPr>
           <w:p>
             <w:pPr>
@@ -7784,7 +7784,7 @@
         </w:tc>
         <w:tc>
           <w:tcPr>
-            <w:tcW w:w="1513" w:type="dxa"/>
+            <w:tcW w:w="1511" w:type="dxa"/>
           </w:tcPr>
           <w:p>
             <w:pPr>
@@ -7803,7 +7803,7 @@
       <w:tr>
         <w:tc>
           <w:tcPr>
-            <w:tcW w:w="1815" w:type="dxa"/>
+            <w:tcW w:w="1813" w:type="dxa"/>
           </w:tcPr>
           <w:p>
             <w:pPr>
@@ -7820,7 +7820,7 @@
         </w:tc>
         <w:tc>
           <w:tcPr>
-            <w:tcW w:w="1735" w:type="dxa"/>
+            <w:tcW w:w="1733" w:type="dxa"/>
           </w:tcPr>
           <w:p>
             <w:pPr>
@@ -7837,7 +7837,7 @@
         </w:tc>
         <w:tc>
           <w:tcPr>
-            <w:tcW w:w="1619" w:type="dxa"/>
+            <w:tcW w:w="1616" w:type="dxa"/>
           </w:tcPr>
           <w:p>
             <w:pPr>
@@ -7871,7 +7871,7 @@
         </w:tc>
         <w:tc>
           <w:tcPr>
-            <w:tcW w:w="1513" w:type="dxa"/>
+            <w:tcW w:w="1511" w:type="dxa"/>
           </w:tcPr>
           <w:p>
             <w:pPr>
@@ -7890,7 +7890,7 @@
       <w:tr>
         <w:tc>
           <w:tcPr>
-            <w:tcW w:w="1815" w:type="dxa"/>
+            <w:tcW w:w="1813" w:type="dxa"/>
           </w:tcPr>
           <w:p>
             <w:pPr>
@@ -7907,7 +7907,7 @@
         </w:tc>
         <w:tc>
           <w:tcPr>
-            <w:tcW w:w="1735" w:type="dxa"/>
+            <w:tcW w:w="1733" w:type="dxa"/>
           </w:tcPr>
           <w:p>
             <w:pPr>
@@ -7924,7 +7924,7 @@
         </w:tc>
         <w:tc>
           <w:tcPr>
-            <w:tcW w:w="1619" w:type="dxa"/>
+            <w:tcW w:w="1616" w:type="dxa"/>
           </w:tcPr>
           <w:p>
             <w:pPr>
@@ -7958,7 +7958,7 @@
         </w:tc>
         <w:tc>
           <w:tcPr>
-            <w:tcW w:w="1513" w:type="dxa"/>
+            <w:tcW w:w="1511" w:type="dxa"/>
           </w:tcPr>
           <w:p>
             <w:pPr>
@@ -7977,7 +7977,7 @@
       <w:tr>
         <w:tc>
           <w:tcPr>
-            <w:tcW w:w="1815" w:type="dxa"/>
+            <w:tcW w:w="1813" w:type="dxa"/>
           </w:tcPr>
           <w:p>
             <w:pPr>
@@ -7994,7 +7994,7 @@
         </w:tc>
         <w:tc>
           <w:tcPr>
-            <w:tcW w:w="1735" w:type="dxa"/>
+            <w:tcW w:w="1733" w:type="dxa"/>
           </w:tcPr>
           <w:p>
             <w:pPr>
@@ -8011,7 +8011,7 @@
         </w:tc>
         <w:tc>
           <w:tcPr>
-            <w:tcW w:w="1619" w:type="dxa"/>
+            <w:tcW w:w="1616" w:type="dxa"/>
           </w:tcPr>
           <w:p>
             <w:pPr>
@@ -8045,7 +8045,7 @@
         </w:tc>
         <w:tc>
           <w:tcPr>
-            <w:tcW w:w="1513" w:type="dxa"/>
+            <w:tcW w:w="1511" w:type="dxa"/>
           </w:tcPr>
           <w:p>
             <w:pPr>
@@ -8064,7 +8064,7 @@
       <w:tr>
         <w:tc>
           <w:tcPr>
-            <w:tcW w:w="1815" w:type="dxa"/>
+            <w:tcW w:w="1813" w:type="dxa"/>
           </w:tcPr>
           <w:p>
             <w:pPr>
@@ -8081,7 +8081,7 @@
         </w:tc>
         <w:tc>
           <w:tcPr>
-            <w:tcW w:w="1735" w:type="dxa"/>
+            <w:tcW w:w="1733" w:type="dxa"/>
           </w:tcPr>
           <w:p>
             <w:pPr>
@@ -8098,7 +8098,7 @@
         </w:tc>
         <w:tc>
           <w:tcPr>
-            <w:tcW w:w="1619" w:type="dxa"/>
+            <w:tcW w:w="1616" w:type="dxa"/>
           </w:tcPr>
           <w:p>
             <w:pPr>
@@ -8132,7 +8132,7 @@
         </w:tc>
         <w:tc>
           <w:tcPr>
-            <w:tcW w:w="1513" w:type="dxa"/>
+            <w:tcW w:w="1511" w:type="dxa"/>
           </w:tcPr>
           <w:p>
             <w:pPr>
@@ -8386,9 +8386,9 @@
         </w:tblBorders>
       </w:tblPr>
       <w:tblGrid>
-        <w:gridCol w:w="2469"/>
-        <w:gridCol w:w="2310"/>
-        <w:gridCol w:w="3136"/>
+        <w:gridCol w:w="2468"/>
+        <w:gridCol w:w="2309"/>
+        <w:gridCol w:w="3135"/>
       </w:tblGrid>
       <w:tr>
         <w:trPr>
@@ -8396,7 +8396,7 @@
         </w:trPr>
         <w:tc>
           <w:tcPr>
-            <w:tcW w:w="2469" w:type="dxa"/>
+            <w:tcW w:w="2468" w:type="dxa"/>
             <w:shd w:val="clear" w:color="auto" w:fill="D9E2F3"/>
           </w:tcPr>
           <w:p>
@@ -8415,7 +8415,7 @@
         </w:tc>
         <w:tc>
           <w:tcPr>
-            <w:tcW w:w="2310" w:type="dxa"/>
+            <w:tcW w:w="2309" w:type="dxa"/>
             <w:shd w:val="clear" w:color="auto" w:fill="D9E2F3"/>
           </w:tcPr>
           <w:p>
@@ -8434,7 +8434,7 @@
         </w:tc>
         <w:tc>
           <w:tcPr>
-            <w:tcW w:w="3136" w:type="dxa"/>
+            <w:tcW w:w="3135" w:type="dxa"/>
             <w:shd w:val="clear" w:color="auto" w:fill="D9E2F3"/>
           </w:tcPr>
           <w:p>
@@ -8455,7 +8455,7 @@
       <w:tr>
         <w:tc>
           <w:tcPr>
-            <w:tcW w:w="2469" w:type="dxa"/>
+            <w:tcW w:w="2468" w:type="dxa"/>
           </w:tcPr>
           <w:p>
             <w:pPr>
@@ -8472,7 +8472,7 @@
         </w:tc>
         <w:tc>
           <w:tcPr>
-            <w:tcW w:w="2310" w:type="dxa"/>
+            <w:tcW w:w="2309" w:type="dxa"/>
           </w:tcPr>
           <w:p>
             <w:pPr>
@@ -8489,7 +8489,7 @@
         </w:tc>
         <w:tc>
           <w:tcPr>
-            <w:tcW w:w="3136" w:type="dxa"/>
+            <w:tcW w:w="3135" w:type="dxa"/>
           </w:tcPr>
           <w:p>
             <w:pPr>
@@ -8508,7 +8508,7 @@
       <w:tr>
         <w:tc>
           <w:tcPr>
-            <w:tcW w:w="2469" w:type="dxa"/>
+            <w:tcW w:w="2468" w:type="dxa"/>
           </w:tcPr>
           <w:p>
             <w:pPr>
@@ -8525,17 +8525,17 @@
         </w:tc>
         <w:tc>
           <w:tcPr>
-            <w:tcW w:w="2310" w:type="dxa"/>
-          </w:tcPr>
-          <w:p>
-            <w:pPr>
-              <w:pStyle w:val="Compact"/>
-            </w:pPr>
-          </w:p>
-        </w:tc>
-        <w:tc>
-          <w:tcPr>
-            <w:tcW w:w="3136" w:type="dxa"/>
+            <w:tcW w:w="2309" w:type="dxa"/>
+          </w:tcPr>
+          <w:p>
+            <w:pPr>
+              <w:pStyle w:val="Compact"/>
+            </w:pPr>
+          </w:p>
+        </w:tc>
+        <w:tc>
+          <w:tcPr>
+            <w:tcW w:w="3135" w:type="dxa"/>
           </w:tcPr>
           <w:p>
             <w:pPr>
@@ -8554,7 +8554,7 @@
       <w:tr>
         <w:tc>
           <w:tcPr>
-            <w:tcW w:w="2469" w:type="dxa"/>
+            <w:tcW w:w="2468" w:type="dxa"/>
           </w:tcPr>
           <w:p>
             <w:pPr>
@@ -8571,17 +8571,17 @@
         </w:tc>
         <w:tc>
           <w:tcPr>
-            <w:tcW w:w="2310" w:type="dxa"/>
-          </w:tcPr>
-          <w:p>
-            <w:pPr>
-              <w:pStyle w:val="Compact"/>
-            </w:pPr>
-          </w:p>
-        </w:tc>
-        <w:tc>
-          <w:tcPr>
-            <w:tcW w:w="3136" w:type="dxa"/>
+            <w:tcW w:w="2309" w:type="dxa"/>
+          </w:tcPr>
+          <w:p>
+            <w:pPr>
+              <w:pStyle w:val="Compact"/>
+            </w:pPr>
+          </w:p>
+        </w:tc>
+        <w:tc>
+          <w:tcPr>
+            <w:tcW w:w="3135" w:type="dxa"/>
           </w:tcPr>
           <w:p>
             <w:pPr>
@@ -8600,7 +8600,7 @@
       <w:tr>
         <w:tc>
           <w:tcPr>
-            <w:tcW w:w="2469" w:type="dxa"/>
+            <w:tcW w:w="2468" w:type="dxa"/>
           </w:tcPr>
           <w:p>
             <w:pPr>
@@ -8617,7 +8617,7 @@
         </w:tc>
         <w:tc>
           <w:tcPr>
-            <w:tcW w:w="2310" w:type="dxa"/>
+            <w:tcW w:w="2309" w:type="dxa"/>
           </w:tcPr>
           <w:p>
             <w:pPr>
@@ -8634,7 +8634,7 @@
         </w:tc>
         <w:tc>
           <w:tcPr>
-            <w:tcW w:w="3136" w:type="dxa"/>
+            <w:tcW w:w="3135" w:type="dxa"/>
           </w:tcPr>
           <w:p>
             <w:pPr>
@@ -8653,7 +8653,7 @@
       <w:tr>
         <w:tc>
           <w:tcPr>
-            <w:tcW w:w="2469" w:type="dxa"/>
+            <w:tcW w:w="2468" w:type="dxa"/>
           </w:tcPr>
           <w:p>
             <w:pPr>
@@ -8670,17 +8670,17 @@
         </w:tc>
         <w:tc>
           <w:tcPr>
-            <w:tcW w:w="2310" w:type="dxa"/>
-          </w:tcPr>
-          <w:p>
-            <w:pPr>
-              <w:pStyle w:val="Compact"/>
-            </w:pPr>
-          </w:p>
-        </w:tc>
-        <w:tc>
-          <w:tcPr>
-            <w:tcW w:w="3136" w:type="dxa"/>
+            <w:tcW w:w="2309" w:type="dxa"/>
+          </w:tcPr>
+          <w:p>
+            <w:pPr>
+              <w:pStyle w:val="Compact"/>
+            </w:pPr>
+          </w:p>
+        </w:tc>
+        <w:tc>
+          <w:tcPr>
+            <w:tcW w:w="3135" w:type="dxa"/>
           </w:tcPr>
           <w:p>
             <w:pPr>
@@ -8699,7 +8699,7 @@
       <w:tr>
         <w:tc>
           <w:tcPr>
-            <w:tcW w:w="2469" w:type="dxa"/>
+            <w:tcW w:w="2468" w:type="dxa"/>
           </w:tcPr>
           <w:p>
             <w:pPr>
@@ -8716,17 +8716,17 @@
         </w:tc>
         <w:tc>
           <w:tcPr>
-            <w:tcW w:w="2310" w:type="dxa"/>
-          </w:tcPr>
-          <w:p>
-            <w:pPr>
-              <w:pStyle w:val="Compact"/>
-            </w:pPr>
-          </w:p>
-        </w:tc>
-        <w:tc>
-          <w:tcPr>
-            <w:tcW w:w="3136" w:type="dxa"/>
+            <w:tcW w:w="2309" w:type="dxa"/>
+          </w:tcPr>
+          <w:p>
+            <w:pPr>
+              <w:pStyle w:val="Compact"/>
+            </w:pPr>
+          </w:p>
+        </w:tc>
+        <w:tc>
+          <w:tcPr>
+            <w:tcW w:w="3135" w:type="dxa"/>
           </w:tcPr>
           <w:p>
             <w:pPr>
@@ -8745,7 +8745,7 @@
       <w:tr>
         <w:tc>
           <w:tcPr>
-            <w:tcW w:w="2469" w:type="dxa"/>
+            <w:tcW w:w="2468" w:type="dxa"/>
           </w:tcPr>
           <w:p>
             <w:pPr>
@@ -8762,17 +8762,17 @@
         </w:tc>
         <w:tc>
           <w:tcPr>
-            <w:tcW w:w="2310" w:type="dxa"/>
-          </w:tcPr>
-          <w:p>
-            <w:pPr>
-              <w:pStyle w:val="Compact"/>
-            </w:pPr>
-          </w:p>
-        </w:tc>
-        <w:tc>
-          <w:tcPr>
-            <w:tcW w:w="3136" w:type="dxa"/>
+            <w:tcW w:w="2309" w:type="dxa"/>
+          </w:tcPr>
+          <w:p>
+            <w:pPr>
+              <w:pStyle w:val="Compact"/>
+            </w:pPr>
+          </w:p>
+        </w:tc>
+        <w:tc>
+          <w:tcPr>
+            <w:tcW w:w="3135" w:type="dxa"/>
           </w:tcPr>
           <w:p>
             <w:pPr>
@@ -8791,7 +8791,7 @@
       <w:tr>
         <w:tc>
           <w:tcPr>
-            <w:tcW w:w="2469" w:type="dxa"/>
+            <w:tcW w:w="2468" w:type="dxa"/>
           </w:tcPr>
           <w:p>
             <w:pPr>
@@ -8808,7 +8808,7 @@
         </w:tc>
         <w:tc>
           <w:tcPr>
-            <w:tcW w:w="2310" w:type="dxa"/>
+            <w:tcW w:w="2309" w:type="dxa"/>
           </w:tcPr>
           <w:p>
             <w:pPr>
@@ -8825,19 +8825,19 @@
         </w:tc>
         <w:tc>
           <w:tcPr>
-            <w:tcW w:w="3136" w:type="dxa"/>
-          </w:tcPr>
-          <w:p>
-            <w:pPr>
-              <w:pStyle w:val="Compact"/>
-            </w:pPr>
-          </w:p>
-        </w:tc>
-      </w:tr>
-      <w:tr>
-        <w:tc>
-          <w:tcPr>
-            <w:tcW w:w="2469" w:type="dxa"/>
+            <w:tcW w:w="3135" w:type="dxa"/>
+          </w:tcPr>
+          <w:p>
+            <w:pPr>
+              <w:pStyle w:val="Compact"/>
+            </w:pPr>
+          </w:p>
+        </w:tc>
+      </w:tr>
+      <w:tr>
+        <w:tc>
+          <w:tcPr>
+            <w:tcW w:w="2468" w:type="dxa"/>
           </w:tcPr>
           <w:p>
             <w:pPr>
@@ -8854,17 +8854,17 @@
         </w:tc>
         <w:tc>
           <w:tcPr>
-            <w:tcW w:w="2310" w:type="dxa"/>
-          </w:tcPr>
-          <w:p>
-            <w:pPr>
-              <w:pStyle w:val="Compact"/>
-            </w:pPr>
-          </w:p>
-        </w:tc>
-        <w:tc>
-          <w:tcPr>
-            <w:tcW w:w="3136" w:type="dxa"/>
+            <w:tcW w:w="2309" w:type="dxa"/>
+          </w:tcPr>
+          <w:p>
+            <w:pPr>
+              <w:pStyle w:val="Compact"/>
+            </w:pPr>
+          </w:p>
+        </w:tc>
+        <w:tc>
+          <w:tcPr>
+            <w:tcW w:w="3135" w:type="dxa"/>
           </w:tcPr>
           <w:p>
             <w:pPr>
@@ -8883,7 +8883,7 @@
       <w:tr>
         <w:tc>
           <w:tcPr>
-            <w:tcW w:w="2469" w:type="dxa"/>
+            <w:tcW w:w="2468" w:type="dxa"/>
           </w:tcPr>
           <w:p>
             <w:pPr>
@@ -8900,7 +8900,7 @@
         </w:tc>
         <w:tc>
           <w:tcPr>
-            <w:tcW w:w="2310" w:type="dxa"/>
+            <w:tcW w:w="2309" w:type="dxa"/>
           </w:tcPr>
           <w:p>
             <w:pPr>
@@ -8917,19 +8917,19 @@
         </w:tc>
         <w:tc>
           <w:tcPr>
-            <w:tcW w:w="3136" w:type="dxa"/>
-          </w:tcPr>
-          <w:p>
-            <w:pPr>
-              <w:pStyle w:val="Compact"/>
-            </w:pPr>
-          </w:p>
-        </w:tc>
-      </w:tr>
-      <w:tr>
-        <w:tc>
-          <w:tcPr>
-            <w:tcW w:w="2469" w:type="dxa"/>
+            <w:tcW w:w="3135" w:type="dxa"/>
+          </w:tcPr>
+          <w:p>
+            <w:pPr>
+              <w:pStyle w:val="Compact"/>
+            </w:pPr>
+          </w:p>
+        </w:tc>
+      </w:tr>
+      <w:tr>
+        <w:tc>
+          <w:tcPr>
+            <w:tcW w:w="2468" w:type="dxa"/>
           </w:tcPr>
           <w:p>
             <w:pPr>
@@ -8946,7 +8946,7 @@
         </w:tc>
         <w:tc>
           <w:tcPr>
-            <w:tcW w:w="2310" w:type="dxa"/>
+            <w:tcW w:w="2309" w:type="dxa"/>
           </w:tcPr>
           <w:p>
             <w:pPr>
@@ -8963,19 +8963,19 @@
         </w:tc>
         <w:tc>
           <w:tcPr>
-            <w:tcW w:w="3136" w:type="dxa"/>
-          </w:tcPr>
-          <w:p>
-            <w:pPr>
-              <w:pStyle w:val="Compact"/>
-            </w:pPr>
-          </w:p>
-        </w:tc>
-      </w:tr>
-      <w:tr>
-        <w:tc>
-          <w:tcPr>
-            <w:tcW w:w="2469" w:type="dxa"/>
+            <w:tcW w:w="3135" w:type="dxa"/>
+          </w:tcPr>
+          <w:p>
+            <w:pPr>
+              <w:pStyle w:val="Compact"/>
+            </w:pPr>
+          </w:p>
+        </w:tc>
+      </w:tr>
+      <w:tr>
+        <w:tc>
+          <w:tcPr>
+            <w:tcW w:w="2468" w:type="dxa"/>
           </w:tcPr>
           <w:p>
             <w:pPr>
@@ -8992,7 +8992,7 @@
         </w:tc>
         <w:tc>
           <w:tcPr>
-            <w:tcW w:w="2310" w:type="dxa"/>
+            <w:tcW w:w="2309" w:type="dxa"/>
           </w:tcPr>
           <w:p>
             <w:pPr>
@@ -9009,19 +9009,19 @@
         </w:tc>
         <w:tc>
           <w:tcPr>
-            <w:tcW w:w="3136" w:type="dxa"/>
-          </w:tcPr>
-          <w:p>
-            <w:pPr>
-              <w:pStyle w:val="Compact"/>
-            </w:pPr>
-          </w:p>
-        </w:tc>
-      </w:tr>
-      <w:tr>
-        <w:tc>
-          <w:tcPr>
-            <w:tcW w:w="2469" w:type="dxa"/>
+            <w:tcW w:w="3135" w:type="dxa"/>
+          </w:tcPr>
+          <w:p>
+            <w:pPr>
+              <w:pStyle w:val="Compact"/>
+            </w:pPr>
+          </w:p>
+        </w:tc>
+      </w:tr>
+      <w:tr>
+        <w:tc>
+          <w:tcPr>
+            <w:tcW w:w="2468" w:type="dxa"/>
           </w:tcPr>
           <w:p>
             <w:pPr>
@@ -9038,7 +9038,7 @@
         </w:tc>
         <w:tc>
           <w:tcPr>
-            <w:tcW w:w="2310" w:type="dxa"/>
+            <w:tcW w:w="2309" w:type="dxa"/>
           </w:tcPr>
           <w:p>
             <w:pPr>
@@ -9055,7 +9055,7 @@
         </w:tc>
         <w:tc>
           <w:tcPr>
-            <w:tcW w:w="3136" w:type="dxa"/>
+            <w:tcW w:w="3135" w:type="dxa"/>
           </w:tcPr>
           <w:p>
             <w:pPr>
@@ -9128,9 +9128,9 @@
         </w:tblBorders>
       </w:tblPr>
       <w:tblGrid>
-        <w:gridCol w:w="2092"/>
-        <w:gridCol w:w="2577"/>
-        <w:gridCol w:w="3246"/>
+        <w:gridCol w:w="2091"/>
+        <w:gridCol w:w="2576"/>
+        <w:gridCol w:w="3245"/>
       </w:tblGrid>
       <w:tr>
         <w:trPr>
@@ -9138,7 +9138,7 @@
         </w:trPr>
         <w:tc>
           <w:tcPr>
-            <w:tcW w:w="2092" w:type="dxa"/>
+            <w:tcW w:w="2091" w:type="dxa"/>
             <w:shd w:val="clear" w:color="auto" w:fill="D9E2F3"/>
           </w:tcPr>
           <w:p>
@@ -9157,7 +9157,7 @@
         </w:tc>
         <w:tc>
           <w:tcPr>
-            <w:tcW w:w="2577" w:type="dxa"/>
+            <w:tcW w:w="2576" w:type="dxa"/>
             <w:shd w:val="clear" w:color="auto" w:fill="D9E2F3"/>
           </w:tcPr>
           <w:p>
@@ -9176,7 +9176,7 @@
         </w:tc>
         <w:tc>
           <w:tcPr>
-            <w:tcW w:w="3246" w:type="dxa"/>
+            <w:tcW w:w="3245" w:type="dxa"/>
             <w:shd w:val="clear" w:color="auto" w:fill="D9E2F3"/>
           </w:tcPr>
           <w:p>
@@ -9197,7 +9197,7 @@
       <w:tr>
         <w:tc>
           <w:tcPr>
-            <w:tcW w:w="2092" w:type="dxa"/>
+            <w:tcW w:w="2091" w:type="dxa"/>
           </w:tcPr>
           <w:p>
             <w:pPr>
@@ -9214,7 +9214,7 @@
         </w:tc>
         <w:tc>
           <w:tcPr>
-            <w:tcW w:w="2577" w:type="dxa"/>
+            <w:tcW w:w="2576" w:type="dxa"/>
           </w:tcPr>
           <w:p>
             <w:pPr>
@@ -9231,7 +9231,7 @@
         </w:tc>
         <w:tc>
           <w:tcPr>
-            <w:tcW w:w="3246" w:type="dxa"/>
+            <w:tcW w:w="3245" w:type="dxa"/>
           </w:tcPr>
           <w:p>
             <w:pPr>
@@ -9250,7 +9250,7 @@
       <w:tr>
         <w:tc>
           <w:tcPr>
-            <w:tcW w:w="2092" w:type="dxa"/>
+            <w:tcW w:w="2091" w:type="dxa"/>
           </w:tcPr>
           <w:p>
             <w:pPr>
@@ -9267,7 +9267,7 @@
         </w:tc>
         <w:tc>
           <w:tcPr>
-            <w:tcW w:w="2577" w:type="dxa"/>
+            <w:tcW w:w="2576" w:type="dxa"/>
           </w:tcPr>
           <w:p>
             <w:pPr>
@@ -9284,7 +9284,7 @@
         </w:tc>
         <w:tc>
           <w:tcPr>
-            <w:tcW w:w="3246" w:type="dxa"/>
+            <w:tcW w:w="3245" w:type="dxa"/>
           </w:tcPr>
           <w:p>
             <w:pPr>
@@ -9303,7 +9303,7 @@
       <w:tr>
         <w:tc>
           <w:tcPr>
-            <w:tcW w:w="2092" w:type="dxa"/>
+            <w:tcW w:w="2091" w:type="dxa"/>
           </w:tcPr>
           <w:p>
             <w:pPr>
@@ -9320,7 +9320,7 @@
         </w:tc>
         <w:tc>
           <w:tcPr>
-            <w:tcW w:w="2577" w:type="dxa"/>
+            <w:tcW w:w="2576" w:type="dxa"/>
           </w:tcPr>
           <w:p>
             <w:pPr>
@@ -9337,7 +9337,7 @@
         </w:tc>
         <w:tc>
           <w:tcPr>
-            <w:tcW w:w="3246" w:type="dxa"/>
+            <w:tcW w:w="3245" w:type="dxa"/>
           </w:tcPr>
           <w:p>
             <w:pPr>
@@ -9356,7 +9356,7 @@
       <w:tr>
         <w:tc>
           <w:tcPr>
-            <w:tcW w:w="2092" w:type="dxa"/>
+            <w:tcW w:w="2091" w:type="dxa"/>
           </w:tcPr>
           <w:p>
             <w:pPr>
@@ -9373,7 +9373,7 @@
         </w:tc>
         <w:tc>
           <w:tcPr>
-            <w:tcW w:w="2577" w:type="dxa"/>
+            <w:tcW w:w="2576" w:type="dxa"/>
           </w:tcPr>
           <w:p>
             <w:pPr>
@@ -9390,7 +9390,7 @@
         </w:tc>
         <w:tc>
           <w:tcPr>
-            <w:tcW w:w="3246" w:type="dxa"/>
+            <w:tcW w:w="3245" w:type="dxa"/>
           </w:tcPr>
           <w:p>
             <w:pPr>
@@ -9409,7 +9409,7 @@
       <w:tr>
         <w:tc>
           <w:tcPr>
-            <w:tcW w:w="2092" w:type="dxa"/>
+            <w:tcW w:w="2091" w:type="dxa"/>
           </w:tcPr>
           <w:p>
             <w:pPr>
@@ -9426,7 +9426,7 @@
         </w:tc>
         <w:tc>
           <w:tcPr>
-            <w:tcW w:w="2577" w:type="dxa"/>
+            <w:tcW w:w="2576" w:type="dxa"/>
           </w:tcPr>
           <w:p>
             <w:pPr>
@@ -9443,7 +9443,7 @@
         </w:tc>
         <w:tc>
           <w:tcPr>
-            <w:tcW w:w="3246" w:type="dxa"/>
+            <w:tcW w:w="3245" w:type="dxa"/>
           </w:tcPr>
           <w:p>
             <w:pPr>
@@ -9462,7 +9462,7 @@
       <w:tr>
         <w:tc>
           <w:tcPr>
-            <w:tcW w:w="2092" w:type="dxa"/>
+            <w:tcW w:w="2091" w:type="dxa"/>
           </w:tcPr>
           <w:p>
             <w:pPr>
@@ -9479,7 +9479,7 @@
         </w:tc>
         <w:tc>
           <w:tcPr>
-            <w:tcW w:w="2577" w:type="dxa"/>
+            <w:tcW w:w="2576" w:type="dxa"/>
           </w:tcPr>
           <w:p>
             <w:pPr>
@@ -9496,7 +9496,7 @@
         </w:tc>
         <w:tc>
           <w:tcPr>
-            <w:tcW w:w="3246" w:type="dxa"/>
+            <w:tcW w:w="3245" w:type="dxa"/>
           </w:tcPr>
           <w:p>
             <w:pPr>
@@ -9515,7 +9515,7 @@
       <w:tr>
         <w:tc>
           <w:tcPr>
-            <w:tcW w:w="2092" w:type="dxa"/>
+            <w:tcW w:w="2091" w:type="dxa"/>
           </w:tcPr>
           <w:p>
             <w:pPr>
@@ -9532,7 +9532,7 @@
         </w:tc>
         <w:tc>
           <w:tcPr>
-            <w:tcW w:w="2577" w:type="dxa"/>
+            <w:tcW w:w="2576" w:type="dxa"/>
           </w:tcPr>
           <w:p>
             <w:pPr>
@@ -9549,7 +9549,7 @@
         </w:tc>
         <w:tc>
           <w:tcPr>
-            <w:tcW w:w="3246" w:type="dxa"/>
+            <w:tcW w:w="3245" w:type="dxa"/>
           </w:tcPr>
           <w:p>
             <w:pPr>
@@ -9568,7 +9568,7 @@
       <w:tr>
         <w:tc>
           <w:tcPr>
-            <w:tcW w:w="2092" w:type="dxa"/>
+            <w:tcW w:w="2091" w:type="dxa"/>
           </w:tcPr>
           <w:p>
             <w:pPr>
@@ -9585,7 +9585,7 @@
         </w:tc>
         <w:tc>
           <w:tcPr>
-            <w:tcW w:w="2577" w:type="dxa"/>
+            <w:tcW w:w="2576" w:type="dxa"/>
           </w:tcPr>
           <w:p>
             <w:pPr>
@@ -9602,7 +9602,7 @@
         </w:tc>
         <w:tc>
           <w:tcPr>
-            <w:tcW w:w="3246" w:type="dxa"/>
+            <w:tcW w:w="3245" w:type="dxa"/>
           </w:tcPr>
           <w:p>
             <w:pPr>
@@ -9621,7 +9621,7 @@
       <w:tr>
         <w:tc>
           <w:tcPr>
-            <w:tcW w:w="2092" w:type="dxa"/>
+            <w:tcW w:w="2091" w:type="dxa"/>
           </w:tcPr>
           <w:p>
             <w:pPr>
@@ -9638,7 +9638,7 @@
         </w:tc>
         <w:tc>
           <w:tcPr>
-            <w:tcW w:w="2577" w:type="dxa"/>
+            <w:tcW w:w="2576" w:type="dxa"/>
           </w:tcPr>
           <w:p>
             <w:pPr>
@@ -9655,7 +9655,7 @@
         </w:tc>
         <w:tc>
           <w:tcPr>
-            <w:tcW w:w="3246" w:type="dxa"/>
+            <w:tcW w:w="3245" w:type="dxa"/>
           </w:tcPr>
           <w:p>
             <w:pPr>
@@ -9674,7 +9674,7 @@
       <w:tr>
         <w:tc>
           <w:tcPr>
-            <w:tcW w:w="2092" w:type="dxa"/>
+            <w:tcW w:w="2091" w:type="dxa"/>
           </w:tcPr>
           <w:p>
             <w:pPr>
@@ -9691,7 +9691,7 @@
         </w:tc>
         <w:tc>
           <w:tcPr>
-            <w:tcW w:w="2577" w:type="dxa"/>
+            <w:tcW w:w="2576" w:type="dxa"/>
           </w:tcPr>
           <w:p>
             <w:pPr>
@@ -9708,7 +9708,7 @@
         </w:tc>
         <w:tc>
           <w:tcPr>
-            <w:tcW w:w="3246" w:type="dxa"/>
+            <w:tcW w:w="3245" w:type="dxa"/>
           </w:tcPr>
           <w:p>
             <w:pPr>
@@ -9727,7 +9727,7 @@
       <w:tr>
         <w:tc>
           <w:tcPr>
-            <w:tcW w:w="2092" w:type="dxa"/>
+            <w:tcW w:w="2091" w:type="dxa"/>
           </w:tcPr>
           <w:p>
             <w:pPr>
@@ -9744,7 +9744,7 @@
         </w:tc>
         <w:tc>
           <w:tcPr>
-            <w:tcW w:w="2577" w:type="dxa"/>
+            <w:tcW w:w="2576" w:type="dxa"/>
           </w:tcPr>
           <w:p>
             <w:pPr>
@@ -9761,7 +9761,7 @@
         </w:tc>
         <w:tc>
           <w:tcPr>
-            <w:tcW w:w="3246" w:type="dxa"/>
+            <w:tcW w:w="3245" w:type="dxa"/>
           </w:tcPr>
           <w:p>
             <w:pPr>
@@ -9780,7 +9780,7 @@
       <w:tr>
         <w:tc>
           <w:tcPr>
-            <w:tcW w:w="2092" w:type="dxa"/>
+            <w:tcW w:w="2091" w:type="dxa"/>
           </w:tcPr>
           <w:p>
             <w:pPr>
@@ -9797,7 +9797,7 @@
         </w:tc>
         <w:tc>
           <w:tcPr>
-            <w:tcW w:w="2577" w:type="dxa"/>
+            <w:tcW w:w="2576" w:type="dxa"/>
           </w:tcPr>
           <w:p>
             <w:pPr>
@@ -9814,7 +9814,7 @@
         </w:tc>
         <w:tc>
           <w:tcPr>
-            <w:tcW w:w="3246" w:type="dxa"/>
+            <w:tcW w:w="3245" w:type="dxa"/>
           </w:tcPr>
           <w:p>
             <w:pPr>
@@ -9833,7 +9833,7 @@
       <w:tr>
         <w:tc>
           <w:tcPr>
-            <w:tcW w:w="2092" w:type="dxa"/>
+            <w:tcW w:w="2091" w:type="dxa"/>
           </w:tcPr>
           <w:p>
             <w:pPr>
@@ -9850,7 +9850,7 @@
         </w:tc>
         <w:tc>
           <w:tcPr>
-            <w:tcW w:w="2577" w:type="dxa"/>
+            <w:tcW w:w="2576" w:type="dxa"/>
           </w:tcPr>
           <w:p>
             <w:pPr>
@@ -9867,7 +9867,7 @@
         </w:tc>
         <w:tc>
           <w:tcPr>
-            <w:tcW w:w="3246" w:type="dxa"/>
+            <w:tcW w:w="3245" w:type="dxa"/>
           </w:tcPr>
           <w:p>
             <w:pPr>
@@ -9886,7 +9886,7 @@
       <w:tr>
         <w:tc>
           <w:tcPr>
-            <w:tcW w:w="2092" w:type="dxa"/>
+            <w:tcW w:w="2091" w:type="dxa"/>
           </w:tcPr>
           <w:p>
             <w:pPr>
@@ -9903,7 +9903,7 @@
         </w:tc>
         <w:tc>
           <w:tcPr>
-            <w:tcW w:w="2577" w:type="dxa"/>
+            <w:tcW w:w="2576" w:type="dxa"/>
           </w:tcPr>
           <w:p>
             <w:pPr>
@@ -9920,7 +9920,7 @@
         </w:tc>
         <w:tc>
           <w:tcPr>
-            <w:tcW w:w="3246" w:type="dxa"/>
+            <w:tcW w:w="3245" w:type="dxa"/>
           </w:tcPr>
           <w:p>
             <w:pPr>
@@ -9939,7 +9939,7 @@
       <w:tr>
         <w:tc>
           <w:tcPr>
-            <w:tcW w:w="2092" w:type="dxa"/>
+            <w:tcW w:w="2091" w:type="dxa"/>
           </w:tcPr>
           <w:p>
             <w:pPr>
@@ -9956,7 +9956,7 @@
         </w:tc>
         <w:tc>
           <w:tcPr>
-            <w:tcW w:w="2577" w:type="dxa"/>
+            <w:tcW w:w="2576" w:type="dxa"/>
           </w:tcPr>
           <w:p>
             <w:pPr>
@@ -9973,7 +9973,7 @@
         </w:tc>
         <w:tc>
           <w:tcPr>
-            <w:tcW w:w="3246" w:type="dxa"/>
+            <w:tcW w:w="3245" w:type="dxa"/>
           </w:tcPr>
           <w:p>
             <w:pPr>
@@ -9992,7 +9992,7 @@
       <w:tr>
         <w:tc>
           <w:tcPr>
-            <w:tcW w:w="2092" w:type="dxa"/>
+            <w:tcW w:w="2091" w:type="dxa"/>
           </w:tcPr>
           <w:p>
             <w:pPr>
@@ -10009,7 +10009,7 @@
         </w:tc>
         <w:tc>
           <w:tcPr>
-            <w:tcW w:w="2577" w:type="dxa"/>
+            <w:tcW w:w="2576" w:type="dxa"/>
           </w:tcPr>
           <w:p>
             <w:pPr>
@@ -10026,7 +10026,7 @@
         </w:tc>
         <w:tc>
           <w:tcPr>
-            <w:tcW w:w="3246" w:type="dxa"/>
+            <w:tcW w:w="3245" w:type="dxa"/>
           </w:tcPr>
           <w:p>
             <w:pPr>
@@ -10045,7 +10045,7 @@
       <w:tr>
         <w:tc>
           <w:tcPr>
-            <w:tcW w:w="2092" w:type="dxa"/>
+            <w:tcW w:w="2091" w:type="dxa"/>
           </w:tcPr>
           <w:p>
             <w:pPr>
@@ -10062,7 +10062,7 @@
         </w:tc>
         <w:tc>
           <w:tcPr>
-            <w:tcW w:w="2577" w:type="dxa"/>
+            <w:tcW w:w="2576" w:type="dxa"/>
           </w:tcPr>
           <w:p>
             <w:pPr>
@@ -10079,7 +10079,7 @@
         </w:tc>
         <w:tc>
           <w:tcPr>
-            <w:tcW w:w="3246" w:type="dxa"/>
+            <w:tcW w:w="3245" w:type="dxa"/>
           </w:tcPr>
           <w:p>
             <w:pPr>
@@ -10098,7 +10098,7 @@
       <w:tr>
         <w:tc>
           <w:tcPr>
-            <w:tcW w:w="2092" w:type="dxa"/>
+            <w:tcW w:w="2091" w:type="dxa"/>
           </w:tcPr>
           <w:p>
             <w:pPr>
@@ -10115,7 +10115,7 @@
         </w:tc>
         <w:tc>
           <w:tcPr>
-            <w:tcW w:w="2577" w:type="dxa"/>
+            <w:tcW w:w="2576" w:type="dxa"/>
           </w:tcPr>
           <w:p>
             <w:pPr>
@@ -10132,7 +10132,7 @@
         </w:tc>
         <w:tc>
           <w:tcPr>
-            <w:tcW w:w="3246" w:type="dxa"/>
+            <w:tcW w:w="3245" w:type="dxa"/>
           </w:tcPr>
           <w:p>
             <w:pPr>
@@ -10151,7 +10151,7 @@
       <w:tr>
         <w:tc>
           <w:tcPr>
-            <w:tcW w:w="2092" w:type="dxa"/>
+            <w:tcW w:w="2091" w:type="dxa"/>
           </w:tcPr>
           <w:p>
             <w:pPr>
@@ -10168,7 +10168,7 @@
         </w:tc>
         <w:tc>
           <w:tcPr>
-            <w:tcW w:w="2577" w:type="dxa"/>
+            <w:tcW w:w="2576" w:type="dxa"/>
           </w:tcPr>
           <w:p>
             <w:pPr>
@@ -10185,7 +10185,7 @@
         </w:tc>
         <w:tc>
           <w:tcPr>
-            <w:tcW w:w="3246" w:type="dxa"/>
+            <w:tcW w:w="3245" w:type="dxa"/>
           </w:tcPr>
           <w:p>
             <w:pPr>
@@ -10204,7 +10204,7 @@
       <w:tr>
         <w:tc>
           <w:tcPr>
-            <w:tcW w:w="2092" w:type="dxa"/>
+            <w:tcW w:w="2091" w:type="dxa"/>
           </w:tcPr>
           <w:p>
             <w:pPr>
@@ -10221,7 +10221,7 @@
         </w:tc>
         <w:tc>
           <w:tcPr>
-            <w:tcW w:w="2577" w:type="dxa"/>
+            <w:tcW w:w="2576" w:type="dxa"/>
           </w:tcPr>
           <w:p>
             <w:pPr>
@@ -10238,7 +10238,7 @@
         </w:tc>
         <w:tc>
           <w:tcPr>
-            <w:tcW w:w="3246" w:type="dxa"/>
+            <w:tcW w:w="3245" w:type="dxa"/>
           </w:tcPr>
           <w:p>
             <w:pPr>
@@ -10257,7 +10257,7 @@
       <w:tr>
         <w:tc>
           <w:tcPr>
-            <w:tcW w:w="2092" w:type="dxa"/>
+            <w:tcW w:w="2091" w:type="dxa"/>
           </w:tcPr>
           <w:p>
             <w:pPr>
@@ -10274,7 +10274,7 @@
         </w:tc>
         <w:tc>
           <w:tcPr>
-            <w:tcW w:w="2577" w:type="dxa"/>
+            <w:tcW w:w="2576" w:type="dxa"/>
           </w:tcPr>
           <w:p>
             <w:pPr>
@@ -10291,7 +10291,7 @@
         </w:tc>
         <w:tc>
           <w:tcPr>
-            <w:tcW w:w="3246" w:type="dxa"/>
+            <w:tcW w:w="3245" w:type="dxa"/>
           </w:tcPr>
           <w:p>
             <w:pPr>
@@ -10310,7 +10310,7 @@
       <w:tr>
         <w:tc>
           <w:tcPr>
-            <w:tcW w:w="2092" w:type="dxa"/>
+            <w:tcW w:w="2091" w:type="dxa"/>
           </w:tcPr>
           <w:p>
             <w:pPr>
@@ -10327,7 +10327,7 @@
         </w:tc>
         <w:tc>
           <w:tcPr>
-            <w:tcW w:w="2577" w:type="dxa"/>
+            <w:tcW w:w="2576" w:type="dxa"/>
           </w:tcPr>
           <w:p>
             <w:pPr>
@@ -10344,7 +10344,7 @@
         </w:tc>
         <w:tc>
           <w:tcPr>
-            <w:tcW w:w="3246" w:type="dxa"/>
+            <w:tcW w:w="3245" w:type="dxa"/>
           </w:tcPr>
           <w:p>
             <w:pPr>
@@ -10363,7 +10363,7 @@
       <w:tr>
         <w:tc>
           <w:tcPr>
-            <w:tcW w:w="2092" w:type="dxa"/>
+            <w:tcW w:w="2091" w:type="dxa"/>
           </w:tcPr>
           <w:p>
             <w:pPr>
@@ -10380,7 +10380,7 @@
         </w:tc>
         <w:tc>
           <w:tcPr>
-            <w:tcW w:w="2577" w:type="dxa"/>
+            <w:tcW w:w="2576" w:type="dxa"/>
           </w:tcPr>
           <w:p>
             <w:pPr>
@@ -10397,7 +10397,7 @@
         </w:tc>
         <w:tc>
           <w:tcPr>
-            <w:tcW w:w="3246" w:type="dxa"/>
+            <w:tcW w:w="3245" w:type="dxa"/>
           </w:tcPr>
           <w:p>
             <w:pPr>
@@ -10416,7 +10416,7 @@
       <w:tr>
         <w:tc>
           <w:tcPr>
-            <w:tcW w:w="2092" w:type="dxa"/>
+            <w:tcW w:w="2091" w:type="dxa"/>
           </w:tcPr>
           <w:p>
             <w:pPr>
@@ -10433,7 +10433,7 @@
         </w:tc>
         <w:tc>
           <w:tcPr>
-            <w:tcW w:w="2577" w:type="dxa"/>
+            <w:tcW w:w="2576" w:type="dxa"/>
           </w:tcPr>
           <w:p>
             <w:pPr>
@@ -10450,7 +10450,7 @@
         </w:tc>
         <w:tc>
           <w:tcPr>
-            <w:tcW w:w="3246" w:type="dxa"/>
+            <w:tcW w:w="3245" w:type="dxa"/>
           </w:tcPr>
           <w:p>
             <w:pPr>
@@ -10469,7 +10469,7 @@
       <w:tr>
         <w:tc>
           <w:tcPr>
-            <w:tcW w:w="2092" w:type="dxa"/>
+            <w:tcW w:w="2091" w:type="dxa"/>
           </w:tcPr>
           <w:p>
             <w:pPr>
@@ -10486,7 +10486,7 @@
         </w:tc>
         <w:tc>
           <w:tcPr>
-            <w:tcW w:w="2577" w:type="dxa"/>
+            <w:tcW w:w="2576" w:type="dxa"/>
           </w:tcPr>
           <w:p>
             <w:pPr>
@@ -10503,7 +10503,7 @@
         </w:tc>
         <w:tc>
           <w:tcPr>
-            <w:tcW w:w="3246" w:type="dxa"/>
+            <w:tcW w:w="3245" w:type="dxa"/>
           </w:tcPr>
           <w:p>
             <w:pPr>
@@ -10522,7 +10522,7 @@
       <w:tr>
         <w:tc>
           <w:tcPr>
-            <w:tcW w:w="2092" w:type="dxa"/>
+            <w:tcW w:w="2091" w:type="dxa"/>
           </w:tcPr>
           <w:p>
             <w:pPr>
@@ -10539,7 +10539,7 @@
         </w:tc>
         <w:tc>
           <w:tcPr>
-            <w:tcW w:w="2577" w:type="dxa"/>
+            <w:tcW w:w="2576" w:type="dxa"/>
           </w:tcPr>
           <w:p>
             <w:pPr>
@@ -10556,7 +10556,7 @@
         </w:tc>
         <w:tc>
           <w:tcPr>
-            <w:tcW w:w="3246" w:type="dxa"/>
+            <w:tcW w:w="3245" w:type="dxa"/>
           </w:tcPr>
           <w:p>
             <w:pPr>
@@ -10829,9 +10829,9 @@
         </w:tblBorders>
       </w:tblPr>
       <w:tblGrid>
-        <w:gridCol w:w="2783"/>
-        <w:gridCol w:w="3488"/>
-        <w:gridCol w:w="1645"/>
+        <w:gridCol w:w="2782"/>
+        <w:gridCol w:w="3487"/>
+        <w:gridCol w:w="1644"/>
       </w:tblGrid>
       <w:tr>
         <w:trPr>
@@ -10839,7 +10839,7 @@
         </w:trPr>
         <w:tc>
           <w:tcPr>
-            <w:tcW w:w="2783" w:type="dxa"/>
+            <w:tcW w:w="2782" w:type="dxa"/>
             <w:shd w:val="clear" w:color="auto" w:fill="D9E2F3"/>
           </w:tcPr>
           <w:p>
@@ -10858,7 +10858,7 @@
         </w:tc>
         <w:tc>
           <w:tcPr>
-            <w:tcW w:w="3488" w:type="dxa"/>
+            <w:tcW w:w="3487" w:type="dxa"/>
             <w:shd w:val="clear" w:color="auto" w:fill="D9E2F3"/>
           </w:tcPr>
           <w:p>
@@ -10877,7 +10877,7 @@
         </w:tc>
         <w:tc>
           <w:tcPr>
-            <w:tcW w:w="1645" w:type="dxa"/>
+            <w:tcW w:w="1644" w:type="dxa"/>
             <w:shd w:val="clear" w:color="auto" w:fill="D9E2F3"/>
           </w:tcPr>
           <w:p>
@@ -10898,7 +10898,7 @@
       <w:tr>
         <w:tc>
           <w:tcPr>
-            <w:tcW w:w="2783" w:type="dxa"/>
+            <w:tcW w:w="2782" w:type="dxa"/>
           </w:tcPr>
           <w:p>
             <w:pPr>
@@ -10915,7 +10915,7 @@
         </w:tc>
         <w:tc>
           <w:tcPr>
-            <w:tcW w:w="3488" w:type="dxa"/>
+            <w:tcW w:w="3487" w:type="dxa"/>
           </w:tcPr>
           <w:p>
             <w:pPr>
@@ -10957,7 +10957,7 @@
         </w:tc>
         <w:tc>
           <w:tcPr>
-            <w:tcW w:w="1645" w:type="dxa"/>
+            <w:tcW w:w="1644" w:type="dxa"/>
           </w:tcPr>
           <w:p>
             <w:pPr>
@@ -10976,7 +10976,7 @@
       <w:tr>
         <w:tc>
           <w:tcPr>
-            <w:tcW w:w="2783" w:type="dxa"/>
+            <w:tcW w:w="2782" w:type="dxa"/>
           </w:tcPr>
           <w:p>
             <w:pPr>
@@ -10993,7 +10993,7 @@
         </w:tc>
         <w:tc>
           <w:tcPr>
-            <w:tcW w:w="3488" w:type="dxa"/>
+            <w:tcW w:w="3487" w:type="dxa"/>
           </w:tcPr>
           <w:p>
             <w:pPr>
@@ -11010,7 +11010,7 @@
         </w:tc>
         <w:tc>
           <w:tcPr>
-            <w:tcW w:w="1645" w:type="dxa"/>
+            <w:tcW w:w="1644" w:type="dxa"/>
           </w:tcPr>
           <w:p>
             <w:pPr>
@@ -11029,7 +11029,7 @@
       <w:tr>
         <w:tc>
           <w:tcPr>
-            <w:tcW w:w="2783" w:type="dxa"/>
+            <w:tcW w:w="2782" w:type="dxa"/>
           </w:tcPr>
           <w:p>
             <w:pPr>
@@ -11046,7 +11046,7 @@
         </w:tc>
         <w:tc>
           <w:tcPr>
-            <w:tcW w:w="3488" w:type="dxa"/>
+            <w:tcW w:w="3487" w:type="dxa"/>
           </w:tcPr>
           <w:p>
             <w:pPr>
@@ -11063,7 +11063,7 @@
         </w:tc>
         <w:tc>
           <w:tcPr>
-            <w:tcW w:w="1645" w:type="dxa"/>
+            <w:tcW w:w="1644" w:type="dxa"/>
           </w:tcPr>
           <w:p>
             <w:pPr>
@@ -11082,7 +11082,7 @@
       <w:tr>
         <w:tc>
           <w:tcPr>
-            <w:tcW w:w="2783" w:type="dxa"/>
+            <w:tcW w:w="2782" w:type="dxa"/>
           </w:tcPr>
           <w:p>
             <w:pPr>
@@ -11099,7 +11099,7 @@
         </w:tc>
         <w:tc>
           <w:tcPr>
-            <w:tcW w:w="3488" w:type="dxa"/>
+            <w:tcW w:w="3487" w:type="dxa"/>
           </w:tcPr>
           <w:p>
             <w:pPr>
@@ -11116,7 +11116,7 @@
         </w:tc>
         <w:tc>
           <w:tcPr>
-            <w:tcW w:w="1645" w:type="dxa"/>
+            <w:tcW w:w="1644" w:type="dxa"/>
           </w:tcPr>
           <w:p>
             <w:pPr>
@@ -11135,7 +11135,7 @@
       <w:tr>
         <w:tc>
           <w:tcPr>
-            <w:tcW w:w="2783" w:type="dxa"/>
+            <w:tcW w:w="2782" w:type="dxa"/>
           </w:tcPr>
           <w:p>
             <w:pPr>
@@ -11152,7 +11152,7 @@
         </w:tc>
         <w:tc>
           <w:tcPr>
-            <w:tcW w:w="3488" w:type="dxa"/>
+            <w:tcW w:w="3487" w:type="dxa"/>
           </w:tcPr>
           <w:p>
             <w:pPr>
@@ -11169,7 +11169,7 @@
         </w:tc>
         <w:tc>
           <w:tcPr>
-            <w:tcW w:w="1645" w:type="dxa"/>
+            <w:tcW w:w="1644" w:type="dxa"/>
           </w:tcPr>
           <w:p>
             <w:pPr>
@@ -11188,7 +11188,7 @@
       <w:tr>
         <w:tc>
           <w:tcPr>
-            <w:tcW w:w="2783" w:type="dxa"/>
+            <w:tcW w:w="2782" w:type="dxa"/>
           </w:tcPr>
           <w:p>
             <w:pPr>
@@ -11205,7 +11205,7 @@
         </w:tc>
         <w:tc>
           <w:tcPr>
-            <w:tcW w:w="3488" w:type="dxa"/>
+            <w:tcW w:w="3487" w:type="dxa"/>
           </w:tcPr>
           <w:p>
             <w:pPr>
@@ -11222,7 +11222,7 @@
         </w:tc>
         <w:tc>
           <w:tcPr>
-            <w:tcW w:w="1645" w:type="dxa"/>
+            <w:tcW w:w="1644" w:type="dxa"/>
           </w:tcPr>
           <w:p>
             <w:pPr>
@@ -11241,7 +11241,7 @@
       <w:tr>
         <w:tc>
           <w:tcPr>
-            <w:tcW w:w="2783" w:type="dxa"/>
+            <w:tcW w:w="2782" w:type="dxa"/>
           </w:tcPr>
           <w:p>
             <w:pPr>
@@ -11258,7 +11258,7 @@
         </w:tc>
         <w:tc>
           <w:tcPr>
-            <w:tcW w:w="3488" w:type="dxa"/>
+            <w:tcW w:w="3487" w:type="dxa"/>
           </w:tcPr>
           <w:p>
             <w:pPr>
@@ -11275,7 +11275,7 @@
         </w:tc>
         <w:tc>
           <w:tcPr>
-            <w:tcW w:w="1645" w:type="dxa"/>
+            <w:tcW w:w="1644" w:type="dxa"/>
           </w:tcPr>
           <w:p>
             <w:pPr>
@@ -11294,7 +11294,7 @@
       <w:tr>
         <w:tc>
           <w:tcPr>
-            <w:tcW w:w="2783" w:type="dxa"/>
+            <w:tcW w:w="2782" w:type="dxa"/>
           </w:tcPr>
           <w:p>
             <w:pPr>
@@ -11311,7 +11311,7 @@
         </w:tc>
         <w:tc>
           <w:tcPr>
-            <w:tcW w:w="3488" w:type="dxa"/>
+            <w:tcW w:w="3487" w:type="dxa"/>
           </w:tcPr>
           <w:p>
             <w:pPr>
@@ -11328,7 +11328,7 @@
         </w:tc>
         <w:tc>
           <w:tcPr>
-            <w:tcW w:w="1645" w:type="dxa"/>
+            <w:tcW w:w="1644" w:type="dxa"/>
           </w:tcPr>
           <w:p>
             <w:pPr>
@@ -11347,7 +11347,7 @@
       <w:tr>
         <w:tc>
           <w:tcPr>
-            <w:tcW w:w="2783" w:type="dxa"/>
+            <w:tcW w:w="2782" w:type="dxa"/>
           </w:tcPr>
           <w:p>
             <w:pPr>
@@ -11364,7 +11364,7 @@
         </w:tc>
         <w:tc>
           <w:tcPr>
-            <w:tcW w:w="3488" w:type="dxa"/>
+            <w:tcW w:w="3487" w:type="dxa"/>
           </w:tcPr>
           <w:p>
             <w:pPr>
@@ -11381,7 +11381,7 @@
         </w:tc>
         <w:tc>
           <w:tcPr>
-            <w:tcW w:w="1645" w:type="dxa"/>
+            <w:tcW w:w="1644" w:type="dxa"/>
           </w:tcPr>
           <w:p>
             <w:pPr>
@@ -11400,7 +11400,7 @@
       <w:tr>
         <w:tc>
           <w:tcPr>
-            <w:tcW w:w="2783" w:type="dxa"/>
+            <w:tcW w:w="2782" w:type="dxa"/>
           </w:tcPr>
           <w:p>
             <w:pPr>
@@ -11417,7 +11417,7 @@
         </w:tc>
         <w:tc>
           <w:tcPr>
-            <w:tcW w:w="3488" w:type="dxa"/>
+            <w:tcW w:w="3487" w:type="dxa"/>
           </w:tcPr>
           <w:p>
             <w:pPr>
@@ -11434,7 +11434,7 @@
         </w:tc>
         <w:tc>
           <w:tcPr>
-            <w:tcW w:w="1645" w:type="dxa"/>
+            <w:tcW w:w="1644" w:type="dxa"/>
           </w:tcPr>
           <w:p>
             <w:pPr>
@@ -11453,7 +11453,7 @@
       <w:tr>
         <w:tc>
           <w:tcPr>
-            <w:tcW w:w="2783" w:type="dxa"/>
+            <w:tcW w:w="2782" w:type="dxa"/>
           </w:tcPr>
           <w:p>
             <w:pPr>
@@ -11470,7 +11470,7 @@
         </w:tc>
         <w:tc>
           <w:tcPr>
-            <w:tcW w:w="3488" w:type="dxa"/>
+            <w:tcW w:w="3487" w:type="dxa"/>
           </w:tcPr>
           <w:p>
             <w:pPr>
@@ -11487,7 +11487,7 @@
         </w:tc>
         <w:tc>
           <w:tcPr>
-            <w:tcW w:w="1645" w:type="dxa"/>
+            <w:tcW w:w="1644" w:type="dxa"/>
           </w:tcPr>
           <w:p>
             <w:pPr>
@@ -11506,7 +11506,7 @@
       <w:tr>
         <w:tc>
           <w:tcPr>
-            <w:tcW w:w="2783" w:type="dxa"/>
+            <w:tcW w:w="2782" w:type="dxa"/>
           </w:tcPr>
           <w:p>
             <w:pPr>
@@ -11523,7 +11523,7 @@
         </w:tc>
         <w:tc>
           <w:tcPr>
-            <w:tcW w:w="3488" w:type="dxa"/>
+            <w:tcW w:w="3487" w:type="dxa"/>
           </w:tcPr>
           <w:p>
             <w:pPr>
@@ -11540,7 +11540,7 @@
         </w:tc>
         <w:tc>
           <w:tcPr>
-            <w:tcW w:w="1645" w:type="dxa"/>
+            <w:tcW w:w="1644" w:type="dxa"/>
           </w:tcPr>
           <w:p>
             <w:pPr>
@@ -11559,7 +11559,7 @@
       <w:tr>
         <w:tc>
           <w:tcPr>
-            <w:tcW w:w="2783" w:type="dxa"/>
+            <w:tcW w:w="2782" w:type="dxa"/>
           </w:tcPr>
           <w:p>
             <w:pPr>
@@ -11576,7 +11576,7 @@
         </w:tc>
         <w:tc>
           <w:tcPr>
-            <w:tcW w:w="3488" w:type="dxa"/>
+            <w:tcW w:w="3487" w:type="dxa"/>
           </w:tcPr>
           <w:p>
             <w:pPr>
@@ -11593,7 +11593,7 @@
         </w:tc>
         <w:tc>
           <w:tcPr>
-            <w:tcW w:w="1645" w:type="dxa"/>
+            <w:tcW w:w="1644" w:type="dxa"/>
           </w:tcPr>
           <w:p>
             <w:pPr>
@@ -11612,7 +11612,7 @@
       <w:tr>
         <w:tc>
           <w:tcPr>
-            <w:tcW w:w="2783" w:type="dxa"/>
+            <w:tcW w:w="2782" w:type="dxa"/>
           </w:tcPr>
           <w:p>
             <w:pPr>
@@ -11629,7 +11629,7 @@
         </w:tc>
         <w:tc>
           <w:tcPr>
-            <w:tcW w:w="3488" w:type="dxa"/>
+            <w:tcW w:w="3487" w:type="dxa"/>
           </w:tcPr>
           <w:p>
             <w:pPr>
@@ -11646,7 +11646,7 @@
         </w:tc>
         <w:tc>
           <w:tcPr>
-            <w:tcW w:w="1645" w:type="dxa"/>
+            <w:tcW w:w="1644" w:type="dxa"/>
           </w:tcPr>
           <w:p>
             <w:pPr>
@@ -11665,7 +11665,7 @@
       <w:tr>
         <w:tc>
           <w:tcPr>
-            <w:tcW w:w="2783" w:type="dxa"/>
+            <w:tcW w:w="2782" w:type="dxa"/>
           </w:tcPr>
           <w:p>
             <w:pPr>
@@ -11682,7 +11682,7 @@
         </w:tc>
         <w:tc>
           <w:tcPr>
-            <w:tcW w:w="3488" w:type="dxa"/>
+            <w:tcW w:w="3487" w:type="dxa"/>
           </w:tcPr>
           <w:p>
             <w:pPr>
@@ -11699,7 +11699,7 @@
         </w:tc>
         <w:tc>
           <w:tcPr>
-            <w:tcW w:w="1645" w:type="dxa"/>
+            <w:tcW w:w="1644" w:type="dxa"/>
           </w:tcPr>
           <w:p>
             <w:pPr>
@@ -11718,7 +11718,7 @@
       <w:tr>
         <w:tc>
           <w:tcPr>
-            <w:tcW w:w="2783" w:type="dxa"/>
+            <w:tcW w:w="2782" w:type="dxa"/>
           </w:tcPr>
           <w:p>
             <w:pPr>
@@ -11735,7 +11735,7 @@
         </w:tc>
         <w:tc>
           <w:tcPr>
-            <w:tcW w:w="3488" w:type="dxa"/>
+            <w:tcW w:w="3487" w:type="dxa"/>
           </w:tcPr>
           <w:p>
             <w:pPr>
@@ -11752,7 +11752,7 @@
         </w:tc>
         <w:tc>
           <w:tcPr>
-            <w:tcW w:w="1645" w:type="dxa"/>
+            <w:tcW w:w="1644" w:type="dxa"/>
           </w:tcPr>
           <w:p>
             <w:pPr>
@@ -11771,7 +11771,7 @@
       <w:tr>
         <w:tc>
           <w:tcPr>
-            <w:tcW w:w="2783" w:type="dxa"/>
+            <w:tcW w:w="2782" w:type="dxa"/>
           </w:tcPr>
           <w:p>
             <w:pPr>
@@ -11788,7 +11788,7 @@
         </w:tc>
         <w:tc>
           <w:tcPr>
-            <w:tcW w:w="3488" w:type="dxa"/>
+            <w:tcW w:w="3487" w:type="dxa"/>
           </w:tcPr>
           <w:p>
             <w:pPr>
@@ -11805,7 +11805,7 @@
         </w:tc>
         <w:tc>
           <w:tcPr>
-            <w:tcW w:w="1645" w:type="dxa"/>
+            <w:tcW w:w="1644" w:type="dxa"/>
           </w:tcPr>
           <w:p>
             <w:pPr>
@@ -11824,7 +11824,7 @@
       <w:tr>
         <w:tc>
           <w:tcPr>
-            <w:tcW w:w="2783" w:type="dxa"/>
+            <w:tcW w:w="2782" w:type="dxa"/>
           </w:tcPr>
           <w:p>
             <w:pPr>
@@ -11841,7 +11841,7 @@
         </w:tc>
         <w:tc>
           <w:tcPr>
-            <w:tcW w:w="3488" w:type="dxa"/>
+            <w:tcW w:w="3487" w:type="dxa"/>
           </w:tcPr>
           <w:p>
             <w:pPr>
@@ -11858,7 +11858,7 @@
         </w:tc>
         <w:tc>
           <w:tcPr>
-            <w:tcW w:w="1645" w:type="dxa"/>
+            <w:tcW w:w="1644" w:type="dxa"/>
           </w:tcPr>
           <w:p>
             <w:pPr>
@@ -11877,7 +11877,7 @@
       <w:tr>
         <w:tc>
           <w:tcPr>
-            <w:tcW w:w="2783" w:type="dxa"/>
+            <w:tcW w:w="2782" w:type="dxa"/>
           </w:tcPr>
           <w:p>
             <w:pPr>
@@ -11894,7 +11894,7 @@
         </w:tc>
         <w:tc>
           <w:tcPr>
-            <w:tcW w:w="3488" w:type="dxa"/>
+            <w:tcW w:w="3487" w:type="dxa"/>
           </w:tcPr>
           <w:p>
             <w:pPr>
@@ -11911,7 +11911,7 @@
         </w:tc>
         <w:tc>
           <w:tcPr>
-            <w:tcW w:w="1645" w:type="dxa"/>
+            <w:tcW w:w="1644" w:type="dxa"/>
           </w:tcPr>
           <w:p>
             <w:pPr>
@@ -11968,8 +11968,8 @@
         </w:tblBorders>
       </w:tblPr>
       <w:tblGrid>
-        <w:gridCol w:w="3784"/>
-        <w:gridCol w:w="4133"/>
+        <w:gridCol w:w="3783"/>
+        <w:gridCol w:w="4132"/>
       </w:tblGrid>
       <w:tr>
         <w:trPr>
@@ -11977,7 +11977,7 @@
         </w:trPr>
         <w:tc>
           <w:tcPr>
-            <w:tcW w:w="3784" w:type="dxa"/>
+            <w:tcW w:w="3783" w:type="dxa"/>
             <w:shd w:val="clear" w:color="auto" w:fill="D9E2F3"/>
           </w:tcPr>
           <w:p>
@@ -11996,7 +11996,7 @@
         </w:tc>
         <w:tc>
           <w:tcPr>
-            <w:tcW w:w="4133" w:type="dxa"/>
+            <w:tcW w:w="4132" w:type="dxa"/>
             <w:shd w:val="clear" w:color="auto" w:fill="D9E2F3"/>
           </w:tcPr>
           <w:p>
@@ -12017,7 +12017,7 @@
       <w:tr>
         <w:tc>
           <w:tcPr>
-            <w:tcW w:w="3784" w:type="dxa"/>
+            <w:tcW w:w="3783" w:type="dxa"/>
           </w:tcPr>
           <w:p>
             <w:pPr>
@@ -12034,7 +12034,7 @@
         </w:tc>
         <w:tc>
           <w:tcPr>
-            <w:tcW w:w="4133" w:type="dxa"/>
+            <w:tcW w:w="4132" w:type="dxa"/>
           </w:tcPr>
           <w:p>
             <w:pPr>
@@ -12053,7 +12053,7 @@
       <w:tr>
         <w:tc>
           <w:tcPr>
-            <w:tcW w:w="3784" w:type="dxa"/>
+            <w:tcW w:w="3783" w:type="dxa"/>
           </w:tcPr>
           <w:p>
             <w:pPr>
@@ -12070,7 +12070,7 @@
         </w:tc>
         <w:tc>
           <w:tcPr>
-            <w:tcW w:w="4133" w:type="dxa"/>
+            <w:tcW w:w="4132" w:type="dxa"/>
           </w:tcPr>
           <w:p>
             <w:pPr>
@@ -12089,7 +12089,7 @@
       <w:tr>
         <w:tc>
           <w:tcPr>
-            <w:tcW w:w="3784" w:type="dxa"/>
+            <w:tcW w:w="3783" w:type="dxa"/>
           </w:tcPr>
           <w:p>
             <w:pPr>
@@ -12106,7 +12106,7 @@
         </w:tc>
         <w:tc>
           <w:tcPr>
-            <w:tcW w:w="4133" w:type="dxa"/>
+            <w:tcW w:w="4132" w:type="dxa"/>
           </w:tcPr>
           <w:p>
             <w:pPr>
@@ -12125,7 +12125,7 @@
       <w:tr>
         <w:tc>
           <w:tcPr>
-            <w:tcW w:w="3784" w:type="dxa"/>
+            <w:tcW w:w="3783" w:type="dxa"/>
           </w:tcPr>
           <w:p>
             <w:pPr>
@@ -12142,7 +12142,7 @@
         </w:tc>
         <w:tc>
           <w:tcPr>
-            <w:tcW w:w="4133" w:type="dxa"/>
+            <w:tcW w:w="4132" w:type="dxa"/>
           </w:tcPr>
           <w:p>
             <w:pPr>
@@ -12161,7 +12161,7 @@
       <w:tr>
         <w:tc>
           <w:tcPr>
-            <w:tcW w:w="3784" w:type="dxa"/>
+            <w:tcW w:w="3783" w:type="dxa"/>
           </w:tcPr>
           <w:p>
             <w:pPr>
@@ -12178,7 +12178,7 @@
         </w:tc>
         <w:tc>
           <w:tcPr>
-            <w:tcW w:w="4133" w:type="dxa"/>
+            <w:tcW w:w="4132" w:type="dxa"/>
           </w:tcPr>
           <w:p>
             <w:pPr>
@@ -12197,7 +12197,7 @@
       <w:tr>
         <w:tc>
           <w:tcPr>
-            <w:tcW w:w="3784" w:type="dxa"/>
+            <w:tcW w:w="3783" w:type="dxa"/>
           </w:tcPr>
           <w:p>
             <w:pPr>
@@ -12214,7 +12214,7 @@
         </w:tc>
         <w:tc>
           <w:tcPr>
-            <w:tcW w:w="4133" w:type="dxa"/>
+            <w:tcW w:w="4132" w:type="dxa"/>
           </w:tcPr>
           <w:p>
             <w:pPr>
@@ -12233,7 +12233,7 @@
       <w:tr>
         <w:tc>
           <w:tcPr>
-            <w:tcW w:w="3784" w:type="dxa"/>
+            <w:tcW w:w="3783" w:type="dxa"/>
           </w:tcPr>
           <w:p>
             <w:pPr>
@@ -12250,7 +12250,7 @@
         </w:tc>
         <w:tc>
           <w:tcPr>
-            <w:tcW w:w="4133" w:type="dxa"/>
+            <w:tcW w:w="4132" w:type="dxa"/>
           </w:tcPr>
           <w:p>
             <w:pPr>
@@ -12269,7 +12269,7 @@
       <w:tr>
         <w:tc>
           <w:tcPr>
-            <w:tcW w:w="3784" w:type="dxa"/>
+            <w:tcW w:w="3783" w:type="dxa"/>
           </w:tcPr>
           <w:p>
             <w:pPr>
@@ -12286,7 +12286,7 @@
         </w:tc>
         <w:tc>
           <w:tcPr>
-            <w:tcW w:w="4133" w:type="dxa"/>
+            <w:tcW w:w="4132" w:type="dxa"/>
           </w:tcPr>
           <w:p>
             <w:pPr>
@@ -12305,7 +12305,7 @@
       <w:tr>
         <w:tc>
           <w:tcPr>
-            <w:tcW w:w="3784" w:type="dxa"/>
+            <w:tcW w:w="3783" w:type="dxa"/>
           </w:tcPr>
           <w:p>
             <w:pPr>
@@ -12322,7 +12322,7 @@
         </w:tc>
         <w:tc>
           <w:tcPr>
-            <w:tcW w:w="4133" w:type="dxa"/>
+            <w:tcW w:w="4132" w:type="dxa"/>
           </w:tcPr>
           <w:p>
             <w:pPr>
@@ -12341,7 +12341,7 @@
       <w:tr>
         <w:tc>
           <w:tcPr>
-            <w:tcW w:w="3784" w:type="dxa"/>
+            <w:tcW w:w="3783" w:type="dxa"/>
           </w:tcPr>
           <w:p>
             <w:pPr>
@@ -12358,7 +12358,7 @@
         </w:tc>
         <w:tc>
           <w:tcPr>
-            <w:tcW w:w="4133" w:type="dxa"/>
+            <w:tcW w:w="4132" w:type="dxa"/>
           </w:tcPr>
           <w:p>
             <w:pPr>
@@ -12377,7 +12377,7 @@
       <w:tr>
         <w:tc>
           <w:tcPr>
-            <w:tcW w:w="3784" w:type="dxa"/>
+            <w:tcW w:w="3783" w:type="dxa"/>
           </w:tcPr>
           <w:p>
             <w:pPr>
@@ -12394,7 +12394,7 @@
         </w:tc>
         <w:tc>
           <w:tcPr>
-            <w:tcW w:w="4133" w:type="dxa"/>
+            <w:tcW w:w="4132" w:type="dxa"/>
           </w:tcPr>
           <w:p>
             <w:pPr>
@@ -12413,7 +12413,7 @@
       <w:tr>
         <w:tc>
           <w:tcPr>
-            <w:tcW w:w="3784" w:type="dxa"/>
+            <w:tcW w:w="3783" w:type="dxa"/>
           </w:tcPr>
           <w:p>
             <w:pPr>
@@ -12430,7 +12430,7 @@
         </w:tc>
         <w:tc>
           <w:tcPr>
-            <w:tcW w:w="4133" w:type="dxa"/>
+            <w:tcW w:w="4132" w:type="dxa"/>
           </w:tcPr>
           <w:p>
             <w:pPr>
@@ -12449,7 +12449,7 @@
       <w:tr>
         <w:tc>
           <w:tcPr>
-            <w:tcW w:w="3784" w:type="dxa"/>
+            <w:tcW w:w="3783" w:type="dxa"/>
           </w:tcPr>
           <w:p>
             <w:pPr>
@@ -12466,7 +12466,7 @@
         </w:tc>
         <w:tc>
           <w:tcPr>
-            <w:tcW w:w="4133" w:type="dxa"/>
+            <w:tcW w:w="4132" w:type="dxa"/>
           </w:tcPr>
           <w:p>
             <w:pPr>
@@ -12485,7 +12485,7 @@
       <w:tr>
         <w:tc>
           <w:tcPr>
-            <w:tcW w:w="3784" w:type="dxa"/>
+            <w:tcW w:w="3783" w:type="dxa"/>
           </w:tcPr>
           <w:p>
             <w:pPr>
@@ -12502,7 +12502,7 @@
         </w:tc>
         <w:tc>
           <w:tcPr>
-            <w:tcW w:w="4133" w:type="dxa"/>
+            <w:tcW w:w="4132" w:type="dxa"/>
           </w:tcPr>
           <w:p>
             <w:pPr>
@@ -12521,7 +12521,7 @@
       <w:tr>
         <w:tc>
           <w:tcPr>
-            <w:tcW w:w="3784" w:type="dxa"/>
+            <w:tcW w:w="3783" w:type="dxa"/>
           </w:tcPr>
           <w:p>
             <w:pPr>
@@ -12538,7 +12538,7 @@
         </w:tc>
         <w:tc>
           <w:tcPr>
-            <w:tcW w:w="4133" w:type="dxa"/>
+            <w:tcW w:w="4132" w:type="dxa"/>
           </w:tcPr>
           <w:p>
             <w:pPr>
@@ -12557,7 +12557,7 @@
       <w:tr>
         <w:tc>
           <w:tcPr>
-            <w:tcW w:w="3784" w:type="dxa"/>
+            <w:tcW w:w="3783" w:type="dxa"/>
           </w:tcPr>
           <w:p>
             <w:pPr>
@@ -12574,7 +12574,7 @@
         </w:tc>
         <w:tc>
           <w:tcPr>
-            <w:tcW w:w="4133" w:type="dxa"/>
+            <w:tcW w:w="4132" w:type="dxa"/>
           </w:tcPr>
           <w:p>
             <w:pPr>
@@ -12593,7 +12593,7 @@
       <w:tr>
         <w:tc>
           <w:tcPr>
-            <w:tcW w:w="3784" w:type="dxa"/>
+            <w:tcW w:w="3783" w:type="dxa"/>
           </w:tcPr>
           <w:p>
             <w:pPr>
@@ -12610,7 +12610,7 @@
         </w:tc>
         <w:tc>
           <w:tcPr>
-            <w:tcW w:w="4133" w:type="dxa"/>
+            <w:tcW w:w="4132" w:type="dxa"/>
           </w:tcPr>
           <w:p>
             <w:pPr>
@@ -12629,7 +12629,7 @@
       <w:tr>
         <w:tc>
           <w:tcPr>
-            <w:tcW w:w="3784" w:type="dxa"/>
+            <w:tcW w:w="3783" w:type="dxa"/>
           </w:tcPr>
           <w:p>
             <w:pPr>
@@ -12646,7 +12646,7 @@
         </w:tc>
         <w:tc>
           <w:tcPr>
-            <w:tcW w:w="4133" w:type="dxa"/>
+            <w:tcW w:w="4132" w:type="dxa"/>
           </w:tcPr>
           <w:p>
             <w:pPr>
@@ -12665,7 +12665,7 @@
       <w:tr>
         <w:tc>
           <w:tcPr>
-            <w:tcW w:w="3784" w:type="dxa"/>
+            <w:tcW w:w="3783" w:type="dxa"/>
           </w:tcPr>
           <w:p>
             <w:pPr>
@@ -12682,7 +12682,7 @@
         </w:tc>
         <w:tc>
           <w:tcPr>
-            <w:tcW w:w="4133" w:type="dxa"/>
+            <w:tcW w:w="4132" w:type="dxa"/>
           </w:tcPr>
           <w:p>
             <w:pPr>
@@ -12701,7 +12701,7 @@
       <w:tr>
         <w:tc>
           <w:tcPr>
-            <w:tcW w:w="3784" w:type="dxa"/>
+            <w:tcW w:w="3783" w:type="dxa"/>
           </w:tcPr>
           <w:p>
             <w:pPr>
@@ -12718,7 +12718,7 @@
         </w:tc>
         <w:tc>
           <w:tcPr>
-            <w:tcW w:w="4133" w:type="dxa"/>
+            <w:tcW w:w="4132" w:type="dxa"/>
           </w:tcPr>
           <w:p>
             <w:pPr>
@@ -12737,7 +12737,7 @@
       <w:tr>
         <w:tc>
           <w:tcPr>
-            <w:tcW w:w="3784" w:type="dxa"/>
+            <w:tcW w:w="3783" w:type="dxa"/>
           </w:tcPr>
           <w:p>
             <w:pPr>
@@ -12754,7 +12754,7 @@
         </w:tc>
         <w:tc>
           <w:tcPr>
-            <w:tcW w:w="4133" w:type="dxa"/>
+            <w:tcW w:w="4132" w:type="dxa"/>
           </w:tcPr>
           <w:p>
             <w:pPr>
@@ -12773,7 +12773,7 @@
       <w:tr>
         <w:tc>
           <w:tcPr>
-            <w:tcW w:w="3784" w:type="dxa"/>
+            <w:tcW w:w="3783" w:type="dxa"/>
           </w:tcPr>
           <w:p>
             <w:pPr>
@@ -12790,7 +12790,7 @@
         </w:tc>
         <w:tc>
           <w:tcPr>
-            <w:tcW w:w="4133" w:type="dxa"/>
+            <w:tcW w:w="4132" w:type="dxa"/>
           </w:tcPr>
           <w:p>
             <w:pPr>
@@ -12809,7 +12809,7 @@
       <w:tr>
         <w:tc>
           <w:tcPr>
-            <w:tcW w:w="3784" w:type="dxa"/>
+            <w:tcW w:w="3783" w:type="dxa"/>
           </w:tcPr>
           <w:p>
             <w:pPr>
@@ -12826,7 +12826,7 @@
         </w:tc>
         <w:tc>
           <w:tcPr>
-            <w:tcW w:w="4133" w:type="dxa"/>
+            <w:tcW w:w="4132" w:type="dxa"/>
           </w:tcPr>
           <w:p>
             <w:pPr>
@@ -12845,7 +12845,7 @@
       <w:tr>
         <w:tc>
           <w:tcPr>
-            <w:tcW w:w="3784" w:type="dxa"/>
+            <w:tcW w:w="3783" w:type="dxa"/>
           </w:tcPr>
           <w:p>
             <w:pPr>
@@ -12862,7 +12862,7 @@
         </w:tc>
         <w:tc>
           <w:tcPr>
-            <w:tcW w:w="4133" w:type="dxa"/>
+            <w:tcW w:w="4132" w:type="dxa"/>
           </w:tcPr>
           <w:p>
             <w:pPr>
@@ -12881,7 +12881,7 @@
       <w:tr>
         <w:tc>
           <w:tcPr>
-            <w:tcW w:w="3784" w:type="dxa"/>
+            <w:tcW w:w="3783" w:type="dxa"/>
           </w:tcPr>
           <w:p>
             <w:pPr>
@@ -12898,7 +12898,7 @@
         </w:tc>
         <w:tc>
           <w:tcPr>
-            <w:tcW w:w="4133" w:type="dxa"/>
+            <w:tcW w:w="4132" w:type="dxa"/>
           </w:tcPr>
           <w:p>
             <w:pPr>
@@ -12971,10 +12971,10 @@
       </w:tblPr>
       <w:tblGrid>
         <w:gridCol w:w="837"/>
-        <w:gridCol w:w="2452"/>
-        <w:gridCol w:w="2330"/>
-        <w:gridCol w:w="1268"/>
-        <w:gridCol w:w="1026"/>
+        <w:gridCol w:w="2450"/>
+        <w:gridCol w:w="2329"/>
+        <w:gridCol w:w="1267"/>
+        <w:gridCol w:w="1025"/>
       </w:tblGrid>
       <w:tr>
         <w:trPr>
@@ -13001,7 +13001,7 @@
         </w:tc>
         <w:tc>
           <w:tcPr>
-            <w:tcW w:w="2452" w:type="dxa"/>
+            <w:tcW w:w="2450" w:type="dxa"/>
             <w:shd w:val="clear" w:color="auto" w:fill="D9E2F3"/>
           </w:tcPr>
           <w:p>
@@ -13020,7 +13020,7 @@
         </w:tc>
         <w:tc>
           <w:tcPr>
-            <w:tcW w:w="2330" w:type="dxa"/>
+            <w:tcW w:w="2329" w:type="dxa"/>
             <w:shd w:val="clear" w:color="auto" w:fill="D9E2F3"/>
           </w:tcPr>
           <w:p>
@@ -13039,7 +13039,7 @@
         </w:tc>
         <w:tc>
           <w:tcPr>
-            <w:tcW w:w="1268" w:type="dxa"/>
+            <w:tcW w:w="1267" w:type="dxa"/>
             <w:shd w:val="clear" w:color="auto" w:fill="D9E2F3"/>
           </w:tcPr>
           <w:p>
@@ -13058,7 +13058,7 @@
         </w:tc>
         <w:tc>
           <w:tcPr>
-            <w:tcW w:w="1026" w:type="dxa"/>
+            <w:tcW w:w="1025" w:type="dxa"/>
             <w:shd w:val="clear" w:color="auto" w:fill="D9E2F3"/>
           </w:tcPr>
           <w:p>
@@ -13096,7 +13096,7 @@
         </w:tc>
         <w:tc>
           <w:tcPr>
-            <w:tcW w:w="2452" w:type="dxa"/>
+            <w:tcW w:w="2450" w:type="dxa"/>
           </w:tcPr>
           <w:p>
             <w:pPr>
@@ -13113,7 +13113,7 @@
         </w:tc>
         <w:tc>
           <w:tcPr>
-            <w:tcW w:w="2330" w:type="dxa"/>
+            <w:tcW w:w="2329" w:type="dxa"/>
           </w:tcPr>
           <w:p>
             <w:pPr>
@@ -13130,7 +13130,7 @@
         </w:tc>
         <w:tc>
           <w:tcPr>
-            <w:tcW w:w="1268" w:type="dxa"/>
+            <w:tcW w:w="1267" w:type="dxa"/>
           </w:tcPr>
           <w:p>
             <w:pPr>
@@ -13147,7 +13147,7 @@
         </w:tc>
         <w:tc>
           <w:tcPr>
-            <w:tcW w:w="1026" w:type="dxa"/>
+            <w:tcW w:w="1025" w:type="dxa"/>
           </w:tcPr>
           <w:p>
             <w:pPr>
@@ -13183,7 +13183,7 @@
         </w:tc>
         <w:tc>
           <w:tcPr>
-            <w:tcW w:w="2452" w:type="dxa"/>
+            <w:tcW w:w="2450" w:type="dxa"/>
           </w:tcPr>
           <w:p>
             <w:pPr>
@@ -13219,7 +13219,7 @@
         </w:tc>
         <w:tc>
           <w:tcPr>
-            <w:tcW w:w="2330" w:type="dxa"/>
+            <w:tcW w:w="2329" w:type="dxa"/>
           </w:tcPr>
           <w:p>
             <w:pPr>
@@ -13249,7 +13249,7 @@
         </w:tc>
         <w:tc>
           <w:tcPr>
-            <w:tcW w:w="1268" w:type="dxa"/>
+            <w:tcW w:w="1267" w:type="dxa"/>
           </w:tcPr>
           <w:p>
             <w:pPr>
@@ -13266,7 +13266,7 @@
         </w:tc>
         <w:tc>
           <w:tcPr>
-            <w:tcW w:w="1026" w:type="dxa"/>
+            <w:tcW w:w="1025" w:type="dxa"/>
           </w:tcPr>
           <w:p>
             <w:pPr>
@@ -13302,7 +13302,7 @@
         </w:tc>
         <w:tc>
           <w:tcPr>
-            <w:tcW w:w="2452" w:type="dxa"/>
+            <w:tcW w:w="2450" w:type="dxa"/>
           </w:tcPr>
           <w:p>
             <w:pPr>
@@ -13319,7 +13319,7 @@
         </w:tc>
         <w:tc>
           <w:tcPr>
-            <w:tcW w:w="2330" w:type="dxa"/>
+            <w:tcW w:w="2329" w:type="dxa"/>
           </w:tcPr>
           <w:p>
             <w:pPr>
@@ -13336,7 +13336,7 @@
         </w:tc>
         <w:tc>
           <w:tcPr>
-            <w:tcW w:w="1268" w:type="dxa"/>
+            <w:tcW w:w="1267" w:type="dxa"/>
           </w:tcPr>
           <w:p>
             <w:pPr>
@@ -13353,7 +13353,7 @@
         </w:tc>
         <w:tc>
           <w:tcPr>
-            <w:tcW w:w="1026" w:type="dxa"/>
+            <w:tcW w:w="1025" w:type="dxa"/>
           </w:tcPr>
           <w:p>
             <w:pPr>
@@ -13389,7 +13389,7 @@
         </w:tc>
         <w:tc>
           <w:tcPr>
-            <w:tcW w:w="2452" w:type="dxa"/>
+            <w:tcW w:w="2450" w:type="dxa"/>
           </w:tcPr>
           <w:p>
             <w:pPr>
@@ -13406,7 +13406,7 @@
         </w:tc>
         <w:tc>
           <w:tcPr>
-            <w:tcW w:w="2330" w:type="dxa"/>
+            <w:tcW w:w="2329" w:type="dxa"/>
           </w:tcPr>
           <w:p>
             <w:pPr>
@@ -13423,7 +13423,7 @@
         </w:tc>
         <w:tc>
           <w:tcPr>
-            <w:tcW w:w="1268" w:type="dxa"/>
+            <w:tcW w:w="1267" w:type="dxa"/>
           </w:tcPr>
           <w:p>
             <w:pPr>
@@ -13440,7 +13440,7 @@
         </w:tc>
         <w:tc>
           <w:tcPr>
-            <w:tcW w:w="1026" w:type="dxa"/>
+            <w:tcW w:w="1025" w:type="dxa"/>
           </w:tcPr>
           <w:p>
             <w:pPr>
@@ -13476,7 +13476,7 @@
         </w:tc>
         <w:tc>
           <w:tcPr>
-            <w:tcW w:w="2452" w:type="dxa"/>
+            <w:tcW w:w="2450" w:type="dxa"/>
           </w:tcPr>
           <w:p>
             <w:pPr>
@@ -13493,7 +13493,7 @@
         </w:tc>
         <w:tc>
           <w:tcPr>
-            <w:tcW w:w="2330" w:type="dxa"/>
+            <w:tcW w:w="2329" w:type="dxa"/>
           </w:tcPr>
           <w:p>
             <w:pPr>
@@ -13510,7 +13510,7 @@
         </w:tc>
         <w:tc>
           <w:tcPr>
-            <w:tcW w:w="1268" w:type="dxa"/>
+            <w:tcW w:w="1267" w:type="dxa"/>
           </w:tcPr>
           <w:p>
             <w:pPr>
@@ -13527,7 +13527,7 @@
         </w:tc>
         <w:tc>
           <w:tcPr>
-            <w:tcW w:w="1026" w:type="dxa"/>
+            <w:tcW w:w="1025" w:type="dxa"/>
           </w:tcPr>
           <w:p>
             <w:pPr>
@@ -13563,7 +13563,7 @@
         </w:tc>
         <w:tc>
           <w:tcPr>
-            <w:tcW w:w="2452" w:type="dxa"/>
+            <w:tcW w:w="2450" w:type="dxa"/>
           </w:tcPr>
           <w:p>
             <w:pPr>
@@ -13580,7 +13580,7 @@
         </w:tc>
         <w:tc>
           <w:tcPr>
-            <w:tcW w:w="2330" w:type="dxa"/>
+            <w:tcW w:w="2329" w:type="dxa"/>
           </w:tcPr>
           <w:p>
             <w:pPr>
@@ -13597,7 +13597,7 @@
         </w:tc>
         <w:tc>
           <w:tcPr>
-            <w:tcW w:w="1268" w:type="dxa"/>
+            <w:tcW w:w="1267" w:type="dxa"/>
           </w:tcPr>
           <w:p>
             <w:pPr>
@@ -13614,7 +13614,7 @@
         </w:tc>
         <w:tc>
           <w:tcPr>
-            <w:tcW w:w="1026" w:type="dxa"/>
+            <w:tcW w:w="1025" w:type="dxa"/>
           </w:tcPr>
           <w:p>
             <w:pPr>
@@ -13650,7 +13650,7 @@
         </w:tc>
         <w:tc>
           <w:tcPr>
-            <w:tcW w:w="2452" w:type="dxa"/>
+            <w:tcW w:w="2450" w:type="dxa"/>
           </w:tcPr>
           <w:p>
             <w:pPr>
@@ -13667,7 +13667,7 @@
         </w:tc>
         <w:tc>
           <w:tcPr>
-            <w:tcW w:w="2330" w:type="dxa"/>
+            <w:tcW w:w="2329" w:type="dxa"/>
           </w:tcPr>
           <w:p>
             <w:pPr>
@@ -13684,7 +13684,7 @@
         </w:tc>
         <w:tc>
           <w:tcPr>
-            <w:tcW w:w="1268" w:type="dxa"/>
+            <w:tcW w:w="1267" w:type="dxa"/>
           </w:tcPr>
           <w:p>
             <w:pPr>
@@ -13701,7 +13701,7 @@
         </w:tc>
         <w:tc>
           <w:tcPr>
-            <w:tcW w:w="1026" w:type="dxa"/>
+            <w:tcW w:w="1025" w:type="dxa"/>
           </w:tcPr>
           <w:p>
             <w:pPr>
@@ -13737,7 +13737,7 @@
         </w:tc>
         <w:tc>
           <w:tcPr>
-            <w:tcW w:w="2452" w:type="dxa"/>
+            <w:tcW w:w="2450" w:type="dxa"/>
           </w:tcPr>
           <w:p>
             <w:pPr>
@@ -13754,7 +13754,7 @@
         </w:tc>
         <w:tc>
           <w:tcPr>
-            <w:tcW w:w="2330" w:type="dxa"/>
+            <w:tcW w:w="2329" w:type="dxa"/>
           </w:tcPr>
           <w:p>
             <w:pPr>
@@ -13771,7 +13771,7 @@
         </w:tc>
         <w:tc>
           <w:tcPr>
-            <w:tcW w:w="1268" w:type="dxa"/>
+            <w:tcW w:w="1267" w:type="dxa"/>
           </w:tcPr>
           <w:p>
             <w:pPr>
@@ -13788,7 +13788,7 @@
         </w:tc>
         <w:tc>
           <w:tcPr>
-            <w:tcW w:w="1026" w:type="dxa"/>
+            <w:tcW w:w="1025" w:type="dxa"/>
           </w:tcPr>
           <w:p>
             <w:pPr>
@@ -13824,7 +13824,7 @@
         </w:tc>
         <w:tc>
           <w:tcPr>
-            <w:tcW w:w="2452" w:type="dxa"/>
+            <w:tcW w:w="2450" w:type="dxa"/>
           </w:tcPr>
           <w:p>
             <w:pPr>
@@ -13841,7 +13841,7 @@
         </w:tc>
         <w:tc>
           <w:tcPr>
-            <w:tcW w:w="2330" w:type="dxa"/>
+            <w:tcW w:w="2329" w:type="dxa"/>
           </w:tcPr>
           <w:p>
             <w:pPr>
@@ -13858,7 +13858,7 @@
         </w:tc>
         <w:tc>
           <w:tcPr>
-            <w:tcW w:w="1268" w:type="dxa"/>
+            <w:tcW w:w="1267" w:type="dxa"/>
           </w:tcPr>
           <w:p>
             <w:pPr>
@@ -13875,7 +13875,7 @@
         </w:tc>
         <w:tc>
           <w:tcPr>
-            <w:tcW w:w="1026" w:type="dxa"/>
+            <w:tcW w:w="1025" w:type="dxa"/>
           </w:tcPr>
           <w:p>
             <w:pPr>
@@ -13911,7 +13911,7 @@
         </w:tc>
         <w:tc>
           <w:tcPr>
-            <w:tcW w:w="2452" w:type="dxa"/>
+            <w:tcW w:w="2450" w:type="dxa"/>
           </w:tcPr>
           <w:p>
             <w:pPr>
@@ -13928,7 +13928,7 @@
         </w:tc>
         <w:tc>
           <w:tcPr>
-            <w:tcW w:w="2330" w:type="dxa"/>
+            <w:tcW w:w="2329" w:type="dxa"/>
           </w:tcPr>
           <w:p>
             <w:pPr>
@@ -13945,7 +13945,7 @@
         </w:tc>
         <w:tc>
           <w:tcPr>
-            <w:tcW w:w="1268" w:type="dxa"/>
+            <w:tcW w:w="1267" w:type="dxa"/>
           </w:tcPr>
           <w:p>
             <w:pPr>
@@ -13962,7 +13962,7 @@
         </w:tc>
         <w:tc>
           <w:tcPr>
-            <w:tcW w:w="1026" w:type="dxa"/>
+            <w:tcW w:w="1025" w:type="dxa"/>
           </w:tcPr>
           <w:p>
             <w:pPr>
@@ -13998,7 +13998,7 @@
         </w:tc>
         <w:tc>
           <w:tcPr>
-            <w:tcW w:w="2452" w:type="dxa"/>
+            <w:tcW w:w="2450" w:type="dxa"/>
           </w:tcPr>
           <w:p>
             <w:pPr>
@@ -14015,7 +14015,7 @@
         </w:tc>
         <w:tc>
           <w:tcPr>
-            <w:tcW w:w="2330" w:type="dxa"/>
+            <w:tcW w:w="2329" w:type="dxa"/>
           </w:tcPr>
           <w:p>
             <w:pPr>
@@ -14032,7 +14032,7 @@
         </w:tc>
         <w:tc>
           <w:tcPr>
-            <w:tcW w:w="1268" w:type="dxa"/>
+            <w:tcW w:w="1267" w:type="dxa"/>
           </w:tcPr>
           <w:p>
             <w:pPr>
@@ -14049,7 +14049,7 @@
         </w:tc>
         <w:tc>
           <w:tcPr>
-            <w:tcW w:w="1026" w:type="dxa"/>
+            <w:tcW w:w="1025" w:type="dxa"/>
           </w:tcPr>
           <w:p>
             <w:pPr>
@@ -14085,7 +14085,7 @@
         </w:tc>
         <w:tc>
           <w:tcPr>
-            <w:tcW w:w="2452" w:type="dxa"/>
+            <w:tcW w:w="2450" w:type="dxa"/>
           </w:tcPr>
           <w:p>
             <w:pPr>
@@ -14102,7 +14102,7 @@
         </w:tc>
         <w:tc>
           <w:tcPr>
-            <w:tcW w:w="2330" w:type="dxa"/>
+            <w:tcW w:w="2329" w:type="dxa"/>
           </w:tcPr>
           <w:p>
             <w:pPr>
@@ -14119,7 +14119,7 @@
         </w:tc>
         <w:tc>
           <w:tcPr>
-            <w:tcW w:w="1268" w:type="dxa"/>
+            <w:tcW w:w="1267" w:type="dxa"/>
           </w:tcPr>
           <w:p>
             <w:pPr>
@@ -14136,7 +14136,7 @@
         </w:tc>
         <w:tc>
           <w:tcPr>
-            <w:tcW w:w="1026" w:type="dxa"/>
+            <w:tcW w:w="1025" w:type="dxa"/>
           </w:tcPr>
           <w:p>
             <w:pPr>
@@ -14172,7 +14172,7 @@
         </w:tc>
         <w:tc>
           <w:tcPr>
-            <w:tcW w:w="2452" w:type="dxa"/>
+            <w:tcW w:w="2450" w:type="dxa"/>
           </w:tcPr>
           <w:p>
             <w:pPr>
@@ -14189,7 +14189,7 @@
         </w:tc>
         <w:tc>
           <w:tcPr>
-            <w:tcW w:w="2330" w:type="dxa"/>
+            <w:tcW w:w="2329" w:type="dxa"/>
           </w:tcPr>
           <w:p>
             <w:pPr>
@@ -14206,7 +14206,7 @@
         </w:tc>
         <w:tc>
           <w:tcPr>
-            <w:tcW w:w="1268" w:type="dxa"/>
+            <w:tcW w:w="1267" w:type="dxa"/>
           </w:tcPr>
           <w:p>
             <w:pPr>
@@ -14223,7 +14223,7 @@
         </w:tc>
         <w:tc>
           <w:tcPr>
-            <w:tcW w:w="1026" w:type="dxa"/>
+            <w:tcW w:w="1025" w:type="dxa"/>
           </w:tcPr>
           <w:p>
             <w:pPr>
@@ -14259,7 +14259,7 @@
         </w:tc>
         <w:tc>
           <w:tcPr>
-            <w:tcW w:w="2452" w:type="dxa"/>
+            <w:tcW w:w="2450" w:type="dxa"/>
           </w:tcPr>
           <w:p>
             <w:pPr>
@@ -14276,7 +14276,7 @@
         </w:tc>
         <w:tc>
           <w:tcPr>
-            <w:tcW w:w="2330" w:type="dxa"/>
+            <w:tcW w:w="2329" w:type="dxa"/>
           </w:tcPr>
           <w:p>
             <w:pPr>
@@ -14293,7 +14293,7 @@
         </w:tc>
         <w:tc>
           <w:tcPr>
-            <w:tcW w:w="1268" w:type="dxa"/>
+            <w:tcW w:w="1267" w:type="dxa"/>
           </w:tcPr>
           <w:p>
             <w:pPr>
@@ -14310,7 +14310,7 @@
         </w:tc>
         <w:tc>
           <w:tcPr>
-            <w:tcW w:w="1026" w:type="dxa"/>
+            <w:tcW w:w="1025" w:type="dxa"/>
           </w:tcPr>
           <w:p>
             <w:pPr>
@@ -14346,7 +14346,7 @@
         </w:tc>
         <w:tc>
           <w:tcPr>
-            <w:tcW w:w="2452" w:type="dxa"/>
+            <w:tcW w:w="2450" w:type="dxa"/>
           </w:tcPr>
           <w:p>
             <w:pPr>
@@ -14363,7 +14363,7 @@
         </w:tc>
         <w:tc>
           <w:tcPr>
-            <w:tcW w:w="2330" w:type="dxa"/>
+            <w:tcW w:w="2329" w:type="dxa"/>
           </w:tcPr>
           <w:p>
             <w:pPr>
@@ -14380,7 +14380,7 @@
         </w:tc>
         <w:tc>
           <w:tcPr>
-            <w:tcW w:w="1268" w:type="dxa"/>
+            <w:tcW w:w="1267" w:type="dxa"/>
           </w:tcPr>
           <w:p>
             <w:pPr>
@@ -14397,7 +14397,7 @@
         </w:tc>
         <w:tc>
           <w:tcPr>
-            <w:tcW w:w="1026" w:type="dxa"/>
+            <w:tcW w:w="1025" w:type="dxa"/>
           </w:tcPr>
           <w:p>
             <w:pPr>
@@ -14433,7 +14433,7 @@
         </w:tc>
         <w:tc>
           <w:tcPr>
-            <w:tcW w:w="2452" w:type="dxa"/>
+            <w:tcW w:w="2450" w:type="dxa"/>
           </w:tcPr>
           <w:p>
             <w:pPr>
@@ -14450,7 +14450,7 @@
         </w:tc>
         <w:tc>
           <w:tcPr>
-            <w:tcW w:w="2330" w:type="dxa"/>
+            <w:tcW w:w="2329" w:type="dxa"/>
           </w:tcPr>
           <w:p>
             <w:pPr>
@@ -14467,7 +14467,7 @@
         </w:tc>
         <w:tc>
           <w:tcPr>
-            <w:tcW w:w="1268" w:type="dxa"/>
+            <w:tcW w:w="1267" w:type="dxa"/>
           </w:tcPr>
           <w:p>
             <w:pPr>
@@ -14484,7 +14484,7 @@
         </w:tc>
         <w:tc>
           <w:tcPr>
-            <w:tcW w:w="1026" w:type="dxa"/>
+            <w:tcW w:w="1025" w:type="dxa"/>
           </w:tcPr>
           <w:p>
             <w:pPr>
@@ -14542,7 +14542,7 @@
       </w:tblPr>
       <w:tblGrid>
         <w:gridCol w:w="2851"/>
-        <w:gridCol w:w="5066"/>
+        <w:gridCol w:w="5064"/>
       </w:tblGrid>
       <w:tr>
         <w:trPr>
@@ -14569,7 +14569,7 @@
         </w:tc>
         <w:tc>
           <w:tcPr>
-            <w:tcW w:w="5066" w:type="dxa"/>
+            <w:tcW w:w="5064" w:type="dxa"/>
             <w:shd w:val="clear" w:color="auto" w:fill="D9E2F3"/>
           </w:tcPr>
           <w:p>
@@ -14607,7 +14607,7 @@
         </w:tc>
         <w:tc>
           <w:tcPr>
-            <w:tcW w:w="5066" w:type="dxa"/>
+            <w:tcW w:w="5064" w:type="dxa"/>
           </w:tcPr>
           <w:p>
             <w:pPr>
@@ -14643,7 +14643,7 @@
         </w:tc>
         <w:tc>
           <w:tcPr>
-            <w:tcW w:w="5066" w:type="dxa"/>
+            <w:tcW w:w="5064" w:type="dxa"/>
           </w:tcPr>
           <w:p>
             <w:pPr>
@@ -14679,7 +14679,7 @@
         </w:tc>
         <w:tc>
           <w:tcPr>
-            <w:tcW w:w="5066" w:type="dxa"/>
+            <w:tcW w:w="5064" w:type="dxa"/>
           </w:tcPr>
           <w:p>
             <w:pPr>
@@ -14740,7 +14740,7 @@
         </w:tc>
         <w:tc>
           <w:tcPr>
-            <w:tcW w:w="5066" w:type="dxa"/>
+            <w:tcW w:w="5064" w:type="dxa"/>
           </w:tcPr>
           <w:p>
             <w:pPr>
@@ -14776,7 +14776,7 @@
         </w:tc>
         <w:tc>
           <w:tcPr>
-            <w:tcW w:w="5066" w:type="dxa"/>
+            <w:tcW w:w="5064" w:type="dxa"/>
           </w:tcPr>
           <w:p>
             <w:pPr>
@@ -14812,7 +14812,7 @@
         </w:tc>
         <w:tc>
           <w:tcPr>
-            <w:tcW w:w="5066" w:type="dxa"/>
+            <w:tcW w:w="5064" w:type="dxa"/>
           </w:tcPr>
           <w:p>
             <w:pPr>
@@ -14848,7 +14848,7 @@
         </w:tc>
         <w:tc>
           <w:tcPr>
-            <w:tcW w:w="5066" w:type="dxa"/>
+            <w:tcW w:w="5064" w:type="dxa"/>
           </w:tcPr>
           <w:p>
             <w:pPr>
@@ -14884,7 +14884,7 @@
         </w:tc>
         <w:tc>
           <w:tcPr>
-            <w:tcW w:w="5066" w:type="dxa"/>
+            <w:tcW w:w="5064" w:type="dxa"/>
           </w:tcPr>
           <w:p>
             <w:pPr>
@@ -14920,7 +14920,7 @@
         </w:tc>
         <w:tc>
           <w:tcPr>
-            <w:tcW w:w="5066" w:type="dxa"/>
+            <w:tcW w:w="5064" w:type="dxa"/>
           </w:tcPr>
           <w:p>
             <w:pPr>
@@ -14956,7 +14956,7 @@
         </w:tc>
         <w:tc>
           <w:tcPr>
-            <w:tcW w:w="5066" w:type="dxa"/>
+            <w:tcW w:w="5064" w:type="dxa"/>
           </w:tcPr>
           <w:p>
             <w:pPr>
@@ -14992,7 +14992,7 @@
         </w:tc>
         <w:tc>
           <w:tcPr>
-            <w:tcW w:w="5066" w:type="dxa"/>
+            <w:tcW w:w="5064" w:type="dxa"/>
           </w:tcPr>
           <w:p>
             <w:pPr>
@@ -15012,6 +15012,7 @@
     <w:p>
       <w:pPr>
         <w:pStyle w:val="Heading3"/>
+        <w:pageBreakBefore/>
       </w:pPr>
       <w:r>
         <w:t>Referencias</w:t>

--- a/Fase 2/Evidencias del Proyecto/SICMA_BDD_v1.0.docx
+++ b/Fase 2/Evidencias del Proyecto/SICMA_BDD_v1.0.docx
@@ -473,7 +473,7 @@
         <w:tab/>
       </w:r>
       <w:r>
-        <w:t>6</w:t>
+        <w:t>5</w:t>
       </w:r>
     </w:p>
     <w:p>
@@ -1314,7 +1314,7 @@
               <w:rPr>
                 <w:sz w:val="18"/>
               </w:rPr>
-              <w:t>Fidel Rodríguez</w:t>
+              <w:t>Claudio Varas</w:t>
             </w:r>
           </w:p>
         </w:tc>
@@ -1331,7 +1331,7 @@
               <w:rPr>
                 <w:sz w:val="18"/>
               </w:rPr>
-              <w:t>Pasa de borrador a vigente. Se agrega la portada y se actualizan las referencias a las versiones vigentes de los demás documentos. Se agrega la tabla de contenido, la numeración de páginas y se completa la lista de referencias. Se quita la etiqueta Vigente de la portada. Se aplica el formato de entrega (márgenes de 3 cm, interlineado 1,5, sangría y texto justificado). Se ajusta el ancho de las columnas de las tablas. Las referencias pasan a una hoja aparte.</w:t>
+              <w:t>Pasa de borrador a vigente. Se agrega la portada y se actualizan las referencias a las versiones vigentes de los demás documentos. Se agrega la tabla de contenido, la numeración de páginas y se completa la lista de referencias.</w:t>
             </w:r>
           </w:p>
         </w:tc>

--- a/Fase 2/Evidencias del Proyecto/SICMA_BDD_v1.0.docx
+++ b/Fase 2/Evidencias del Proyecto/SICMA_BDD_v1.0.docx
@@ -301,77 +301,7 @@
     </w:p>
     <w:p>
       <w:pPr>
-        <w:pStyle w:val="Title"/>
         <w:pageBreakBefore/>
-      </w:pPr>
-      <w:r>
-        <w:t xml:space="preserve">SICMA</w:t>
-      </w:r>
-      <w:r>
-        <w:t xml:space="preserve"> </w:t>
-      </w:r>
-      <w:r>
-        <w:t xml:space="preserve">·</w:t>
-      </w:r>
-      <w:r>
-        <w:t xml:space="preserve"> </w:t>
-      </w:r>
-      <w:r>
-        <w:t xml:space="preserve">Modelo</w:t>
-      </w:r>
-      <w:r>
-        <w:t xml:space="preserve"> </w:t>
-      </w:r>
-      <w:r>
-        <w:t xml:space="preserve">de</w:t>
-      </w:r>
-      <w:r>
-        <w:t xml:space="preserve"> </w:t>
-      </w:r>
-      <w:r>
-        <w:t xml:space="preserve">Base</w:t>
-      </w:r>
-      <w:r>
-        <w:t xml:space="preserve"> </w:t>
-      </w:r>
-      <w:r>
-        <w:t xml:space="preserve">de</w:t>
-      </w:r>
-      <w:r>
-        <w:t xml:space="preserve"> </w:t>
-      </w:r>
-      <w:r>
-        <w:t xml:space="preserve">Datos</w:t>
-      </w:r>
-    </w:p>
-    <w:p>
-      <w:pPr>
-        <w:pStyle w:val="Subtitle"/>
-      </w:pPr>
-      <w:r>
-        <w:t>SICMA-BDD · Versión 1.0 · Vigente</w:t>
-      </w:r>
-      <w:r/>
-      <w:r/>
-      <w:r/>
-      <w:r/>
-      <w:r/>
-      <w:r/>
-      <w:r/>
-      <w:r/>
-      <w:r/>
-      <w:r/>
-    </w:p>
-    <w:p>
-      <w:pPr>
-        <w:pStyle w:val="Date"/>
-      </w:pPr>
-      <w:r>
-        <w:t>2026-10-17</w:t>
-      </w:r>
-    </w:p>
-    <w:p>
-      <w:pPr>
         <w:spacing w:before="360" w:after="160"/>
       </w:pPr>
       <w:r>
@@ -635,7 +565,7 @@
         <w:pStyle w:val="toc1"/>
       </w:pPr>
       <w:r>
-        <w:t>Glosario y referencias</w:t>
+        <w:t>Glosario</w:t>
       </w:r>
       <w:r>
         <w:tab/>
@@ -646,7 +576,7 @@
     </w:p>
     <w:p>
       <w:pPr>
-        <w:pStyle w:val="toc2"/>
+        <w:pStyle w:val="toc1"/>
       </w:pPr>
       <w:r>
         <w:t>Referencias</w:t>
@@ -14522,7 +14452,7 @@
         <w:pStyle w:val="Heading2"/>
       </w:pPr>
       <w:r>
-        <w:t xml:space="preserve">Glosario y referencias</w:t>
+        <w:t>Glosario</w:t>
       </w:r>
     </w:p>
     <w:tbl>
@@ -15011,7 +14941,7 @@
     </w:tbl>
     <w:p>
       <w:pPr>
-        <w:pStyle w:val="Heading3"/>
+        <w:pStyle w:val="Heading2"/>
         <w:pageBreakBefore/>
       </w:pPr>
       <w:r>
@@ -15109,7 +15039,7 @@
         <w:rPr>
           <w:b w:val="0"/>
         </w:rPr>
-        <w:t>[6] Equipo SICMA. Volcado de la base de datos sicma, 2026-10-10 (Dump20261010.sql).</w:t>
+        <w:t>[6] SICMA-CPR v1.0. Casos de Prueba. Equipo SICMA, 2026-10-17.</w:t>
       </w:r>
     </w:p>
     <w:p>
@@ -15122,7 +15052,20 @@
         <w:rPr>
           <w:b w:val="0"/>
         </w:rPr>
-        <w:t>[7] Equipo SICMA. Repositorio del proyecto, https://github.com/AlvaroGonbri/Capstone (carpetas Software y Fase 2).</w:t>
+        <w:t>[7] Equipo SICMA. Volcado de la base de datos sicma, 2026-10-10 (Dump20261010.sql).</w:t>
+      </w:r>
+    </w:p>
+    <w:p>
+      <w:pPr>
+        <w:pStyle w:val="Compact"/>
+        <w:spacing w:after="60"/>
+        <w:ind w:left="510" w:hanging="510"/>
+      </w:pPr>
+      <w:r>
+        <w:rPr>
+          <w:b w:val="0"/>
+        </w:rPr>
+        <w:t>[8] Equipo SICMA. Repositorio del proyecto, https://github.com/AlvaroGonbri/Capstone (carpetas Software y Fase 2).</w:t>
       </w:r>
     </w:p>
     <w:p>
@@ -15151,7 +15094,7 @@
         <w:rPr>
           <w:b w:val="0"/>
         </w:rPr>
-        <w:t>[8] Oracle. MySQL 8.4 Reference Manual (InnoDB, restricciones y tipos de datos). https://dev.mysql.com/doc/refman/8.4/en/</w:t>
+        <w:t>[9] Oracle. MySQL 8.4 Reference Manual (InnoDB, restricciones y tipos de datos). https://dev.mysql.com/doc/refman/8.4/en/</w:t>
       </w:r>
     </w:p>
     <w:p>
@@ -15164,7 +15107,7 @@
         <w:rPr>
           <w:b w:val="0"/>
         </w:rPr>
-        <w:t>[9] Django Software Foundation. Django documentation (autenticación, ORM y migraciones). https://docs.djangoproject.com/</w:t>
+        <w:t>[10] Django Software Foundation. Django documentation (autenticación, ORM y migraciones). https://docs.djangoproject.com/</w:t>
       </w:r>
     </w:p>
     <w:p>
@@ -15177,7 +15120,7 @@
         <w:rPr>
           <w:b w:val="0"/>
         </w:rPr>
-        <w:t>[10] Django REST framework y djangorestframework-simplejwt. Documentación (serializadores, vistas y token blacklist). https://www.django-rest-framework.org/</w:t>
+        <w:t>[11] Django REST framework y djangorestframework-simplejwt. Documentación (serializadores, vistas y token blacklist). https://www.django-rest-framework.org/</w:t>
       </w:r>
     </w:p>
     <w:bookmarkEnd w:id="40"/>
@@ -15480,7 +15423,7 @@
         <w:rFonts w:asciiTheme="minorHAnsi" w:cstheme="minorBidi" w:eastAsiaTheme="minorHAnsi" w:hAnsiTheme="minorHAnsi"/>
         <w:sz w:val="24"/>
         <w:szCs w:val="24"/>
-        <w:lang w:bidi="ar-SA" w:eastAsia="en-US" w:val="en-US"/>
+        <w:lang w:bidi="ar-SA" w:eastAsia="es-CL" w:val="es-CL"/>
       </w:rPr>
     </w:rPrDefault>
     <w:pPrDefault>
@@ -15512,7 +15455,7 @@
     </w:rPr>
   </w:style>
   <w:style w:customStyle="1" w:styleId="FirstParagraph" w:type="paragraph">
-    <w:name w:val="First Paragraph"/>
+    <w:name w:val="Primer párrafo"/>
     <w:basedOn w:val="BodyText"/>
     <w:next w:val="BodyText"/>
     <w:qFormat/>
@@ -15522,7 +15465,7 @@
     </w:rPr>
   </w:style>
   <w:style w:customStyle="1" w:styleId="Compact" w:type="paragraph">
-    <w:name w:val="Compact"/>
+    <w:name w:val="Compacto"/>
     <w:basedOn w:val="BodyText"/>
     <w:qFormat/>
     <w:pPr>
@@ -15862,7 +15805,7 @@
     <w:unhideWhenUsed/>
   </w:style>
   <w:style w:default="1" w:styleId="Table" w:type="table">
-    <w:name w:val="Table"/>
+    <w:name w:val="Tabla"/>
     <w:basedOn w:val="TableNormal"/>
     <w:semiHidden/>
     <w:unhideWhenUsed/>
@@ -15926,7 +15869,7 @@
     </w:rPr>
   </w:style>
   <w:style w:customStyle="1" w:styleId="TableCaption" w:type="paragraph">
-    <w:name w:val="Table Caption"/>
+    <w:name w:val="Leyenda de tabla"/>
     <w:basedOn w:val="Caption"/>
     <w:pPr>
       <w:keepNext/>
@@ -15936,7 +15879,7 @@
     </w:rPr>
   </w:style>
   <w:style w:customStyle="1" w:styleId="ImageCaption" w:type="paragraph">
-    <w:name w:val="Image Caption"/>
+    <w:name w:val="Leyenda de imagen"/>
     <w:basedOn w:val="Caption"/>
     <w:rPr>
       <w:rFonts w:ascii="Calibri" w:hAnsi="Calibri" w:cs="Calibri" w:eastAsia="Calibri"/>
@@ -15950,7 +15893,7 @@
     </w:rPr>
   </w:style>
   <w:style w:customStyle="1" w:styleId="CaptionedFigure" w:type="paragraph">
-    <w:name w:val="Captioned Figure"/>
+    <w:name w:val="Figura con leyenda"/>
     <w:basedOn w:val="Figure"/>
     <w:pPr>
       <w:keepNext/>
@@ -15965,7 +15908,7 @@
     <w:link w:val="BodyText"/>
   </w:style>
   <w:style w:customStyle="1" w:styleId="VerbatimChar" w:type="character">
-    <w:name w:val="Verbatim Char"/>
+    <w:name w:val="Carácter literal"/>
     <w:basedOn w:val="BodyTextChar"/>
     <w:rPr>
       <w:rFonts w:ascii="Consolas" w:hAnsi="Consolas"/>
@@ -16009,7 +15952,7 @@
     </w:rPr>
   </w:style>
   <w:style w:type="paragraph" w:customStyle="1" w:styleId="SourceCode">
-    <w:name w:val="Source Code"/>
+    <w:name w:val="Código fuente"/>
     <w:basedOn w:val="Normal"/>
     <w:link w:val="VerbatimChar"/>
     <w:pPr>
